--- a/32IV Inzhenerija vbudovanyh/K5/KNT-122_Onyshchenko_Variant-19_K5.docx
+++ b/32IV Inzhenerija vbudovanyh/K5/KNT-122_Onyshchenko_Variant-19_K5.docx
@@ -11883,6 +11883,2521 @@
     </w:p>
     <w:p>
       <w:pPr>
+        <w:pStyle w:val="H3"/>
+        <w:rPr/>
+      </w:pPr>
+      <w:r>
+        <w:rPr/>
+        <w:t>1 Світлодіод</w:t>
+      </w:r>
+    </w:p>
+    <w:p>
+      <w:pPr>
+        <w:pStyle w:val="P1"/>
+        <w:rPr/>
+      </w:pPr>
+      <w:r>
+        <w:rPr/>
+      </w:r>
+    </w:p>
+    <w:p>
+      <w:pPr>
+        <w:pStyle w:val="P1"/>
+        <w:rPr/>
+      </w:pPr>
+      <w:r>
+        <w:rPr/>
+        <w:t xml:space="preserve">Реалізацію взято звідси: </w:t>
+      </w:r>
+      <w:hyperlink r:id="rId28">
+        <w:r>
+          <w:rPr>
+            <w:rStyle w:val="Hyperlink"/>
+          </w:rPr>
+          <w:t>Button / Examples / Processing.org</w:t>
+        </w:r>
+      </w:hyperlink>
+      <w:r>
+        <w:rPr/>
+        <w:t>.</w:t>
+      </w:r>
+    </w:p>
+    <w:p>
+      <w:pPr>
+        <w:pStyle w:val="P1"/>
+        <w:rPr/>
+      </w:pPr>
+      <w:r>
+        <w:rPr/>
+      </w:r>
+    </w:p>
+    <w:p>
+      <w:pPr>
+        <w:pStyle w:val="Code"/>
+        <w:rPr>
+          <w:rFonts w:ascii="Courier New" w:hAnsi="Courier New"/>
+          <w:color w:val="auto"/>
+        </w:rPr>
+      </w:pPr>
+      <w:r>
+        <w:rPr>
+          <w:rFonts w:ascii="Courier New" w:hAnsi="Courier New"/>
+          <w:color w:val="auto"/>
+        </w:rPr>
+        <w:t>int padding=10;</w:t>
+      </w:r>
+    </w:p>
+    <w:p>
+      <w:pPr>
+        <w:pStyle w:val="Code"/>
+        <w:rPr>
+          <w:rFonts w:ascii="Courier New" w:hAnsi="Courier New"/>
+          <w:color w:val="auto"/>
+        </w:rPr>
+      </w:pPr>
+      <w:r>
+        <w:rPr>
+          <w:rFonts w:ascii="Courier New" w:hAnsi="Courier New"/>
+          <w:color w:val="auto"/>
+        </w:rPr>
+        <w:t>boolean redOver=false;</w:t>
+      </w:r>
+    </w:p>
+    <w:p>
+      <w:pPr>
+        <w:pStyle w:val="Code"/>
+        <w:rPr>
+          <w:rFonts w:ascii="Courier New" w:hAnsi="Courier New"/>
+          <w:color w:val="auto"/>
+        </w:rPr>
+      </w:pPr>
+      <w:r>
+        <w:rPr>
+          <w:rFonts w:ascii="Courier New" w:hAnsi="Courier New"/>
+          <w:color w:val="auto"/>
+        </w:rPr>
+        <w:t>boolean greenOver=false;</w:t>
+      </w:r>
+    </w:p>
+    <w:p>
+      <w:pPr>
+        <w:pStyle w:val="Code"/>
+        <w:rPr>
+          <w:rFonts w:ascii="Courier New" w:hAnsi="Courier New"/>
+          <w:color w:val="auto"/>
+        </w:rPr>
+      </w:pPr>
+      <w:r>
+        <w:rPr>
+          <w:rFonts w:ascii="Courier New" w:hAnsi="Courier New"/>
+          <w:color w:val="auto"/>
+        </w:rPr>
+        <w:t>boolean blueOver=false;</w:t>
+      </w:r>
+    </w:p>
+    <w:p>
+      <w:pPr>
+        <w:pStyle w:val="Code"/>
+        <w:rPr>
+          <w:rFonts w:ascii="Courier New" w:hAnsi="Courier New"/>
+          <w:color w:val="auto"/>
+        </w:rPr>
+      </w:pPr>
+      <w:r>
+        <w:rPr>
+          <w:rFonts w:ascii="Courier New" w:hAnsi="Courier New"/>
+          <w:color w:val="auto"/>
+        </w:rPr>
+        <w:t>color redColor = color(255, 0, 0);</w:t>
+      </w:r>
+    </w:p>
+    <w:p>
+      <w:pPr>
+        <w:pStyle w:val="Code"/>
+        <w:rPr>
+          <w:rFonts w:ascii="Courier New" w:hAnsi="Courier New"/>
+          <w:color w:val="auto"/>
+        </w:rPr>
+      </w:pPr>
+      <w:r>
+        <w:rPr>
+          <w:rFonts w:ascii="Courier New" w:hAnsi="Courier New"/>
+          <w:color w:val="auto"/>
+        </w:rPr>
+        <w:t>color greenColor = color(0, 255, 0);</w:t>
+      </w:r>
+    </w:p>
+    <w:p>
+      <w:pPr>
+        <w:pStyle w:val="Code"/>
+        <w:rPr>
+          <w:rFonts w:ascii="Courier New" w:hAnsi="Courier New"/>
+          <w:color w:val="auto"/>
+        </w:rPr>
+      </w:pPr>
+      <w:r>
+        <w:rPr>
+          <w:rFonts w:ascii="Courier New" w:hAnsi="Courier New"/>
+          <w:color w:val="auto"/>
+        </w:rPr>
+        <w:t>color blueColor = color(0, 0, 255);</w:t>
+      </w:r>
+    </w:p>
+    <w:p>
+      <w:pPr>
+        <w:pStyle w:val="Code"/>
+        <w:rPr>
+          <w:rFonts w:ascii="Courier New" w:hAnsi="Courier New"/>
+          <w:color w:val="auto"/>
+        </w:rPr>
+      </w:pPr>
+      <w:r>
+        <w:rPr>
+          <w:rFonts w:ascii="Courier New" w:hAnsi="Courier New"/>
+          <w:color w:val="auto"/>
+        </w:rPr>
+        <w:t>color redHighlightColor = color(255, 100, 100);</w:t>
+      </w:r>
+    </w:p>
+    <w:p>
+      <w:pPr>
+        <w:pStyle w:val="Code"/>
+        <w:rPr>
+          <w:rFonts w:ascii="Courier New" w:hAnsi="Courier New"/>
+          <w:color w:val="auto"/>
+        </w:rPr>
+      </w:pPr>
+      <w:r>
+        <w:rPr>
+          <w:rFonts w:ascii="Courier New" w:hAnsi="Courier New"/>
+          <w:color w:val="auto"/>
+        </w:rPr>
+        <w:t>color greenHighlightColor = color(100, 255, 100);</w:t>
+      </w:r>
+    </w:p>
+    <w:p>
+      <w:pPr>
+        <w:pStyle w:val="Code"/>
+        <w:rPr>
+          <w:rFonts w:ascii="Courier New" w:hAnsi="Courier New"/>
+          <w:color w:val="auto"/>
+        </w:rPr>
+      </w:pPr>
+      <w:r>
+        <w:rPr>
+          <w:rFonts w:ascii="Courier New" w:hAnsi="Courier New"/>
+          <w:color w:val="auto"/>
+        </w:rPr>
+        <w:t>color blueHighlightColor = color(100, 100, 255);</w:t>
+      </w:r>
+    </w:p>
+    <w:p>
+      <w:pPr>
+        <w:pStyle w:val="Code"/>
+        <w:rPr>
+          <w:rFonts w:ascii="Courier New" w:hAnsi="Courier New"/>
+          <w:color w:val="auto"/>
+        </w:rPr>
+      </w:pPr>
+      <w:r>
+        <w:rPr>
+          <w:rFonts w:ascii="Courier New" w:hAnsi="Courier New"/>
+          <w:color w:val="auto"/>
+        </w:rPr>
+      </w:r>
+    </w:p>
+    <w:p>
+      <w:pPr>
+        <w:pStyle w:val="Code"/>
+        <w:rPr>
+          <w:rFonts w:ascii="Courier New" w:hAnsi="Courier New"/>
+          <w:color w:val="auto"/>
+        </w:rPr>
+      </w:pPr>
+      <w:r>
+        <w:rPr>
+          <w:rFonts w:ascii="Courier New" w:hAnsi="Courier New"/>
+          <w:color w:val="auto"/>
+        </w:rPr>
+        <w:t>void setup() {</w:t>
+      </w:r>
+    </w:p>
+    <w:p>
+      <w:pPr>
+        <w:pStyle w:val="Code"/>
+        <w:rPr>
+          <w:rFonts w:ascii="Courier New" w:hAnsi="Courier New"/>
+          <w:color w:val="auto"/>
+        </w:rPr>
+      </w:pPr>
+      <w:r>
+        <w:rPr>
+          <w:rFonts w:ascii="Courier New" w:hAnsi="Courier New"/>
+          <w:color w:val="auto"/>
+        </w:rPr>
+        <w:t xml:space="preserve">  </w:t>
+      </w:r>
+      <w:r>
+        <w:rPr>
+          <w:rFonts w:ascii="Courier New" w:hAnsi="Courier New"/>
+          <w:b w:val="false"/>
+          <w:color w:val="auto"/>
+          <w:sz w:val="21"/>
+        </w:rPr>
+        <w:t>size(300*3, 100*3);</w:t>
+      </w:r>
+    </w:p>
+    <w:p>
+      <w:pPr>
+        <w:pStyle w:val="Code"/>
+        <w:rPr>
+          <w:rFonts w:ascii="Courier New" w:hAnsi="Courier New"/>
+          <w:color w:val="auto"/>
+        </w:rPr>
+      </w:pPr>
+      <w:r>
+        <w:rPr>
+          <w:rFonts w:ascii="Courier New" w:hAnsi="Courier New"/>
+          <w:color w:val="auto"/>
+        </w:rPr>
+        <w:t>}</w:t>
+      </w:r>
+    </w:p>
+    <w:p>
+      <w:pPr>
+        <w:pStyle w:val="Code"/>
+        <w:rPr>
+          <w:rFonts w:ascii="Courier New" w:hAnsi="Courier New"/>
+          <w:color w:val="auto"/>
+        </w:rPr>
+      </w:pPr>
+      <w:r>
+        <w:rPr>
+          <w:rFonts w:ascii="Courier New" w:hAnsi="Courier New"/>
+          <w:color w:val="auto"/>
+        </w:rPr>
+      </w:r>
+    </w:p>
+    <w:p>
+      <w:pPr>
+        <w:pStyle w:val="Code"/>
+        <w:rPr>
+          <w:rFonts w:ascii="Courier New" w:hAnsi="Courier New"/>
+          <w:color w:val="auto"/>
+        </w:rPr>
+      </w:pPr>
+      <w:r>
+        <w:rPr>
+          <w:rFonts w:ascii="Courier New" w:hAnsi="Courier New"/>
+          <w:color w:val="auto"/>
+        </w:rPr>
+        <w:t>void draw() {</w:t>
+      </w:r>
+    </w:p>
+    <w:p>
+      <w:pPr>
+        <w:pStyle w:val="Code"/>
+        <w:rPr>
+          <w:rFonts w:ascii="Courier New" w:hAnsi="Courier New"/>
+          <w:color w:val="auto"/>
+        </w:rPr>
+      </w:pPr>
+      <w:r>
+        <w:rPr>
+          <w:rFonts w:ascii="Courier New" w:hAnsi="Courier New"/>
+          <w:color w:val="auto"/>
+        </w:rPr>
+        <w:t xml:space="preserve">  </w:t>
+      </w:r>
+      <w:r>
+        <w:rPr>
+          <w:rFonts w:ascii="Courier New" w:hAnsi="Courier New"/>
+          <w:b w:val="false"/>
+          <w:color w:val="auto"/>
+          <w:sz w:val="21"/>
+        </w:rPr>
+        <w:t>update(mouseX,mouseY);</w:t>
+      </w:r>
+    </w:p>
+    <w:p>
+      <w:pPr>
+        <w:pStyle w:val="Code"/>
+        <w:rPr>
+          <w:rFonts w:ascii="Courier New" w:hAnsi="Courier New"/>
+          <w:color w:val="auto"/>
+        </w:rPr>
+      </w:pPr>
+      <w:r>
+        <w:rPr>
+          <w:rFonts w:ascii="Courier New" w:hAnsi="Courier New"/>
+          <w:color w:val="auto"/>
+        </w:rPr>
+        <w:t xml:space="preserve">  </w:t>
+      </w:r>
+      <w:r>
+        <w:rPr>
+          <w:rFonts w:ascii="Courier New" w:hAnsi="Courier New"/>
+          <w:b w:val="false"/>
+          <w:color w:val="auto"/>
+          <w:sz w:val="21"/>
+        </w:rPr>
+        <w:t>background(255);</w:t>
+      </w:r>
+    </w:p>
+    <w:p>
+      <w:pPr>
+        <w:pStyle w:val="Code"/>
+        <w:rPr>
+          <w:rFonts w:ascii="Courier New" w:hAnsi="Courier New"/>
+          <w:color w:val="auto"/>
+        </w:rPr>
+      </w:pPr>
+      <w:r>
+        <w:rPr>
+          <w:rFonts w:ascii="Courier New" w:hAnsi="Courier New"/>
+          <w:color w:val="auto"/>
+        </w:rPr>
+        <w:t xml:space="preserve">  </w:t>
+      </w:r>
+      <w:r>
+        <w:rPr>
+          <w:rFonts w:ascii="Courier New" w:hAnsi="Courier New"/>
+          <w:b w:val="false"/>
+          <w:color w:val="auto"/>
+          <w:sz w:val="21"/>
+        </w:rPr>
+        <w:t>noStroke();</w:t>
+      </w:r>
+    </w:p>
+    <w:p>
+      <w:pPr>
+        <w:pStyle w:val="Code"/>
+        <w:rPr>
+          <w:rFonts w:ascii="Courier New" w:hAnsi="Courier New"/>
+          <w:color w:val="auto"/>
+        </w:rPr>
+      </w:pPr>
+      <w:r>
+        <w:rPr>
+          <w:rFonts w:ascii="Courier New" w:hAnsi="Courier New"/>
+          <w:color w:val="auto"/>
+        </w:rPr>
+        <w:t xml:space="preserve">  </w:t>
+      </w:r>
+      <w:r>
+        <w:rPr>
+          <w:rFonts w:ascii="Courier New" w:hAnsi="Courier New"/>
+          <w:b w:val="false"/>
+          <w:color w:val="auto"/>
+          <w:sz w:val="21"/>
+        </w:rPr>
+        <w:t>int size=width/3;</w:t>
+      </w:r>
+    </w:p>
+    <w:p>
+      <w:pPr>
+        <w:pStyle w:val="Code"/>
+        <w:rPr>
+          <w:rFonts w:ascii="Courier New" w:hAnsi="Courier New"/>
+          <w:color w:val="auto"/>
+        </w:rPr>
+      </w:pPr>
+      <w:r>
+        <w:rPr>
+          <w:rFonts w:ascii="Courier New" w:hAnsi="Courier New"/>
+          <w:color w:val="auto"/>
+        </w:rPr>
+      </w:r>
+    </w:p>
+    <w:p>
+      <w:pPr>
+        <w:pStyle w:val="Code"/>
+        <w:rPr>
+          <w:rFonts w:ascii="Courier New" w:hAnsi="Courier New"/>
+          <w:color w:val="auto"/>
+        </w:rPr>
+      </w:pPr>
+      <w:r>
+        <w:rPr>
+          <w:rFonts w:ascii="Courier New" w:hAnsi="Courier New"/>
+          <w:color w:val="auto"/>
+        </w:rPr>
+        <w:t xml:space="preserve">  </w:t>
+      </w:r>
+      <w:r>
+        <w:rPr>
+          <w:rFonts w:ascii="Courier New" w:hAnsi="Courier New"/>
+          <w:b w:val="false"/>
+          <w:color w:val="auto"/>
+          <w:sz w:val="21"/>
+        </w:rPr>
+        <w:t>if (redOver) fill(redHighlightColor);</w:t>
+      </w:r>
+    </w:p>
+    <w:p>
+      <w:pPr>
+        <w:pStyle w:val="Code"/>
+        <w:rPr>
+          <w:rFonts w:ascii="Courier New" w:hAnsi="Courier New"/>
+          <w:color w:val="auto"/>
+        </w:rPr>
+      </w:pPr>
+      <w:r>
+        <w:rPr>
+          <w:rFonts w:ascii="Courier New" w:hAnsi="Courier New"/>
+          <w:color w:val="auto"/>
+        </w:rPr>
+        <w:t xml:space="preserve">  </w:t>
+      </w:r>
+      <w:r>
+        <w:rPr>
+          <w:rFonts w:ascii="Courier New" w:hAnsi="Courier New"/>
+          <w:b w:val="false"/>
+          <w:color w:val="auto"/>
+          <w:sz w:val="21"/>
+        </w:rPr>
+        <w:t>else fill(redColor);</w:t>
+      </w:r>
+    </w:p>
+    <w:p>
+      <w:pPr>
+        <w:pStyle w:val="Code"/>
+        <w:rPr>
+          <w:rFonts w:ascii="Courier New" w:hAnsi="Courier New"/>
+          <w:color w:val="auto"/>
+        </w:rPr>
+      </w:pPr>
+      <w:r>
+        <w:rPr>
+          <w:rFonts w:ascii="Courier New" w:hAnsi="Courier New"/>
+          <w:color w:val="auto"/>
+        </w:rPr>
+        <w:t xml:space="preserve">  </w:t>
+      </w:r>
+      <w:r>
+        <w:rPr>
+          <w:rFonts w:ascii="Courier New" w:hAnsi="Courier New"/>
+          <w:b w:val="false"/>
+          <w:color w:val="auto"/>
+          <w:sz w:val="21"/>
+        </w:rPr>
+        <w:t>rect(padding, padding, width/3-padding*2, height-padding*2);</w:t>
+      </w:r>
+    </w:p>
+    <w:p>
+      <w:pPr>
+        <w:pStyle w:val="Code"/>
+        <w:rPr>
+          <w:rFonts w:ascii="Courier New" w:hAnsi="Courier New"/>
+          <w:color w:val="auto"/>
+        </w:rPr>
+      </w:pPr>
+      <w:r>
+        <w:rPr>
+          <w:rFonts w:ascii="Courier New" w:hAnsi="Courier New"/>
+          <w:color w:val="auto"/>
+        </w:rPr>
+      </w:r>
+    </w:p>
+    <w:p>
+      <w:pPr>
+        <w:pStyle w:val="Code"/>
+        <w:rPr>
+          <w:rFonts w:ascii="Courier New" w:hAnsi="Courier New"/>
+          <w:color w:val="auto"/>
+        </w:rPr>
+      </w:pPr>
+      <w:r>
+        <w:rPr>
+          <w:rFonts w:ascii="Courier New" w:hAnsi="Courier New"/>
+          <w:color w:val="auto"/>
+        </w:rPr>
+        <w:t xml:space="preserve">  </w:t>
+      </w:r>
+      <w:r>
+        <w:rPr>
+          <w:rFonts w:ascii="Courier New" w:hAnsi="Courier New"/>
+          <w:b w:val="false"/>
+          <w:color w:val="auto"/>
+          <w:sz w:val="21"/>
+        </w:rPr>
+        <w:t>if (greenOver) fill(greenHighlightColor);</w:t>
+      </w:r>
+    </w:p>
+    <w:p>
+      <w:pPr>
+        <w:pStyle w:val="Code"/>
+        <w:rPr>
+          <w:rFonts w:ascii="Courier New" w:hAnsi="Courier New"/>
+          <w:color w:val="auto"/>
+        </w:rPr>
+      </w:pPr>
+      <w:r>
+        <w:rPr>
+          <w:rFonts w:ascii="Courier New" w:hAnsi="Courier New"/>
+          <w:color w:val="auto"/>
+        </w:rPr>
+        <w:t xml:space="preserve">  </w:t>
+      </w:r>
+      <w:r>
+        <w:rPr>
+          <w:rFonts w:ascii="Courier New" w:hAnsi="Courier New"/>
+          <w:b w:val="false"/>
+          <w:color w:val="auto"/>
+          <w:sz w:val="21"/>
+        </w:rPr>
+        <w:t>else fill(greenColor);</w:t>
+      </w:r>
+    </w:p>
+    <w:p>
+      <w:pPr>
+        <w:pStyle w:val="Code"/>
+        <w:rPr>
+          <w:rFonts w:ascii="Courier New" w:hAnsi="Courier New"/>
+          <w:color w:val="auto"/>
+        </w:rPr>
+      </w:pPr>
+      <w:r>
+        <w:rPr>
+          <w:rFonts w:ascii="Courier New" w:hAnsi="Courier New"/>
+          <w:color w:val="auto"/>
+        </w:rPr>
+        <w:t xml:space="preserve">  </w:t>
+      </w:r>
+      <w:r>
+        <w:rPr>
+          <w:rFonts w:ascii="Courier New" w:hAnsi="Courier New"/>
+          <w:b w:val="false"/>
+          <w:color w:val="auto"/>
+          <w:sz w:val="21"/>
+        </w:rPr>
+        <w:t>rect(padding+size, padding, width/3-padding*2, height-padding*2);</w:t>
+      </w:r>
+    </w:p>
+    <w:p>
+      <w:pPr>
+        <w:pStyle w:val="Code"/>
+        <w:rPr>
+          <w:rFonts w:ascii="Courier New" w:hAnsi="Courier New"/>
+          <w:color w:val="auto"/>
+        </w:rPr>
+      </w:pPr>
+      <w:r>
+        <w:rPr>
+          <w:rFonts w:ascii="Courier New" w:hAnsi="Courier New"/>
+          <w:color w:val="auto"/>
+        </w:rPr>
+      </w:r>
+    </w:p>
+    <w:p>
+      <w:pPr>
+        <w:pStyle w:val="Code"/>
+        <w:rPr>
+          <w:rFonts w:ascii="Courier New" w:hAnsi="Courier New"/>
+          <w:color w:val="auto"/>
+        </w:rPr>
+      </w:pPr>
+      <w:r>
+        <w:rPr>
+          <w:rFonts w:ascii="Courier New" w:hAnsi="Courier New"/>
+          <w:color w:val="auto"/>
+        </w:rPr>
+        <w:t xml:space="preserve">  </w:t>
+      </w:r>
+      <w:r>
+        <w:rPr>
+          <w:rFonts w:ascii="Courier New" w:hAnsi="Courier New"/>
+          <w:b w:val="false"/>
+          <w:color w:val="auto"/>
+          <w:sz w:val="21"/>
+        </w:rPr>
+        <w:t>if (blueOver) fill(blueHighlightColor);</w:t>
+      </w:r>
+    </w:p>
+    <w:p>
+      <w:pPr>
+        <w:pStyle w:val="Code"/>
+        <w:rPr>
+          <w:rFonts w:ascii="Courier New" w:hAnsi="Courier New"/>
+          <w:color w:val="auto"/>
+        </w:rPr>
+      </w:pPr>
+      <w:r>
+        <w:rPr>
+          <w:rFonts w:ascii="Courier New" w:hAnsi="Courier New"/>
+          <w:color w:val="auto"/>
+        </w:rPr>
+        <w:t xml:space="preserve">  </w:t>
+      </w:r>
+      <w:r>
+        <w:rPr>
+          <w:rFonts w:ascii="Courier New" w:hAnsi="Courier New"/>
+          <w:b w:val="false"/>
+          <w:color w:val="auto"/>
+          <w:sz w:val="21"/>
+        </w:rPr>
+        <w:t>else fill(blueColor);</w:t>
+      </w:r>
+    </w:p>
+    <w:p>
+      <w:pPr>
+        <w:pStyle w:val="Code"/>
+        <w:rPr>
+          <w:rFonts w:ascii="Courier New" w:hAnsi="Courier New"/>
+          <w:color w:val="auto"/>
+        </w:rPr>
+      </w:pPr>
+      <w:r>
+        <w:rPr>
+          <w:rFonts w:ascii="Courier New" w:hAnsi="Courier New"/>
+          <w:color w:val="auto"/>
+        </w:rPr>
+        <w:t xml:space="preserve">  </w:t>
+      </w:r>
+      <w:r>
+        <w:rPr>
+          <w:rFonts w:ascii="Courier New" w:hAnsi="Courier New"/>
+          <w:b w:val="false"/>
+          <w:color w:val="auto"/>
+          <w:sz w:val="21"/>
+        </w:rPr>
+        <w:t>rect(padding+size*2, padding, width/3-padding*2, height-padding*2);</w:t>
+      </w:r>
+    </w:p>
+    <w:p>
+      <w:pPr>
+        <w:pStyle w:val="Code"/>
+        <w:rPr>
+          <w:rFonts w:ascii="Courier New" w:hAnsi="Courier New"/>
+          <w:color w:val="auto"/>
+        </w:rPr>
+      </w:pPr>
+      <w:r>
+        <w:rPr>
+          <w:rFonts w:ascii="Courier New" w:hAnsi="Courier New"/>
+          <w:color w:val="auto"/>
+        </w:rPr>
+        <w:t>}</w:t>
+      </w:r>
+    </w:p>
+    <w:p>
+      <w:pPr>
+        <w:pStyle w:val="Code"/>
+        <w:rPr>
+          <w:rFonts w:ascii="Courier New" w:hAnsi="Courier New"/>
+          <w:color w:val="auto"/>
+        </w:rPr>
+      </w:pPr>
+      <w:r>
+        <w:rPr>
+          <w:rFonts w:ascii="Courier New" w:hAnsi="Courier New"/>
+          <w:color w:val="auto"/>
+        </w:rPr>
+      </w:r>
+    </w:p>
+    <w:p>
+      <w:pPr>
+        <w:pStyle w:val="Code"/>
+        <w:rPr>
+          <w:rFonts w:ascii="Courier New" w:hAnsi="Courier New"/>
+          <w:color w:val="auto"/>
+        </w:rPr>
+      </w:pPr>
+      <w:r>
+        <w:rPr>
+          <w:rFonts w:ascii="Courier New" w:hAnsi="Courier New"/>
+          <w:color w:val="auto"/>
+        </w:rPr>
+        <w:t>void mousePressed() {</w:t>
+      </w:r>
+    </w:p>
+    <w:p>
+      <w:pPr>
+        <w:pStyle w:val="Code"/>
+        <w:rPr>
+          <w:rFonts w:ascii="Courier New" w:hAnsi="Courier New"/>
+          <w:color w:val="auto"/>
+        </w:rPr>
+      </w:pPr>
+      <w:r>
+        <w:rPr>
+          <w:rFonts w:ascii="Courier New" w:hAnsi="Courier New"/>
+          <w:color w:val="auto"/>
+        </w:rPr>
+        <w:t xml:space="preserve">  </w:t>
+      </w:r>
+      <w:r>
+        <w:rPr>
+          <w:rFonts w:ascii="Courier New" w:hAnsi="Courier New"/>
+          <w:b w:val="false"/>
+          <w:color w:val="auto"/>
+          <w:sz w:val="21"/>
+        </w:rPr>
+        <w:t>if (redOver) println("Red");</w:t>
+      </w:r>
+    </w:p>
+    <w:p>
+      <w:pPr>
+        <w:pStyle w:val="Code"/>
+        <w:rPr>
+          <w:rFonts w:ascii="Courier New" w:hAnsi="Courier New"/>
+          <w:color w:val="auto"/>
+        </w:rPr>
+      </w:pPr>
+      <w:r>
+        <w:rPr>
+          <w:rFonts w:ascii="Courier New" w:hAnsi="Courier New"/>
+          <w:color w:val="auto"/>
+        </w:rPr>
+        <w:t xml:space="preserve">  </w:t>
+      </w:r>
+      <w:r>
+        <w:rPr>
+          <w:rFonts w:ascii="Courier New" w:hAnsi="Courier New"/>
+          <w:b w:val="false"/>
+          <w:color w:val="auto"/>
+          <w:sz w:val="21"/>
+        </w:rPr>
+        <w:t>if (greenOver) println("Green");</w:t>
+      </w:r>
+    </w:p>
+    <w:p>
+      <w:pPr>
+        <w:pStyle w:val="Code"/>
+        <w:rPr>
+          <w:rFonts w:ascii="Courier New" w:hAnsi="Courier New"/>
+          <w:color w:val="auto"/>
+        </w:rPr>
+      </w:pPr>
+      <w:r>
+        <w:rPr>
+          <w:rFonts w:ascii="Courier New" w:hAnsi="Courier New"/>
+          <w:color w:val="auto"/>
+        </w:rPr>
+        <w:t xml:space="preserve">  </w:t>
+      </w:r>
+      <w:r>
+        <w:rPr>
+          <w:rFonts w:ascii="Courier New" w:hAnsi="Courier New"/>
+          <w:b w:val="false"/>
+          <w:color w:val="auto"/>
+          <w:sz w:val="21"/>
+        </w:rPr>
+        <w:t>if (blueOver) println("Blue");</w:t>
+      </w:r>
+    </w:p>
+    <w:p>
+      <w:pPr>
+        <w:pStyle w:val="Code"/>
+        <w:rPr>
+          <w:rFonts w:ascii="Courier New" w:hAnsi="Courier New"/>
+          <w:color w:val="auto"/>
+        </w:rPr>
+      </w:pPr>
+      <w:r>
+        <w:rPr>
+          <w:rFonts w:ascii="Courier New" w:hAnsi="Courier New"/>
+          <w:color w:val="auto"/>
+        </w:rPr>
+        <w:t>}</w:t>
+      </w:r>
+    </w:p>
+    <w:p>
+      <w:pPr>
+        <w:pStyle w:val="Code"/>
+        <w:rPr>
+          <w:rFonts w:ascii="Courier New" w:hAnsi="Courier New"/>
+          <w:color w:val="auto"/>
+        </w:rPr>
+      </w:pPr>
+      <w:r>
+        <w:rPr>
+          <w:rFonts w:ascii="Courier New" w:hAnsi="Courier New"/>
+          <w:color w:val="auto"/>
+        </w:rPr>
+      </w:r>
+    </w:p>
+    <w:p>
+      <w:pPr>
+        <w:pStyle w:val="Code"/>
+        <w:rPr>
+          <w:rFonts w:ascii="Courier New" w:hAnsi="Courier New"/>
+          <w:color w:val="auto"/>
+        </w:rPr>
+      </w:pPr>
+      <w:r>
+        <w:rPr>
+          <w:rFonts w:ascii="Courier New" w:hAnsi="Courier New"/>
+          <w:color w:val="auto"/>
+        </w:rPr>
+        <w:t>void update(int x,int y) {</w:t>
+      </w:r>
+    </w:p>
+    <w:p>
+      <w:pPr>
+        <w:pStyle w:val="Code"/>
+        <w:rPr>
+          <w:rFonts w:ascii="Courier New" w:hAnsi="Courier New"/>
+          <w:color w:val="auto"/>
+        </w:rPr>
+      </w:pPr>
+      <w:r>
+        <w:rPr>
+          <w:rFonts w:ascii="Courier New" w:hAnsi="Courier New"/>
+          <w:color w:val="auto"/>
+        </w:rPr>
+        <w:t xml:space="preserve">  </w:t>
+      </w:r>
+      <w:r>
+        <w:rPr>
+          <w:rFonts w:ascii="Courier New" w:hAnsi="Courier New"/>
+          <w:b w:val="false"/>
+          <w:color w:val="auto"/>
+          <w:sz w:val="21"/>
+        </w:rPr>
+        <w:t>if (overRed()) {</w:t>
+      </w:r>
+    </w:p>
+    <w:p>
+      <w:pPr>
+        <w:pStyle w:val="Code"/>
+        <w:rPr>
+          <w:rFonts w:ascii="Courier New" w:hAnsi="Courier New"/>
+          <w:color w:val="auto"/>
+        </w:rPr>
+      </w:pPr>
+      <w:r>
+        <w:rPr>
+          <w:rFonts w:ascii="Courier New" w:hAnsi="Courier New"/>
+          <w:color w:val="auto"/>
+        </w:rPr>
+        <w:t xml:space="preserve">    </w:t>
+      </w:r>
+      <w:r>
+        <w:rPr>
+          <w:rFonts w:ascii="Courier New" w:hAnsi="Courier New"/>
+          <w:b w:val="false"/>
+          <w:color w:val="auto"/>
+          <w:sz w:val="21"/>
+        </w:rPr>
+        <w:t>redOver=true;</w:t>
+      </w:r>
+    </w:p>
+    <w:p>
+      <w:pPr>
+        <w:pStyle w:val="Code"/>
+        <w:rPr>
+          <w:rFonts w:ascii="Courier New" w:hAnsi="Courier New"/>
+          <w:color w:val="auto"/>
+        </w:rPr>
+      </w:pPr>
+      <w:r>
+        <w:rPr>
+          <w:rFonts w:ascii="Courier New" w:hAnsi="Courier New"/>
+          <w:color w:val="auto"/>
+        </w:rPr>
+        <w:t xml:space="preserve">    </w:t>
+      </w:r>
+      <w:r>
+        <w:rPr>
+          <w:rFonts w:ascii="Courier New" w:hAnsi="Courier New"/>
+          <w:b w:val="false"/>
+          <w:color w:val="auto"/>
+          <w:sz w:val="21"/>
+        </w:rPr>
+        <w:t>greenOver=false;</w:t>
+      </w:r>
+    </w:p>
+    <w:p>
+      <w:pPr>
+        <w:pStyle w:val="Code"/>
+        <w:rPr>
+          <w:rFonts w:ascii="Courier New" w:hAnsi="Courier New"/>
+          <w:color w:val="auto"/>
+        </w:rPr>
+      </w:pPr>
+      <w:r>
+        <w:rPr>
+          <w:rFonts w:ascii="Courier New" w:hAnsi="Courier New"/>
+          <w:color w:val="auto"/>
+        </w:rPr>
+        <w:t xml:space="preserve">    </w:t>
+      </w:r>
+      <w:r>
+        <w:rPr>
+          <w:rFonts w:ascii="Courier New" w:hAnsi="Courier New"/>
+          <w:b w:val="false"/>
+          <w:color w:val="auto"/>
+          <w:sz w:val="21"/>
+        </w:rPr>
+        <w:t>blueOver=false;</w:t>
+      </w:r>
+    </w:p>
+    <w:p>
+      <w:pPr>
+        <w:pStyle w:val="Code"/>
+        <w:rPr>
+          <w:rFonts w:ascii="Courier New" w:hAnsi="Courier New"/>
+          <w:color w:val="auto"/>
+        </w:rPr>
+      </w:pPr>
+      <w:r>
+        <w:rPr>
+          <w:rFonts w:ascii="Courier New" w:hAnsi="Courier New"/>
+          <w:color w:val="auto"/>
+        </w:rPr>
+        <w:t xml:space="preserve">  </w:t>
+      </w:r>
+      <w:r>
+        <w:rPr>
+          <w:rFonts w:ascii="Courier New" w:hAnsi="Courier New"/>
+          <w:b w:val="false"/>
+          <w:color w:val="auto"/>
+          <w:sz w:val="21"/>
+        </w:rPr>
+        <w:t>}</w:t>
+      </w:r>
+    </w:p>
+    <w:p>
+      <w:pPr>
+        <w:pStyle w:val="Code"/>
+        <w:rPr>
+          <w:rFonts w:ascii="Courier New" w:hAnsi="Courier New"/>
+          <w:color w:val="auto"/>
+        </w:rPr>
+      </w:pPr>
+      <w:r>
+        <w:rPr>
+          <w:rFonts w:ascii="Courier New" w:hAnsi="Courier New"/>
+          <w:color w:val="auto"/>
+        </w:rPr>
+        <w:t xml:space="preserve">  </w:t>
+      </w:r>
+      <w:r>
+        <w:rPr>
+          <w:rFonts w:ascii="Courier New" w:hAnsi="Courier New"/>
+          <w:b w:val="false"/>
+          <w:color w:val="auto"/>
+          <w:sz w:val="21"/>
+        </w:rPr>
+        <w:t>else if (overGreen()) {</w:t>
+      </w:r>
+    </w:p>
+    <w:p>
+      <w:pPr>
+        <w:pStyle w:val="Code"/>
+        <w:rPr>
+          <w:rFonts w:ascii="Courier New" w:hAnsi="Courier New"/>
+          <w:color w:val="auto"/>
+        </w:rPr>
+      </w:pPr>
+      <w:r>
+        <w:rPr>
+          <w:rFonts w:ascii="Courier New" w:hAnsi="Courier New"/>
+          <w:color w:val="auto"/>
+        </w:rPr>
+        <w:t xml:space="preserve">    </w:t>
+      </w:r>
+      <w:r>
+        <w:rPr>
+          <w:rFonts w:ascii="Courier New" w:hAnsi="Courier New"/>
+          <w:b w:val="false"/>
+          <w:color w:val="auto"/>
+          <w:sz w:val="21"/>
+        </w:rPr>
+        <w:t>redOver=false;</w:t>
+      </w:r>
+    </w:p>
+    <w:p>
+      <w:pPr>
+        <w:pStyle w:val="Code"/>
+        <w:rPr>
+          <w:rFonts w:ascii="Courier New" w:hAnsi="Courier New"/>
+          <w:color w:val="auto"/>
+        </w:rPr>
+      </w:pPr>
+      <w:r>
+        <w:rPr>
+          <w:rFonts w:ascii="Courier New" w:hAnsi="Courier New"/>
+          <w:color w:val="auto"/>
+        </w:rPr>
+        <w:t xml:space="preserve">    </w:t>
+      </w:r>
+      <w:r>
+        <w:rPr>
+          <w:rFonts w:ascii="Courier New" w:hAnsi="Courier New"/>
+          <w:b w:val="false"/>
+          <w:color w:val="auto"/>
+          <w:sz w:val="21"/>
+        </w:rPr>
+        <w:t>greenOver=true;</w:t>
+      </w:r>
+    </w:p>
+    <w:p>
+      <w:pPr>
+        <w:pStyle w:val="Code"/>
+        <w:rPr>
+          <w:rFonts w:ascii="Courier New" w:hAnsi="Courier New"/>
+          <w:color w:val="auto"/>
+        </w:rPr>
+      </w:pPr>
+      <w:r>
+        <w:rPr>
+          <w:rFonts w:ascii="Courier New" w:hAnsi="Courier New"/>
+          <w:color w:val="auto"/>
+        </w:rPr>
+        <w:t xml:space="preserve">    </w:t>
+      </w:r>
+      <w:r>
+        <w:rPr>
+          <w:rFonts w:ascii="Courier New" w:hAnsi="Courier New"/>
+          <w:b w:val="false"/>
+          <w:color w:val="auto"/>
+          <w:sz w:val="21"/>
+        </w:rPr>
+        <w:t>blueOver=false;</w:t>
+      </w:r>
+    </w:p>
+    <w:p>
+      <w:pPr>
+        <w:pStyle w:val="Code"/>
+        <w:rPr>
+          <w:rFonts w:ascii="Courier New" w:hAnsi="Courier New"/>
+          <w:color w:val="auto"/>
+        </w:rPr>
+      </w:pPr>
+      <w:r>
+        <w:rPr>
+          <w:rFonts w:ascii="Courier New" w:hAnsi="Courier New"/>
+          <w:color w:val="auto"/>
+        </w:rPr>
+        <w:t xml:space="preserve">  </w:t>
+      </w:r>
+      <w:r>
+        <w:rPr>
+          <w:rFonts w:ascii="Courier New" w:hAnsi="Courier New"/>
+          <w:b w:val="false"/>
+          <w:color w:val="auto"/>
+          <w:sz w:val="21"/>
+        </w:rPr>
+        <w:t>}</w:t>
+      </w:r>
+    </w:p>
+    <w:p>
+      <w:pPr>
+        <w:pStyle w:val="Code"/>
+        <w:rPr>
+          <w:rFonts w:ascii="Courier New" w:hAnsi="Courier New"/>
+          <w:color w:val="auto"/>
+        </w:rPr>
+      </w:pPr>
+      <w:r>
+        <w:rPr>
+          <w:rFonts w:ascii="Courier New" w:hAnsi="Courier New"/>
+          <w:color w:val="auto"/>
+        </w:rPr>
+        <w:t xml:space="preserve">  </w:t>
+      </w:r>
+      <w:r>
+        <w:rPr>
+          <w:rFonts w:ascii="Courier New" w:hAnsi="Courier New"/>
+          <w:b w:val="false"/>
+          <w:color w:val="auto"/>
+          <w:sz w:val="21"/>
+        </w:rPr>
+        <w:t>else if (overBlue()) {</w:t>
+      </w:r>
+    </w:p>
+    <w:p>
+      <w:pPr>
+        <w:pStyle w:val="Code"/>
+        <w:rPr>
+          <w:rFonts w:ascii="Courier New" w:hAnsi="Courier New"/>
+          <w:color w:val="auto"/>
+        </w:rPr>
+      </w:pPr>
+      <w:r>
+        <w:rPr>
+          <w:rFonts w:ascii="Courier New" w:hAnsi="Courier New"/>
+          <w:color w:val="auto"/>
+        </w:rPr>
+        <w:t xml:space="preserve">    </w:t>
+      </w:r>
+      <w:r>
+        <w:rPr>
+          <w:rFonts w:ascii="Courier New" w:hAnsi="Courier New"/>
+          <w:b w:val="false"/>
+          <w:color w:val="auto"/>
+          <w:sz w:val="21"/>
+        </w:rPr>
+        <w:t>redOver=false;</w:t>
+      </w:r>
+    </w:p>
+    <w:p>
+      <w:pPr>
+        <w:pStyle w:val="Code"/>
+        <w:rPr>
+          <w:rFonts w:ascii="Courier New" w:hAnsi="Courier New"/>
+          <w:color w:val="auto"/>
+        </w:rPr>
+      </w:pPr>
+      <w:r>
+        <w:rPr>
+          <w:rFonts w:ascii="Courier New" w:hAnsi="Courier New"/>
+          <w:color w:val="auto"/>
+        </w:rPr>
+        <w:t xml:space="preserve">    </w:t>
+      </w:r>
+      <w:r>
+        <w:rPr>
+          <w:rFonts w:ascii="Courier New" w:hAnsi="Courier New"/>
+          <w:b w:val="false"/>
+          <w:color w:val="auto"/>
+          <w:sz w:val="21"/>
+        </w:rPr>
+        <w:t>greenOver=false;</w:t>
+      </w:r>
+    </w:p>
+    <w:p>
+      <w:pPr>
+        <w:pStyle w:val="Code"/>
+        <w:rPr>
+          <w:rFonts w:ascii="Courier New" w:hAnsi="Courier New"/>
+          <w:color w:val="auto"/>
+        </w:rPr>
+      </w:pPr>
+      <w:r>
+        <w:rPr>
+          <w:rFonts w:ascii="Courier New" w:hAnsi="Courier New"/>
+          <w:color w:val="auto"/>
+        </w:rPr>
+        <w:t xml:space="preserve">    </w:t>
+      </w:r>
+      <w:r>
+        <w:rPr>
+          <w:rFonts w:ascii="Courier New" w:hAnsi="Courier New"/>
+          <w:b w:val="false"/>
+          <w:color w:val="auto"/>
+          <w:sz w:val="21"/>
+        </w:rPr>
+        <w:t>blueOver=true;</w:t>
+      </w:r>
+    </w:p>
+    <w:p>
+      <w:pPr>
+        <w:pStyle w:val="Code"/>
+        <w:rPr>
+          <w:rFonts w:ascii="Courier New" w:hAnsi="Courier New"/>
+          <w:color w:val="auto"/>
+        </w:rPr>
+      </w:pPr>
+      <w:r>
+        <w:rPr>
+          <w:rFonts w:ascii="Courier New" w:hAnsi="Courier New"/>
+          <w:color w:val="auto"/>
+        </w:rPr>
+        <w:t xml:space="preserve">  </w:t>
+      </w:r>
+      <w:r>
+        <w:rPr>
+          <w:rFonts w:ascii="Courier New" w:hAnsi="Courier New"/>
+          <w:b w:val="false"/>
+          <w:color w:val="auto"/>
+          <w:sz w:val="21"/>
+        </w:rPr>
+        <w:t>}</w:t>
+      </w:r>
+    </w:p>
+    <w:p>
+      <w:pPr>
+        <w:pStyle w:val="Code"/>
+        <w:rPr>
+          <w:rFonts w:ascii="Courier New" w:hAnsi="Courier New"/>
+          <w:color w:val="auto"/>
+        </w:rPr>
+      </w:pPr>
+      <w:r>
+        <w:rPr>
+          <w:rFonts w:ascii="Courier New" w:hAnsi="Courier New"/>
+          <w:color w:val="auto"/>
+        </w:rPr>
+        <w:t xml:space="preserve">  </w:t>
+      </w:r>
+      <w:r>
+        <w:rPr>
+          <w:rFonts w:ascii="Courier New" w:hAnsi="Courier New"/>
+          <w:b w:val="false"/>
+          <w:color w:val="auto"/>
+          <w:sz w:val="21"/>
+        </w:rPr>
+        <w:t>else redOver=greenOver=blueOver=false;</w:t>
+      </w:r>
+    </w:p>
+    <w:p>
+      <w:pPr>
+        <w:pStyle w:val="Code"/>
+        <w:rPr>
+          <w:rFonts w:ascii="Courier New" w:hAnsi="Courier New"/>
+          <w:color w:val="auto"/>
+        </w:rPr>
+      </w:pPr>
+      <w:r>
+        <w:rPr>
+          <w:rFonts w:ascii="Courier New" w:hAnsi="Courier New"/>
+          <w:color w:val="auto"/>
+        </w:rPr>
+        <w:t>}</w:t>
+      </w:r>
+    </w:p>
+    <w:p>
+      <w:pPr>
+        <w:pStyle w:val="Code"/>
+        <w:rPr>
+          <w:rFonts w:ascii="Courier New" w:hAnsi="Courier New"/>
+          <w:color w:val="auto"/>
+        </w:rPr>
+      </w:pPr>
+      <w:r>
+        <w:rPr>
+          <w:rFonts w:ascii="Courier New" w:hAnsi="Courier New"/>
+          <w:color w:val="auto"/>
+        </w:rPr>
+      </w:r>
+    </w:p>
+    <w:p>
+      <w:pPr>
+        <w:pStyle w:val="Code"/>
+        <w:rPr>
+          <w:rFonts w:ascii="Courier New" w:hAnsi="Courier New"/>
+          <w:color w:val="auto"/>
+        </w:rPr>
+      </w:pPr>
+      <w:r>
+        <w:rPr>
+          <w:rFonts w:ascii="Courier New" w:hAnsi="Courier New"/>
+          <w:color w:val="auto"/>
+        </w:rPr>
+        <w:t xml:space="preserve">boolean overRed() { </w:t>
+      </w:r>
+    </w:p>
+    <w:p>
+      <w:pPr>
+        <w:pStyle w:val="Code"/>
+        <w:rPr>
+          <w:rFonts w:ascii="Courier New" w:hAnsi="Courier New"/>
+          <w:color w:val="auto"/>
+        </w:rPr>
+      </w:pPr>
+      <w:r>
+        <w:rPr>
+          <w:rFonts w:ascii="Courier New" w:hAnsi="Courier New"/>
+          <w:color w:val="auto"/>
+        </w:rPr>
+        <w:t xml:space="preserve">  </w:t>
+      </w:r>
+      <w:r>
+        <w:rPr>
+          <w:rFonts w:ascii="Courier New" w:hAnsi="Courier New"/>
+          <w:b w:val="false"/>
+          <w:color w:val="auto"/>
+          <w:sz w:val="21"/>
+        </w:rPr>
+        <w:t>int size=width/3;</w:t>
+      </w:r>
+    </w:p>
+    <w:p>
+      <w:pPr>
+        <w:pStyle w:val="Code"/>
+        <w:rPr>
+          <w:rFonts w:ascii="Courier New" w:hAnsi="Courier New"/>
+          <w:color w:val="auto"/>
+        </w:rPr>
+      </w:pPr>
+      <w:r>
+        <w:rPr>
+          <w:rFonts w:ascii="Courier New" w:hAnsi="Courier New"/>
+          <w:color w:val="auto"/>
+        </w:rPr>
+        <w:t xml:space="preserve">  </w:t>
+      </w:r>
+      <w:r>
+        <w:rPr>
+          <w:rFonts w:ascii="Courier New" w:hAnsi="Courier New"/>
+          <w:b w:val="false"/>
+          <w:color w:val="auto"/>
+          <w:sz w:val="21"/>
+        </w:rPr>
+        <w:t>if (mouseX&gt;=padding &amp;&amp; mouseX&lt;=size-padding &amp;&amp; mouseY&gt;=padding &amp;&amp; mouseY&lt;=size-padding) {</w:t>
+      </w:r>
+    </w:p>
+    <w:p>
+      <w:pPr>
+        <w:pStyle w:val="Code"/>
+        <w:rPr>
+          <w:rFonts w:ascii="Courier New" w:hAnsi="Courier New"/>
+          <w:color w:val="auto"/>
+        </w:rPr>
+      </w:pPr>
+      <w:r>
+        <w:rPr>
+          <w:rFonts w:ascii="Courier New" w:hAnsi="Courier New"/>
+          <w:color w:val="auto"/>
+        </w:rPr>
+        <w:t xml:space="preserve">    </w:t>
+      </w:r>
+      <w:r>
+        <w:rPr>
+          <w:rFonts w:ascii="Courier New" w:hAnsi="Courier New"/>
+          <w:b w:val="false"/>
+          <w:color w:val="auto"/>
+          <w:sz w:val="21"/>
+        </w:rPr>
+        <w:t>return true;</w:t>
+      </w:r>
+    </w:p>
+    <w:p>
+      <w:pPr>
+        <w:pStyle w:val="Code"/>
+        <w:rPr>
+          <w:rFonts w:ascii="Courier New" w:hAnsi="Courier New"/>
+          <w:color w:val="auto"/>
+        </w:rPr>
+      </w:pPr>
+      <w:r>
+        <w:rPr>
+          <w:rFonts w:ascii="Courier New" w:hAnsi="Courier New"/>
+          <w:color w:val="auto"/>
+        </w:rPr>
+        <w:t xml:space="preserve">  </w:t>
+      </w:r>
+      <w:r>
+        <w:rPr>
+          <w:rFonts w:ascii="Courier New" w:hAnsi="Courier New"/>
+          <w:b w:val="false"/>
+          <w:color w:val="auto"/>
+          <w:sz w:val="21"/>
+        </w:rPr>
+        <w:t>} else {</w:t>
+      </w:r>
+    </w:p>
+    <w:p>
+      <w:pPr>
+        <w:pStyle w:val="Code"/>
+        <w:rPr>
+          <w:rFonts w:ascii="Courier New" w:hAnsi="Courier New"/>
+          <w:color w:val="auto"/>
+        </w:rPr>
+      </w:pPr>
+      <w:r>
+        <w:rPr>
+          <w:rFonts w:ascii="Courier New" w:hAnsi="Courier New"/>
+          <w:color w:val="auto"/>
+        </w:rPr>
+        <w:t xml:space="preserve">    </w:t>
+      </w:r>
+      <w:r>
+        <w:rPr>
+          <w:rFonts w:ascii="Courier New" w:hAnsi="Courier New"/>
+          <w:b w:val="false"/>
+          <w:color w:val="auto"/>
+          <w:sz w:val="21"/>
+        </w:rPr>
+        <w:t>return false;</w:t>
+      </w:r>
+    </w:p>
+    <w:p>
+      <w:pPr>
+        <w:pStyle w:val="Code"/>
+        <w:rPr>
+          <w:rFonts w:ascii="Courier New" w:hAnsi="Courier New"/>
+          <w:color w:val="auto"/>
+        </w:rPr>
+      </w:pPr>
+      <w:r>
+        <w:rPr>
+          <w:rFonts w:ascii="Courier New" w:hAnsi="Courier New"/>
+          <w:color w:val="auto"/>
+        </w:rPr>
+        <w:t xml:space="preserve">  </w:t>
+      </w:r>
+      <w:r>
+        <w:rPr>
+          <w:rFonts w:ascii="Courier New" w:hAnsi="Courier New"/>
+          <w:b w:val="false"/>
+          <w:color w:val="auto"/>
+          <w:sz w:val="21"/>
+        </w:rPr>
+        <w:t>}</w:t>
+      </w:r>
+    </w:p>
+    <w:p>
+      <w:pPr>
+        <w:pStyle w:val="Code"/>
+        <w:rPr>
+          <w:rFonts w:ascii="Courier New" w:hAnsi="Courier New"/>
+          <w:color w:val="auto"/>
+        </w:rPr>
+      </w:pPr>
+      <w:r>
+        <w:rPr>
+          <w:rFonts w:ascii="Courier New" w:hAnsi="Courier New"/>
+          <w:color w:val="auto"/>
+        </w:rPr>
+        <w:t>}</w:t>
+      </w:r>
+    </w:p>
+    <w:p>
+      <w:pPr>
+        <w:pStyle w:val="Code"/>
+        <w:rPr>
+          <w:rFonts w:ascii="Courier New" w:hAnsi="Courier New"/>
+          <w:color w:val="auto"/>
+        </w:rPr>
+      </w:pPr>
+      <w:r>
+        <w:rPr>
+          <w:rFonts w:ascii="Courier New" w:hAnsi="Courier New"/>
+          <w:color w:val="auto"/>
+        </w:rPr>
+        <w:t xml:space="preserve">boolean overGreen() { </w:t>
+      </w:r>
+    </w:p>
+    <w:p>
+      <w:pPr>
+        <w:pStyle w:val="Code"/>
+        <w:rPr>
+          <w:rFonts w:ascii="Courier New" w:hAnsi="Courier New"/>
+          <w:color w:val="auto"/>
+        </w:rPr>
+      </w:pPr>
+      <w:r>
+        <w:rPr>
+          <w:rFonts w:ascii="Courier New" w:hAnsi="Courier New"/>
+          <w:color w:val="auto"/>
+        </w:rPr>
+        <w:t xml:space="preserve">  </w:t>
+      </w:r>
+      <w:r>
+        <w:rPr>
+          <w:rFonts w:ascii="Courier New" w:hAnsi="Courier New"/>
+          <w:b w:val="false"/>
+          <w:color w:val="auto"/>
+          <w:sz w:val="21"/>
+        </w:rPr>
+        <w:t>int size=width/3;</w:t>
+      </w:r>
+    </w:p>
+    <w:p>
+      <w:pPr>
+        <w:pStyle w:val="Code"/>
+        <w:rPr>
+          <w:rFonts w:ascii="Courier New" w:hAnsi="Courier New"/>
+          <w:color w:val="auto"/>
+        </w:rPr>
+      </w:pPr>
+      <w:r>
+        <w:rPr>
+          <w:rFonts w:ascii="Courier New" w:hAnsi="Courier New"/>
+          <w:color w:val="auto"/>
+        </w:rPr>
+        <w:t xml:space="preserve">  </w:t>
+      </w:r>
+      <w:r>
+        <w:rPr>
+          <w:rFonts w:ascii="Courier New" w:hAnsi="Courier New"/>
+          <w:b w:val="false"/>
+          <w:color w:val="auto"/>
+          <w:sz w:val="21"/>
+        </w:rPr>
+        <w:t>if (mouseX&gt;=padding+size &amp;&amp; mouseX&lt;=size*2-padding &amp;&amp; mouseY&gt;=padding &amp;&amp; mouseY&lt;=size-padding) {</w:t>
+      </w:r>
+    </w:p>
+    <w:p>
+      <w:pPr>
+        <w:pStyle w:val="Code"/>
+        <w:rPr>
+          <w:rFonts w:ascii="Courier New" w:hAnsi="Courier New"/>
+          <w:color w:val="auto"/>
+        </w:rPr>
+      </w:pPr>
+      <w:r>
+        <w:rPr>
+          <w:rFonts w:ascii="Courier New" w:hAnsi="Courier New"/>
+          <w:color w:val="auto"/>
+        </w:rPr>
+        <w:t xml:space="preserve">    </w:t>
+      </w:r>
+      <w:r>
+        <w:rPr>
+          <w:rFonts w:ascii="Courier New" w:hAnsi="Courier New"/>
+          <w:b w:val="false"/>
+          <w:color w:val="auto"/>
+          <w:sz w:val="21"/>
+        </w:rPr>
+        <w:t>return true;</w:t>
+      </w:r>
+    </w:p>
+    <w:p>
+      <w:pPr>
+        <w:pStyle w:val="Code"/>
+        <w:rPr>
+          <w:rFonts w:ascii="Courier New" w:hAnsi="Courier New"/>
+          <w:color w:val="auto"/>
+        </w:rPr>
+      </w:pPr>
+      <w:r>
+        <w:rPr>
+          <w:rFonts w:ascii="Courier New" w:hAnsi="Courier New"/>
+          <w:color w:val="auto"/>
+        </w:rPr>
+        <w:t xml:space="preserve">  </w:t>
+      </w:r>
+      <w:r>
+        <w:rPr>
+          <w:rFonts w:ascii="Courier New" w:hAnsi="Courier New"/>
+          <w:b w:val="false"/>
+          <w:color w:val="auto"/>
+          <w:sz w:val="21"/>
+        </w:rPr>
+        <w:t>} else {</w:t>
+      </w:r>
+    </w:p>
+    <w:p>
+      <w:pPr>
+        <w:pStyle w:val="Code"/>
+        <w:rPr>
+          <w:rFonts w:ascii="Courier New" w:hAnsi="Courier New"/>
+          <w:color w:val="auto"/>
+        </w:rPr>
+      </w:pPr>
+      <w:r>
+        <w:rPr>
+          <w:rFonts w:ascii="Courier New" w:hAnsi="Courier New"/>
+          <w:color w:val="auto"/>
+        </w:rPr>
+        <w:t xml:space="preserve">    </w:t>
+      </w:r>
+      <w:r>
+        <w:rPr>
+          <w:rFonts w:ascii="Courier New" w:hAnsi="Courier New"/>
+          <w:b w:val="false"/>
+          <w:color w:val="auto"/>
+          <w:sz w:val="21"/>
+        </w:rPr>
+        <w:t>return false;</w:t>
+      </w:r>
+    </w:p>
+    <w:p>
+      <w:pPr>
+        <w:pStyle w:val="Code"/>
+        <w:rPr>
+          <w:rFonts w:ascii="Courier New" w:hAnsi="Courier New"/>
+          <w:color w:val="auto"/>
+        </w:rPr>
+      </w:pPr>
+      <w:r>
+        <w:rPr>
+          <w:rFonts w:ascii="Courier New" w:hAnsi="Courier New"/>
+          <w:color w:val="auto"/>
+        </w:rPr>
+        <w:t xml:space="preserve">  </w:t>
+      </w:r>
+      <w:r>
+        <w:rPr>
+          <w:rFonts w:ascii="Courier New" w:hAnsi="Courier New"/>
+          <w:b w:val="false"/>
+          <w:color w:val="auto"/>
+          <w:sz w:val="21"/>
+        </w:rPr>
+        <w:t>}</w:t>
+      </w:r>
+    </w:p>
+    <w:p>
+      <w:pPr>
+        <w:pStyle w:val="Code"/>
+        <w:rPr>
+          <w:rFonts w:ascii="Courier New" w:hAnsi="Courier New"/>
+          <w:color w:val="auto"/>
+        </w:rPr>
+      </w:pPr>
+      <w:r>
+        <w:rPr>
+          <w:rFonts w:ascii="Courier New" w:hAnsi="Courier New"/>
+          <w:color w:val="auto"/>
+        </w:rPr>
+        <w:t>}</w:t>
+      </w:r>
+    </w:p>
+    <w:p>
+      <w:pPr>
+        <w:pStyle w:val="Code"/>
+        <w:rPr>
+          <w:rFonts w:ascii="Courier New" w:hAnsi="Courier New"/>
+          <w:color w:val="auto"/>
+        </w:rPr>
+      </w:pPr>
+      <w:r>
+        <w:rPr>
+          <w:rFonts w:ascii="Courier New" w:hAnsi="Courier New"/>
+          <w:color w:val="auto"/>
+        </w:rPr>
+        <w:t xml:space="preserve">boolean overBlue() { </w:t>
+      </w:r>
+    </w:p>
+    <w:p>
+      <w:pPr>
+        <w:pStyle w:val="Code"/>
+        <w:rPr>
+          <w:rFonts w:ascii="Courier New" w:hAnsi="Courier New"/>
+          <w:color w:val="auto"/>
+        </w:rPr>
+      </w:pPr>
+      <w:r>
+        <w:rPr>
+          <w:rFonts w:ascii="Courier New" w:hAnsi="Courier New"/>
+          <w:color w:val="auto"/>
+        </w:rPr>
+        <w:t xml:space="preserve">  </w:t>
+      </w:r>
+      <w:r>
+        <w:rPr>
+          <w:rFonts w:ascii="Courier New" w:hAnsi="Courier New"/>
+          <w:b w:val="false"/>
+          <w:color w:val="auto"/>
+          <w:sz w:val="21"/>
+        </w:rPr>
+        <w:t>int size=width/3;</w:t>
+      </w:r>
+    </w:p>
+    <w:p>
+      <w:pPr>
+        <w:pStyle w:val="Code"/>
+        <w:rPr>
+          <w:rFonts w:ascii="Courier New" w:hAnsi="Courier New"/>
+          <w:color w:val="auto"/>
+        </w:rPr>
+      </w:pPr>
+      <w:r>
+        <w:rPr>
+          <w:rFonts w:ascii="Courier New" w:hAnsi="Courier New"/>
+          <w:color w:val="auto"/>
+        </w:rPr>
+        <w:t xml:space="preserve">  </w:t>
+      </w:r>
+      <w:r>
+        <w:rPr>
+          <w:rFonts w:ascii="Courier New" w:hAnsi="Courier New"/>
+          <w:b w:val="false"/>
+          <w:color w:val="auto"/>
+          <w:sz w:val="21"/>
+        </w:rPr>
+        <w:t>if (mouseX&gt;=padding+size*2 &amp;&amp; mouseX&lt;=size*3-padding &amp;&amp; mouseY&gt;=padding &amp;&amp; mouseY&lt;=size-padding) {</w:t>
+      </w:r>
+    </w:p>
+    <w:p>
+      <w:pPr>
+        <w:pStyle w:val="Code"/>
+        <w:rPr>
+          <w:rFonts w:ascii="Courier New" w:hAnsi="Courier New"/>
+          <w:color w:val="auto"/>
+        </w:rPr>
+      </w:pPr>
+      <w:r>
+        <w:rPr>
+          <w:rFonts w:ascii="Courier New" w:hAnsi="Courier New"/>
+          <w:color w:val="auto"/>
+        </w:rPr>
+        <w:t xml:space="preserve">    </w:t>
+      </w:r>
+      <w:r>
+        <w:rPr>
+          <w:rFonts w:ascii="Courier New" w:hAnsi="Courier New"/>
+          <w:b w:val="false"/>
+          <w:color w:val="auto"/>
+          <w:sz w:val="21"/>
+        </w:rPr>
+        <w:t>return true;</w:t>
+      </w:r>
+    </w:p>
+    <w:p>
+      <w:pPr>
+        <w:pStyle w:val="Code"/>
+        <w:rPr>
+          <w:rFonts w:ascii="Courier New" w:hAnsi="Courier New"/>
+          <w:color w:val="auto"/>
+        </w:rPr>
+      </w:pPr>
+      <w:r>
+        <w:rPr>
+          <w:rFonts w:ascii="Courier New" w:hAnsi="Courier New"/>
+          <w:color w:val="auto"/>
+        </w:rPr>
+        <w:t xml:space="preserve">  </w:t>
+      </w:r>
+      <w:r>
+        <w:rPr>
+          <w:rFonts w:ascii="Courier New" w:hAnsi="Courier New"/>
+          <w:b w:val="false"/>
+          <w:color w:val="auto"/>
+          <w:sz w:val="21"/>
+        </w:rPr>
+        <w:t>} else {</w:t>
+      </w:r>
+    </w:p>
+    <w:p>
+      <w:pPr>
+        <w:pStyle w:val="Code"/>
+        <w:rPr>
+          <w:rFonts w:ascii="Courier New" w:hAnsi="Courier New"/>
+          <w:color w:val="auto"/>
+        </w:rPr>
+      </w:pPr>
+      <w:r>
+        <w:rPr>
+          <w:rFonts w:ascii="Courier New" w:hAnsi="Courier New"/>
+          <w:color w:val="auto"/>
+        </w:rPr>
+        <w:t xml:space="preserve">    </w:t>
+      </w:r>
+      <w:r>
+        <w:rPr>
+          <w:rFonts w:ascii="Courier New" w:hAnsi="Courier New"/>
+          <w:b w:val="false"/>
+          <w:color w:val="auto"/>
+          <w:sz w:val="21"/>
+        </w:rPr>
+        <w:t>return false;</w:t>
+      </w:r>
+    </w:p>
+    <w:p>
+      <w:pPr>
+        <w:pStyle w:val="Code"/>
+        <w:rPr>
+          <w:rFonts w:ascii="Courier New" w:hAnsi="Courier New"/>
+          <w:color w:val="auto"/>
+        </w:rPr>
+      </w:pPr>
+      <w:r>
+        <w:rPr>
+          <w:rFonts w:ascii="Courier New" w:hAnsi="Courier New"/>
+          <w:color w:val="auto"/>
+        </w:rPr>
+        <w:t xml:space="preserve">  </w:t>
+      </w:r>
+      <w:r>
+        <w:rPr>
+          <w:rFonts w:ascii="Courier New" w:hAnsi="Courier New"/>
+          <w:b w:val="false"/>
+          <w:color w:val="auto"/>
+          <w:sz w:val="21"/>
+        </w:rPr>
+        <w:t>}</w:t>
+      </w:r>
+    </w:p>
+    <w:p>
+      <w:pPr>
+        <w:pStyle w:val="Code"/>
+        <w:rPr>
+          <w:rFonts w:ascii="Courier New" w:hAnsi="Courier New"/>
+          <w:color w:val="auto"/>
+        </w:rPr>
+      </w:pPr>
+      <w:r>
+        <w:rPr>
+          <w:rFonts w:ascii="Courier New" w:hAnsi="Courier New"/>
+          <w:color w:val="auto"/>
+        </w:rPr>
+        <w:t>}</w:t>
+      </w:r>
+    </w:p>
+    <w:p>
+      <w:pPr>
+        <w:pStyle w:val="Code"/>
+        <w:rPr>
+          <w:rFonts w:ascii="Courier New" w:hAnsi="Courier New"/>
+          <w:color w:val="auto"/>
+        </w:rPr>
+      </w:pPr>
+      <w:r>
+        <w:rPr>
+          <w:rFonts w:ascii="Courier New" w:hAnsi="Courier New"/>
+          <w:color w:val="auto"/>
+        </w:rPr>
+      </w:r>
+    </w:p>
+    <w:p>
+      <w:pPr>
+        <w:pStyle w:val="IMG1"/>
+        <w:rPr/>
+      </w:pPr>
+      <w:r>
+        <w:drawing>
+          <wp:anchor behindDoc="0" distT="0" distB="0" distL="0" distR="0" simplePos="0" locked="0" layoutInCell="0" allowOverlap="1" relativeHeight="16">
+            <wp:simplePos x="0" y="0"/>
+            <wp:positionH relativeFrom="column">
+              <wp:align>center</wp:align>
+            </wp:positionH>
+            <wp:positionV relativeFrom="paragraph">
+              <wp:posOffset>635</wp:posOffset>
+            </wp:positionV>
+            <wp:extent cx="5731510" cy="3458845"/>
+            <wp:effectExtent l="0" t="0" r="0" b="0"/>
+            <wp:wrapSquare wrapText="largest"/>
+            <wp:docPr id="13" name="Зображення12" descr=""/>
+            <wp:cNvGraphicFramePr>
+              <a:graphicFrameLocks xmlns:a="http://schemas.openxmlformats.org/drawingml/2006/main" noChangeAspect="1"/>
+            </wp:cNvGraphicFramePr>
+            <a:graphic xmlns:a="http://schemas.openxmlformats.org/drawingml/2006/main">
+              <a:graphicData uri="http://schemas.openxmlformats.org/drawingml/2006/picture">
+                <pic:pic xmlns:pic="http://schemas.openxmlformats.org/drawingml/2006/picture">
+                  <pic:nvPicPr>
+                    <pic:cNvPr id="13" name="Зображення12" descr=""/>
+                    <pic:cNvPicPr>
+                      <a:picLocks noChangeAspect="1" noChangeArrowheads="1"/>
+                    </pic:cNvPicPr>
+                  </pic:nvPicPr>
+                  <pic:blipFill>
+                    <a:blip r:embed="rId29"/>
+                    <a:stretch>
+                      <a:fillRect/>
+                    </a:stretch>
+                  </pic:blipFill>
+                  <pic:spPr bwMode="auto">
+                    <a:xfrm>
+                      <a:off x="0" y="0"/>
+                      <a:ext cx="5731510" cy="3458845"/>
+                    </a:xfrm>
+                    <a:prstGeom prst="rect">
+                      <a:avLst/>
+                    </a:prstGeom>
+                    <a:noFill/>
+                  </pic:spPr>
+                </pic:pic>
+              </a:graphicData>
+            </a:graphic>
+          </wp:anchor>
+        </w:drawing>
+      </w:r>
+      <w:r>
+        <w:rPr/>
+        <w:t>Рисунок 1.1 — Програми в роботі</w:t>
+      </w:r>
+    </w:p>
+    <w:p>
+      <w:pPr>
+        <w:pStyle w:val="P1"/>
+        <w:rPr/>
+      </w:pPr>
+      <w:r>
+        <w:rPr/>
+      </w:r>
+    </w:p>
+    <w:p>
+      <w:pPr>
+        <w:pStyle w:val="P1"/>
+        <w:rPr/>
+      </w:pPr>
+      <w:r>
+        <w:rPr/>
+        <w:t xml:space="preserve">Відео: </w:t>
+      </w:r>
+      <w:hyperlink r:id="rId30">
+        <w:r>
+          <w:rPr>
+            <w:rStyle w:val="Hyperlink"/>
+          </w:rPr>
+          <w:t>https://youtu.be/v2vw9uHFPRg</w:t>
+        </w:r>
+      </w:hyperlink>
+      <w:r>
+        <w:rPr/>
+        <w:t>.</w:t>
+      </w:r>
+    </w:p>
+    <w:p>
+      <w:pPr>
+        <w:pStyle w:val="P1"/>
+        <w:rPr/>
+      </w:pPr>
+      <w:r>
+        <w:rPr/>
+      </w:r>
+    </w:p>
+    <w:p>
+      <w:pPr>
+        <w:pStyle w:val="H3"/>
+        <w:rPr/>
+      </w:pPr>
+      <w:r>
+        <w:rPr/>
+        <w:t>2 Інтерфейс</w:t>
+      </w:r>
+    </w:p>
+    <w:p>
+      <w:pPr>
+        <w:pStyle w:val="P1"/>
+        <w:rPr/>
+      </w:pPr>
+      <w:r>
+        <w:rPr/>
+      </w:r>
+    </w:p>
+    <w:p>
+      <w:pPr>
+        <w:pStyle w:val="P1"/>
+        <w:rPr/>
+      </w:pPr>
+      <w:r>
+        <w:rPr/>
+        <w:t xml:space="preserve">Реалізацію взято з: </w:t>
+      </w:r>
+      <w:r>
+        <w:fldChar w:fldCharType="begin"/>
+      </w:r>
+      <w:r>
+        <w:rPr>
+          <w:rStyle w:val="Hyperlink"/>
+        </w:rPr>
+        <w:instrText xml:space="preserve"> HYPERLINK "https://forum.processing.org/two/discussion/9563/input-an-integer-value.html" \l ":~:text=This%20shows%20a%20dialog%20asking%20for%20a%20number"</w:instrText>
+      </w:r>
+      <w:r>
+        <w:rPr>
+          <w:rStyle w:val="Hyperlink"/>
+        </w:rPr>
+        <w:fldChar w:fldCharType="separate"/>
+      </w:r>
+      <w:r>
+        <w:rPr>
+          <w:rStyle w:val="Hyperlink"/>
+        </w:rPr>
+        <w:t>Input an integer value - Processing 2.x and 3.x Forum</w:t>
+      </w:r>
+      <w:r>
+        <w:rPr>
+          <w:rStyle w:val="Hyperlink"/>
+        </w:rPr>
+        <w:fldChar w:fldCharType="end"/>
+      </w:r>
+      <w:r>
+        <w:rPr/>
+        <w:t>.</w:t>
+      </w:r>
+    </w:p>
+    <w:p>
+      <w:pPr>
+        <w:pStyle w:val="P1"/>
+        <w:rPr/>
+      </w:pPr>
+      <w:r>
+        <w:rPr/>
+      </w:r>
+    </w:p>
+    <w:p>
+      <w:pPr>
+        <w:pStyle w:val="Code"/>
+        <w:rPr>
+          <w:rFonts w:ascii="Courier New" w:hAnsi="Courier New"/>
+          <w:color w:val="auto"/>
+        </w:rPr>
+      </w:pPr>
+      <w:r>
+        <w:rPr>
+          <w:rFonts w:ascii="Courier New" w:hAnsi="Courier New"/>
+          <w:color w:val="auto"/>
+        </w:rPr>
+        <w:t>import javax.swing.JOptionPane;</w:t>
+      </w:r>
+    </w:p>
+    <w:p>
+      <w:pPr>
+        <w:pStyle w:val="Code"/>
+        <w:rPr>
+          <w:rFonts w:ascii="Courier New" w:hAnsi="Courier New"/>
+          <w:color w:val="auto"/>
+        </w:rPr>
+      </w:pPr>
+      <w:r>
+        <w:rPr>
+          <w:rFonts w:ascii="Courier New" w:hAnsi="Courier New"/>
+          <w:color w:val="auto"/>
+        </w:rPr>
+        <w:t>int angle = 0;</w:t>
+      </w:r>
+    </w:p>
+    <w:p>
+      <w:pPr>
+        <w:pStyle w:val="Code"/>
+        <w:rPr>
+          <w:rFonts w:ascii="Courier New" w:hAnsi="Courier New"/>
+          <w:color w:val="auto"/>
+        </w:rPr>
+      </w:pPr>
+      <w:r>
+        <w:rPr>
+          <w:rFonts w:ascii="Courier New" w:hAnsi="Courier New"/>
+          <w:color w:val="auto"/>
+        </w:rPr>
+      </w:r>
+    </w:p>
+    <w:p>
+      <w:pPr>
+        <w:pStyle w:val="Code"/>
+        <w:rPr>
+          <w:rFonts w:ascii="Courier New" w:hAnsi="Courier New"/>
+          <w:color w:val="auto"/>
+        </w:rPr>
+      </w:pPr>
+      <w:r>
+        <w:rPr>
+          <w:rFonts w:ascii="Courier New" w:hAnsi="Courier New"/>
+          <w:color w:val="auto"/>
+        </w:rPr>
+        <w:t>void setup() {</w:t>
+      </w:r>
+    </w:p>
+    <w:p>
+      <w:pPr>
+        <w:pStyle w:val="Code"/>
+        <w:rPr>
+          <w:rFonts w:ascii="Courier New" w:hAnsi="Courier New"/>
+          <w:color w:val="auto"/>
+        </w:rPr>
+      </w:pPr>
+      <w:r>
+        <w:rPr>
+          <w:rFonts w:ascii="Courier New" w:hAnsi="Courier New"/>
+          <w:color w:val="auto"/>
+        </w:rPr>
+        <w:t xml:space="preserve">  </w:t>
+      </w:r>
+      <w:r>
+        <w:rPr>
+          <w:rFonts w:ascii="Courier New" w:hAnsi="Courier New"/>
+          <w:b w:val="false"/>
+          <w:color w:val="auto"/>
+          <w:sz w:val="21"/>
+        </w:rPr>
+        <w:t>size(512, 512);</w:t>
+      </w:r>
+    </w:p>
+    <w:p>
+      <w:pPr>
+        <w:pStyle w:val="Code"/>
+        <w:rPr>
+          <w:rFonts w:ascii="Courier New" w:hAnsi="Courier New"/>
+          <w:color w:val="auto"/>
+        </w:rPr>
+      </w:pPr>
+      <w:r>
+        <w:rPr>
+          <w:rFonts w:ascii="Courier New" w:hAnsi="Courier New"/>
+          <w:color w:val="auto"/>
+        </w:rPr>
+        <w:t>}</w:t>
+      </w:r>
+    </w:p>
+    <w:p>
+      <w:pPr>
+        <w:pStyle w:val="Code"/>
+        <w:rPr>
+          <w:rFonts w:ascii="Courier New" w:hAnsi="Courier New"/>
+          <w:color w:val="auto"/>
+        </w:rPr>
+      </w:pPr>
+      <w:r>
+        <w:rPr>
+          <w:rFonts w:ascii="Courier New" w:hAnsi="Courier New"/>
+          <w:color w:val="auto"/>
+        </w:rPr>
+      </w:r>
+    </w:p>
+    <w:p>
+      <w:pPr>
+        <w:pStyle w:val="Code"/>
+        <w:rPr>
+          <w:rFonts w:ascii="Courier New" w:hAnsi="Courier New"/>
+          <w:color w:val="auto"/>
+        </w:rPr>
+      </w:pPr>
+      <w:r>
+        <w:rPr>
+          <w:rFonts w:ascii="Courier New" w:hAnsi="Courier New"/>
+          <w:color w:val="auto"/>
+        </w:rPr>
+        <w:t>void draw() {</w:t>
+      </w:r>
+    </w:p>
+    <w:p>
+      <w:pPr>
+        <w:pStyle w:val="Code"/>
+        <w:rPr>
+          <w:rFonts w:ascii="Courier New" w:hAnsi="Courier New"/>
+          <w:color w:val="auto"/>
+        </w:rPr>
+      </w:pPr>
+      <w:r>
+        <w:rPr>
+          <w:rFonts w:ascii="Courier New" w:hAnsi="Courier New"/>
+          <w:color w:val="auto"/>
+        </w:rPr>
+        <w:t xml:space="preserve">  </w:t>
+      </w:r>
+      <w:r>
+        <w:rPr>
+          <w:rFonts w:ascii="Courier New" w:hAnsi="Courier New"/>
+          <w:b w:val="false"/>
+          <w:color w:val="auto"/>
+          <w:sz w:val="21"/>
+        </w:rPr>
+        <w:t>background(255);</w:t>
+      </w:r>
+    </w:p>
+    <w:p>
+      <w:pPr>
+        <w:pStyle w:val="Code"/>
+        <w:rPr>
+          <w:rFonts w:ascii="Courier New" w:hAnsi="Courier New"/>
+          <w:color w:val="auto"/>
+        </w:rPr>
+      </w:pPr>
+      <w:r>
+        <w:rPr>
+          <w:rFonts w:ascii="Courier New" w:hAnsi="Courier New"/>
+          <w:color w:val="auto"/>
+        </w:rPr>
+        <w:t xml:space="preserve">  </w:t>
+      </w:r>
+      <w:r>
+        <w:rPr>
+          <w:rFonts w:ascii="Courier New" w:hAnsi="Courier New"/>
+          <w:b w:val="false"/>
+          <w:color w:val="auto"/>
+          <w:sz w:val="21"/>
+        </w:rPr>
+        <w:t>noStroke();</w:t>
+      </w:r>
+    </w:p>
+    <w:p>
+      <w:pPr>
+        <w:pStyle w:val="Code"/>
+        <w:rPr>
+          <w:rFonts w:ascii="Courier New" w:hAnsi="Courier New"/>
+          <w:color w:val="auto"/>
+        </w:rPr>
+      </w:pPr>
+      <w:r>
+        <w:rPr>
+          <w:rFonts w:ascii="Courier New" w:hAnsi="Courier New"/>
+          <w:color w:val="auto"/>
+        </w:rPr>
+      </w:r>
+    </w:p>
+    <w:p>
+      <w:pPr>
+        <w:pStyle w:val="Code"/>
+        <w:rPr>
+          <w:rFonts w:ascii="Courier New" w:hAnsi="Courier New"/>
+          <w:color w:val="auto"/>
+        </w:rPr>
+      </w:pPr>
+      <w:r>
+        <w:rPr>
+          <w:rFonts w:ascii="Courier New" w:hAnsi="Courier New"/>
+          <w:color w:val="auto"/>
+        </w:rPr>
+        <w:t xml:space="preserve">  </w:t>
+      </w:r>
+      <w:r>
+        <w:rPr>
+          <w:rFonts w:ascii="Courier New" w:hAnsi="Courier New"/>
+          <w:b w:val="false"/>
+          <w:color w:val="auto"/>
+          <w:sz w:val="21"/>
+        </w:rPr>
+        <w:t>String enteredAngle = JOptionPane.showInputDialog(null, "Enter servo angle", "Enter", JOptionPane.PLAIN_MESSAGE);</w:t>
+      </w:r>
+    </w:p>
+    <w:p>
+      <w:pPr>
+        <w:pStyle w:val="Code"/>
+        <w:rPr>
+          <w:rFonts w:ascii="Courier New" w:hAnsi="Courier New"/>
+          <w:color w:val="auto"/>
+        </w:rPr>
+      </w:pPr>
+      <w:r>
+        <w:rPr>
+          <w:rFonts w:ascii="Courier New" w:hAnsi="Courier New"/>
+          <w:color w:val="auto"/>
+        </w:rPr>
+        <w:t xml:space="preserve">  </w:t>
+      </w:r>
+      <w:r>
+        <w:rPr>
+          <w:rFonts w:ascii="Courier New" w:hAnsi="Courier New"/>
+          <w:b w:val="false"/>
+          <w:color w:val="auto"/>
+          <w:sz w:val="21"/>
+        </w:rPr>
+        <w:t>try {</w:t>
+      </w:r>
+    </w:p>
+    <w:p>
+      <w:pPr>
+        <w:pStyle w:val="Code"/>
+        <w:rPr>
+          <w:rFonts w:ascii="Courier New" w:hAnsi="Courier New"/>
+          <w:color w:val="auto"/>
+        </w:rPr>
+      </w:pPr>
+      <w:r>
+        <w:rPr>
+          <w:rFonts w:ascii="Courier New" w:hAnsi="Courier New"/>
+          <w:color w:val="auto"/>
+        </w:rPr>
+        <w:t xml:space="preserve">    </w:t>
+      </w:r>
+      <w:r>
+        <w:rPr>
+          <w:rFonts w:ascii="Courier New" w:hAnsi="Courier New"/>
+          <w:b w:val="false"/>
+          <w:color w:val="auto"/>
+          <w:sz w:val="21"/>
+        </w:rPr>
+        <w:t>angle = Integer.parseInt(enteredAngle);</w:t>
+      </w:r>
+    </w:p>
+    <w:p>
+      <w:pPr>
+        <w:pStyle w:val="Code"/>
+        <w:rPr>
+          <w:rFonts w:ascii="Courier New" w:hAnsi="Courier New"/>
+          <w:color w:val="auto"/>
+        </w:rPr>
+      </w:pPr>
+      <w:r>
+        <w:rPr>
+          <w:rFonts w:ascii="Courier New" w:hAnsi="Courier New"/>
+          <w:color w:val="auto"/>
+        </w:rPr>
+        <w:t xml:space="preserve">  </w:t>
+      </w:r>
+      <w:r>
+        <w:rPr>
+          <w:rFonts w:ascii="Courier New" w:hAnsi="Courier New"/>
+          <w:b w:val="false"/>
+          <w:color w:val="auto"/>
+          <w:sz w:val="21"/>
+        </w:rPr>
+        <w:t>} catch(NumberFormatException e) {</w:t>
+      </w:r>
+    </w:p>
+    <w:p>
+      <w:pPr>
+        <w:pStyle w:val="Code"/>
+        <w:rPr>
+          <w:rFonts w:ascii="Courier New" w:hAnsi="Courier New"/>
+          <w:color w:val="auto"/>
+        </w:rPr>
+      </w:pPr>
+      <w:r>
+        <w:rPr>
+          <w:rFonts w:ascii="Courier New" w:hAnsi="Courier New"/>
+          <w:color w:val="auto"/>
+        </w:rPr>
+        <w:t xml:space="preserve">    </w:t>
+      </w:r>
+      <w:r>
+        <w:rPr>
+          <w:rFonts w:ascii="Courier New" w:hAnsi="Courier New"/>
+          <w:b w:val="false"/>
+          <w:color w:val="auto"/>
+          <w:sz w:val="21"/>
+        </w:rPr>
+        <w:t>JOptionPane.getRootFrame().dispose();</w:t>
+      </w:r>
+    </w:p>
+    <w:p>
+      <w:pPr>
+        <w:pStyle w:val="Code"/>
+        <w:rPr>
+          <w:rFonts w:ascii="Courier New" w:hAnsi="Courier New"/>
+          <w:color w:val="auto"/>
+        </w:rPr>
+      </w:pPr>
+      <w:r>
+        <w:rPr>
+          <w:rFonts w:ascii="Courier New" w:hAnsi="Courier New"/>
+          <w:color w:val="auto"/>
+        </w:rPr>
+        <w:t xml:space="preserve">  </w:t>
+      </w:r>
+      <w:r>
+        <w:rPr>
+          <w:rFonts w:ascii="Courier New" w:hAnsi="Courier New"/>
+          <w:b w:val="false"/>
+          <w:color w:val="auto"/>
+          <w:sz w:val="21"/>
+        </w:rPr>
+        <w:t>}</w:t>
+      </w:r>
+    </w:p>
+    <w:p>
+      <w:pPr>
+        <w:pStyle w:val="Code"/>
+        <w:rPr>
+          <w:rFonts w:ascii="Courier New" w:hAnsi="Courier New"/>
+          <w:color w:val="auto"/>
+        </w:rPr>
+      </w:pPr>
+      <w:r>
+        <w:rPr>
+          <w:rFonts w:ascii="Courier New" w:hAnsi="Courier New"/>
+          <w:color w:val="auto"/>
+        </w:rPr>
+      </w:r>
+    </w:p>
+    <w:p>
+      <w:pPr>
+        <w:pStyle w:val="Code"/>
+        <w:rPr>
+          <w:rFonts w:ascii="Courier New" w:hAnsi="Courier New"/>
+          <w:color w:val="auto"/>
+        </w:rPr>
+      </w:pPr>
+      <w:r>
+        <w:rPr>
+          <w:rFonts w:ascii="Courier New" w:hAnsi="Courier New"/>
+          <w:color w:val="auto"/>
+        </w:rPr>
+        <w:t xml:space="preserve">  </w:t>
+      </w:r>
+      <w:r>
+        <w:rPr>
+          <w:rFonts w:ascii="Courier New" w:hAnsi="Courier New"/>
+          <w:b w:val="false"/>
+          <w:color w:val="auto"/>
+          <w:sz w:val="21"/>
+        </w:rPr>
+        <w:t>println("Servo at angle:", angle);</w:t>
+      </w:r>
+    </w:p>
+    <w:p>
+      <w:pPr>
+        <w:pStyle w:val="Code"/>
+        <w:rPr>
+          <w:rFonts w:ascii="Courier New" w:hAnsi="Courier New"/>
+          <w:color w:val="auto"/>
+        </w:rPr>
+      </w:pPr>
+      <w:r>
+        <w:rPr>
+          <w:rFonts w:ascii="Courier New" w:hAnsi="Courier New"/>
+          <w:color w:val="auto"/>
+        </w:rPr>
+        <w:t>}</w:t>
+      </w:r>
+    </w:p>
+    <w:p>
+      <w:pPr>
+        <w:pStyle w:val="IMG1"/>
+        <w:rPr/>
+      </w:pPr>
+      <w:r>
+        <w:rPr/>
+      </w:r>
+    </w:p>
+    <w:p>
+      <w:pPr>
+        <w:pStyle w:val="IMG1"/>
+        <w:rPr/>
+      </w:pPr>
+      <w:r>
+        <w:drawing>
+          <wp:anchor behindDoc="0" distT="0" distB="0" distL="0" distR="0" simplePos="0" locked="0" layoutInCell="0" allowOverlap="1" relativeHeight="17">
+            <wp:simplePos x="0" y="0"/>
+            <wp:positionH relativeFrom="column">
+              <wp:align>center</wp:align>
+            </wp:positionH>
+            <wp:positionV relativeFrom="paragraph">
+              <wp:posOffset>635</wp:posOffset>
+            </wp:positionV>
+            <wp:extent cx="5731510" cy="3923030"/>
+            <wp:effectExtent l="0" t="0" r="0" b="0"/>
+            <wp:wrapSquare wrapText="largest"/>
+            <wp:docPr id="14" name="Зображення13" descr=""/>
+            <wp:cNvGraphicFramePr>
+              <a:graphicFrameLocks xmlns:a="http://schemas.openxmlformats.org/drawingml/2006/main" noChangeAspect="1"/>
+            </wp:cNvGraphicFramePr>
+            <a:graphic xmlns:a="http://schemas.openxmlformats.org/drawingml/2006/main">
+              <a:graphicData uri="http://schemas.openxmlformats.org/drawingml/2006/picture">
+                <pic:pic xmlns:pic="http://schemas.openxmlformats.org/drawingml/2006/picture">
+                  <pic:nvPicPr>
+                    <pic:cNvPr id="14" name="Зображення13" descr=""/>
+                    <pic:cNvPicPr>
+                      <a:picLocks noChangeAspect="1" noChangeArrowheads="1"/>
+                    </pic:cNvPicPr>
+                  </pic:nvPicPr>
+                  <pic:blipFill>
+                    <a:blip r:embed="rId31"/>
+                    <a:stretch>
+                      <a:fillRect/>
+                    </a:stretch>
+                  </pic:blipFill>
+                  <pic:spPr bwMode="auto">
+                    <a:xfrm>
+                      <a:off x="0" y="0"/>
+                      <a:ext cx="5731510" cy="3923030"/>
+                    </a:xfrm>
+                    <a:prstGeom prst="rect">
+                      <a:avLst/>
+                    </a:prstGeom>
+                    <a:noFill/>
+                  </pic:spPr>
+                </pic:pic>
+              </a:graphicData>
+            </a:graphic>
+          </wp:anchor>
+        </w:drawing>
+      </w:r>
+      <w:r>
+        <w:rPr/>
+        <w:t>Рисунок 2.1 — Програма в роботі</w:t>
+      </w:r>
+    </w:p>
+    <w:p>
+      <w:pPr>
+        <w:pStyle w:val="P1"/>
+        <w:rPr/>
+      </w:pPr>
+      <w:r>
+        <w:rPr/>
+      </w:r>
+    </w:p>
+    <w:p>
+      <w:pPr>
+        <w:pStyle w:val="P1"/>
+        <w:rPr/>
+      </w:pPr>
+      <w:r>
+        <w:rPr/>
+        <w:t xml:space="preserve">Відео: </w:t>
+      </w:r>
+      <w:hyperlink r:id="rId32">
+        <w:r>
+          <w:rPr>
+            <w:rStyle w:val="Hyperlink"/>
+          </w:rPr>
+          <w:t>https://youtu.be/aHRDn5jkoCA</w:t>
+        </w:r>
+      </w:hyperlink>
+      <w:r>
+        <w:rPr/>
+        <w:t>.</w:t>
+      </w:r>
+    </w:p>
+    <w:p>
+      <w:pPr>
         <w:pStyle w:val="H2"/>
         <w:rPr/>
       </w:pPr>
@@ -12007,12 +14522,81 @@
     </w:p>
     <w:p>
       <w:pPr>
+        <w:pStyle w:val="P1"/>
+        <w:rPr/>
+      </w:pPr>
+      <w:r>
+        <w:rPr/>
+      </w:r>
+    </w:p>
+    <w:p>
+      <w:pPr>
+        <w:pStyle w:val="P1"/>
+        <w:rPr/>
+      </w:pPr>
+      <w:r>
+        <w:rPr/>
+        <w:t xml:space="preserve">Через порт послідовної взаємодії </w:t>
+      </w:r>
+      <w:r>
+        <w:rPr>
+          <w:lang w:val="en-US"/>
+        </w:rPr>
+        <w:t>(Serial Monitor).</w:t>
+      </w:r>
+    </w:p>
+    <w:p>
+      <w:pPr>
+        <w:pStyle w:val="P1"/>
+        <w:rPr>
+          <w:lang w:val="en-US"/>
+        </w:rPr>
+      </w:pPr>
+      <w:r>
+        <w:rPr>
+          <w:lang w:val="en-US"/>
+        </w:rPr>
+      </w:r>
+    </w:p>
+    <w:p>
+      <w:pPr>
         <w:pStyle w:val="H3"/>
         <w:rPr/>
       </w:pPr>
       <w:r>
         <w:rPr/>
         <w:t>Яка бібліотека використовується для роботи з послідовним портом у Arduino та Processing?</w:t>
+      </w:r>
+    </w:p>
+    <w:p>
+      <w:pPr>
+        <w:pStyle w:val="P1"/>
+        <w:rPr/>
+      </w:pPr>
+      <w:r>
+        <w:rPr/>
+      </w:r>
+    </w:p>
+    <w:p>
+      <w:pPr>
+        <w:pStyle w:val="P1"/>
+        <w:rPr/>
+      </w:pPr>
+      <w:r>
+        <w:rPr/>
+        <w:t xml:space="preserve">Бібліотека </w:t>
+      </w:r>
+      <w:r>
+        <w:rPr>
+          <w:lang w:val="en-US"/>
+        </w:rPr>
+        <w:t xml:space="preserve">Serial, </w:t>
+      </w:r>
+      <w:r>
+        <w:rPr>
+          <w:lang w:val="uk-UA"/>
+        </w:rPr>
+        <w:t>як в четвертій роботі.</w:t>
       </w:r>
     </w:p>
     <w:sectPr>

--- a/32IV Inzhenerija vbudovanyh/K5/KNT-122_Onyshchenko_Variant-19_K5.docx
+++ b/32IV Inzhenerija vbudovanyh/K5/KNT-122_Onyshchenko_Variant-19_K5.docx
@@ -11830,45 +11830,10 @@
       <w:pPr>
         <w:pStyle w:val="Normal"/>
         <w:spacing w:lineRule="atLeast" w:line="285"/>
-        <w:rPr>
-          <w:rFonts w:ascii="JetBrains Mono;Consolas;Courier New;monospace" w:hAnsi="JetBrains Mono;Consolas;Courier New;monospace"/>
-          <w:b w:val="false"/>
-          <w:color w:val="292929"/>
-          <w:sz w:val="21"/>
-          <w:shd w:fill="FFFFFF" w:val="clear"/>
-        </w:rPr>
-      </w:pPr>
-      <w:r>
-        <w:rPr>
-          <w:rFonts w:ascii="JetBrains Mono;Consolas;Courier New;monospace" w:hAnsi="JetBrains Mono;Consolas;Courier New;monospace"/>
-          <w:b w:val="false"/>
-          <w:color w:val="292929"/>
-          <w:sz w:val="21"/>
-          <w:shd w:fill="FFFFFF" w:val="clear"/>
-        </w:rPr>
-      </w:r>
-    </w:p>
-    <w:p>
-      <w:pPr>
-        <w:pStyle w:val="P1"/>
-        <w:rPr>
-          <w:lang w:val="uk-UA"/>
-        </w:rPr>
-      </w:pPr>
-      <w:r>
-        <w:rPr>
-          <w:lang w:val="uk-UA"/>
-        </w:rPr>
-      </w:r>
-    </w:p>
-    <w:p>
-      <w:pPr>
-        <w:pStyle w:val="H2"/>
-        <w:rPr/>
-      </w:pPr>
-      <w:r>
-        <w:rPr/>
-        <w:t xml:space="preserve">Теорія </w:t>
+        <w:rPr/>
+      </w:pPr>
+      <w:r>
+        <w:rPr/>
       </w:r>
     </w:p>
     <w:p>
@@ -14394,6 +14359,15 @@
       <w:r>
         <w:rPr/>
         <w:t>.</w:t>
+      </w:r>
+    </w:p>
+    <w:p>
+      <w:pPr>
+        <w:pStyle w:val="P1"/>
+        <w:rPr/>
+      </w:pPr>
+      <w:r>
+        <w:rPr/>
       </w:r>
     </w:p>
     <w:p>

--- a/32IV Inzhenerija vbudovanyh/K5/KNT-122_Onyshchenko_Variant-19_K5.docx
+++ b/32IV Inzhenerija vbudovanyh/K5/KNT-122_Onyshchenko_Variant-19_K5.docx
@@ -9159,7 +9159,15 @@
       </w:pPr>
       <w:r>
         <w:rPr/>
-        <w:t>По виконанню роботу було навчено програмно реалізовувати взаємодію користувача з Processing за допомогою подій кліка миші та натиснення клавіш на клавіатурі.</w:t>
+        <w:t xml:space="preserve">По виконанню, </w:t>
+      </w:r>
+      <w:r>
+        <w:rPr/>
+        <w:t>благодаттю Господа нашого Ісуса Христа,</w:t>
+      </w:r>
+      <w:r>
+        <w:rPr/>
+        <w:t xml:space="preserve"> роботу було навчено програмно реалізовувати взаємодію користувача з Processing за допомогою подій кліка миші та натиснення клавіш на клавіатурі.</w:t>
       </w:r>
     </w:p>
     <w:p>
@@ -11229,7 +11237,15 @@
       </w:pPr>
       <w:r>
         <w:rPr/>
-        <w:t xml:space="preserve">По виконанню роботу </w:t>
+        <w:t xml:space="preserve">По виконанню, </w:t>
+      </w:r>
+      <w:r>
+        <w:rPr/>
+        <w:t>благодаттю Господа нашого Ісуса Христа,</w:t>
+      </w:r>
+      <w:r>
+        <w:rPr/>
+        <w:t xml:space="preserve"> роботу </w:t>
       </w:r>
       <w:r>
         <w:rPr>
@@ -11646,6 +11662,7 @@
     <w:p>
       <w:pPr>
         <w:pStyle w:val="H1"/>
+        <w:spacing w:before="0" w:after="0"/>
         <w:rPr/>
       </w:pPr>
       <w:r>
@@ -11705,17 +11722,7 @@
           <w:smallCaps w:val="false"/>
           <w:spacing w:val="0"/>
         </w:rPr>
-        <w:t>Н</w:t>
-      </w:r>
-      <w:r>
-        <w:rPr>
-          <w:b w:val="false"/>
-          <w:i w:val="false"/>
-          <w:caps w:val="false"/>
-          <w:smallCaps w:val="false"/>
-          <w:spacing w:val="0"/>
-        </w:rPr>
-        <w:t>авчитися створювати у Processing IDE простий графічний інтерфейс який за допомогою послідовного порту «спілкується» з Arduino.</w:t>
+        <w:t>Навчитися створювати у Processing IDE простий графічний інтерфейс який за допомогою послідовного порту «спілкується» з Arduino.</w:t>
       </w:r>
       <w:r>
         <w:rPr/>
@@ -11765,7 +11772,6 @@
       </w:pPr>
       <w:r>
         <w:rPr>
-          <w:rFonts w:ascii="Times New Roman" w:hAnsi="Times New Roman"/>
           <w:sz w:val="28"/>
           <w:szCs w:val="28"/>
           <w:lang w:val="uk-UA"/>
@@ -11774,7 +11780,6 @@
       </w:r>
       <w:r>
         <w:rPr>
-          <w:rFonts w:ascii="Times New Roman" w:hAnsi="Times New Roman"/>
           <w:b w:val="false"/>
           <w:color w:val="292929"/>
           <w:sz w:val="28"/>
@@ -11795,35 +11800,10 @@
       </w:pPr>
       <w:r>
         <w:rPr>
-          <w:rFonts w:ascii="Times New Roman" w:hAnsi="Times New Roman"/>
           <w:sz w:val="28"/>
           <w:szCs w:val="28"/>
         </w:rPr>
-        <w:t xml:space="preserve">2. </w:t>
-      </w:r>
-      <w:r>
-        <w:rPr>
-          <w:rFonts w:ascii="Times New Roman" w:hAnsi="Times New Roman"/>
-          <w:sz w:val="28"/>
-          <w:szCs w:val="28"/>
-        </w:rPr>
-        <w:t xml:space="preserve">Розробіть інтерфейс у Processing до завдання 4.2.3 самостійної роботи </w:t>
-      </w:r>
-      <w:r>
-        <w:rPr>
-          <w:rFonts w:ascii="Times New Roman" w:hAnsi="Times New Roman"/>
-          <w:sz w:val="28"/>
-          <w:szCs w:val="28"/>
-        </w:rPr>
-        <w:t>№</w:t>
-      </w:r>
-      <w:r>
-        <w:rPr>
-          <w:rFonts w:ascii="Times New Roman" w:hAnsi="Times New Roman"/>
-          <w:sz w:val="28"/>
-          <w:szCs w:val="28"/>
-        </w:rPr>
-        <w:t>4.</w:t>
+        <w:t>2. Розробіть інтерфейс у Processing до завдання 4.2.3 самостійної роботи №4.</w:t>
       </w:r>
     </w:p>
     <w:p>
@@ -11853,26 +11833,59 @@
       </w:pPr>
       <w:r>
         <w:rPr/>
-        <w:t>1 Світлодіод</w:t>
-      </w:r>
-    </w:p>
-    <w:p>
-      <w:pPr>
-        <w:pStyle w:val="P1"/>
-        <w:rPr/>
-      </w:pPr>
-      <w:r>
-        <w:rPr/>
-      </w:r>
-    </w:p>
-    <w:p>
-      <w:pPr>
-        <w:pStyle w:val="P1"/>
-        <w:rPr/>
-      </w:pPr>
-      <w:r>
-        <w:rPr/>
-        <w:t xml:space="preserve">Реалізацію взято звідси: </w:t>
+        <w:t xml:space="preserve">1 </w:t>
+      </w:r>
+      <w:r>
+        <w:rPr/>
+        <w:t>Колір світлодіоду</w:t>
+      </w:r>
+    </w:p>
+    <w:p>
+      <w:pPr>
+        <w:pStyle w:val="H41"/>
+        <w:rPr/>
+      </w:pPr>
+      <w:r>
+        <w:rPr>
+          <w:b w:val="false"/>
+          <w:bCs w:val="false"/>
+        </w:rPr>
+        <w:t xml:space="preserve">Код </w:t>
+      </w:r>
+      <w:r>
+        <w:rPr>
+          <w:b w:val="false"/>
+          <w:bCs w:val="false"/>
+          <w:lang w:val="en-US"/>
+        </w:rPr>
+        <w:t>Processing</w:t>
+      </w:r>
+    </w:p>
+    <w:p>
+      <w:pPr>
+        <w:pStyle w:val="P1"/>
+        <w:rPr>
+          <w:b w:val="false"/>
+          <w:bCs w:val="false"/>
+          <w:lang w:val="en-US"/>
+        </w:rPr>
+      </w:pPr>
+      <w:r>
+        <w:rPr>
+          <w:b w:val="false"/>
+          <w:bCs w:val="false"/>
+          <w:lang w:val="en-US"/>
+        </w:rPr>
+      </w:r>
+    </w:p>
+    <w:p>
+      <w:pPr>
+        <w:pStyle w:val="P1"/>
+        <w:rPr/>
+      </w:pPr>
+      <w:r>
+        <w:rPr/>
+        <w:t xml:space="preserve">Реалізацію взято з: </w:t>
       </w:r>
       <w:hyperlink r:id="rId28">
         <w:r>
@@ -11889,24 +11902,28 @@
     </w:p>
     <w:p>
       <w:pPr>
-        <w:pStyle w:val="P1"/>
-        <w:rPr/>
-      </w:pPr>
-      <w:r>
-        <w:rPr/>
-      </w:r>
-    </w:p>
-    <w:p>
-      <w:pPr>
-        <w:pStyle w:val="Code"/>
-        <w:rPr>
-          <w:rFonts w:ascii="Courier New" w:hAnsi="Courier New"/>
-          <w:color w:val="auto"/>
-        </w:rPr>
-      </w:pPr>
-      <w:r>
-        <w:rPr>
-          <w:rFonts w:ascii="Courier New" w:hAnsi="Courier New"/>
+        <w:pStyle w:val="Code"/>
+        <w:rPr>
+          <w:rFonts w:ascii="Courier New" w:hAnsi="Courier New"/>
+          <w:color w:val="auto"/>
+        </w:rPr>
+      </w:pPr>
+      <w:r>
+        <w:rPr>
+          <w:rFonts w:ascii="Courier New" w:hAnsi="Courier New"/>
+          <w:color w:val="auto"/>
+        </w:rPr>
+      </w:r>
+    </w:p>
+    <w:p>
+      <w:pPr>
+        <w:pStyle w:val="Code"/>
+        <w:rPr>
+          <w:color w:val="auto"/>
+        </w:rPr>
+      </w:pPr>
+      <w:r>
+        <w:rPr>
           <w:color w:val="auto"/>
         </w:rPr>
         <w:t>int padding=10;</w:t>
@@ -11916,13 +11933,11 @@
       <w:pPr>
         <w:pStyle w:val="Code"/>
         <w:rPr>
-          <w:rFonts w:ascii="Courier New" w:hAnsi="Courier New"/>
-          <w:color w:val="auto"/>
-        </w:rPr>
-      </w:pPr>
-      <w:r>
-        <w:rPr>
-          <w:rFonts w:ascii="Courier New" w:hAnsi="Courier New"/>
+          <w:color w:val="auto"/>
+        </w:rPr>
+      </w:pPr>
+      <w:r>
+        <w:rPr>
           <w:color w:val="auto"/>
         </w:rPr>
         <w:t>boolean redOver=false;</w:t>
@@ -11932,13 +11947,11 @@
       <w:pPr>
         <w:pStyle w:val="Code"/>
         <w:rPr>
-          <w:rFonts w:ascii="Courier New" w:hAnsi="Courier New"/>
-          <w:color w:val="auto"/>
-        </w:rPr>
-      </w:pPr>
-      <w:r>
-        <w:rPr>
-          <w:rFonts w:ascii="Courier New" w:hAnsi="Courier New"/>
+          <w:color w:val="auto"/>
+        </w:rPr>
+      </w:pPr>
+      <w:r>
+        <w:rPr>
           <w:color w:val="auto"/>
         </w:rPr>
         <w:t>boolean greenOver=false;</w:t>
@@ -11948,13 +11961,11 @@
       <w:pPr>
         <w:pStyle w:val="Code"/>
         <w:rPr>
-          <w:rFonts w:ascii="Courier New" w:hAnsi="Courier New"/>
-          <w:color w:val="auto"/>
-        </w:rPr>
-      </w:pPr>
-      <w:r>
-        <w:rPr>
-          <w:rFonts w:ascii="Courier New" w:hAnsi="Courier New"/>
+          <w:color w:val="auto"/>
+        </w:rPr>
+      </w:pPr>
+      <w:r>
+        <w:rPr>
           <w:color w:val="auto"/>
         </w:rPr>
         <w:t>boolean blueOver=false;</w:t>
@@ -11964,13 +11975,11 @@
       <w:pPr>
         <w:pStyle w:val="Code"/>
         <w:rPr>
-          <w:rFonts w:ascii="Courier New" w:hAnsi="Courier New"/>
-          <w:color w:val="auto"/>
-        </w:rPr>
-      </w:pPr>
-      <w:r>
-        <w:rPr>
-          <w:rFonts w:ascii="Courier New" w:hAnsi="Courier New"/>
+          <w:color w:val="auto"/>
+        </w:rPr>
+      </w:pPr>
+      <w:r>
+        <w:rPr>
           <w:color w:val="auto"/>
         </w:rPr>
         <w:t>color redColor = color(255, 0, 0);</w:t>
@@ -11980,13 +11989,11 @@
       <w:pPr>
         <w:pStyle w:val="Code"/>
         <w:rPr>
-          <w:rFonts w:ascii="Courier New" w:hAnsi="Courier New"/>
-          <w:color w:val="auto"/>
-        </w:rPr>
-      </w:pPr>
-      <w:r>
-        <w:rPr>
-          <w:rFonts w:ascii="Courier New" w:hAnsi="Courier New"/>
+          <w:color w:val="auto"/>
+        </w:rPr>
+      </w:pPr>
+      <w:r>
+        <w:rPr>
           <w:color w:val="auto"/>
         </w:rPr>
         <w:t>color greenColor = color(0, 255, 0);</w:t>
@@ -11996,13 +12003,11 @@
       <w:pPr>
         <w:pStyle w:val="Code"/>
         <w:rPr>
-          <w:rFonts w:ascii="Courier New" w:hAnsi="Courier New"/>
-          <w:color w:val="auto"/>
-        </w:rPr>
-      </w:pPr>
-      <w:r>
-        <w:rPr>
-          <w:rFonts w:ascii="Courier New" w:hAnsi="Courier New"/>
+          <w:color w:val="auto"/>
+        </w:rPr>
+      </w:pPr>
+      <w:r>
+        <w:rPr>
           <w:color w:val="auto"/>
         </w:rPr>
         <w:t>color blueColor = color(0, 0, 255);</w:t>
@@ -12012,13 +12017,11 @@
       <w:pPr>
         <w:pStyle w:val="Code"/>
         <w:rPr>
-          <w:rFonts w:ascii="Courier New" w:hAnsi="Courier New"/>
-          <w:color w:val="auto"/>
-        </w:rPr>
-      </w:pPr>
-      <w:r>
-        <w:rPr>
-          <w:rFonts w:ascii="Courier New" w:hAnsi="Courier New"/>
+          <w:color w:val="auto"/>
+        </w:rPr>
+      </w:pPr>
+      <w:r>
+        <w:rPr>
           <w:color w:val="auto"/>
         </w:rPr>
         <w:t>color redHighlightColor = color(255, 100, 100);</w:t>
@@ -12028,13 +12031,11 @@
       <w:pPr>
         <w:pStyle w:val="Code"/>
         <w:rPr>
-          <w:rFonts w:ascii="Courier New" w:hAnsi="Courier New"/>
-          <w:color w:val="auto"/>
-        </w:rPr>
-      </w:pPr>
-      <w:r>
-        <w:rPr>
-          <w:rFonts w:ascii="Courier New" w:hAnsi="Courier New"/>
+          <w:color w:val="auto"/>
+        </w:rPr>
+      </w:pPr>
+      <w:r>
+        <w:rPr>
           <w:color w:val="auto"/>
         </w:rPr>
         <w:t>color greenHighlightColor = color(100, 255, 100);</w:t>
@@ -12044,13 +12045,11 @@
       <w:pPr>
         <w:pStyle w:val="Code"/>
         <w:rPr>
-          <w:rFonts w:ascii="Courier New" w:hAnsi="Courier New"/>
-          <w:color w:val="auto"/>
-        </w:rPr>
-      </w:pPr>
-      <w:r>
-        <w:rPr>
-          <w:rFonts w:ascii="Courier New" w:hAnsi="Courier New"/>
+          <w:color w:val="auto"/>
+        </w:rPr>
+      </w:pPr>
+      <w:r>
+        <w:rPr>
           <w:color w:val="auto"/>
         </w:rPr>
         <w:t>color blueHighlightColor = color(100, 100, 255);</w:t>
@@ -12060,28 +12059,24 @@
       <w:pPr>
         <w:pStyle w:val="Code"/>
         <w:rPr>
-          <w:rFonts w:ascii="Courier New" w:hAnsi="Courier New"/>
-          <w:color w:val="auto"/>
-        </w:rPr>
-      </w:pPr>
-      <w:r>
-        <w:rPr>
-          <w:rFonts w:ascii="Courier New" w:hAnsi="Courier New"/>
-          <w:color w:val="auto"/>
-        </w:rPr>
-      </w:r>
-    </w:p>
-    <w:p>
-      <w:pPr>
-        <w:pStyle w:val="Code"/>
-        <w:rPr>
-          <w:rFonts w:ascii="Courier New" w:hAnsi="Courier New"/>
-          <w:color w:val="auto"/>
-        </w:rPr>
-      </w:pPr>
-      <w:r>
-        <w:rPr>
-          <w:rFonts w:ascii="Courier New" w:hAnsi="Courier New"/>
+          <w:color w:val="auto"/>
+        </w:rPr>
+      </w:pPr>
+      <w:r>
+        <w:rPr>
+          <w:color w:val="auto"/>
+        </w:rPr>
+      </w:r>
+    </w:p>
+    <w:p>
+      <w:pPr>
+        <w:pStyle w:val="Code"/>
+        <w:rPr>
+          <w:color w:val="auto"/>
+        </w:rPr>
+      </w:pPr>
+      <w:r>
+        <w:rPr>
           <w:color w:val="auto"/>
         </w:rPr>
         <w:t>void setup() {</w:t>
@@ -12091,25 +12086,1665 @@
       <w:pPr>
         <w:pStyle w:val="Code"/>
         <w:rPr>
-          <w:rFonts w:ascii="Courier New" w:hAnsi="Courier New"/>
-          <w:color w:val="auto"/>
-        </w:rPr>
-      </w:pPr>
-      <w:r>
-        <w:rPr>
-          <w:rFonts w:ascii="Courier New" w:hAnsi="Courier New"/>
-          <w:color w:val="auto"/>
-        </w:rPr>
-        <w:t xml:space="preserve">  </w:t>
-      </w:r>
-      <w:r>
-        <w:rPr>
-          <w:rFonts w:ascii="Courier New" w:hAnsi="Courier New"/>
+          <w:color w:val="auto"/>
+        </w:rPr>
+      </w:pPr>
+      <w:r>
+        <w:rPr>
+          <w:color w:val="auto"/>
+        </w:rPr>
+        <w:t xml:space="preserve">  </w:t>
+      </w:r>
+      <w:r>
+        <w:rPr>
+          <w:color w:val="auto"/>
+        </w:rPr>
+        <w:t>size(300*3, 100*3);</w:t>
+      </w:r>
+    </w:p>
+    <w:p>
+      <w:pPr>
+        <w:pStyle w:val="Code"/>
+        <w:rPr>
+          <w:color w:val="auto"/>
+        </w:rPr>
+      </w:pPr>
+      <w:r>
+        <w:rPr>
+          <w:color w:val="auto"/>
+        </w:rPr>
+        <w:t>}</w:t>
+      </w:r>
+    </w:p>
+    <w:p>
+      <w:pPr>
+        <w:pStyle w:val="Code"/>
+        <w:rPr>
+          <w:color w:val="auto"/>
+        </w:rPr>
+      </w:pPr>
+      <w:r>
+        <w:rPr>
+          <w:color w:val="auto"/>
+        </w:rPr>
+      </w:r>
+    </w:p>
+    <w:p>
+      <w:pPr>
+        <w:pStyle w:val="Code"/>
+        <w:rPr>
+          <w:color w:val="auto"/>
+        </w:rPr>
+      </w:pPr>
+      <w:r>
+        <w:rPr>
+          <w:color w:val="auto"/>
+        </w:rPr>
+        <w:t>void draw() {</w:t>
+      </w:r>
+    </w:p>
+    <w:p>
+      <w:pPr>
+        <w:pStyle w:val="Code"/>
+        <w:rPr>
+          <w:color w:val="auto"/>
+        </w:rPr>
+      </w:pPr>
+      <w:r>
+        <w:rPr>
+          <w:color w:val="auto"/>
+        </w:rPr>
+        <w:t xml:space="preserve">  </w:t>
+      </w:r>
+      <w:r>
+        <w:rPr>
+          <w:color w:val="auto"/>
+        </w:rPr>
+        <w:t>update(mouseX,mouseY);</w:t>
+      </w:r>
+    </w:p>
+    <w:p>
+      <w:pPr>
+        <w:pStyle w:val="Code"/>
+        <w:rPr>
+          <w:color w:val="auto"/>
+        </w:rPr>
+      </w:pPr>
+      <w:r>
+        <w:rPr>
+          <w:color w:val="auto"/>
+        </w:rPr>
+        <w:t xml:space="preserve">  </w:t>
+      </w:r>
+      <w:r>
+        <w:rPr>
+          <w:color w:val="auto"/>
+        </w:rPr>
+        <w:t>background(255);</w:t>
+      </w:r>
+    </w:p>
+    <w:p>
+      <w:pPr>
+        <w:pStyle w:val="Code"/>
+        <w:rPr>
+          <w:color w:val="auto"/>
+        </w:rPr>
+      </w:pPr>
+      <w:r>
+        <w:rPr>
+          <w:color w:val="auto"/>
+        </w:rPr>
+        <w:t xml:space="preserve">  </w:t>
+      </w:r>
+      <w:r>
+        <w:rPr>
+          <w:color w:val="auto"/>
+        </w:rPr>
+        <w:t>noStroke();</w:t>
+      </w:r>
+    </w:p>
+    <w:p>
+      <w:pPr>
+        <w:pStyle w:val="Code"/>
+        <w:rPr>
+          <w:color w:val="auto"/>
+        </w:rPr>
+      </w:pPr>
+      <w:r>
+        <w:rPr>
+          <w:color w:val="auto"/>
+        </w:rPr>
+        <w:t xml:space="preserve">  </w:t>
+      </w:r>
+      <w:r>
+        <w:rPr>
+          <w:color w:val="auto"/>
+        </w:rPr>
+        <w:t>int size=width/3;</w:t>
+      </w:r>
+    </w:p>
+    <w:p>
+      <w:pPr>
+        <w:pStyle w:val="Code"/>
+        <w:rPr>
+          <w:color w:val="auto"/>
+        </w:rPr>
+      </w:pPr>
+      <w:r>
+        <w:rPr>
+          <w:color w:val="auto"/>
+        </w:rPr>
+      </w:r>
+    </w:p>
+    <w:p>
+      <w:pPr>
+        <w:pStyle w:val="Code"/>
+        <w:rPr>
+          <w:color w:val="auto"/>
+        </w:rPr>
+      </w:pPr>
+      <w:r>
+        <w:rPr>
+          <w:color w:val="auto"/>
+        </w:rPr>
+        <w:t xml:space="preserve">  </w:t>
+      </w:r>
+      <w:r>
+        <w:rPr>
+          <w:color w:val="auto"/>
+        </w:rPr>
+        <w:t>if (redOver) fill(redHighlightColor);</w:t>
+      </w:r>
+    </w:p>
+    <w:p>
+      <w:pPr>
+        <w:pStyle w:val="Code"/>
+        <w:rPr>
+          <w:color w:val="auto"/>
+        </w:rPr>
+      </w:pPr>
+      <w:r>
+        <w:rPr>
+          <w:color w:val="auto"/>
+        </w:rPr>
+        <w:t xml:space="preserve">  </w:t>
+      </w:r>
+      <w:r>
+        <w:rPr>
+          <w:color w:val="auto"/>
+        </w:rPr>
+        <w:t>else fill(redColor);</w:t>
+      </w:r>
+    </w:p>
+    <w:p>
+      <w:pPr>
+        <w:pStyle w:val="Code"/>
+        <w:rPr>
+          <w:color w:val="auto"/>
+        </w:rPr>
+      </w:pPr>
+      <w:r>
+        <w:rPr>
+          <w:color w:val="auto"/>
+        </w:rPr>
+        <w:t xml:space="preserve">  </w:t>
+      </w:r>
+      <w:r>
+        <w:rPr>
+          <w:color w:val="auto"/>
+        </w:rPr>
+        <w:t>rect(padding, padding, width/3-padding*2, height-padding*2);</w:t>
+      </w:r>
+    </w:p>
+    <w:p>
+      <w:pPr>
+        <w:pStyle w:val="Code"/>
+        <w:rPr>
+          <w:color w:val="auto"/>
+        </w:rPr>
+      </w:pPr>
+      <w:r>
+        <w:rPr>
+          <w:color w:val="auto"/>
+        </w:rPr>
+      </w:r>
+    </w:p>
+    <w:p>
+      <w:pPr>
+        <w:pStyle w:val="Code"/>
+        <w:rPr>
+          <w:color w:val="auto"/>
+        </w:rPr>
+      </w:pPr>
+      <w:r>
+        <w:rPr>
+          <w:color w:val="auto"/>
+        </w:rPr>
+        <w:t xml:space="preserve">  </w:t>
+      </w:r>
+      <w:r>
+        <w:rPr>
+          <w:color w:val="auto"/>
+        </w:rPr>
+        <w:t>if (greenOver) fill(greenHighlightColor);</w:t>
+      </w:r>
+    </w:p>
+    <w:p>
+      <w:pPr>
+        <w:pStyle w:val="Code"/>
+        <w:rPr>
+          <w:color w:val="auto"/>
+        </w:rPr>
+      </w:pPr>
+      <w:r>
+        <w:rPr>
+          <w:color w:val="auto"/>
+        </w:rPr>
+        <w:t xml:space="preserve">  </w:t>
+      </w:r>
+      <w:r>
+        <w:rPr>
+          <w:color w:val="auto"/>
+        </w:rPr>
+        <w:t>else fill(greenColor);</w:t>
+      </w:r>
+    </w:p>
+    <w:p>
+      <w:pPr>
+        <w:pStyle w:val="Code"/>
+        <w:rPr>
+          <w:color w:val="auto"/>
+        </w:rPr>
+      </w:pPr>
+      <w:r>
+        <w:rPr>
+          <w:color w:val="auto"/>
+        </w:rPr>
+        <w:t xml:space="preserve">  </w:t>
+      </w:r>
+      <w:r>
+        <w:rPr>
+          <w:color w:val="auto"/>
+        </w:rPr>
+        <w:t>rect(padding+size, padding, width/3-padding*2, height-padding*2);</w:t>
+      </w:r>
+    </w:p>
+    <w:p>
+      <w:pPr>
+        <w:pStyle w:val="Code"/>
+        <w:rPr>
+          <w:color w:val="auto"/>
+        </w:rPr>
+      </w:pPr>
+      <w:r>
+        <w:rPr>
+          <w:color w:val="auto"/>
+        </w:rPr>
+      </w:r>
+    </w:p>
+    <w:p>
+      <w:pPr>
+        <w:pStyle w:val="Code"/>
+        <w:rPr>
+          <w:color w:val="auto"/>
+        </w:rPr>
+      </w:pPr>
+      <w:r>
+        <w:rPr>
+          <w:color w:val="auto"/>
+        </w:rPr>
+        <w:t xml:space="preserve">  </w:t>
+      </w:r>
+      <w:r>
+        <w:rPr>
+          <w:color w:val="auto"/>
+        </w:rPr>
+        <w:t>if (blueOver) fill(blueHighlightColor);</w:t>
+      </w:r>
+    </w:p>
+    <w:p>
+      <w:pPr>
+        <w:pStyle w:val="Code"/>
+        <w:rPr>
+          <w:color w:val="auto"/>
+        </w:rPr>
+      </w:pPr>
+      <w:r>
+        <w:rPr>
+          <w:color w:val="auto"/>
+        </w:rPr>
+        <w:t xml:space="preserve">  </w:t>
+      </w:r>
+      <w:r>
+        <w:rPr>
+          <w:color w:val="auto"/>
+        </w:rPr>
+        <w:t>else fill(blueColor);</w:t>
+      </w:r>
+    </w:p>
+    <w:p>
+      <w:pPr>
+        <w:pStyle w:val="Code"/>
+        <w:rPr>
+          <w:color w:val="auto"/>
+        </w:rPr>
+      </w:pPr>
+      <w:r>
+        <w:rPr>
+          <w:color w:val="auto"/>
+        </w:rPr>
+        <w:t xml:space="preserve">  </w:t>
+      </w:r>
+      <w:r>
+        <w:rPr>
+          <w:color w:val="auto"/>
+        </w:rPr>
+        <w:t>rect(padding+size*2, padding, width/3-padding*2, height-padding*2);</w:t>
+      </w:r>
+    </w:p>
+    <w:p>
+      <w:pPr>
+        <w:pStyle w:val="Code"/>
+        <w:rPr>
+          <w:color w:val="auto"/>
+        </w:rPr>
+      </w:pPr>
+      <w:r>
+        <w:rPr>
+          <w:color w:val="auto"/>
+        </w:rPr>
+        <w:t>}</w:t>
+      </w:r>
+    </w:p>
+    <w:p>
+      <w:pPr>
+        <w:pStyle w:val="Code"/>
+        <w:rPr>
+          <w:color w:val="auto"/>
+        </w:rPr>
+      </w:pPr>
+      <w:r>
+        <w:rPr>
+          <w:color w:val="auto"/>
+        </w:rPr>
+      </w:r>
+    </w:p>
+    <w:p>
+      <w:pPr>
+        <w:pStyle w:val="Code"/>
+        <w:rPr>
+          <w:color w:val="auto"/>
+        </w:rPr>
+      </w:pPr>
+      <w:r>
+        <w:rPr>
+          <w:color w:val="auto"/>
+        </w:rPr>
+        <w:t>void mousePressed() {</w:t>
+      </w:r>
+    </w:p>
+    <w:p>
+      <w:pPr>
+        <w:pStyle w:val="Code"/>
+        <w:rPr>
+          <w:color w:val="auto"/>
+        </w:rPr>
+      </w:pPr>
+      <w:r>
+        <w:rPr>
+          <w:color w:val="auto"/>
+        </w:rPr>
+        <w:t xml:space="preserve">  </w:t>
+      </w:r>
+      <w:r>
+        <w:rPr>
+          <w:color w:val="auto"/>
+        </w:rPr>
+        <w:t>if (redOver) println("Red");</w:t>
+      </w:r>
+    </w:p>
+    <w:p>
+      <w:pPr>
+        <w:pStyle w:val="Code"/>
+        <w:rPr>
+          <w:color w:val="auto"/>
+        </w:rPr>
+      </w:pPr>
+      <w:r>
+        <w:rPr>
+          <w:color w:val="auto"/>
+        </w:rPr>
+        <w:t xml:space="preserve">  </w:t>
+      </w:r>
+      <w:r>
+        <w:rPr>
+          <w:color w:val="auto"/>
+        </w:rPr>
+        <w:t>if (greenOver) println("Green");</w:t>
+      </w:r>
+    </w:p>
+    <w:p>
+      <w:pPr>
+        <w:pStyle w:val="Code"/>
+        <w:rPr>
+          <w:color w:val="auto"/>
+        </w:rPr>
+      </w:pPr>
+      <w:r>
+        <w:rPr>
+          <w:color w:val="auto"/>
+        </w:rPr>
+        <w:t xml:space="preserve">  </w:t>
+      </w:r>
+      <w:r>
+        <w:rPr>
+          <w:color w:val="auto"/>
+        </w:rPr>
+        <w:t>if (blueOver) println("Blue");</w:t>
+      </w:r>
+    </w:p>
+    <w:p>
+      <w:pPr>
+        <w:pStyle w:val="Code"/>
+        <w:rPr>
+          <w:color w:val="auto"/>
+        </w:rPr>
+      </w:pPr>
+      <w:r>
+        <w:rPr>
+          <w:color w:val="auto"/>
+        </w:rPr>
+        <w:t>}</w:t>
+      </w:r>
+    </w:p>
+    <w:p>
+      <w:pPr>
+        <w:pStyle w:val="Code"/>
+        <w:rPr>
+          <w:color w:val="auto"/>
+        </w:rPr>
+      </w:pPr>
+      <w:r>
+        <w:rPr>
+          <w:color w:val="auto"/>
+        </w:rPr>
+      </w:r>
+    </w:p>
+    <w:p>
+      <w:pPr>
+        <w:pStyle w:val="Code"/>
+        <w:rPr>
+          <w:color w:val="auto"/>
+        </w:rPr>
+      </w:pPr>
+      <w:r>
+        <w:rPr>
+          <w:color w:val="auto"/>
+        </w:rPr>
+        <w:t>void update(int x,int y) {</w:t>
+      </w:r>
+    </w:p>
+    <w:p>
+      <w:pPr>
+        <w:pStyle w:val="Code"/>
+        <w:rPr>
+          <w:color w:val="auto"/>
+        </w:rPr>
+      </w:pPr>
+      <w:r>
+        <w:rPr>
+          <w:color w:val="auto"/>
+        </w:rPr>
+        <w:t xml:space="preserve">  </w:t>
+      </w:r>
+      <w:r>
+        <w:rPr>
+          <w:color w:val="auto"/>
+        </w:rPr>
+        <w:t>if (overRed()) {</w:t>
+      </w:r>
+    </w:p>
+    <w:p>
+      <w:pPr>
+        <w:pStyle w:val="Code"/>
+        <w:rPr>
+          <w:color w:val="auto"/>
+        </w:rPr>
+      </w:pPr>
+      <w:r>
+        <w:rPr>
+          <w:color w:val="auto"/>
+        </w:rPr>
+        <w:t xml:space="preserve">    </w:t>
+      </w:r>
+      <w:r>
+        <w:rPr>
+          <w:color w:val="auto"/>
+        </w:rPr>
+        <w:t>redOver=true;</w:t>
+      </w:r>
+    </w:p>
+    <w:p>
+      <w:pPr>
+        <w:pStyle w:val="Code"/>
+        <w:rPr>
+          <w:color w:val="auto"/>
+        </w:rPr>
+      </w:pPr>
+      <w:r>
+        <w:rPr>
+          <w:color w:val="auto"/>
+        </w:rPr>
+        <w:t xml:space="preserve">    </w:t>
+      </w:r>
+      <w:r>
+        <w:rPr>
+          <w:color w:val="auto"/>
+        </w:rPr>
+        <w:t>greenOver=false;</w:t>
+      </w:r>
+    </w:p>
+    <w:p>
+      <w:pPr>
+        <w:pStyle w:val="Code"/>
+        <w:rPr>
+          <w:color w:val="auto"/>
+        </w:rPr>
+      </w:pPr>
+      <w:r>
+        <w:rPr>
+          <w:color w:val="auto"/>
+        </w:rPr>
+        <w:t xml:space="preserve">    </w:t>
+      </w:r>
+      <w:r>
+        <w:rPr>
+          <w:color w:val="auto"/>
+        </w:rPr>
+        <w:t>blueOver=false;</w:t>
+      </w:r>
+    </w:p>
+    <w:p>
+      <w:pPr>
+        <w:pStyle w:val="Code"/>
+        <w:rPr>
+          <w:color w:val="auto"/>
+        </w:rPr>
+      </w:pPr>
+      <w:r>
+        <w:rPr>
+          <w:color w:val="auto"/>
+        </w:rPr>
+        <w:t xml:space="preserve">  </w:t>
+      </w:r>
+      <w:r>
+        <w:rPr>
+          <w:color w:val="auto"/>
+        </w:rPr>
+        <w:t>}</w:t>
+      </w:r>
+    </w:p>
+    <w:p>
+      <w:pPr>
+        <w:pStyle w:val="Code"/>
+        <w:rPr>
+          <w:color w:val="auto"/>
+        </w:rPr>
+      </w:pPr>
+      <w:r>
+        <w:rPr>
+          <w:color w:val="auto"/>
+        </w:rPr>
+        <w:t xml:space="preserve">  </w:t>
+      </w:r>
+      <w:r>
+        <w:rPr>
+          <w:color w:val="auto"/>
+        </w:rPr>
+        <w:t>else if (overGreen()) {</w:t>
+      </w:r>
+    </w:p>
+    <w:p>
+      <w:pPr>
+        <w:pStyle w:val="Code"/>
+        <w:rPr>
+          <w:color w:val="auto"/>
+        </w:rPr>
+      </w:pPr>
+      <w:r>
+        <w:rPr>
+          <w:color w:val="auto"/>
+        </w:rPr>
+        <w:t xml:space="preserve">    </w:t>
+      </w:r>
+      <w:r>
+        <w:rPr>
+          <w:color w:val="auto"/>
+        </w:rPr>
+        <w:t>redOver=false;</w:t>
+      </w:r>
+    </w:p>
+    <w:p>
+      <w:pPr>
+        <w:pStyle w:val="Code"/>
+        <w:rPr>
+          <w:color w:val="auto"/>
+        </w:rPr>
+      </w:pPr>
+      <w:r>
+        <w:rPr>
+          <w:color w:val="auto"/>
+        </w:rPr>
+        <w:t xml:space="preserve">    </w:t>
+      </w:r>
+      <w:r>
+        <w:rPr>
+          <w:color w:val="auto"/>
+        </w:rPr>
+        <w:t>greenOver=true;</w:t>
+      </w:r>
+    </w:p>
+    <w:p>
+      <w:pPr>
+        <w:pStyle w:val="Code"/>
+        <w:rPr>
+          <w:color w:val="auto"/>
+        </w:rPr>
+      </w:pPr>
+      <w:r>
+        <w:rPr>
+          <w:color w:val="auto"/>
+        </w:rPr>
+        <w:t xml:space="preserve">    </w:t>
+      </w:r>
+      <w:r>
+        <w:rPr>
+          <w:color w:val="auto"/>
+        </w:rPr>
+        <w:t>blueOver=false;</w:t>
+      </w:r>
+    </w:p>
+    <w:p>
+      <w:pPr>
+        <w:pStyle w:val="Code"/>
+        <w:rPr>
+          <w:color w:val="auto"/>
+        </w:rPr>
+      </w:pPr>
+      <w:r>
+        <w:rPr>
+          <w:color w:val="auto"/>
+        </w:rPr>
+        <w:t xml:space="preserve">  </w:t>
+      </w:r>
+      <w:r>
+        <w:rPr>
+          <w:color w:val="auto"/>
+        </w:rPr>
+        <w:t>}</w:t>
+      </w:r>
+    </w:p>
+    <w:p>
+      <w:pPr>
+        <w:pStyle w:val="Code"/>
+        <w:rPr>
+          <w:color w:val="auto"/>
+        </w:rPr>
+      </w:pPr>
+      <w:r>
+        <w:rPr>
+          <w:color w:val="auto"/>
+        </w:rPr>
+        <w:t xml:space="preserve">  </w:t>
+      </w:r>
+      <w:r>
+        <w:rPr>
+          <w:color w:val="auto"/>
+        </w:rPr>
+        <w:t>else if (overBlue()) {</w:t>
+      </w:r>
+    </w:p>
+    <w:p>
+      <w:pPr>
+        <w:pStyle w:val="Code"/>
+        <w:rPr>
+          <w:color w:val="auto"/>
+        </w:rPr>
+      </w:pPr>
+      <w:r>
+        <w:rPr>
+          <w:color w:val="auto"/>
+        </w:rPr>
+        <w:t xml:space="preserve">    </w:t>
+      </w:r>
+      <w:r>
+        <w:rPr>
+          <w:color w:val="auto"/>
+        </w:rPr>
+        <w:t>redOver=false;</w:t>
+      </w:r>
+    </w:p>
+    <w:p>
+      <w:pPr>
+        <w:pStyle w:val="Code"/>
+        <w:rPr>
+          <w:color w:val="auto"/>
+        </w:rPr>
+      </w:pPr>
+      <w:r>
+        <w:rPr>
+          <w:color w:val="auto"/>
+        </w:rPr>
+        <w:t xml:space="preserve">    </w:t>
+      </w:r>
+      <w:r>
+        <w:rPr>
+          <w:color w:val="auto"/>
+        </w:rPr>
+        <w:t>greenOver=false;</w:t>
+      </w:r>
+    </w:p>
+    <w:p>
+      <w:pPr>
+        <w:pStyle w:val="Code"/>
+        <w:rPr>
+          <w:color w:val="auto"/>
+        </w:rPr>
+      </w:pPr>
+      <w:r>
+        <w:rPr>
+          <w:color w:val="auto"/>
+        </w:rPr>
+        <w:t xml:space="preserve">    </w:t>
+      </w:r>
+      <w:r>
+        <w:rPr>
+          <w:color w:val="auto"/>
+        </w:rPr>
+        <w:t>blueOver=true;</w:t>
+      </w:r>
+    </w:p>
+    <w:p>
+      <w:pPr>
+        <w:pStyle w:val="Code"/>
+        <w:rPr>
+          <w:color w:val="auto"/>
+        </w:rPr>
+      </w:pPr>
+      <w:r>
+        <w:rPr>
+          <w:color w:val="auto"/>
+        </w:rPr>
+        <w:t xml:space="preserve">  </w:t>
+      </w:r>
+      <w:r>
+        <w:rPr>
+          <w:color w:val="auto"/>
+        </w:rPr>
+        <w:t>}</w:t>
+      </w:r>
+    </w:p>
+    <w:p>
+      <w:pPr>
+        <w:pStyle w:val="Code"/>
+        <w:rPr>
+          <w:color w:val="auto"/>
+        </w:rPr>
+      </w:pPr>
+      <w:r>
+        <w:rPr>
+          <w:color w:val="auto"/>
+        </w:rPr>
+        <w:t xml:space="preserve">  </w:t>
+      </w:r>
+      <w:r>
+        <w:rPr>
+          <w:color w:val="auto"/>
+        </w:rPr>
+        <w:t>else redOver=greenOver=blueOver=false;</w:t>
+      </w:r>
+    </w:p>
+    <w:p>
+      <w:pPr>
+        <w:pStyle w:val="Code"/>
+        <w:rPr>
+          <w:color w:val="auto"/>
+        </w:rPr>
+      </w:pPr>
+      <w:r>
+        <w:rPr>
+          <w:color w:val="auto"/>
+        </w:rPr>
+        <w:t>}</w:t>
+      </w:r>
+    </w:p>
+    <w:p>
+      <w:pPr>
+        <w:pStyle w:val="Code"/>
+        <w:rPr>
+          <w:color w:val="auto"/>
+        </w:rPr>
+      </w:pPr>
+      <w:r>
+        <w:rPr>
+          <w:color w:val="auto"/>
+        </w:rPr>
+      </w:r>
+    </w:p>
+    <w:p>
+      <w:pPr>
+        <w:pStyle w:val="Code"/>
+        <w:rPr>
+          <w:color w:val="auto"/>
+        </w:rPr>
+      </w:pPr>
+      <w:r>
+        <w:rPr>
+          <w:color w:val="auto"/>
+        </w:rPr>
+        <w:t xml:space="preserve">boolean overRed() { </w:t>
+      </w:r>
+    </w:p>
+    <w:p>
+      <w:pPr>
+        <w:pStyle w:val="Code"/>
+        <w:rPr>
+          <w:color w:val="auto"/>
+        </w:rPr>
+      </w:pPr>
+      <w:r>
+        <w:rPr>
+          <w:color w:val="auto"/>
+        </w:rPr>
+        <w:t xml:space="preserve">  </w:t>
+      </w:r>
+      <w:r>
+        <w:rPr>
+          <w:color w:val="auto"/>
+        </w:rPr>
+        <w:t>int size=width/3;</w:t>
+      </w:r>
+    </w:p>
+    <w:p>
+      <w:pPr>
+        <w:pStyle w:val="Code"/>
+        <w:rPr>
+          <w:color w:val="auto"/>
+        </w:rPr>
+      </w:pPr>
+      <w:r>
+        <w:rPr>
+          <w:color w:val="auto"/>
+        </w:rPr>
+        <w:t xml:space="preserve">  </w:t>
+      </w:r>
+      <w:r>
+        <w:rPr>
+          <w:color w:val="auto"/>
+        </w:rPr>
+        <w:t>if (mouseX&gt;=padding &amp;&amp; mouseX&lt;=size-padding &amp;&amp; mouseY&gt;=padding &amp;&amp; mouseY&lt;=size-padding) {</w:t>
+      </w:r>
+    </w:p>
+    <w:p>
+      <w:pPr>
+        <w:pStyle w:val="Code"/>
+        <w:rPr>
+          <w:color w:val="auto"/>
+        </w:rPr>
+      </w:pPr>
+      <w:r>
+        <w:rPr>
+          <w:color w:val="auto"/>
+        </w:rPr>
+        <w:t xml:space="preserve">    </w:t>
+      </w:r>
+      <w:r>
+        <w:rPr>
+          <w:color w:val="auto"/>
+        </w:rPr>
+        <w:t>return true;</w:t>
+      </w:r>
+    </w:p>
+    <w:p>
+      <w:pPr>
+        <w:pStyle w:val="Code"/>
+        <w:rPr>
+          <w:color w:val="auto"/>
+        </w:rPr>
+      </w:pPr>
+      <w:r>
+        <w:rPr>
+          <w:color w:val="auto"/>
+        </w:rPr>
+        <w:t xml:space="preserve">  </w:t>
+      </w:r>
+      <w:r>
+        <w:rPr>
+          <w:color w:val="auto"/>
+        </w:rPr>
+        <w:t>} else {</w:t>
+      </w:r>
+    </w:p>
+    <w:p>
+      <w:pPr>
+        <w:pStyle w:val="Code"/>
+        <w:rPr>
+          <w:color w:val="auto"/>
+        </w:rPr>
+      </w:pPr>
+      <w:r>
+        <w:rPr>
+          <w:color w:val="auto"/>
+        </w:rPr>
+        <w:t xml:space="preserve">    </w:t>
+      </w:r>
+      <w:r>
+        <w:rPr>
+          <w:color w:val="auto"/>
+        </w:rPr>
+        <w:t>return false;</w:t>
+      </w:r>
+    </w:p>
+    <w:p>
+      <w:pPr>
+        <w:pStyle w:val="Code"/>
+        <w:rPr>
+          <w:color w:val="auto"/>
+        </w:rPr>
+      </w:pPr>
+      <w:r>
+        <w:rPr>
+          <w:color w:val="auto"/>
+        </w:rPr>
+        <w:t xml:space="preserve">  </w:t>
+      </w:r>
+      <w:r>
+        <w:rPr>
+          <w:color w:val="auto"/>
+        </w:rPr>
+        <w:t>}</w:t>
+      </w:r>
+    </w:p>
+    <w:p>
+      <w:pPr>
+        <w:pStyle w:val="Code"/>
+        <w:rPr>
+          <w:color w:val="auto"/>
+        </w:rPr>
+      </w:pPr>
+      <w:r>
+        <w:rPr>
+          <w:color w:val="auto"/>
+        </w:rPr>
+        <w:t>}</w:t>
+      </w:r>
+    </w:p>
+    <w:p>
+      <w:pPr>
+        <w:pStyle w:val="Code"/>
+        <w:rPr>
+          <w:color w:val="auto"/>
+        </w:rPr>
+      </w:pPr>
+      <w:r>
+        <w:rPr>
+          <w:color w:val="auto"/>
+        </w:rPr>
+        <w:t xml:space="preserve">boolean overGreen() { </w:t>
+      </w:r>
+    </w:p>
+    <w:p>
+      <w:pPr>
+        <w:pStyle w:val="Code"/>
+        <w:rPr>
+          <w:color w:val="auto"/>
+        </w:rPr>
+      </w:pPr>
+      <w:r>
+        <w:rPr>
+          <w:color w:val="auto"/>
+        </w:rPr>
+        <w:t xml:space="preserve">  </w:t>
+      </w:r>
+      <w:r>
+        <w:rPr>
+          <w:color w:val="auto"/>
+        </w:rPr>
+        <w:t>int size=width/3;</w:t>
+      </w:r>
+    </w:p>
+    <w:p>
+      <w:pPr>
+        <w:pStyle w:val="Code"/>
+        <w:rPr>
+          <w:color w:val="auto"/>
+        </w:rPr>
+      </w:pPr>
+      <w:r>
+        <w:rPr>
+          <w:color w:val="auto"/>
+        </w:rPr>
+        <w:t xml:space="preserve">  </w:t>
+      </w:r>
+      <w:r>
+        <w:rPr>
+          <w:color w:val="auto"/>
+        </w:rPr>
+        <w:t>if (mouseX&gt;=padding+size &amp;&amp; mouseX&lt;=size*2-padding &amp;&amp; mouseY&gt;=padding &amp;&amp; mouseY&lt;=size-padding) {</w:t>
+      </w:r>
+    </w:p>
+    <w:p>
+      <w:pPr>
+        <w:pStyle w:val="Code"/>
+        <w:rPr>
+          <w:color w:val="auto"/>
+        </w:rPr>
+      </w:pPr>
+      <w:r>
+        <w:rPr>
+          <w:color w:val="auto"/>
+        </w:rPr>
+        <w:t xml:space="preserve">    </w:t>
+      </w:r>
+      <w:r>
+        <w:rPr>
+          <w:color w:val="auto"/>
+        </w:rPr>
+        <w:t>return true;</w:t>
+      </w:r>
+    </w:p>
+    <w:p>
+      <w:pPr>
+        <w:pStyle w:val="Code"/>
+        <w:rPr>
+          <w:color w:val="auto"/>
+        </w:rPr>
+      </w:pPr>
+      <w:r>
+        <w:rPr>
+          <w:color w:val="auto"/>
+        </w:rPr>
+        <w:t xml:space="preserve">  </w:t>
+      </w:r>
+      <w:r>
+        <w:rPr>
+          <w:color w:val="auto"/>
+        </w:rPr>
+        <w:t>} else {</w:t>
+      </w:r>
+    </w:p>
+    <w:p>
+      <w:pPr>
+        <w:pStyle w:val="Code"/>
+        <w:rPr>
+          <w:color w:val="auto"/>
+        </w:rPr>
+      </w:pPr>
+      <w:r>
+        <w:rPr>
+          <w:color w:val="auto"/>
+        </w:rPr>
+        <w:t xml:space="preserve">    </w:t>
+      </w:r>
+      <w:r>
+        <w:rPr>
+          <w:color w:val="auto"/>
+        </w:rPr>
+        <w:t>return false;</w:t>
+      </w:r>
+    </w:p>
+    <w:p>
+      <w:pPr>
+        <w:pStyle w:val="Code"/>
+        <w:rPr>
+          <w:color w:val="auto"/>
+        </w:rPr>
+      </w:pPr>
+      <w:r>
+        <w:rPr>
+          <w:color w:val="auto"/>
+        </w:rPr>
+        <w:t xml:space="preserve">  </w:t>
+      </w:r>
+      <w:r>
+        <w:rPr>
+          <w:color w:val="auto"/>
+        </w:rPr>
+        <w:t>}</w:t>
+      </w:r>
+    </w:p>
+    <w:p>
+      <w:pPr>
+        <w:pStyle w:val="Code"/>
+        <w:rPr>
+          <w:color w:val="auto"/>
+        </w:rPr>
+      </w:pPr>
+      <w:r>
+        <w:rPr>
+          <w:color w:val="auto"/>
+        </w:rPr>
+        <w:t>}</w:t>
+      </w:r>
+    </w:p>
+    <w:p>
+      <w:pPr>
+        <w:pStyle w:val="Code"/>
+        <w:rPr>
+          <w:color w:val="auto"/>
+        </w:rPr>
+      </w:pPr>
+      <w:r>
+        <w:rPr>
+          <w:color w:val="auto"/>
+        </w:rPr>
+        <w:t xml:space="preserve">boolean overBlue() { </w:t>
+      </w:r>
+    </w:p>
+    <w:p>
+      <w:pPr>
+        <w:pStyle w:val="Code"/>
+        <w:rPr>
+          <w:color w:val="auto"/>
+        </w:rPr>
+      </w:pPr>
+      <w:r>
+        <w:rPr>
+          <w:color w:val="auto"/>
+        </w:rPr>
+        <w:t xml:space="preserve">  </w:t>
+      </w:r>
+      <w:r>
+        <w:rPr>
+          <w:color w:val="auto"/>
+        </w:rPr>
+        <w:t>int size=width/3;</w:t>
+      </w:r>
+    </w:p>
+    <w:p>
+      <w:pPr>
+        <w:pStyle w:val="Code"/>
+        <w:rPr>
+          <w:color w:val="auto"/>
+        </w:rPr>
+      </w:pPr>
+      <w:r>
+        <w:rPr>
+          <w:color w:val="auto"/>
+        </w:rPr>
+        <w:t xml:space="preserve">  </w:t>
+      </w:r>
+      <w:r>
+        <w:rPr>
+          <w:color w:val="auto"/>
+        </w:rPr>
+        <w:t>if (mouseX&gt;=padding+size*2 &amp;&amp; mouseX&lt;=size*3-padding &amp;&amp; mouseY&gt;=padding &amp;&amp; mouseY&lt;=size-padding) {</w:t>
+      </w:r>
+    </w:p>
+    <w:p>
+      <w:pPr>
+        <w:pStyle w:val="Code"/>
+        <w:rPr>
+          <w:color w:val="auto"/>
+        </w:rPr>
+      </w:pPr>
+      <w:r>
+        <w:rPr>
+          <w:color w:val="auto"/>
+        </w:rPr>
+        <w:t xml:space="preserve">    </w:t>
+      </w:r>
+      <w:r>
+        <w:rPr>
+          <w:color w:val="auto"/>
+        </w:rPr>
+        <w:t>return true;</w:t>
+      </w:r>
+    </w:p>
+    <w:p>
+      <w:pPr>
+        <w:pStyle w:val="Code"/>
+        <w:rPr>
+          <w:color w:val="auto"/>
+        </w:rPr>
+      </w:pPr>
+      <w:r>
+        <w:rPr>
+          <w:color w:val="auto"/>
+        </w:rPr>
+        <w:t xml:space="preserve">  </w:t>
+      </w:r>
+      <w:r>
+        <w:rPr>
+          <w:color w:val="auto"/>
+        </w:rPr>
+        <w:t>} else {</w:t>
+      </w:r>
+    </w:p>
+    <w:p>
+      <w:pPr>
+        <w:pStyle w:val="Code"/>
+        <w:rPr>
+          <w:color w:val="auto"/>
+        </w:rPr>
+      </w:pPr>
+      <w:r>
+        <w:rPr>
+          <w:color w:val="auto"/>
+        </w:rPr>
+        <w:t xml:space="preserve">    </w:t>
+      </w:r>
+      <w:r>
+        <w:rPr>
+          <w:color w:val="auto"/>
+        </w:rPr>
+        <w:t>return false;</w:t>
+      </w:r>
+    </w:p>
+    <w:p>
+      <w:pPr>
+        <w:pStyle w:val="Code"/>
+        <w:rPr>
+          <w:color w:val="auto"/>
+        </w:rPr>
+      </w:pPr>
+      <w:r>
+        <w:rPr>
+          <w:color w:val="auto"/>
+        </w:rPr>
+        <w:t xml:space="preserve">  </w:t>
+      </w:r>
+      <w:r>
+        <w:rPr>
+          <w:color w:val="auto"/>
+        </w:rPr>
+        <w:t>}</w:t>
+      </w:r>
+    </w:p>
+    <w:p>
+      <w:pPr>
+        <w:pStyle w:val="Code"/>
+        <w:rPr>
+          <w:color w:val="auto"/>
+        </w:rPr>
+      </w:pPr>
+      <w:r>
+        <w:rPr>
+          <w:color w:val="auto"/>
+        </w:rPr>
+        <w:t>}</w:t>
+      </w:r>
+    </w:p>
+    <w:p>
+      <w:pPr>
+        <w:pStyle w:val="Code"/>
+        <w:rPr>
+          <w:rFonts w:ascii="Courier New" w:hAnsi="Courier New"/>
+          <w:color w:val="auto"/>
+        </w:rPr>
+      </w:pPr>
+      <w:r>
+        <w:rPr>
+          <w:rFonts w:ascii="Courier New" w:hAnsi="Courier New"/>
+          <w:color w:val="auto"/>
+        </w:rPr>
+      </w:r>
+    </w:p>
+    <w:p>
+      <w:pPr>
+        <w:pStyle w:val="H41"/>
+        <w:rPr/>
+      </w:pPr>
+      <w:r>
+        <w:rPr>
           <w:b w:val="false"/>
-          <w:color w:val="auto"/>
-          <w:sz w:val="21"/>
-        </w:rPr>
-        <w:t>size(300*3, 100*3);</w:t>
+          <w:bCs w:val="false"/>
+        </w:rPr>
+        <w:t xml:space="preserve">Код </w:t>
+      </w:r>
+      <w:r>
+        <w:rPr>
+          <w:b w:val="false"/>
+          <w:bCs w:val="false"/>
+          <w:lang w:val="en-US"/>
+        </w:rPr>
+        <w:t>Tinkercad</w:t>
+      </w:r>
+    </w:p>
+    <w:p>
+      <w:pPr>
+        <w:pStyle w:val="P1"/>
+        <w:rPr/>
+      </w:pPr>
+      <w:r>
+        <w:rPr/>
+      </w:r>
+    </w:p>
+    <w:p>
+      <w:pPr>
+        <w:pStyle w:val="Code"/>
+        <w:rPr>
+          <w:rFonts w:ascii="Courier New" w:hAnsi="Courier New"/>
+          <w:color w:val="auto"/>
+        </w:rPr>
+      </w:pPr>
+      <w:r>
+        <w:rPr>
+          <w:rFonts w:ascii="Courier New" w:hAnsi="Courier New"/>
+          <w:color w:val="auto"/>
+        </w:rPr>
+        <w:t>#define RED 13</w:t>
+      </w:r>
+    </w:p>
+    <w:p>
+      <w:pPr>
+        <w:pStyle w:val="Code"/>
+        <w:rPr>
+          <w:rFonts w:ascii="Courier New" w:hAnsi="Courier New"/>
+          <w:color w:val="auto"/>
+        </w:rPr>
+      </w:pPr>
+      <w:r>
+        <w:rPr>
+          <w:rFonts w:ascii="Courier New" w:hAnsi="Courier New"/>
+          <w:color w:val="auto"/>
+        </w:rPr>
+        <w:t>#define GREEN 12</w:t>
+      </w:r>
+    </w:p>
+    <w:p>
+      <w:pPr>
+        <w:pStyle w:val="Code"/>
+        <w:rPr>
+          <w:rFonts w:ascii="Courier New" w:hAnsi="Courier New"/>
+          <w:color w:val="auto"/>
+        </w:rPr>
+      </w:pPr>
+      <w:r>
+        <w:rPr>
+          <w:rFonts w:ascii="Courier New" w:hAnsi="Courier New"/>
+          <w:color w:val="auto"/>
+        </w:rPr>
+        <w:t>#define BLUE 11</w:t>
+      </w:r>
+    </w:p>
+    <w:p>
+      <w:pPr>
+        <w:pStyle w:val="Code"/>
+        <w:rPr>
+          <w:rFonts w:ascii="Courier New" w:hAnsi="Courier New"/>
+          <w:color w:val="auto"/>
+        </w:rPr>
+      </w:pPr>
+      <w:r>
+        <w:rPr>
+          <w:rFonts w:ascii="Courier New" w:hAnsi="Courier New"/>
+          <w:color w:val="auto"/>
+        </w:rPr>
+        <w:t>#define RED_BUTTON 8</w:t>
+      </w:r>
+    </w:p>
+    <w:p>
+      <w:pPr>
+        <w:pStyle w:val="Code"/>
+        <w:rPr>
+          <w:rFonts w:ascii="Courier New" w:hAnsi="Courier New"/>
+          <w:color w:val="auto"/>
+        </w:rPr>
+      </w:pPr>
+      <w:r>
+        <w:rPr>
+          <w:rFonts w:ascii="Courier New" w:hAnsi="Courier New"/>
+          <w:color w:val="auto"/>
+        </w:rPr>
+        <w:t>#define GREEN_BUTTON 4</w:t>
+      </w:r>
+    </w:p>
+    <w:p>
+      <w:pPr>
+        <w:pStyle w:val="Code"/>
+        <w:rPr>
+          <w:rFonts w:ascii="Courier New" w:hAnsi="Courier New"/>
+          <w:color w:val="auto"/>
+        </w:rPr>
+      </w:pPr>
+      <w:r>
+        <w:rPr>
+          <w:rFonts w:ascii="Courier New" w:hAnsi="Courier New"/>
+          <w:color w:val="auto"/>
+        </w:rPr>
+        <w:t>#define BLUE_BUTTON 2</w:t>
+      </w:r>
+    </w:p>
+    <w:p>
+      <w:pPr>
+        <w:pStyle w:val="Code"/>
+        <w:rPr>
+          <w:rFonts w:ascii="Courier New" w:hAnsi="Courier New"/>
+          <w:color w:val="auto"/>
+        </w:rPr>
+      </w:pPr>
+      <w:r>
+        <w:rPr>
+          <w:rFonts w:ascii="Courier New" w:hAnsi="Courier New"/>
+          <w:color w:val="auto"/>
+        </w:rPr>
+      </w:r>
+    </w:p>
+    <w:p>
+      <w:pPr>
+        <w:pStyle w:val="Code"/>
+        <w:rPr>
+          <w:rFonts w:ascii="Courier New" w:hAnsi="Courier New"/>
+          <w:color w:val="auto"/>
+        </w:rPr>
+      </w:pPr>
+      <w:r>
+        <w:rPr>
+          <w:rFonts w:ascii="Courier New" w:hAnsi="Courier New"/>
+          <w:color w:val="auto"/>
+        </w:rPr>
+        <w:t>void setup()</w:t>
+      </w:r>
+    </w:p>
+    <w:p>
+      <w:pPr>
+        <w:pStyle w:val="Code"/>
+        <w:rPr>
+          <w:rFonts w:ascii="Courier New" w:hAnsi="Courier New"/>
+          <w:color w:val="auto"/>
+        </w:rPr>
+      </w:pPr>
+      <w:r>
+        <w:rPr>
+          <w:rFonts w:ascii="Courier New" w:hAnsi="Courier New"/>
+          <w:color w:val="auto"/>
+        </w:rPr>
+        <w:t>{</w:t>
+      </w:r>
+    </w:p>
+    <w:p>
+      <w:pPr>
+        <w:pStyle w:val="Code"/>
+        <w:rPr>
+          <w:rFonts w:ascii="Courier New" w:hAnsi="Courier New"/>
+          <w:color w:val="auto"/>
+        </w:rPr>
+      </w:pPr>
+      <w:r>
+        <w:rPr>
+          <w:rFonts w:ascii="Courier New" w:hAnsi="Courier New"/>
+          <w:color w:val="auto"/>
+        </w:rPr>
+        <w:t xml:space="preserve">  </w:t>
+      </w:r>
+      <w:r>
+        <w:rPr>
+          <w:rFonts w:ascii="Courier New" w:hAnsi="Courier New"/>
+          <w:color w:val="auto"/>
+        </w:rPr>
+        <w:t>pinMode(RED, OUTPUT);</w:t>
+      </w:r>
+    </w:p>
+    <w:p>
+      <w:pPr>
+        <w:pStyle w:val="Code"/>
+        <w:rPr>
+          <w:rFonts w:ascii="Courier New" w:hAnsi="Courier New"/>
+          <w:color w:val="auto"/>
+        </w:rPr>
+      </w:pPr>
+      <w:r>
+        <w:rPr>
+          <w:rFonts w:ascii="Courier New" w:hAnsi="Courier New"/>
+          <w:color w:val="auto"/>
+        </w:rPr>
+        <w:t xml:space="preserve">  </w:t>
+      </w:r>
+      <w:r>
+        <w:rPr>
+          <w:rFonts w:ascii="Courier New" w:hAnsi="Courier New"/>
+          <w:color w:val="auto"/>
+        </w:rPr>
+        <w:t>pinMode(GREEN, OUTPUT);</w:t>
+      </w:r>
+    </w:p>
+    <w:p>
+      <w:pPr>
+        <w:pStyle w:val="Code"/>
+        <w:rPr>
+          <w:rFonts w:ascii="Courier New" w:hAnsi="Courier New"/>
+          <w:color w:val="auto"/>
+        </w:rPr>
+      </w:pPr>
+      <w:r>
+        <w:rPr>
+          <w:rFonts w:ascii="Courier New" w:hAnsi="Courier New"/>
+          <w:color w:val="auto"/>
+        </w:rPr>
+        <w:t xml:space="preserve">  </w:t>
+      </w:r>
+      <w:r>
+        <w:rPr>
+          <w:rFonts w:ascii="Courier New" w:hAnsi="Courier New"/>
+          <w:color w:val="auto"/>
+        </w:rPr>
+        <w:t>pinMode(BLUE, OUTPUT);</w:t>
+      </w:r>
+    </w:p>
+    <w:p>
+      <w:pPr>
+        <w:pStyle w:val="Code"/>
+        <w:rPr>
+          <w:rFonts w:ascii="Courier New" w:hAnsi="Courier New"/>
+          <w:color w:val="auto"/>
+        </w:rPr>
+      </w:pPr>
+      <w:r>
+        <w:rPr>
+          <w:rFonts w:ascii="Courier New" w:hAnsi="Courier New"/>
+          <w:color w:val="auto"/>
+        </w:rPr>
+        <w:t xml:space="preserve">  </w:t>
+      </w:r>
+      <w:r>
+        <w:rPr>
+          <w:rFonts w:ascii="Courier New" w:hAnsi="Courier New"/>
+          <w:color w:val="auto"/>
+        </w:rPr>
+        <w:t>pinMode(RED_BUTTON, INPUT);</w:t>
+      </w:r>
+    </w:p>
+    <w:p>
+      <w:pPr>
+        <w:pStyle w:val="Code"/>
+        <w:rPr>
+          <w:rFonts w:ascii="Courier New" w:hAnsi="Courier New"/>
+          <w:color w:val="auto"/>
+        </w:rPr>
+      </w:pPr>
+      <w:r>
+        <w:rPr>
+          <w:rFonts w:ascii="Courier New" w:hAnsi="Courier New"/>
+          <w:color w:val="auto"/>
+        </w:rPr>
+        <w:t xml:space="preserve">  </w:t>
+      </w:r>
+      <w:r>
+        <w:rPr>
+          <w:rFonts w:ascii="Courier New" w:hAnsi="Courier New"/>
+          <w:color w:val="auto"/>
+        </w:rPr>
+        <w:t>pinMode(GREEN_BUTTON, INPUT);</w:t>
+      </w:r>
+    </w:p>
+    <w:p>
+      <w:pPr>
+        <w:pStyle w:val="Code"/>
+        <w:rPr>
+          <w:rFonts w:ascii="Courier New" w:hAnsi="Courier New"/>
+          <w:color w:val="auto"/>
+        </w:rPr>
+      </w:pPr>
+      <w:r>
+        <w:rPr>
+          <w:rFonts w:ascii="Courier New" w:hAnsi="Courier New"/>
+          <w:color w:val="auto"/>
+        </w:rPr>
+        <w:t xml:space="preserve">  </w:t>
+      </w:r>
+      <w:r>
+        <w:rPr>
+          <w:rFonts w:ascii="Courier New" w:hAnsi="Courier New"/>
+          <w:color w:val="auto"/>
+        </w:rPr>
+        <w:t>pinMode(BLUE_BUTTON, INPUT);</w:t>
+      </w:r>
+    </w:p>
+    <w:p>
+      <w:pPr>
+        <w:pStyle w:val="Code"/>
+        <w:rPr>
+          <w:rFonts w:ascii="Courier New" w:hAnsi="Courier New"/>
+          <w:color w:val="auto"/>
+        </w:rPr>
+      </w:pPr>
+      <w:r>
+        <w:rPr>
+          <w:rFonts w:ascii="Courier New" w:hAnsi="Courier New"/>
+          <w:color w:val="auto"/>
+        </w:rPr>
+        <w:t xml:space="preserve">  </w:t>
+      </w:r>
+      <w:r>
+        <w:rPr>
+          <w:rFonts w:ascii="Courier New" w:hAnsi="Courier New"/>
+          <w:color w:val="auto"/>
+        </w:rPr>
+        <w:t>Serial.begin(9600);</w:t>
+      </w:r>
+    </w:p>
+    <w:p>
+      <w:pPr>
+        <w:pStyle w:val="Code"/>
+        <w:rPr>
+          <w:rFonts w:ascii="Courier New" w:hAnsi="Courier New"/>
+          <w:color w:val="auto"/>
+        </w:rPr>
+      </w:pPr>
+      <w:r>
+        <w:rPr>
+          <w:rFonts w:ascii="Courier New" w:hAnsi="Courier New"/>
+          <w:color w:val="auto"/>
+        </w:rPr>
+        <w:t xml:space="preserve">  </w:t>
+      </w:r>
+      <w:r>
+        <w:rPr>
+          <w:rFonts w:ascii="Courier New" w:hAnsi="Courier New"/>
+          <w:color w:val="auto"/>
+        </w:rPr>
+        <w:t>Serial.println("Enter color (Red | Green | Blue).");</w:t>
       </w:r>
     </w:p>
     <w:p>
@@ -12156,1528 +13791,659 @@
           <w:rFonts w:ascii="Courier New" w:hAnsi="Courier New"/>
           <w:color w:val="auto"/>
         </w:rPr>
-        <w:t>void draw() {</w:t>
-      </w:r>
-    </w:p>
-    <w:p>
-      <w:pPr>
-        <w:pStyle w:val="Code"/>
-        <w:rPr>
-          <w:rFonts w:ascii="Courier New" w:hAnsi="Courier New"/>
-          <w:color w:val="auto"/>
-        </w:rPr>
-      </w:pPr>
-      <w:r>
-        <w:rPr>
-          <w:rFonts w:ascii="Courier New" w:hAnsi="Courier New"/>
-          <w:color w:val="auto"/>
-        </w:rPr>
-        <w:t xml:space="preserve">  </w:t>
-      </w:r>
-      <w:r>
-        <w:rPr>
-          <w:rFonts w:ascii="Courier New" w:hAnsi="Courier New"/>
+        <w:t>void writeRgb(int red, int green, int blue) {</w:t>
+      </w:r>
+    </w:p>
+    <w:p>
+      <w:pPr>
+        <w:pStyle w:val="Code"/>
+        <w:rPr>
+          <w:rFonts w:ascii="Courier New" w:hAnsi="Courier New"/>
+          <w:color w:val="auto"/>
+        </w:rPr>
+      </w:pPr>
+      <w:r>
+        <w:rPr>
+          <w:rFonts w:ascii="Courier New" w:hAnsi="Courier New"/>
+          <w:color w:val="auto"/>
+        </w:rPr>
+        <w:t xml:space="preserve">  </w:t>
+      </w:r>
+      <w:r>
+        <w:rPr>
+          <w:rFonts w:ascii="Courier New" w:hAnsi="Courier New"/>
+          <w:color w:val="auto"/>
+        </w:rPr>
+        <w:t>digitalWrite(RED, red);</w:t>
+      </w:r>
+    </w:p>
+    <w:p>
+      <w:pPr>
+        <w:pStyle w:val="Code"/>
+        <w:rPr>
+          <w:rFonts w:ascii="Courier New" w:hAnsi="Courier New"/>
+          <w:color w:val="auto"/>
+        </w:rPr>
+      </w:pPr>
+      <w:r>
+        <w:rPr>
+          <w:rFonts w:ascii="Courier New" w:hAnsi="Courier New"/>
+          <w:color w:val="auto"/>
+        </w:rPr>
+        <w:t xml:space="preserve">  </w:t>
+      </w:r>
+      <w:r>
+        <w:rPr>
+          <w:rFonts w:ascii="Courier New" w:hAnsi="Courier New"/>
+          <w:color w:val="auto"/>
+        </w:rPr>
+        <w:t>digitalWrite(GREEN, green);</w:t>
+      </w:r>
+    </w:p>
+    <w:p>
+      <w:pPr>
+        <w:pStyle w:val="Code"/>
+        <w:rPr>
+          <w:rFonts w:ascii="Courier New" w:hAnsi="Courier New"/>
+          <w:color w:val="auto"/>
+        </w:rPr>
+      </w:pPr>
+      <w:r>
+        <w:rPr>
+          <w:rFonts w:ascii="Courier New" w:hAnsi="Courier New"/>
+          <w:color w:val="auto"/>
+        </w:rPr>
+        <w:t xml:space="preserve">  </w:t>
+      </w:r>
+      <w:r>
+        <w:rPr>
+          <w:rFonts w:ascii="Courier New" w:hAnsi="Courier New"/>
+          <w:color w:val="auto"/>
+        </w:rPr>
+        <w:t>digitalWrite(BLUE, blue);</w:t>
+      </w:r>
+    </w:p>
+    <w:p>
+      <w:pPr>
+        <w:pStyle w:val="Code"/>
+        <w:rPr>
+          <w:rFonts w:ascii="Courier New" w:hAnsi="Courier New"/>
+          <w:color w:val="auto"/>
+        </w:rPr>
+      </w:pPr>
+      <w:r>
+        <w:rPr>
+          <w:rFonts w:ascii="Courier New" w:hAnsi="Courier New"/>
+          <w:color w:val="auto"/>
+        </w:rPr>
+        <w:t>}</w:t>
+      </w:r>
+    </w:p>
+    <w:p>
+      <w:pPr>
+        <w:pStyle w:val="Code"/>
+        <w:rPr>
+          <w:rFonts w:ascii="Courier New" w:hAnsi="Courier New"/>
+          <w:color w:val="auto"/>
+        </w:rPr>
+      </w:pPr>
+      <w:r>
+        <w:rPr>
+          <w:rFonts w:ascii="Courier New" w:hAnsi="Courier New"/>
+          <w:color w:val="auto"/>
+        </w:rPr>
+      </w:r>
+    </w:p>
+    <w:p>
+      <w:pPr>
+        <w:pStyle w:val="Code"/>
+        <w:rPr>
+          <w:rFonts w:ascii="Courier New" w:hAnsi="Courier New"/>
+          <w:color w:val="auto"/>
+        </w:rPr>
+      </w:pPr>
+      <w:r>
+        <w:rPr>
+          <w:rFonts w:ascii="Courier New" w:hAnsi="Courier New"/>
+          <w:color w:val="auto"/>
+        </w:rPr>
+        <w:t>bool getButton(int buttonPin) {</w:t>
+      </w:r>
+    </w:p>
+    <w:p>
+      <w:pPr>
+        <w:pStyle w:val="Code"/>
+        <w:rPr>
+          <w:rFonts w:ascii="Courier New" w:hAnsi="Courier New"/>
+          <w:color w:val="auto"/>
+        </w:rPr>
+      </w:pPr>
+      <w:r>
+        <w:rPr>
+          <w:rFonts w:ascii="Courier New" w:hAnsi="Courier New"/>
+          <w:color w:val="auto"/>
+        </w:rPr>
+        <w:t xml:space="preserve">  </w:t>
+      </w:r>
+      <w:r>
+        <w:rPr>
+          <w:rFonts w:ascii="Courier New" w:hAnsi="Courier New"/>
+          <w:color w:val="auto"/>
+        </w:rPr>
+        <w:t>return (bool) digitalRead(buttonPin);</w:t>
+      </w:r>
+    </w:p>
+    <w:p>
+      <w:pPr>
+        <w:pStyle w:val="Code"/>
+        <w:rPr>
+          <w:rFonts w:ascii="Courier New" w:hAnsi="Courier New"/>
+          <w:color w:val="auto"/>
+        </w:rPr>
+      </w:pPr>
+      <w:r>
+        <w:rPr>
+          <w:rFonts w:ascii="Courier New" w:hAnsi="Courier New"/>
+          <w:color w:val="auto"/>
+        </w:rPr>
+        <w:t>}</w:t>
+      </w:r>
+    </w:p>
+    <w:p>
+      <w:pPr>
+        <w:pStyle w:val="Code"/>
+        <w:rPr>
+          <w:rFonts w:ascii="Courier New" w:hAnsi="Courier New"/>
+          <w:color w:val="auto"/>
+        </w:rPr>
+      </w:pPr>
+      <w:r>
+        <w:rPr>
+          <w:rFonts w:ascii="Courier New" w:hAnsi="Courier New"/>
+          <w:color w:val="auto"/>
+        </w:rPr>
+      </w:r>
+    </w:p>
+    <w:p>
+      <w:pPr>
+        <w:pStyle w:val="Code"/>
+        <w:rPr>
+          <w:rFonts w:ascii="Courier New" w:hAnsi="Courier New"/>
+          <w:color w:val="auto"/>
+        </w:rPr>
+      </w:pPr>
+      <w:r>
+        <w:rPr>
+          <w:rFonts w:ascii="Courier New" w:hAnsi="Courier New"/>
+          <w:color w:val="auto"/>
+        </w:rPr>
+        <w:t>void loop()</w:t>
+      </w:r>
+    </w:p>
+    <w:p>
+      <w:pPr>
+        <w:pStyle w:val="Code"/>
+        <w:rPr>
+          <w:rFonts w:ascii="Courier New" w:hAnsi="Courier New"/>
+          <w:color w:val="auto"/>
+        </w:rPr>
+      </w:pPr>
+      <w:r>
+        <w:rPr>
+          <w:rFonts w:ascii="Courier New" w:hAnsi="Courier New"/>
+          <w:color w:val="auto"/>
+        </w:rPr>
+        <w:t>{</w:t>
+      </w:r>
+    </w:p>
+    <w:p>
+      <w:pPr>
+        <w:pStyle w:val="Code"/>
+        <w:rPr>
+          <w:rFonts w:ascii="Courier New" w:hAnsi="Courier New"/>
+          <w:color w:val="auto"/>
+        </w:rPr>
+      </w:pPr>
+      <w:r>
+        <w:rPr>
+          <w:rFonts w:ascii="Courier New" w:hAnsi="Courier New"/>
+          <w:color w:val="auto"/>
+        </w:rPr>
+        <w:t xml:space="preserve">  </w:t>
+      </w:r>
+      <w:r>
+        <w:rPr>
+          <w:rFonts w:ascii="Courier New" w:hAnsi="Courier New"/>
+          <w:color w:val="auto"/>
+        </w:rPr>
+        <w:t>String givenColor="";</w:t>
+      </w:r>
+    </w:p>
+    <w:p>
+      <w:pPr>
+        <w:pStyle w:val="Code"/>
+        <w:rPr>
+          <w:rFonts w:ascii="Courier New" w:hAnsi="Courier New"/>
+          <w:color w:val="auto"/>
+        </w:rPr>
+      </w:pPr>
+      <w:r>
+        <w:rPr>
+          <w:rFonts w:ascii="Courier New" w:hAnsi="Courier New"/>
+          <w:color w:val="auto"/>
+        </w:rPr>
+        <w:t xml:space="preserve">  </w:t>
+      </w:r>
+      <w:r>
+        <w:rPr>
+          <w:rFonts w:ascii="Courier New" w:hAnsi="Courier New"/>
+          <w:color w:val="auto"/>
+        </w:rPr>
+        <w:t>if (Serial.available()) {</w:t>
+      </w:r>
+    </w:p>
+    <w:p>
+      <w:pPr>
+        <w:pStyle w:val="Code"/>
+        <w:rPr>
+          <w:rFonts w:ascii="Courier New" w:hAnsi="Courier New"/>
+          <w:color w:val="auto"/>
+        </w:rPr>
+      </w:pPr>
+      <w:r>
+        <w:rPr>
+          <w:rFonts w:ascii="Courier New" w:hAnsi="Courier New"/>
+          <w:color w:val="auto"/>
+        </w:rPr>
+        <w:t xml:space="preserve">    </w:t>
+      </w:r>
+      <w:r>
+        <w:rPr>
+          <w:rFonts w:ascii="Courier New" w:hAnsi="Courier New"/>
+          <w:color w:val="auto"/>
+        </w:rPr>
+        <w:t>givenColor=Serial.readString();</w:t>
+      </w:r>
+    </w:p>
+    <w:p>
+      <w:pPr>
+        <w:pStyle w:val="Code"/>
+        <w:rPr>
+          <w:rFonts w:ascii="Courier New" w:hAnsi="Courier New"/>
+          <w:color w:val="auto"/>
+        </w:rPr>
+      </w:pPr>
+      <w:r>
+        <w:rPr>
+          <w:rFonts w:ascii="Courier New" w:hAnsi="Courier New"/>
+          <w:color w:val="auto"/>
+        </w:rPr>
+        <w:t xml:space="preserve">    </w:t>
+      </w:r>
+      <w:r>
+        <w:rPr>
+          <w:rFonts w:ascii="Courier New" w:hAnsi="Courier New"/>
+          <w:color w:val="auto"/>
+        </w:rPr>
+        <w:t>givenColor.trim();</w:t>
+      </w:r>
+    </w:p>
+    <w:p>
+      <w:pPr>
+        <w:pStyle w:val="Code"/>
+        <w:rPr>
+          <w:rFonts w:ascii="Courier New" w:hAnsi="Courier New"/>
+          <w:color w:val="auto"/>
+        </w:rPr>
+      </w:pPr>
+      <w:r>
+        <w:rPr>
+          <w:rFonts w:ascii="Courier New" w:hAnsi="Courier New"/>
+          <w:color w:val="auto"/>
+        </w:rPr>
+        <w:t xml:space="preserve">    </w:t>
+      </w:r>
+      <w:r>
+        <w:rPr>
+          <w:rFonts w:ascii="Courier New" w:hAnsi="Courier New"/>
+          <w:color w:val="auto"/>
+        </w:rPr>
+        <w:t>givenColor.toLowerCase();</w:t>
+      </w:r>
+    </w:p>
+    <w:p>
+      <w:pPr>
+        <w:pStyle w:val="Code"/>
+        <w:rPr>
+          <w:rFonts w:ascii="Courier New" w:hAnsi="Courier New"/>
+          <w:color w:val="auto"/>
+        </w:rPr>
+      </w:pPr>
+      <w:r>
+        <w:rPr>
+          <w:rFonts w:ascii="Courier New" w:hAnsi="Courier New"/>
+          <w:color w:val="auto"/>
+        </w:rPr>
+        <w:t xml:space="preserve">  </w:t>
+      </w:r>
+      <w:r>
+        <w:rPr>
+          <w:rFonts w:ascii="Courier New" w:hAnsi="Courier New"/>
+          <w:color w:val="auto"/>
+        </w:rPr>
+        <w:t>}</w:t>
+      </w:r>
+    </w:p>
+    <w:p>
+      <w:pPr>
+        <w:pStyle w:val="Code"/>
+        <w:rPr>
+          <w:rFonts w:ascii="Courier New" w:hAnsi="Courier New"/>
+          <w:color w:val="auto"/>
+        </w:rPr>
+      </w:pPr>
+      <w:r>
+        <w:rPr>
+          <w:rFonts w:ascii="Courier New" w:hAnsi="Courier New"/>
+          <w:color w:val="auto"/>
+        </w:rPr>
+      </w:r>
+    </w:p>
+    <w:p>
+      <w:pPr>
+        <w:pStyle w:val="Code"/>
+        <w:rPr>
+          <w:rFonts w:ascii="Courier New" w:hAnsi="Courier New"/>
+          <w:color w:val="auto"/>
+        </w:rPr>
+      </w:pPr>
+      <w:r>
+        <w:rPr>
+          <w:rFonts w:ascii="Courier New" w:hAnsi="Courier New"/>
+          <w:color w:val="auto"/>
+        </w:rPr>
+        <w:t xml:space="preserve">  </w:t>
+      </w:r>
+      <w:r>
+        <w:rPr>
+          <w:rFonts w:ascii="Courier New" w:hAnsi="Courier New"/>
+          <w:color w:val="auto"/>
+        </w:rPr>
+        <w:t>bool redOn=getButton(RED_BUTTON);</w:t>
+      </w:r>
+    </w:p>
+    <w:p>
+      <w:pPr>
+        <w:pStyle w:val="Code"/>
+        <w:rPr>
+          <w:rFonts w:ascii="Courier New" w:hAnsi="Courier New"/>
+          <w:color w:val="auto"/>
+        </w:rPr>
+      </w:pPr>
+      <w:r>
+        <w:rPr>
+          <w:rFonts w:ascii="Courier New" w:hAnsi="Courier New"/>
+          <w:color w:val="auto"/>
+        </w:rPr>
+        <w:t xml:space="preserve">  </w:t>
+      </w:r>
+      <w:r>
+        <w:rPr>
+          <w:rFonts w:ascii="Courier New" w:hAnsi="Courier New"/>
+          <w:color w:val="auto"/>
+        </w:rPr>
+        <w:t>bool greenOn=getButton(GREEN_BUTTON);</w:t>
+      </w:r>
+    </w:p>
+    <w:p>
+      <w:pPr>
+        <w:pStyle w:val="Code"/>
+        <w:rPr>
+          <w:rFonts w:ascii="Courier New" w:hAnsi="Courier New"/>
+          <w:color w:val="auto"/>
+        </w:rPr>
+      </w:pPr>
+      <w:r>
+        <w:rPr>
+          <w:rFonts w:ascii="Courier New" w:hAnsi="Courier New"/>
+          <w:color w:val="auto"/>
+        </w:rPr>
+        <w:t xml:space="preserve">  </w:t>
+      </w:r>
+      <w:r>
+        <w:rPr>
+          <w:rFonts w:ascii="Courier New" w:hAnsi="Courier New"/>
+          <w:color w:val="auto"/>
+        </w:rPr>
+        <w:t>bool blueOn=getButton(BLUE_BUTTON);</w:t>
+      </w:r>
+    </w:p>
+    <w:p>
+      <w:pPr>
+        <w:pStyle w:val="Code"/>
+        <w:rPr>
+          <w:rFonts w:ascii="Courier New" w:hAnsi="Courier New"/>
+          <w:color w:val="auto"/>
+        </w:rPr>
+      </w:pPr>
+      <w:r>
+        <w:rPr>
+          <w:rFonts w:ascii="Courier New" w:hAnsi="Courier New"/>
+          <w:color w:val="auto"/>
+        </w:rPr>
+        <w:t xml:space="preserve">  </w:t>
+      </w:r>
+      <w:r>
+        <w:rPr>
+          <w:rFonts w:ascii="Courier New" w:hAnsi="Courier New"/>
+          <w:color w:val="auto"/>
+        </w:rPr>
+        <w:t>if (redOn) givenColor="red";</w:t>
+      </w:r>
+    </w:p>
+    <w:p>
+      <w:pPr>
+        <w:pStyle w:val="Code"/>
+        <w:rPr>
+          <w:rFonts w:ascii="Courier New" w:hAnsi="Courier New"/>
+          <w:color w:val="auto"/>
+        </w:rPr>
+      </w:pPr>
+      <w:r>
+        <w:rPr>
+          <w:rFonts w:ascii="Courier New" w:hAnsi="Courier New"/>
+          <w:color w:val="auto"/>
+        </w:rPr>
+        <w:t xml:space="preserve">  </w:t>
+      </w:r>
+      <w:r>
+        <w:rPr>
+          <w:rFonts w:ascii="Courier New" w:hAnsi="Courier New"/>
+          <w:color w:val="auto"/>
+        </w:rPr>
+        <w:t>else if (greenOn) givenColor="green";</w:t>
+      </w:r>
+    </w:p>
+    <w:p>
+      <w:pPr>
+        <w:pStyle w:val="Code"/>
+        <w:rPr>
+          <w:rFonts w:ascii="Courier New" w:hAnsi="Courier New"/>
+          <w:color w:val="auto"/>
+        </w:rPr>
+      </w:pPr>
+      <w:r>
+        <w:rPr>
+          <w:rFonts w:ascii="Courier New" w:hAnsi="Courier New"/>
+          <w:color w:val="auto"/>
+        </w:rPr>
+        <w:t xml:space="preserve">  </w:t>
+      </w:r>
+      <w:r>
+        <w:rPr>
+          <w:rFonts w:ascii="Courier New" w:hAnsi="Courier New"/>
+          <w:color w:val="auto"/>
+        </w:rPr>
+        <w:t>else if (blueOn) givenColor="blue";</w:t>
+      </w:r>
+    </w:p>
+    <w:p>
+      <w:pPr>
+        <w:pStyle w:val="Code"/>
+        <w:rPr>
+          <w:rFonts w:ascii="Courier New" w:hAnsi="Courier New"/>
+          <w:color w:val="auto"/>
+        </w:rPr>
+      </w:pPr>
+      <w:r>
+        <w:rPr>
+          <w:rFonts w:ascii="Courier New" w:hAnsi="Courier New"/>
+          <w:color w:val="auto"/>
+        </w:rPr>
+      </w:r>
+    </w:p>
+    <w:p>
+      <w:pPr>
+        <w:pStyle w:val="Code"/>
+        <w:rPr>
+          <w:rFonts w:ascii="Courier New" w:hAnsi="Courier New"/>
+          <w:color w:val="auto"/>
+        </w:rPr>
+      </w:pPr>
+      <w:r>
+        <w:rPr>
+          <w:rFonts w:ascii="Courier New" w:hAnsi="Courier New"/>
+          <w:color w:val="auto"/>
+        </w:rPr>
+        <w:t xml:space="preserve">  </w:t>
+      </w:r>
+      <w:r>
+        <w:rPr>
+          <w:rFonts w:ascii="Courier New" w:hAnsi="Courier New"/>
+          <w:color w:val="auto"/>
+        </w:rPr>
+        <w:t>if (givenColor=="red") writeRgb(255,0,0);</w:t>
+      </w:r>
+    </w:p>
+    <w:p>
+      <w:pPr>
+        <w:pStyle w:val="Code"/>
+        <w:rPr>
+          <w:rFonts w:ascii="Courier New" w:hAnsi="Courier New"/>
+          <w:color w:val="auto"/>
+        </w:rPr>
+      </w:pPr>
+      <w:r>
+        <w:rPr>
+          <w:rFonts w:ascii="Courier New" w:hAnsi="Courier New"/>
+          <w:color w:val="auto"/>
+        </w:rPr>
+        <w:t xml:space="preserve">  </w:t>
+      </w:r>
+      <w:r>
+        <w:rPr>
+          <w:rFonts w:ascii="Courier New" w:hAnsi="Courier New"/>
+          <w:color w:val="auto"/>
+        </w:rPr>
+        <w:t>else if (givenColor=="green") writeRgb(0,255,0);</w:t>
+      </w:r>
+    </w:p>
+    <w:p>
+      <w:pPr>
+        <w:pStyle w:val="Code"/>
+        <w:rPr>
+          <w:rFonts w:ascii="Courier New" w:hAnsi="Courier New"/>
+          <w:color w:val="auto"/>
+        </w:rPr>
+      </w:pPr>
+      <w:r>
+        <w:rPr>
+          <w:rFonts w:ascii="Courier New" w:hAnsi="Courier New"/>
+          <w:color w:val="auto"/>
+        </w:rPr>
+        <w:t xml:space="preserve">  </w:t>
+      </w:r>
+      <w:r>
+        <w:rPr>
+          <w:rFonts w:ascii="Courier New" w:hAnsi="Courier New"/>
+          <w:color w:val="auto"/>
+        </w:rPr>
+        <w:t>else if (givenColor=="blue") writeRgb(0,0,255);</w:t>
+      </w:r>
+    </w:p>
+    <w:p>
+      <w:pPr>
+        <w:pStyle w:val="Code"/>
+        <w:rPr>
+          <w:rFonts w:ascii="Courier New" w:hAnsi="Courier New"/>
+          <w:color w:val="auto"/>
+        </w:rPr>
+      </w:pPr>
+      <w:r>
+        <w:rPr>
+          <w:rFonts w:ascii="Courier New" w:hAnsi="Courier New"/>
+          <w:color w:val="auto"/>
+        </w:rPr>
+        <w:t xml:space="preserve">  </w:t>
+      </w:r>
+      <w:r>
+        <w:rPr>
+          <w:rFonts w:ascii="Courier New" w:hAnsi="Courier New"/>
+          <w:color w:val="auto"/>
+        </w:rPr>
+        <w:t>delay(100);</w:t>
+      </w:r>
+    </w:p>
+    <w:p>
+      <w:pPr>
+        <w:pStyle w:val="Code"/>
+        <w:rPr>
+          <w:rFonts w:ascii="Courier New" w:hAnsi="Courier New"/>
+          <w:color w:val="auto"/>
+        </w:rPr>
+      </w:pPr>
+      <w:r>
+        <w:rPr>
+          <w:rFonts w:ascii="Courier New" w:hAnsi="Courier New"/>
+          <w:color w:val="auto"/>
+        </w:rPr>
+        <w:t>}</w:t>
+      </w:r>
+    </w:p>
+    <w:p>
+      <w:pPr>
+        <w:pStyle w:val="Code"/>
+        <w:rPr>
+          <w:rFonts w:ascii="Courier New" w:hAnsi="Courier New"/>
+          <w:color w:val="auto"/>
+        </w:rPr>
+      </w:pPr>
+      <w:r>
+        <w:rPr>
+          <w:rFonts w:ascii="Courier New" w:hAnsi="Courier New"/>
+          <w:color w:val="auto"/>
+        </w:rPr>
+      </w:r>
+    </w:p>
+    <w:p>
+      <w:pPr>
+        <w:pStyle w:val="H41"/>
+        <w:rPr>
           <w:b w:val="false"/>
-          <w:color w:val="auto"/>
-          <w:sz w:val="21"/>
-        </w:rPr>
-        <w:t>update(mouseX,mouseY);</w:t>
-      </w:r>
-    </w:p>
-    <w:p>
-      <w:pPr>
-        <w:pStyle w:val="Code"/>
-        <w:rPr>
-          <w:rFonts w:ascii="Courier New" w:hAnsi="Courier New"/>
-          <w:color w:val="auto"/>
-        </w:rPr>
-      </w:pPr>
-      <w:r>
-        <w:rPr>
-          <w:rFonts w:ascii="Courier New" w:hAnsi="Courier New"/>
-          <w:color w:val="auto"/>
-        </w:rPr>
-        <w:t xml:space="preserve">  </w:t>
-      </w:r>
-      <w:r>
-        <w:rPr>
-          <w:rFonts w:ascii="Courier New" w:hAnsi="Courier New"/>
+          <w:bCs w:val="false"/>
+        </w:rPr>
+      </w:pPr>
+      <w:r>
+        <w:rPr>
           <w:b w:val="false"/>
-          <w:color w:val="auto"/>
-          <w:sz w:val="21"/>
-        </w:rPr>
-        <w:t>background(255);</w:t>
-      </w:r>
-    </w:p>
-    <w:p>
-      <w:pPr>
-        <w:pStyle w:val="Code"/>
-        <w:rPr>
-          <w:rFonts w:ascii="Courier New" w:hAnsi="Courier New"/>
-          <w:color w:val="auto"/>
-        </w:rPr>
-      </w:pPr>
-      <w:r>
-        <w:rPr>
-          <w:rFonts w:ascii="Courier New" w:hAnsi="Courier New"/>
-          <w:color w:val="auto"/>
-        </w:rPr>
-        <w:t xml:space="preserve">  </w:t>
-      </w:r>
-      <w:r>
-        <w:rPr>
-          <w:rFonts w:ascii="Courier New" w:hAnsi="Courier New"/>
-          <w:b w:val="false"/>
-          <w:color w:val="auto"/>
-          <w:sz w:val="21"/>
-        </w:rPr>
-        <w:t>noStroke();</w:t>
-      </w:r>
-    </w:p>
-    <w:p>
-      <w:pPr>
-        <w:pStyle w:val="Code"/>
-        <w:rPr>
-          <w:rFonts w:ascii="Courier New" w:hAnsi="Courier New"/>
-          <w:color w:val="auto"/>
-        </w:rPr>
-      </w:pPr>
-      <w:r>
-        <w:rPr>
-          <w:rFonts w:ascii="Courier New" w:hAnsi="Courier New"/>
-          <w:color w:val="auto"/>
-        </w:rPr>
-        <w:t xml:space="preserve">  </w:t>
-      </w:r>
-      <w:r>
-        <w:rPr>
-          <w:rFonts w:ascii="Courier New" w:hAnsi="Courier New"/>
-          <w:b w:val="false"/>
-          <w:color w:val="auto"/>
-          <w:sz w:val="21"/>
-        </w:rPr>
-        <w:t>int size=width/3;</w:t>
-      </w:r>
-    </w:p>
-    <w:p>
-      <w:pPr>
-        <w:pStyle w:val="Code"/>
-        <w:rPr>
-          <w:rFonts w:ascii="Courier New" w:hAnsi="Courier New"/>
-          <w:color w:val="auto"/>
-        </w:rPr>
-      </w:pPr>
-      <w:r>
-        <w:rPr>
-          <w:rFonts w:ascii="Courier New" w:hAnsi="Courier New"/>
-          <w:color w:val="auto"/>
-        </w:rPr>
-      </w:r>
-    </w:p>
-    <w:p>
-      <w:pPr>
-        <w:pStyle w:val="Code"/>
-        <w:rPr>
-          <w:rFonts w:ascii="Courier New" w:hAnsi="Courier New"/>
-          <w:color w:val="auto"/>
-        </w:rPr>
-      </w:pPr>
-      <w:r>
-        <w:rPr>
-          <w:rFonts w:ascii="Courier New" w:hAnsi="Courier New"/>
-          <w:color w:val="auto"/>
-        </w:rPr>
-        <w:t xml:space="preserve">  </w:t>
-      </w:r>
-      <w:r>
-        <w:rPr>
-          <w:rFonts w:ascii="Courier New" w:hAnsi="Courier New"/>
-          <w:b w:val="false"/>
-          <w:color w:val="auto"/>
-          <w:sz w:val="21"/>
-        </w:rPr>
-        <w:t>if (redOver) fill(redHighlightColor);</w:t>
-      </w:r>
-    </w:p>
-    <w:p>
-      <w:pPr>
-        <w:pStyle w:val="Code"/>
-        <w:rPr>
-          <w:rFonts w:ascii="Courier New" w:hAnsi="Courier New"/>
-          <w:color w:val="auto"/>
-        </w:rPr>
-      </w:pPr>
-      <w:r>
-        <w:rPr>
-          <w:rFonts w:ascii="Courier New" w:hAnsi="Courier New"/>
-          <w:color w:val="auto"/>
-        </w:rPr>
-        <w:t xml:space="preserve">  </w:t>
-      </w:r>
-      <w:r>
-        <w:rPr>
-          <w:rFonts w:ascii="Courier New" w:hAnsi="Courier New"/>
-          <w:b w:val="false"/>
-          <w:color w:val="auto"/>
-          <w:sz w:val="21"/>
-        </w:rPr>
-        <w:t>else fill(redColor);</w:t>
-      </w:r>
-    </w:p>
-    <w:p>
-      <w:pPr>
-        <w:pStyle w:val="Code"/>
-        <w:rPr>
-          <w:rFonts w:ascii="Courier New" w:hAnsi="Courier New"/>
-          <w:color w:val="auto"/>
-        </w:rPr>
-      </w:pPr>
-      <w:r>
-        <w:rPr>
-          <w:rFonts w:ascii="Courier New" w:hAnsi="Courier New"/>
-          <w:color w:val="auto"/>
-        </w:rPr>
-        <w:t xml:space="preserve">  </w:t>
-      </w:r>
-      <w:r>
-        <w:rPr>
-          <w:rFonts w:ascii="Courier New" w:hAnsi="Courier New"/>
-          <w:b w:val="false"/>
-          <w:color w:val="auto"/>
-          <w:sz w:val="21"/>
-        </w:rPr>
-        <w:t>rect(padding, padding, width/3-padding*2, height-padding*2);</w:t>
-      </w:r>
-    </w:p>
-    <w:p>
-      <w:pPr>
-        <w:pStyle w:val="Code"/>
-        <w:rPr>
-          <w:rFonts w:ascii="Courier New" w:hAnsi="Courier New"/>
-          <w:color w:val="auto"/>
-        </w:rPr>
-      </w:pPr>
-      <w:r>
-        <w:rPr>
-          <w:rFonts w:ascii="Courier New" w:hAnsi="Courier New"/>
-          <w:color w:val="auto"/>
-        </w:rPr>
-      </w:r>
-    </w:p>
-    <w:p>
-      <w:pPr>
-        <w:pStyle w:val="Code"/>
-        <w:rPr>
-          <w:rFonts w:ascii="Courier New" w:hAnsi="Courier New"/>
-          <w:color w:val="auto"/>
-        </w:rPr>
-      </w:pPr>
-      <w:r>
-        <w:rPr>
-          <w:rFonts w:ascii="Courier New" w:hAnsi="Courier New"/>
-          <w:color w:val="auto"/>
-        </w:rPr>
-        <w:t xml:space="preserve">  </w:t>
-      </w:r>
-      <w:r>
-        <w:rPr>
-          <w:rFonts w:ascii="Courier New" w:hAnsi="Courier New"/>
-          <w:b w:val="false"/>
-          <w:color w:val="auto"/>
-          <w:sz w:val="21"/>
-        </w:rPr>
-        <w:t>if (greenOver) fill(greenHighlightColor);</w:t>
-      </w:r>
-    </w:p>
-    <w:p>
-      <w:pPr>
-        <w:pStyle w:val="Code"/>
-        <w:rPr>
-          <w:rFonts w:ascii="Courier New" w:hAnsi="Courier New"/>
-          <w:color w:val="auto"/>
-        </w:rPr>
-      </w:pPr>
-      <w:r>
-        <w:rPr>
-          <w:rFonts w:ascii="Courier New" w:hAnsi="Courier New"/>
-          <w:color w:val="auto"/>
-        </w:rPr>
-        <w:t xml:space="preserve">  </w:t>
-      </w:r>
-      <w:r>
-        <w:rPr>
-          <w:rFonts w:ascii="Courier New" w:hAnsi="Courier New"/>
-          <w:b w:val="false"/>
-          <w:color w:val="auto"/>
-          <w:sz w:val="21"/>
-        </w:rPr>
-        <w:t>else fill(greenColor);</w:t>
-      </w:r>
-    </w:p>
-    <w:p>
-      <w:pPr>
-        <w:pStyle w:val="Code"/>
-        <w:rPr>
-          <w:rFonts w:ascii="Courier New" w:hAnsi="Courier New"/>
-          <w:color w:val="auto"/>
-        </w:rPr>
-      </w:pPr>
-      <w:r>
-        <w:rPr>
-          <w:rFonts w:ascii="Courier New" w:hAnsi="Courier New"/>
-          <w:color w:val="auto"/>
-        </w:rPr>
-        <w:t xml:space="preserve">  </w:t>
-      </w:r>
-      <w:r>
-        <w:rPr>
-          <w:rFonts w:ascii="Courier New" w:hAnsi="Courier New"/>
-          <w:b w:val="false"/>
-          <w:color w:val="auto"/>
-          <w:sz w:val="21"/>
-        </w:rPr>
-        <w:t>rect(padding+size, padding, width/3-padding*2, height-padding*2);</w:t>
-      </w:r>
-    </w:p>
-    <w:p>
-      <w:pPr>
-        <w:pStyle w:val="Code"/>
-        <w:rPr>
-          <w:rFonts w:ascii="Courier New" w:hAnsi="Courier New"/>
-          <w:color w:val="auto"/>
-        </w:rPr>
-      </w:pPr>
-      <w:r>
-        <w:rPr>
-          <w:rFonts w:ascii="Courier New" w:hAnsi="Courier New"/>
-          <w:color w:val="auto"/>
-        </w:rPr>
-      </w:r>
-    </w:p>
-    <w:p>
-      <w:pPr>
-        <w:pStyle w:val="Code"/>
-        <w:rPr>
-          <w:rFonts w:ascii="Courier New" w:hAnsi="Courier New"/>
-          <w:color w:val="auto"/>
-        </w:rPr>
-      </w:pPr>
-      <w:r>
-        <w:rPr>
-          <w:rFonts w:ascii="Courier New" w:hAnsi="Courier New"/>
-          <w:color w:val="auto"/>
-        </w:rPr>
-        <w:t xml:space="preserve">  </w:t>
-      </w:r>
-      <w:r>
-        <w:rPr>
-          <w:rFonts w:ascii="Courier New" w:hAnsi="Courier New"/>
-          <w:b w:val="false"/>
-          <w:color w:val="auto"/>
-          <w:sz w:val="21"/>
-        </w:rPr>
-        <w:t>if (blueOver) fill(blueHighlightColor);</w:t>
-      </w:r>
-    </w:p>
-    <w:p>
-      <w:pPr>
-        <w:pStyle w:val="Code"/>
-        <w:rPr>
-          <w:rFonts w:ascii="Courier New" w:hAnsi="Courier New"/>
-          <w:color w:val="auto"/>
-        </w:rPr>
-      </w:pPr>
-      <w:r>
-        <w:rPr>
-          <w:rFonts w:ascii="Courier New" w:hAnsi="Courier New"/>
-          <w:color w:val="auto"/>
-        </w:rPr>
-        <w:t xml:space="preserve">  </w:t>
-      </w:r>
-      <w:r>
-        <w:rPr>
-          <w:rFonts w:ascii="Courier New" w:hAnsi="Courier New"/>
-          <w:b w:val="false"/>
-          <w:color w:val="auto"/>
-          <w:sz w:val="21"/>
-        </w:rPr>
-        <w:t>else fill(blueColor);</w:t>
-      </w:r>
-    </w:p>
-    <w:p>
-      <w:pPr>
-        <w:pStyle w:val="Code"/>
-        <w:rPr>
-          <w:rFonts w:ascii="Courier New" w:hAnsi="Courier New"/>
-          <w:color w:val="auto"/>
-        </w:rPr>
-      </w:pPr>
-      <w:r>
-        <w:rPr>
-          <w:rFonts w:ascii="Courier New" w:hAnsi="Courier New"/>
-          <w:color w:val="auto"/>
-        </w:rPr>
-        <w:t xml:space="preserve">  </w:t>
-      </w:r>
-      <w:r>
-        <w:rPr>
-          <w:rFonts w:ascii="Courier New" w:hAnsi="Courier New"/>
-          <w:b w:val="false"/>
-          <w:color w:val="auto"/>
-          <w:sz w:val="21"/>
-        </w:rPr>
-        <w:t>rect(padding+size*2, padding, width/3-padding*2, height-padding*2);</w:t>
-      </w:r>
-    </w:p>
-    <w:p>
-      <w:pPr>
-        <w:pStyle w:val="Code"/>
-        <w:rPr>
-          <w:rFonts w:ascii="Courier New" w:hAnsi="Courier New"/>
-          <w:color w:val="auto"/>
-        </w:rPr>
-      </w:pPr>
-      <w:r>
-        <w:rPr>
-          <w:rFonts w:ascii="Courier New" w:hAnsi="Courier New"/>
-          <w:color w:val="auto"/>
-        </w:rPr>
-        <w:t>}</w:t>
-      </w:r>
-    </w:p>
-    <w:p>
-      <w:pPr>
-        <w:pStyle w:val="Code"/>
-        <w:rPr>
-          <w:rFonts w:ascii="Courier New" w:hAnsi="Courier New"/>
-          <w:color w:val="auto"/>
-        </w:rPr>
-      </w:pPr>
-      <w:r>
-        <w:rPr>
-          <w:rFonts w:ascii="Courier New" w:hAnsi="Courier New"/>
-          <w:color w:val="auto"/>
-        </w:rPr>
-      </w:r>
-    </w:p>
-    <w:p>
-      <w:pPr>
-        <w:pStyle w:val="Code"/>
-        <w:rPr>
-          <w:rFonts w:ascii="Courier New" w:hAnsi="Courier New"/>
-          <w:color w:val="auto"/>
-        </w:rPr>
-      </w:pPr>
-      <w:r>
-        <w:rPr>
-          <w:rFonts w:ascii="Courier New" w:hAnsi="Courier New"/>
-          <w:color w:val="auto"/>
-        </w:rPr>
-        <w:t>void mousePressed() {</w:t>
-      </w:r>
-    </w:p>
-    <w:p>
-      <w:pPr>
-        <w:pStyle w:val="Code"/>
-        <w:rPr>
-          <w:rFonts w:ascii="Courier New" w:hAnsi="Courier New"/>
-          <w:color w:val="auto"/>
-        </w:rPr>
-      </w:pPr>
-      <w:r>
-        <w:rPr>
-          <w:rFonts w:ascii="Courier New" w:hAnsi="Courier New"/>
-          <w:color w:val="auto"/>
-        </w:rPr>
-        <w:t xml:space="preserve">  </w:t>
-      </w:r>
-      <w:r>
-        <w:rPr>
-          <w:rFonts w:ascii="Courier New" w:hAnsi="Courier New"/>
-          <w:b w:val="false"/>
-          <w:color w:val="auto"/>
-          <w:sz w:val="21"/>
-        </w:rPr>
-        <w:t>if (redOver) println("Red");</w:t>
-      </w:r>
-    </w:p>
-    <w:p>
-      <w:pPr>
-        <w:pStyle w:val="Code"/>
-        <w:rPr>
-          <w:rFonts w:ascii="Courier New" w:hAnsi="Courier New"/>
-          <w:color w:val="auto"/>
-        </w:rPr>
-      </w:pPr>
-      <w:r>
-        <w:rPr>
-          <w:rFonts w:ascii="Courier New" w:hAnsi="Courier New"/>
-          <w:color w:val="auto"/>
-        </w:rPr>
-        <w:t xml:space="preserve">  </w:t>
-      </w:r>
-      <w:r>
-        <w:rPr>
-          <w:rFonts w:ascii="Courier New" w:hAnsi="Courier New"/>
-          <w:b w:val="false"/>
-          <w:color w:val="auto"/>
-          <w:sz w:val="21"/>
-        </w:rPr>
-        <w:t>if (greenOver) println("Green");</w:t>
-      </w:r>
-    </w:p>
-    <w:p>
-      <w:pPr>
-        <w:pStyle w:val="Code"/>
-        <w:rPr>
-          <w:rFonts w:ascii="Courier New" w:hAnsi="Courier New"/>
-          <w:color w:val="auto"/>
-        </w:rPr>
-      </w:pPr>
-      <w:r>
-        <w:rPr>
-          <w:rFonts w:ascii="Courier New" w:hAnsi="Courier New"/>
-          <w:color w:val="auto"/>
-        </w:rPr>
-        <w:t xml:space="preserve">  </w:t>
-      </w:r>
-      <w:r>
-        <w:rPr>
-          <w:rFonts w:ascii="Courier New" w:hAnsi="Courier New"/>
-          <w:b w:val="false"/>
-          <w:color w:val="auto"/>
-          <w:sz w:val="21"/>
-        </w:rPr>
-        <w:t>if (blueOver) println("Blue");</w:t>
-      </w:r>
-    </w:p>
-    <w:p>
-      <w:pPr>
-        <w:pStyle w:val="Code"/>
-        <w:rPr>
-          <w:rFonts w:ascii="Courier New" w:hAnsi="Courier New"/>
-          <w:color w:val="auto"/>
-        </w:rPr>
-      </w:pPr>
-      <w:r>
-        <w:rPr>
-          <w:rFonts w:ascii="Courier New" w:hAnsi="Courier New"/>
-          <w:color w:val="auto"/>
-        </w:rPr>
-        <w:t>}</w:t>
-      </w:r>
-    </w:p>
-    <w:p>
-      <w:pPr>
-        <w:pStyle w:val="Code"/>
-        <w:rPr>
-          <w:rFonts w:ascii="Courier New" w:hAnsi="Courier New"/>
-          <w:color w:val="auto"/>
-        </w:rPr>
-      </w:pPr>
-      <w:r>
-        <w:rPr>
-          <w:rFonts w:ascii="Courier New" w:hAnsi="Courier New"/>
-          <w:color w:val="auto"/>
-        </w:rPr>
-      </w:r>
-    </w:p>
-    <w:p>
-      <w:pPr>
-        <w:pStyle w:val="Code"/>
-        <w:rPr>
-          <w:rFonts w:ascii="Courier New" w:hAnsi="Courier New"/>
-          <w:color w:val="auto"/>
-        </w:rPr>
-      </w:pPr>
-      <w:r>
-        <w:rPr>
-          <w:rFonts w:ascii="Courier New" w:hAnsi="Courier New"/>
-          <w:color w:val="auto"/>
-        </w:rPr>
-        <w:t>void update(int x,int y) {</w:t>
-      </w:r>
-    </w:p>
-    <w:p>
-      <w:pPr>
-        <w:pStyle w:val="Code"/>
-        <w:rPr>
-          <w:rFonts w:ascii="Courier New" w:hAnsi="Courier New"/>
-          <w:color w:val="auto"/>
-        </w:rPr>
-      </w:pPr>
-      <w:r>
-        <w:rPr>
-          <w:rFonts w:ascii="Courier New" w:hAnsi="Courier New"/>
-          <w:color w:val="auto"/>
-        </w:rPr>
-        <w:t xml:space="preserve">  </w:t>
-      </w:r>
-      <w:r>
-        <w:rPr>
-          <w:rFonts w:ascii="Courier New" w:hAnsi="Courier New"/>
-          <w:b w:val="false"/>
-          <w:color w:val="auto"/>
-          <w:sz w:val="21"/>
-        </w:rPr>
-        <w:t>if (overRed()) {</w:t>
-      </w:r>
-    </w:p>
-    <w:p>
-      <w:pPr>
-        <w:pStyle w:val="Code"/>
-        <w:rPr>
-          <w:rFonts w:ascii="Courier New" w:hAnsi="Courier New"/>
-          <w:color w:val="auto"/>
-        </w:rPr>
-      </w:pPr>
-      <w:r>
-        <w:rPr>
-          <w:rFonts w:ascii="Courier New" w:hAnsi="Courier New"/>
-          <w:color w:val="auto"/>
-        </w:rPr>
-        <w:t xml:space="preserve">    </w:t>
-      </w:r>
-      <w:r>
-        <w:rPr>
-          <w:rFonts w:ascii="Courier New" w:hAnsi="Courier New"/>
-          <w:b w:val="false"/>
-          <w:color w:val="auto"/>
-          <w:sz w:val="21"/>
-        </w:rPr>
-        <w:t>redOver=true;</w:t>
-      </w:r>
-    </w:p>
-    <w:p>
-      <w:pPr>
-        <w:pStyle w:val="Code"/>
-        <w:rPr>
-          <w:rFonts w:ascii="Courier New" w:hAnsi="Courier New"/>
-          <w:color w:val="auto"/>
-        </w:rPr>
-      </w:pPr>
-      <w:r>
-        <w:rPr>
-          <w:rFonts w:ascii="Courier New" w:hAnsi="Courier New"/>
-          <w:color w:val="auto"/>
-        </w:rPr>
-        <w:t xml:space="preserve">    </w:t>
-      </w:r>
-      <w:r>
-        <w:rPr>
-          <w:rFonts w:ascii="Courier New" w:hAnsi="Courier New"/>
-          <w:b w:val="false"/>
-          <w:color w:val="auto"/>
-          <w:sz w:val="21"/>
-        </w:rPr>
-        <w:t>greenOver=false;</w:t>
-      </w:r>
-    </w:p>
-    <w:p>
-      <w:pPr>
-        <w:pStyle w:val="Code"/>
-        <w:rPr>
-          <w:rFonts w:ascii="Courier New" w:hAnsi="Courier New"/>
-          <w:color w:val="auto"/>
-        </w:rPr>
-      </w:pPr>
-      <w:r>
-        <w:rPr>
-          <w:rFonts w:ascii="Courier New" w:hAnsi="Courier New"/>
-          <w:color w:val="auto"/>
-        </w:rPr>
-        <w:t xml:space="preserve">    </w:t>
-      </w:r>
-      <w:r>
-        <w:rPr>
-          <w:rFonts w:ascii="Courier New" w:hAnsi="Courier New"/>
-          <w:b w:val="false"/>
-          <w:color w:val="auto"/>
-          <w:sz w:val="21"/>
-        </w:rPr>
-        <w:t>blueOver=false;</w:t>
-      </w:r>
-    </w:p>
-    <w:p>
-      <w:pPr>
-        <w:pStyle w:val="Code"/>
-        <w:rPr>
-          <w:rFonts w:ascii="Courier New" w:hAnsi="Courier New"/>
-          <w:color w:val="auto"/>
-        </w:rPr>
-      </w:pPr>
-      <w:r>
-        <w:rPr>
-          <w:rFonts w:ascii="Courier New" w:hAnsi="Courier New"/>
-          <w:color w:val="auto"/>
-        </w:rPr>
-        <w:t xml:space="preserve">  </w:t>
-      </w:r>
-      <w:r>
-        <w:rPr>
-          <w:rFonts w:ascii="Courier New" w:hAnsi="Courier New"/>
-          <w:b w:val="false"/>
-          <w:color w:val="auto"/>
-          <w:sz w:val="21"/>
-        </w:rPr>
-        <w:t>}</w:t>
-      </w:r>
-    </w:p>
-    <w:p>
-      <w:pPr>
-        <w:pStyle w:val="Code"/>
-        <w:rPr>
-          <w:rFonts w:ascii="Courier New" w:hAnsi="Courier New"/>
-          <w:color w:val="auto"/>
-        </w:rPr>
-      </w:pPr>
-      <w:r>
-        <w:rPr>
-          <w:rFonts w:ascii="Courier New" w:hAnsi="Courier New"/>
-          <w:color w:val="auto"/>
-        </w:rPr>
-        <w:t xml:space="preserve">  </w:t>
-      </w:r>
-      <w:r>
-        <w:rPr>
-          <w:rFonts w:ascii="Courier New" w:hAnsi="Courier New"/>
-          <w:b w:val="false"/>
-          <w:color w:val="auto"/>
-          <w:sz w:val="21"/>
-        </w:rPr>
-        <w:t>else if (overGreen()) {</w:t>
-      </w:r>
-    </w:p>
-    <w:p>
-      <w:pPr>
-        <w:pStyle w:val="Code"/>
-        <w:rPr>
-          <w:rFonts w:ascii="Courier New" w:hAnsi="Courier New"/>
-          <w:color w:val="auto"/>
-        </w:rPr>
-      </w:pPr>
-      <w:r>
-        <w:rPr>
-          <w:rFonts w:ascii="Courier New" w:hAnsi="Courier New"/>
-          <w:color w:val="auto"/>
-        </w:rPr>
-        <w:t xml:space="preserve">    </w:t>
-      </w:r>
-      <w:r>
-        <w:rPr>
-          <w:rFonts w:ascii="Courier New" w:hAnsi="Courier New"/>
-          <w:b w:val="false"/>
-          <w:color w:val="auto"/>
-          <w:sz w:val="21"/>
-        </w:rPr>
-        <w:t>redOver=false;</w:t>
-      </w:r>
-    </w:p>
-    <w:p>
-      <w:pPr>
-        <w:pStyle w:val="Code"/>
-        <w:rPr>
-          <w:rFonts w:ascii="Courier New" w:hAnsi="Courier New"/>
-          <w:color w:val="auto"/>
-        </w:rPr>
-      </w:pPr>
-      <w:r>
-        <w:rPr>
-          <w:rFonts w:ascii="Courier New" w:hAnsi="Courier New"/>
-          <w:color w:val="auto"/>
-        </w:rPr>
-        <w:t xml:space="preserve">    </w:t>
-      </w:r>
-      <w:r>
-        <w:rPr>
-          <w:rFonts w:ascii="Courier New" w:hAnsi="Courier New"/>
-          <w:b w:val="false"/>
-          <w:color w:val="auto"/>
-          <w:sz w:val="21"/>
-        </w:rPr>
-        <w:t>greenOver=true;</w:t>
-      </w:r>
-    </w:p>
-    <w:p>
-      <w:pPr>
-        <w:pStyle w:val="Code"/>
-        <w:rPr>
-          <w:rFonts w:ascii="Courier New" w:hAnsi="Courier New"/>
-          <w:color w:val="auto"/>
-        </w:rPr>
-      </w:pPr>
-      <w:r>
-        <w:rPr>
-          <w:rFonts w:ascii="Courier New" w:hAnsi="Courier New"/>
-          <w:color w:val="auto"/>
-        </w:rPr>
-        <w:t xml:space="preserve">    </w:t>
-      </w:r>
-      <w:r>
-        <w:rPr>
-          <w:rFonts w:ascii="Courier New" w:hAnsi="Courier New"/>
-          <w:b w:val="false"/>
-          <w:color w:val="auto"/>
-          <w:sz w:val="21"/>
-        </w:rPr>
-        <w:t>blueOver=false;</w:t>
-      </w:r>
-    </w:p>
-    <w:p>
-      <w:pPr>
-        <w:pStyle w:val="Code"/>
-        <w:rPr>
-          <w:rFonts w:ascii="Courier New" w:hAnsi="Courier New"/>
-          <w:color w:val="auto"/>
-        </w:rPr>
-      </w:pPr>
-      <w:r>
-        <w:rPr>
-          <w:rFonts w:ascii="Courier New" w:hAnsi="Courier New"/>
-          <w:color w:val="auto"/>
-        </w:rPr>
-        <w:t xml:space="preserve">  </w:t>
-      </w:r>
-      <w:r>
-        <w:rPr>
-          <w:rFonts w:ascii="Courier New" w:hAnsi="Courier New"/>
-          <w:b w:val="false"/>
-          <w:color w:val="auto"/>
-          <w:sz w:val="21"/>
-        </w:rPr>
-        <w:t>}</w:t>
-      </w:r>
-    </w:p>
-    <w:p>
-      <w:pPr>
-        <w:pStyle w:val="Code"/>
-        <w:rPr>
-          <w:rFonts w:ascii="Courier New" w:hAnsi="Courier New"/>
-          <w:color w:val="auto"/>
-        </w:rPr>
-      </w:pPr>
-      <w:r>
-        <w:rPr>
-          <w:rFonts w:ascii="Courier New" w:hAnsi="Courier New"/>
-          <w:color w:val="auto"/>
-        </w:rPr>
-        <w:t xml:space="preserve">  </w:t>
-      </w:r>
-      <w:r>
-        <w:rPr>
-          <w:rFonts w:ascii="Courier New" w:hAnsi="Courier New"/>
-          <w:b w:val="false"/>
-          <w:color w:val="auto"/>
-          <w:sz w:val="21"/>
-        </w:rPr>
-        <w:t>else if (overBlue()) {</w:t>
-      </w:r>
-    </w:p>
-    <w:p>
-      <w:pPr>
-        <w:pStyle w:val="Code"/>
-        <w:rPr>
-          <w:rFonts w:ascii="Courier New" w:hAnsi="Courier New"/>
-          <w:color w:val="auto"/>
-        </w:rPr>
-      </w:pPr>
-      <w:r>
-        <w:rPr>
-          <w:rFonts w:ascii="Courier New" w:hAnsi="Courier New"/>
-          <w:color w:val="auto"/>
-        </w:rPr>
-        <w:t xml:space="preserve">    </w:t>
-      </w:r>
-      <w:r>
-        <w:rPr>
-          <w:rFonts w:ascii="Courier New" w:hAnsi="Courier New"/>
-          <w:b w:val="false"/>
-          <w:color w:val="auto"/>
-          <w:sz w:val="21"/>
-        </w:rPr>
-        <w:t>redOver=false;</w:t>
-      </w:r>
-    </w:p>
-    <w:p>
-      <w:pPr>
-        <w:pStyle w:val="Code"/>
-        <w:rPr>
-          <w:rFonts w:ascii="Courier New" w:hAnsi="Courier New"/>
-          <w:color w:val="auto"/>
-        </w:rPr>
-      </w:pPr>
-      <w:r>
-        <w:rPr>
-          <w:rFonts w:ascii="Courier New" w:hAnsi="Courier New"/>
-          <w:color w:val="auto"/>
-        </w:rPr>
-        <w:t xml:space="preserve">    </w:t>
-      </w:r>
-      <w:r>
-        <w:rPr>
-          <w:rFonts w:ascii="Courier New" w:hAnsi="Courier New"/>
-          <w:b w:val="false"/>
-          <w:color w:val="auto"/>
-          <w:sz w:val="21"/>
-        </w:rPr>
-        <w:t>greenOver=false;</w:t>
-      </w:r>
-    </w:p>
-    <w:p>
-      <w:pPr>
-        <w:pStyle w:val="Code"/>
-        <w:rPr>
-          <w:rFonts w:ascii="Courier New" w:hAnsi="Courier New"/>
-          <w:color w:val="auto"/>
-        </w:rPr>
-      </w:pPr>
-      <w:r>
-        <w:rPr>
-          <w:rFonts w:ascii="Courier New" w:hAnsi="Courier New"/>
-          <w:color w:val="auto"/>
-        </w:rPr>
-        <w:t xml:space="preserve">    </w:t>
-      </w:r>
-      <w:r>
-        <w:rPr>
-          <w:rFonts w:ascii="Courier New" w:hAnsi="Courier New"/>
-          <w:b w:val="false"/>
-          <w:color w:val="auto"/>
-          <w:sz w:val="21"/>
-        </w:rPr>
-        <w:t>blueOver=true;</w:t>
-      </w:r>
-    </w:p>
-    <w:p>
-      <w:pPr>
-        <w:pStyle w:val="Code"/>
-        <w:rPr>
-          <w:rFonts w:ascii="Courier New" w:hAnsi="Courier New"/>
-          <w:color w:val="auto"/>
-        </w:rPr>
-      </w:pPr>
-      <w:r>
-        <w:rPr>
-          <w:rFonts w:ascii="Courier New" w:hAnsi="Courier New"/>
-          <w:color w:val="auto"/>
-        </w:rPr>
-        <w:t xml:space="preserve">  </w:t>
-      </w:r>
-      <w:r>
-        <w:rPr>
-          <w:rFonts w:ascii="Courier New" w:hAnsi="Courier New"/>
-          <w:b w:val="false"/>
-          <w:color w:val="auto"/>
-          <w:sz w:val="21"/>
-        </w:rPr>
-        <w:t>}</w:t>
-      </w:r>
-    </w:p>
-    <w:p>
-      <w:pPr>
-        <w:pStyle w:val="Code"/>
-        <w:rPr>
-          <w:rFonts w:ascii="Courier New" w:hAnsi="Courier New"/>
-          <w:color w:val="auto"/>
-        </w:rPr>
-      </w:pPr>
-      <w:r>
-        <w:rPr>
-          <w:rFonts w:ascii="Courier New" w:hAnsi="Courier New"/>
-          <w:color w:val="auto"/>
-        </w:rPr>
-        <w:t xml:space="preserve">  </w:t>
-      </w:r>
-      <w:r>
-        <w:rPr>
-          <w:rFonts w:ascii="Courier New" w:hAnsi="Courier New"/>
-          <w:b w:val="false"/>
-          <w:color w:val="auto"/>
-          <w:sz w:val="21"/>
-        </w:rPr>
-        <w:t>else redOver=greenOver=blueOver=false;</w:t>
-      </w:r>
-    </w:p>
-    <w:p>
-      <w:pPr>
-        <w:pStyle w:val="Code"/>
-        <w:rPr>
-          <w:rFonts w:ascii="Courier New" w:hAnsi="Courier New"/>
-          <w:color w:val="auto"/>
-        </w:rPr>
-      </w:pPr>
-      <w:r>
-        <w:rPr>
-          <w:rFonts w:ascii="Courier New" w:hAnsi="Courier New"/>
-          <w:color w:val="auto"/>
-        </w:rPr>
-        <w:t>}</w:t>
-      </w:r>
-    </w:p>
-    <w:p>
-      <w:pPr>
-        <w:pStyle w:val="Code"/>
-        <w:rPr>
-          <w:rFonts w:ascii="Courier New" w:hAnsi="Courier New"/>
-          <w:color w:val="auto"/>
-        </w:rPr>
-      </w:pPr>
-      <w:r>
-        <w:rPr>
-          <w:rFonts w:ascii="Courier New" w:hAnsi="Courier New"/>
-          <w:color w:val="auto"/>
-        </w:rPr>
-      </w:r>
-    </w:p>
-    <w:p>
-      <w:pPr>
-        <w:pStyle w:val="Code"/>
-        <w:rPr>
-          <w:rFonts w:ascii="Courier New" w:hAnsi="Courier New"/>
-          <w:color w:val="auto"/>
-        </w:rPr>
-      </w:pPr>
-      <w:r>
-        <w:rPr>
-          <w:rFonts w:ascii="Courier New" w:hAnsi="Courier New"/>
-          <w:color w:val="auto"/>
-        </w:rPr>
-        <w:t xml:space="preserve">boolean overRed() { </w:t>
-      </w:r>
-    </w:p>
-    <w:p>
-      <w:pPr>
-        <w:pStyle w:val="Code"/>
-        <w:rPr>
-          <w:rFonts w:ascii="Courier New" w:hAnsi="Courier New"/>
-          <w:color w:val="auto"/>
-        </w:rPr>
-      </w:pPr>
-      <w:r>
-        <w:rPr>
-          <w:rFonts w:ascii="Courier New" w:hAnsi="Courier New"/>
-          <w:color w:val="auto"/>
-        </w:rPr>
-        <w:t xml:space="preserve">  </w:t>
-      </w:r>
-      <w:r>
-        <w:rPr>
-          <w:rFonts w:ascii="Courier New" w:hAnsi="Courier New"/>
-          <w:b w:val="false"/>
-          <w:color w:val="auto"/>
-          <w:sz w:val="21"/>
-        </w:rPr>
-        <w:t>int size=width/3;</w:t>
-      </w:r>
-    </w:p>
-    <w:p>
-      <w:pPr>
-        <w:pStyle w:val="Code"/>
-        <w:rPr>
-          <w:rFonts w:ascii="Courier New" w:hAnsi="Courier New"/>
-          <w:color w:val="auto"/>
-        </w:rPr>
-      </w:pPr>
-      <w:r>
-        <w:rPr>
-          <w:rFonts w:ascii="Courier New" w:hAnsi="Courier New"/>
-          <w:color w:val="auto"/>
-        </w:rPr>
-        <w:t xml:space="preserve">  </w:t>
-      </w:r>
-      <w:r>
-        <w:rPr>
-          <w:rFonts w:ascii="Courier New" w:hAnsi="Courier New"/>
-          <w:b w:val="false"/>
-          <w:color w:val="auto"/>
-          <w:sz w:val="21"/>
-        </w:rPr>
-        <w:t>if (mouseX&gt;=padding &amp;&amp; mouseX&lt;=size-padding &amp;&amp; mouseY&gt;=padding &amp;&amp; mouseY&lt;=size-padding) {</w:t>
-      </w:r>
-    </w:p>
-    <w:p>
-      <w:pPr>
-        <w:pStyle w:val="Code"/>
-        <w:rPr>
-          <w:rFonts w:ascii="Courier New" w:hAnsi="Courier New"/>
-          <w:color w:val="auto"/>
-        </w:rPr>
-      </w:pPr>
-      <w:r>
-        <w:rPr>
-          <w:rFonts w:ascii="Courier New" w:hAnsi="Courier New"/>
-          <w:color w:val="auto"/>
-        </w:rPr>
-        <w:t xml:space="preserve">    </w:t>
-      </w:r>
-      <w:r>
-        <w:rPr>
-          <w:rFonts w:ascii="Courier New" w:hAnsi="Courier New"/>
-          <w:b w:val="false"/>
-          <w:color w:val="auto"/>
-          <w:sz w:val="21"/>
-        </w:rPr>
-        <w:t>return true;</w:t>
-      </w:r>
-    </w:p>
-    <w:p>
-      <w:pPr>
-        <w:pStyle w:val="Code"/>
-        <w:rPr>
-          <w:rFonts w:ascii="Courier New" w:hAnsi="Courier New"/>
-          <w:color w:val="auto"/>
-        </w:rPr>
-      </w:pPr>
-      <w:r>
-        <w:rPr>
-          <w:rFonts w:ascii="Courier New" w:hAnsi="Courier New"/>
-          <w:color w:val="auto"/>
-        </w:rPr>
-        <w:t xml:space="preserve">  </w:t>
-      </w:r>
-      <w:r>
-        <w:rPr>
-          <w:rFonts w:ascii="Courier New" w:hAnsi="Courier New"/>
-          <w:b w:val="false"/>
-          <w:color w:val="auto"/>
-          <w:sz w:val="21"/>
-        </w:rPr>
-        <w:t>} else {</w:t>
-      </w:r>
-    </w:p>
-    <w:p>
-      <w:pPr>
-        <w:pStyle w:val="Code"/>
-        <w:rPr>
-          <w:rFonts w:ascii="Courier New" w:hAnsi="Courier New"/>
-          <w:color w:val="auto"/>
-        </w:rPr>
-      </w:pPr>
-      <w:r>
-        <w:rPr>
-          <w:rFonts w:ascii="Courier New" w:hAnsi="Courier New"/>
-          <w:color w:val="auto"/>
-        </w:rPr>
-        <w:t xml:space="preserve">    </w:t>
-      </w:r>
-      <w:r>
-        <w:rPr>
-          <w:rFonts w:ascii="Courier New" w:hAnsi="Courier New"/>
-          <w:b w:val="false"/>
-          <w:color w:val="auto"/>
-          <w:sz w:val="21"/>
-        </w:rPr>
-        <w:t>return false;</w:t>
-      </w:r>
-    </w:p>
-    <w:p>
-      <w:pPr>
-        <w:pStyle w:val="Code"/>
-        <w:rPr>
-          <w:rFonts w:ascii="Courier New" w:hAnsi="Courier New"/>
-          <w:color w:val="auto"/>
-        </w:rPr>
-      </w:pPr>
-      <w:r>
-        <w:rPr>
-          <w:rFonts w:ascii="Courier New" w:hAnsi="Courier New"/>
-          <w:color w:val="auto"/>
-        </w:rPr>
-        <w:t xml:space="preserve">  </w:t>
-      </w:r>
-      <w:r>
-        <w:rPr>
-          <w:rFonts w:ascii="Courier New" w:hAnsi="Courier New"/>
-          <w:b w:val="false"/>
-          <w:color w:val="auto"/>
-          <w:sz w:val="21"/>
-        </w:rPr>
-        <w:t>}</w:t>
-      </w:r>
-    </w:p>
-    <w:p>
-      <w:pPr>
-        <w:pStyle w:val="Code"/>
-        <w:rPr>
-          <w:rFonts w:ascii="Courier New" w:hAnsi="Courier New"/>
-          <w:color w:val="auto"/>
-        </w:rPr>
-      </w:pPr>
-      <w:r>
-        <w:rPr>
-          <w:rFonts w:ascii="Courier New" w:hAnsi="Courier New"/>
-          <w:color w:val="auto"/>
-        </w:rPr>
-        <w:t>}</w:t>
-      </w:r>
-    </w:p>
-    <w:p>
-      <w:pPr>
-        <w:pStyle w:val="Code"/>
-        <w:rPr>
-          <w:rFonts w:ascii="Courier New" w:hAnsi="Courier New"/>
-          <w:color w:val="auto"/>
-        </w:rPr>
-      </w:pPr>
-      <w:r>
-        <w:rPr>
-          <w:rFonts w:ascii="Courier New" w:hAnsi="Courier New"/>
-          <w:color w:val="auto"/>
-        </w:rPr>
-        <w:t xml:space="preserve">boolean overGreen() { </w:t>
-      </w:r>
-    </w:p>
-    <w:p>
-      <w:pPr>
-        <w:pStyle w:val="Code"/>
-        <w:rPr>
-          <w:rFonts w:ascii="Courier New" w:hAnsi="Courier New"/>
-          <w:color w:val="auto"/>
-        </w:rPr>
-      </w:pPr>
-      <w:r>
-        <w:rPr>
-          <w:rFonts w:ascii="Courier New" w:hAnsi="Courier New"/>
-          <w:color w:val="auto"/>
-        </w:rPr>
-        <w:t xml:space="preserve">  </w:t>
-      </w:r>
-      <w:r>
-        <w:rPr>
-          <w:rFonts w:ascii="Courier New" w:hAnsi="Courier New"/>
-          <w:b w:val="false"/>
-          <w:color w:val="auto"/>
-          <w:sz w:val="21"/>
-        </w:rPr>
-        <w:t>int size=width/3;</w:t>
-      </w:r>
-    </w:p>
-    <w:p>
-      <w:pPr>
-        <w:pStyle w:val="Code"/>
-        <w:rPr>
-          <w:rFonts w:ascii="Courier New" w:hAnsi="Courier New"/>
-          <w:color w:val="auto"/>
-        </w:rPr>
-      </w:pPr>
-      <w:r>
-        <w:rPr>
-          <w:rFonts w:ascii="Courier New" w:hAnsi="Courier New"/>
-          <w:color w:val="auto"/>
-        </w:rPr>
-        <w:t xml:space="preserve">  </w:t>
-      </w:r>
-      <w:r>
-        <w:rPr>
-          <w:rFonts w:ascii="Courier New" w:hAnsi="Courier New"/>
-          <w:b w:val="false"/>
-          <w:color w:val="auto"/>
-          <w:sz w:val="21"/>
-        </w:rPr>
-        <w:t>if (mouseX&gt;=padding+size &amp;&amp; mouseX&lt;=size*2-padding &amp;&amp; mouseY&gt;=padding &amp;&amp; mouseY&lt;=size-padding) {</w:t>
-      </w:r>
-    </w:p>
-    <w:p>
-      <w:pPr>
-        <w:pStyle w:val="Code"/>
-        <w:rPr>
-          <w:rFonts w:ascii="Courier New" w:hAnsi="Courier New"/>
-          <w:color w:val="auto"/>
-        </w:rPr>
-      </w:pPr>
-      <w:r>
-        <w:rPr>
-          <w:rFonts w:ascii="Courier New" w:hAnsi="Courier New"/>
-          <w:color w:val="auto"/>
-        </w:rPr>
-        <w:t xml:space="preserve">    </w:t>
-      </w:r>
-      <w:r>
-        <w:rPr>
-          <w:rFonts w:ascii="Courier New" w:hAnsi="Courier New"/>
-          <w:b w:val="false"/>
-          <w:color w:val="auto"/>
-          <w:sz w:val="21"/>
-        </w:rPr>
-        <w:t>return true;</w:t>
-      </w:r>
-    </w:p>
-    <w:p>
-      <w:pPr>
-        <w:pStyle w:val="Code"/>
-        <w:rPr>
-          <w:rFonts w:ascii="Courier New" w:hAnsi="Courier New"/>
-          <w:color w:val="auto"/>
-        </w:rPr>
-      </w:pPr>
-      <w:r>
-        <w:rPr>
-          <w:rFonts w:ascii="Courier New" w:hAnsi="Courier New"/>
-          <w:color w:val="auto"/>
-        </w:rPr>
-        <w:t xml:space="preserve">  </w:t>
-      </w:r>
-      <w:r>
-        <w:rPr>
-          <w:rFonts w:ascii="Courier New" w:hAnsi="Courier New"/>
-          <w:b w:val="false"/>
-          <w:color w:val="auto"/>
-          <w:sz w:val="21"/>
-        </w:rPr>
-        <w:t>} else {</w:t>
-      </w:r>
-    </w:p>
-    <w:p>
-      <w:pPr>
-        <w:pStyle w:val="Code"/>
-        <w:rPr>
-          <w:rFonts w:ascii="Courier New" w:hAnsi="Courier New"/>
-          <w:color w:val="auto"/>
-        </w:rPr>
-      </w:pPr>
-      <w:r>
-        <w:rPr>
-          <w:rFonts w:ascii="Courier New" w:hAnsi="Courier New"/>
-          <w:color w:val="auto"/>
-        </w:rPr>
-        <w:t xml:space="preserve">    </w:t>
-      </w:r>
-      <w:r>
-        <w:rPr>
-          <w:rFonts w:ascii="Courier New" w:hAnsi="Courier New"/>
-          <w:b w:val="false"/>
-          <w:color w:val="auto"/>
-          <w:sz w:val="21"/>
-        </w:rPr>
-        <w:t>return false;</w:t>
-      </w:r>
-    </w:p>
-    <w:p>
-      <w:pPr>
-        <w:pStyle w:val="Code"/>
-        <w:rPr>
-          <w:rFonts w:ascii="Courier New" w:hAnsi="Courier New"/>
-          <w:color w:val="auto"/>
-        </w:rPr>
-      </w:pPr>
-      <w:r>
-        <w:rPr>
-          <w:rFonts w:ascii="Courier New" w:hAnsi="Courier New"/>
-          <w:color w:val="auto"/>
-        </w:rPr>
-        <w:t xml:space="preserve">  </w:t>
-      </w:r>
-      <w:r>
-        <w:rPr>
-          <w:rFonts w:ascii="Courier New" w:hAnsi="Courier New"/>
-          <w:b w:val="false"/>
-          <w:color w:val="auto"/>
-          <w:sz w:val="21"/>
-        </w:rPr>
-        <w:t>}</w:t>
-      </w:r>
-    </w:p>
-    <w:p>
-      <w:pPr>
-        <w:pStyle w:val="Code"/>
-        <w:rPr>
-          <w:rFonts w:ascii="Courier New" w:hAnsi="Courier New"/>
-          <w:color w:val="auto"/>
-        </w:rPr>
-      </w:pPr>
-      <w:r>
-        <w:rPr>
-          <w:rFonts w:ascii="Courier New" w:hAnsi="Courier New"/>
-          <w:color w:val="auto"/>
-        </w:rPr>
-        <w:t>}</w:t>
-      </w:r>
-    </w:p>
-    <w:p>
-      <w:pPr>
-        <w:pStyle w:val="Code"/>
-        <w:rPr>
-          <w:rFonts w:ascii="Courier New" w:hAnsi="Courier New"/>
-          <w:color w:val="auto"/>
-        </w:rPr>
-      </w:pPr>
-      <w:r>
-        <w:rPr>
-          <w:rFonts w:ascii="Courier New" w:hAnsi="Courier New"/>
-          <w:color w:val="auto"/>
-        </w:rPr>
-        <w:t xml:space="preserve">boolean overBlue() { </w:t>
-      </w:r>
-    </w:p>
-    <w:p>
-      <w:pPr>
-        <w:pStyle w:val="Code"/>
-        <w:rPr>
-          <w:rFonts w:ascii="Courier New" w:hAnsi="Courier New"/>
-          <w:color w:val="auto"/>
-        </w:rPr>
-      </w:pPr>
-      <w:r>
-        <w:rPr>
-          <w:rFonts w:ascii="Courier New" w:hAnsi="Courier New"/>
-          <w:color w:val="auto"/>
-        </w:rPr>
-        <w:t xml:space="preserve">  </w:t>
-      </w:r>
-      <w:r>
-        <w:rPr>
-          <w:rFonts w:ascii="Courier New" w:hAnsi="Courier New"/>
-          <w:b w:val="false"/>
-          <w:color w:val="auto"/>
-          <w:sz w:val="21"/>
-        </w:rPr>
-        <w:t>int size=width/3;</w:t>
-      </w:r>
-    </w:p>
-    <w:p>
-      <w:pPr>
-        <w:pStyle w:val="Code"/>
-        <w:rPr>
-          <w:rFonts w:ascii="Courier New" w:hAnsi="Courier New"/>
-          <w:color w:val="auto"/>
-        </w:rPr>
-      </w:pPr>
-      <w:r>
-        <w:rPr>
-          <w:rFonts w:ascii="Courier New" w:hAnsi="Courier New"/>
-          <w:color w:val="auto"/>
-        </w:rPr>
-        <w:t xml:space="preserve">  </w:t>
-      </w:r>
-      <w:r>
-        <w:rPr>
-          <w:rFonts w:ascii="Courier New" w:hAnsi="Courier New"/>
-          <w:b w:val="false"/>
-          <w:color w:val="auto"/>
-          <w:sz w:val="21"/>
-        </w:rPr>
-        <w:t>if (mouseX&gt;=padding+size*2 &amp;&amp; mouseX&lt;=size*3-padding &amp;&amp; mouseY&gt;=padding &amp;&amp; mouseY&lt;=size-padding) {</w:t>
-      </w:r>
-    </w:p>
-    <w:p>
-      <w:pPr>
-        <w:pStyle w:val="Code"/>
-        <w:rPr>
-          <w:rFonts w:ascii="Courier New" w:hAnsi="Courier New"/>
-          <w:color w:val="auto"/>
-        </w:rPr>
-      </w:pPr>
-      <w:r>
-        <w:rPr>
-          <w:rFonts w:ascii="Courier New" w:hAnsi="Courier New"/>
-          <w:color w:val="auto"/>
-        </w:rPr>
-        <w:t xml:space="preserve">    </w:t>
-      </w:r>
-      <w:r>
-        <w:rPr>
-          <w:rFonts w:ascii="Courier New" w:hAnsi="Courier New"/>
-          <w:b w:val="false"/>
-          <w:color w:val="auto"/>
-          <w:sz w:val="21"/>
-        </w:rPr>
-        <w:t>return true;</w:t>
-      </w:r>
-    </w:p>
-    <w:p>
-      <w:pPr>
-        <w:pStyle w:val="Code"/>
-        <w:rPr>
-          <w:rFonts w:ascii="Courier New" w:hAnsi="Courier New"/>
-          <w:color w:val="auto"/>
-        </w:rPr>
-      </w:pPr>
-      <w:r>
-        <w:rPr>
-          <w:rFonts w:ascii="Courier New" w:hAnsi="Courier New"/>
-          <w:color w:val="auto"/>
-        </w:rPr>
-        <w:t xml:space="preserve">  </w:t>
-      </w:r>
-      <w:r>
-        <w:rPr>
-          <w:rFonts w:ascii="Courier New" w:hAnsi="Courier New"/>
-          <w:b w:val="false"/>
-          <w:color w:val="auto"/>
-          <w:sz w:val="21"/>
-        </w:rPr>
-        <w:t>} else {</w:t>
-      </w:r>
-    </w:p>
-    <w:p>
-      <w:pPr>
-        <w:pStyle w:val="Code"/>
-        <w:rPr>
-          <w:rFonts w:ascii="Courier New" w:hAnsi="Courier New"/>
-          <w:color w:val="auto"/>
-        </w:rPr>
-      </w:pPr>
-      <w:r>
-        <w:rPr>
-          <w:rFonts w:ascii="Courier New" w:hAnsi="Courier New"/>
-          <w:color w:val="auto"/>
-        </w:rPr>
-        <w:t xml:space="preserve">    </w:t>
-      </w:r>
-      <w:r>
-        <w:rPr>
-          <w:rFonts w:ascii="Courier New" w:hAnsi="Courier New"/>
-          <w:b w:val="false"/>
-          <w:color w:val="auto"/>
-          <w:sz w:val="21"/>
-        </w:rPr>
-        <w:t>return false;</w:t>
-      </w:r>
-    </w:p>
-    <w:p>
-      <w:pPr>
-        <w:pStyle w:val="Code"/>
-        <w:rPr>
-          <w:rFonts w:ascii="Courier New" w:hAnsi="Courier New"/>
-          <w:color w:val="auto"/>
-        </w:rPr>
-      </w:pPr>
-      <w:r>
-        <w:rPr>
-          <w:rFonts w:ascii="Courier New" w:hAnsi="Courier New"/>
-          <w:color w:val="auto"/>
-        </w:rPr>
-        <w:t xml:space="preserve">  </w:t>
-      </w:r>
-      <w:r>
-        <w:rPr>
-          <w:rFonts w:ascii="Courier New" w:hAnsi="Courier New"/>
-          <w:b w:val="false"/>
-          <w:color w:val="auto"/>
-          <w:sz w:val="21"/>
-        </w:rPr>
-        <w:t>}</w:t>
-      </w:r>
-    </w:p>
-    <w:p>
-      <w:pPr>
-        <w:pStyle w:val="Code"/>
-        <w:rPr>
-          <w:rFonts w:ascii="Courier New" w:hAnsi="Courier New"/>
-          <w:color w:val="auto"/>
-        </w:rPr>
-      </w:pPr>
-      <w:r>
-        <w:rPr>
-          <w:rFonts w:ascii="Courier New" w:hAnsi="Courier New"/>
-          <w:color w:val="auto"/>
-        </w:rPr>
-        <w:t>}</w:t>
-      </w:r>
-    </w:p>
-    <w:p>
-      <w:pPr>
-        <w:pStyle w:val="Code"/>
+          <w:bCs w:val="false"/>
+        </w:rPr>
+        <w:t>Приклад</w:t>
+      </w:r>
+    </w:p>
+    <w:p>
+      <w:pPr>
+        <w:pStyle w:val="P1"/>
         <w:rPr>
           <w:rFonts w:ascii="Courier New" w:hAnsi="Courier New"/>
           <w:color w:val="auto"/>
@@ -13705,7 +14471,7 @@
             <wp:positionV relativeFrom="paragraph">
               <wp:posOffset>635</wp:posOffset>
             </wp:positionV>
-            <wp:extent cx="5731510" cy="3458845"/>
+            <wp:extent cx="7446010" cy="4330065"/>
             <wp:effectExtent l="0" t="0" r="0" b="0"/>
             <wp:wrapSquare wrapText="largest"/>
             <wp:docPr id="13" name="Зображення12" descr=""/>
@@ -13730,7 +14496,7 @@
                   <pic:spPr bwMode="auto">
                     <a:xfrm>
                       <a:off x="0" y="0"/>
-                      <a:ext cx="5731510" cy="3458845"/>
+                      <a:ext cx="7446010" cy="4330065"/>
                     </a:xfrm>
                     <a:prstGeom prst="rect">
                       <a:avLst/>
@@ -13766,14 +14532,12 @@
         <w:rPr/>
         <w:t xml:space="preserve">Відео: </w:t>
       </w:r>
-      <w:hyperlink r:id="rId30">
-        <w:r>
-          <w:rPr>
-            <w:rStyle w:val="Hyperlink"/>
-          </w:rPr>
-          <w:t>https://youtu.be/v2vw9uHFPRg</w:t>
-        </w:r>
-      </w:hyperlink>
+      <w:r>
+        <w:rPr>
+          <w:rStyle w:val="Hyperlink"/>
+        </w:rPr>
+        <w:t>https://youtu.be/Io36n1mdw_k</w:t>
+      </w:r>
       <w:r>
         <w:rPr/>
         <w:t>.</w:t>
@@ -13795,7 +14559,35 @@
       </w:pPr>
       <w:r>
         <w:rPr/>
-        <w:t>2 Інтерфейс</w:t>
+        <w:t xml:space="preserve">2 </w:t>
+      </w:r>
+      <w:r>
+        <w:rPr/>
+        <w:t>Кут сервоприводу</w:t>
+      </w:r>
+    </w:p>
+    <w:p>
+      <w:pPr>
+        <w:pStyle w:val="H41"/>
+        <w:rPr>
+          <w:b w:val="false"/>
+          <w:bCs w:val="false"/>
+        </w:rPr>
+      </w:pPr>
+      <w:r>
+        <w:rPr>
+          <w:b w:val="false"/>
+          <w:bCs w:val="false"/>
+        </w:rPr>
+        <w:t xml:space="preserve">Код </w:t>
+      </w:r>
+      <w:r>
+        <w:rPr>
+          <w:b w:val="false"/>
+          <w:bCs w:val="false"/>
+          <w:lang w:val="en-US"/>
+        </w:rPr>
+        <w:t>Processing</w:t>
       </w:r>
     </w:p>
     <w:p>
@@ -14244,7 +15036,7 @@
           <w:color w:val="auto"/>
           <w:sz w:val="21"/>
         </w:rPr>
-        <w:t>println("Servo at angle:", angle);</w:t>
+        <w:t>println(angle);</w:t>
       </w:r>
     </w:p>
     <w:p>
@@ -14265,11 +15057,484 @@
     </w:p>
     <w:p>
       <w:pPr>
-        <w:pStyle w:val="IMG1"/>
-        <w:rPr/>
-      </w:pPr>
-      <w:r>
-        <w:rPr/>
+        <w:pStyle w:val="Code"/>
+        <w:rPr>
+          <w:rFonts w:ascii="Courier New" w:hAnsi="Courier New"/>
+          <w:color w:val="auto"/>
+        </w:rPr>
+      </w:pPr>
+      <w:r>
+        <w:rPr>
+          <w:color w:val="auto"/>
+        </w:rPr>
+      </w:r>
+    </w:p>
+    <w:p>
+      <w:pPr>
+        <w:pStyle w:val="H41"/>
+        <w:rPr>
+          <w:b w:val="false"/>
+          <w:bCs w:val="false"/>
+        </w:rPr>
+      </w:pPr>
+      <w:r>
+        <w:rPr>
+          <w:b w:val="false"/>
+          <w:bCs w:val="false"/>
+        </w:rPr>
+        <w:t xml:space="preserve">Код </w:t>
+      </w:r>
+      <w:r>
+        <w:rPr>
+          <w:b w:val="false"/>
+          <w:bCs w:val="false"/>
+          <w:lang w:val="en-US"/>
+        </w:rPr>
+        <w:t>Tinkercad</w:t>
+      </w:r>
+    </w:p>
+    <w:p>
+      <w:pPr>
+        <w:pStyle w:val="Code"/>
+        <w:rPr/>
+      </w:pPr>
+      <w:r>
+        <w:rPr/>
+      </w:r>
+    </w:p>
+    <w:p>
+      <w:pPr>
+        <w:pStyle w:val="Code"/>
+        <w:rPr>
+          <w:rFonts w:ascii="Courier New" w:hAnsi="Courier New"/>
+          <w:color w:val="auto"/>
+        </w:rPr>
+      </w:pPr>
+      <w:r>
+        <w:rPr>
+          <w:rFonts w:ascii="Courier New" w:hAnsi="Courier New"/>
+          <w:color w:val="auto"/>
+        </w:rPr>
+        <w:t>#include &lt;Servo.h&gt;</w:t>
+      </w:r>
+    </w:p>
+    <w:p>
+      <w:pPr>
+        <w:pStyle w:val="Code"/>
+        <w:rPr>
+          <w:rFonts w:ascii="Courier New" w:hAnsi="Courier New"/>
+          <w:color w:val="auto"/>
+        </w:rPr>
+      </w:pPr>
+      <w:r>
+        <w:rPr>
+          <w:rFonts w:ascii="Courier New" w:hAnsi="Courier New"/>
+          <w:color w:val="auto"/>
+        </w:rPr>
+        <w:t>Servo servo;</w:t>
+      </w:r>
+    </w:p>
+    <w:p>
+      <w:pPr>
+        <w:pStyle w:val="Code"/>
+        <w:rPr>
+          <w:rFonts w:ascii="Courier New" w:hAnsi="Courier New"/>
+          <w:color w:val="auto"/>
+        </w:rPr>
+      </w:pPr>
+      <w:r>
+        <w:rPr>
+          <w:rFonts w:ascii="Courier New" w:hAnsi="Courier New"/>
+          <w:color w:val="auto"/>
+        </w:rPr>
+      </w:r>
+    </w:p>
+    <w:p>
+      <w:pPr>
+        <w:pStyle w:val="Code"/>
+        <w:rPr>
+          <w:rFonts w:ascii="Courier New" w:hAnsi="Courier New"/>
+          <w:color w:val="auto"/>
+        </w:rPr>
+      </w:pPr>
+      <w:r>
+        <w:rPr>
+          <w:rFonts w:ascii="Courier New" w:hAnsi="Courier New"/>
+          <w:color w:val="auto"/>
+        </w:rPr>
+        <w:t>const int servoPin = 12;</w:t>
+      </w:r>
+    </w:p>
+    <w:p>
+      <w:pPr>
+        <w:pStyle w:val="Code"/>
+        <w:rPr>
+          <w:rFonts w:ascii="Courier New" w:hAnsi="Courier New"/>
+          <w:color w:val="auto"/>
+        </w:rPr>
+      </w:pPr>
+      <w:r>
+        <w:rPr>
+          <w:rFonts w:ascii="Courier New" w:hAnsi="Courier New"/>
+          <w:color w:val="auto"/>
+        </w:rPr>
+      </w:r>
+    </w:p>
+    <w:p>
+      <w:pPr>
+        <w:pStyle w:val="Code"/>
+        <w:rPr>
+          <w:rFonts w:ascii="Courier New" w:hAnsi="Courier New"/>
+          <w:color w:val="auto"/>
+        </w:rPr>
+      </w:pPr>
+      <w:r>
+        <w:rPr>
+          <w:rFonts w:ascii="Courier New" w:hAnsi="Courier New"/>
+          <w:color w:val="auto"/>
+        </w:rPr>
+        <w:t>void setup()</w:t>
+      </w:r>
+    </w:p>
+    <w:p>
+      <w:pPr>
+        <w:pStyle w:val="Code"/>
+        <w:rPr>
+          <w:rFonts w:ascii="Courier New" w:hAnsi="Courier New"/>
+          <w:color w:val="auto"/>
+        </w:rPr>
+      </w:pPr>
+      <w:r>
+        <w:rPr>
+          <w:rFonts w:ascii="Courier New" w:hAnsi="Courier New"/>
+          <w:color w:val="auto"/>
+        </w:rPr>
+        <w:t>{</w:t>
+      </w:r>
+    </w:p>
+    <w:p>
+      <w:pPr>
+        <w:pStyle w:val="Code"/>
+        <w:rPr>
+          <w:rFonts w:ascii="Courier New" w:hAnsi="Courier New"/>
+          <w:color w:val="auto"/>
+        </w:rPr>
+      </w:pPr>
+      <w:r>
+        <w:rPr>
+          <w:rFonts w:ascii="Courier New" w:hAnsi="Courier New"/>
+          <w:color w:val="auto"/>
+        </w:rPr>
+        <w:t xml:space="preserve">  </w:t>
+      </w:r>
+      <w:r>
+        <w:rPr>
+          <w:rFonts w:ascii="Courier New" w:hAnsi="Courier New"/>
+          <w:b w:val="false"/>
+          <w:color w:val="auto"/>
+          <w:sz w:val="21"/>
+        </w:rPr>
+        <w:t>Serial.begin(9600);</w:t>
+      </w:r>
+    </w:p>
+    <w:p>
+      <w:pPr>
+        <w:pStyle w:val="Code"/>
+        <w:rPr>
+          <w:rFonts w:ascii="Courier New" w:hAnsi="Courier New"/>
+          <w:color w:val="auto"/>
+        </w:rPr>
+      </w:pPr>
+      <w:r>
+        <w:rPr>
+          <w:rFonts w:ascii="Courier New" w:hAnsi="Courier New"/>
+          <w:color w:val="auto"/>
+        </w:rPr>
+        <w:t xml:space="preserve">  </w:t>
+      </w:r>
+      <w:r>
+        <w:rPr>
+          <w:rFonts w:ascii="Courier New" w:hAnsi="Courier New"/>
+          <w:b w:val="false"/>
+          <w:color w:val="auto"/>
+          <w:sz w:val="21"/>
+        </w:rPr>
+        <w:t>servo.attach(servoPin);</w:t>
+      </w:r>
+    </w:p>
+    <w:p>
+      <w:pPr>
+        <w:pStyle w:val="Code"/>
+        <w:rPr>
+          <w:rFonts w:ascii="Courier New" w:hAnsi="Courier New"/>
+          <w:color w:val="auto"/>
+        </w:rPr>
+      </w:pPr>
+      <w:r>
+        <w:rPr>
+          <w:rFonts w:ascii="Courier New" w:hAnsi="Courier New"/>
+          <w:color w:val="auto"/>
+        </w:rPr>
+        <w:t>}</w:t>
+      </w:r>
+    </w:p>
+    <w:p>
+      <w:pPr>
+        <w:pStyle w:val="Code"/>
+        <w:rPr>
+          <w:rFonts w:ascii="Courier New" w:hAnsi="Courier New"/>
+          <w:color w:val="auto"/>
+        </w:rPr>
+      </w:pPr>
+      <w:r>
+        <w:rPr>
+          <w:rFonts w:ascii="Courier New" w:hAnsi="Courier New"/>
+          <w:color w:val="auto"/>
+        </w:rPr>
+      </w:r>
+    </w:p>
+    <w:p>
+      <w:pPr>
+        <w:pStyle w:val="Code"/>
+        <w:rPr>
+          <w:rFonts w:ascii="Courier New" w:hAnsi="Courier New"/>
+          <w:color w:val="auto"/>
+        </w:rPr>
+      </w:pPr>
+      <w:r>
+        <w:rPr>
+          <w:rFonts w:ascii="Courier New" w:hAnsi="Courier New"/>
+          <w:color w:val="auto"/>
+        </w:rPr>
+        <w:t>void loop()</w:t>
+      </w:r>
+    </w:p>
+    <w:p>
+      <w:pPr>
+        <w:pStyle w:val="Code"/>
+        <w:rPr>
+          <w:rFonts w:ascii="Courier New" w:hAnsi="Courier New"/>
+          <w:color w:val="auto"/>
+        </w:rPr>
+      </w:pPr>
+      <w:r>
+        <w:rPr>
+          <w:rFonts w:ascii="Courier New" w:hAnsi="Courier New"/>
+          <w:color w:val="auto"/>
+        </w:rPr>
+        <w:t>{</w:t>
+      </w:r>
+    </w:p>
+    <w:p>
+      <w:pPr>
+        <w:pStyle w:val="Code"/>
+        <w:rPr>
+          <w:rFonts w:ascii="Courier New" w:hAnsi="Courier New"/>
+          <w:color w:val="auto"/>
+        </w:rPr>
+      </w:pPr>
+      <w:r>
+        <w:rPr>
+          <w:rFonts w:ascii="Courier New" w:hAnsi="Courier New"/>
+          <w:color w:val="auto"/>
+        </w:rPr>
+        <w:t xml:space="preserve">  </w:t>
+      </w:r>
+      <w:r>
+        <w:rPr>
+          <w:rFonts w:ascii="Courier New" w:hAnsi="Courier New"/>
+          <w:b w:val="false"/>
+          <w:color w:val="auto"/>
+          <w:sz w:val="21"/>
+        </w:rPr>
+        <w:t>Serial.print("Enter angle. ");</w:t>
+      </w:r>
+    </w:p>
+    <w:p>
+      <w:pPr>
+        <w:pStyle w:val="Code"/>
+        <w:rPr>
+          <w:rFonts w:ascii="Courier New" w:hAnsi="Courier New"/>
+          <w:color w:val="auto"/>
+        </w:rPr>
+      </w:pPr>
+      <w:r>
+        <w:rPr>
+          <w:rFonts w:ascii="Courier New" w:hAnsi="Courier New"/>
+          <w:color w:val="auto"/>
+        </w:rPr>
+        <w:t xml:space="preserve">  </w:t>
+      </w:r>
+      <w:r>
+        <w:rPr>
+          <w:rFonts w:ascii="Courier New" w:hAnsi="Courier New"/>
+          <w:b w:val="false"/>
+          <w:color w:val="auto"/>
+          <w:sz w:val="21"/>
+        </w:rPr>
+        <w:t>while (Serial.available()==0) {}</w:t>
+      </w:r>
+    </w:p>
+    <w:p>
+      <w:pPr>
+        <w:pStyle w:val="Code"/>
+        <w:rPr>
+          <w:rFonts w:ascii="Courier New" w:hAnsi="Courier New"/>
+          <w:color w:val="auto"/>
+        </w:rPr>
+      </w:pPr>
+      <w:r>
+        <w:rPr>
+          <w:rFonts w:ascii="Courier New" w:hAnsi="Courier New"/>
+          <w:color w:val="auto"/>
+        </w:rPr>
+        <w:t xml:space="preserve">  </w:t>
+      </w:r>
+      <w:r>
+        <w:rPr>
+          <w:rFonts w:ascii="Courier New" w:hAnsi="Courier New"/>
+          <w:b w:val="false"/>
+          <w:color w:val="auto"/>
+          <w:sz w:val="21"/>
+        </w:rPr>
+        <w:t>long angle=Serial.parseInt(SKIP_ALL);</w:t>
+      </w:r>
+    </w:p>
+    <w:p>
+      <w:pPr>
+        <w:pStyle w:val="Code"/>
+        <w:rPr>
+          <w:rFonts w:ascii="Courier New" w:hAnsi="Courier New"/>
+          <w:color w:val="auto"/>
+        </w:rPr>
+      </w:pPr>
+      <w:r>
+        <w:rPr>
+          <w:rFonts w:ascii="Courier New" w:hAnsi="Courier New"/>
+          <w:color w:val="auto"/>
+        </w:rPr>
+        <w:t xml:space="preserve">  </w:t>
+      </w:r>
+      <w:r>
+        <w:rPr>
+          <w:rFonts w:ascii="Courier New" w:hAnsi="Courier New"/>
+          <w:b w:val="false"/>
+          <w:color w:val="auto"/>
+          <w:sz w:val="21"/>
+        </w:rPr>
+        <w:t>Serial.println(angle);</w:t>
+      </w:r>
+    </w:p>
+    <w:p>
+      <w:pPr>
+        <w:pStyle w:val="Code"/>
+        <w:rPr>
+          <w:rFonts w:ascii="Courier New" w:hAnsi="Courier New"/>
+          <w:color w:val="auto"/>
+        </w:rPr>
+      </w:pPr>
+      <w:r>
+        <w:rPr>
+          <w:rFonts w:ascii="Courier New" w:hAnsi="Courier New"/>
+          <w:color w:val="auto"/>
+        </w:rPr>
+        <w:t xml:space="preserve">  </w:t>
+      </w:r>
+      <w:r>
+        <w:rPr>
+          <w:rFonts w:ascii="Courier New" w:hAnsi="Courier New"/>
+          <w:b w:val="false"/>
+          <w:color w:val="auto"/>
+          <w:sz w:val="21"/>
+        </w:rPr>
+        <w:t>servo.write(angle);</w:t>
+      </w:r>
+    </w:p>
+    <w:p>
+      <w:pPr>
+        <w:pStyle w:val="Code"/>
+        <w:rPr>
+          <w:rFonts w:ascii="Courier New" w:hAnsi="Courier New"/>
+          <w:color w:val="auto"/>
+        </w:rPr>
+      </w:pPr>
+      <w:r>
+        <w:rPr>
+          <w:rFonts w:ascii="Courier New" w:hAnsi="Courier New"/>
+          <w:color w:val="auto"/>
+        </w:rPr>
+        <w:t xml:space="preserve">  </w:t>
+      </w:r>
+      <w:r>
+        <w:rPr>
+          <w:rFonts w:ascii="Courier New" w:hAnsi="Courier New"/>
+          <w:b w:val="false"/>
+          <w:color w:val="auto"/>
+          <w:sz w:val="21"/>
+        </w:rPr>
+        <w:t>delay(100);</w:t>
+      </w:r>
+    </w:p>
+    <w:p>
+      <w:pPr>
+        <w:pStyle w:val="Code"/>
+        <w:rPr>
+          <w:rFonts w:ascii="Courier New" w:hAnsi="Courier New"/>
+          <w:color w:val="auto"/>
+        </w:rPr>
+      </w:pPr>
+      <w:r>
+        <w:rPr>
+          <w:rFonts w:ascii="Courier New" w:hAnsi="Courier New"/>
+          <w:color w:val="auto"/>
+        </w:rPr>
+        <w:t>}</w:t>
+      </w:r>
+    </w:p>
+    <w:p>
+      <w:pPr>
+        <w:pStyle w:val="Code"/>
+        <w:rPr>
+          <w:rFonts w:ascii="Courier New" w:hAnsi="Courier New"/>
+          <w:color w:val="auto"/>
+        </w:rPr>
+      </w:pPr>
+      <w:r>
+        <w:rPr>
+          <w:rFonts w:ascii="Courier New" w:hAnsi="Courier New"/>
+          <w:color w:val="auto"/>
+        </w:rPr>
+      </w:r>
+    </w:p>
+    <w:p>
+      <w:pPr>
+        <w:pStyle w:val="H41"/>
+        <w:rPr>
+          <w:b w:val="false"/>
+          <w:bCs w:val="false"/>
+        </w:rPr>
+      </w:pPr>
+      <w:r>
+        <w:rPr>
+          <w:b w:val="false"/>
+          <w:bCs w:val="false"/>
+        </w:rPr>
+        <w:t>Приклад</w:t>
+      </w:r>
+    </w:p>
+    <w:p>
+      <w:pPr>
+        <w:pStyle w:val="P1"/>
+        <w:rPr>
+          <w:rFonts w:ascii="Courier New" w:hAnsi="Courier New"/>
+          <w:color w:val="auto"/>
+        </w:rPr>
+      </w:pPr>
+      <w:r>
+        <w:rPr>
+          <w:rFonts w:ascii="Courier New" w:hAnsi="Courier New"/>
+          <w:color w:val="auto"/>
+        </w:rPr>
       </w:r>
     </w:p>
     <w:p>
@@ -14287,7 +15552,7 @@
             <wp:positionV relativeFrom="paragraph">
               <wp:posOffset>635</wp:posOffset>
             </wp:positionV>
-            <wp:extent cx="5731510" cy="3923030"/>
+            <wp:extent cx="7441565" cy="4563110"/>
             <wp:effectExtent l="0" t="0" r="0" b="0"/>
             <wp:wrapSquare wrapText="largest"/>
             <wp:docPr id="14" name="Зображення13" descr=""/>
@@ -14304,7 +15569,7 @@
                     </pic:cNvPicPr>
                   </pic:nvPicPr>
                   <pic:blipFill>
-                    <a:blip r:embed="rId31"/>
+                    <a:blip r:embed="rId30"/>
                     <a:stretch>
                       <a:fillRect/>
                     </a:stretch>
@@ -14312,7 +15577,7 @@
                   <pic:spPr bwMode="auto">
                     <a:xfrm>
                       <a:off x="0" y="0"/>
-                      <a:ext cx="5731510" cy="3923030"/>
+                      <a:ext cx="7441565" cy="4563110"/>
                     </a:xfrm>
                     <a:prstGeom prst="rect">
                       <a:avLst/>
@@ -14348,14 +15613,12 @@
         <w:rPr/>
         <w:t xml:space="preserve">Відео: </w:t>
       </w:r>
-      <w:hyperlink r:id="rId32">
-        <w:r>
-          <w:rPr>
-            <w:rStyle w:val="Hyperlink"/>
-          </w:rPr>
-          <w:t>https://youtu.be/aHRDn5jkoCA</w:t>
-        </w:r>
-      </w:hyperlink>
+      <w:r>
+        <w:rPr>
+          <w:rStyle w:val="Hyperlink"/>
+        </w:rPr>
+        <w:t>https://youtu.be/HtUReFO5UAI</w:t>
+      </w:r>
       <w:r>
         <w:rPr/>
         <w:t>.</w:t>
@@ -14396,7 +15659,15 @@
       </w:pPr>
       <w:r>
         <w:rPr/>
-        <w:t xml:space="preserve">По виконанню роботу було навчено </w:t>
+        <w:t xml:space="preserve">По виконанню, </w:t>
+      </w:r>
+      <w:r>
+        <w:rPr/>
+        <w:t>благодаттю Господа нашого Ісуса Христа,</w:t>
+      </w:r>
+      <w:r>
+        <w:rPr/>
+        <w:t xml:space="preserve"> роботу було навчено </w:t>
       </w:r>
       <w:r>
         <w:rPr>
@@ -15673,7 +16944,7 @@
   </w:style>
   <w:style w:type="paragraph" w:styleId="IndexHeading">
     <w:name w:val="index heading"/>
-    <w:basedOn w:val="user"/>
+    <w:basedOn w:val="Style12"/>
     <w:pPr/>
     <w:rPr/>
   </w:style>

--- a/32IV Inzhenerija vbudovanyh/K5/KNT-122_Onyshchenko_Variant-19_K5.docx
+++ b/32IV Inzhenerija vbudovanyh/K5/KNT-122_Onyshchenko_Variant-19_K5.docx
@@ -9159,15 +9159,7 @@
       </w:pPr>
       <w:r>
         <w:rPr/>
-        <w:t xml:space="preserve">По виконанню, </w:t>
-      </w:r>
-      <w:r>
-        <w:rPr/>
-        <w:t>благодаттю Господа нашого Ісуса Христа,</w:t>
-      </w:r>
-      <w:r>
-        <w:rPr/>
-        <w:t xml:space="preserve"> роботу було навчено програмно реалізовувати взаємодію користувача з Processing за допомогою подій кліка миші та натиснення клавіш на клавіатурі.</w:t>
+        <w:t>По виконанню, благодаттю Господа нашого Ісуса Христа, роботу було навчено програмно реалізовувати взаємодію користувача з Processing за допомогою подій кліка миші та натиснення клавіш на клавіатурі.</w:t>
       </w:r>
     </w:p>
     <w:p>
@@ -11237,15 +11229,7 @@
       </w:pPr>
       <w:r>
         <w:rPr/>
-        <w:t xml:space="preserve">По виконанню, </w:t>
-      </w:r>
-      <w:r>
-        <w:rPr/>
-        <w:t>благодаттю Господа нашого Ісуса Христа,</w:t>
-      </w:r>
-      <w:r>
-        <w:rPr/>
-        <w:t xml:space="preserve"> роботу </w:t>
+        <w:t xml:space="preserve">По виконанню, благодаттю Господа нашого Ісуса Христа, роботу </w:t>
       </w:r>
       <w:r>
         <w:rPr>
@@ -11833,11 +11817,7 @@
       </w:pPr>
       <w:r>
         <w:rPr/>
-        <w:t xml:space="preserve">1 </w:t>
-      </w:r>
-      <w:r>
-        <w:rPr/>
-        <w:t>Колір світлодіоду</w:t>
+        <w:t>1 Колір світлодіоду</w:t>
       </w:r>
     </w:p>
     <w:p>
@@ -11910,7 +11890,6 @@
       </w:pPr>
       <w:r>
         <w:rPr>
-          <w:rFonts w:ascii="Courier New" w:hAnsi="Courier New"/>
           <w:color w:val="auto"/>
         </w:rPr>
       </w:r>
@@ -13385,7 +13364,6 @@
       </w:pPr>
       <w:r>
         <w:rPr>
-          <w:rFonts w:ascii="Courier New" w:hAnsi="Courier New"/>
           <w:color w:val="auto"/>
         </w:rPr>
       </w:r>
@@ -13430,7 +13408,6 @@
       </w:pPr>
       <w:r>
         <w:rPr>
-          <w:rFonts w:ascii="Courier New" w:hAnsi="Courier New"/>
           <w:color w:val="auto"/>
         </w:rPr>
         <w:t>#define RED 13</w:t>
@@ -13446,7 +13423,6 @@
       </w:pPr>
       <w:r>
         <w:rPr>
-          <w:rFonts w:ascii="Courier New" w:hAnsi="Courier New"/>
           <w:color w:val="auto"/>
         </w:rPr>
         <w:t>#define GREEN 12</w:t>
@@ -13462,7 +13438,6 @@
       </w:pPr>
       <w:r>
         <w:rPr>
-          <w:rFonts w:ascii="Courier New" w:hAnsi="Courier New"/>
           <w:color w:val="auto"/>
         </w:rPr>
         <w:t>#define BLUE 11</w:t>
@@ -13478,7 +13453,6 @@
       </w:pPr>
       <w:r>
         <w:rPr>
-          <w:rFonts w:ascii="Courier New" w:hAnsi="Courier New"/>
           <w:color w:val="auto"/>
         </w:rPr>
         <w:t>#define RED_BUTTON 8</w:t>
@@ -13494,7 +13468,6 @@
       </w:pPr>
       <w:r>
         <w:rPr>
-          <w:rFonts w:ascii="Courier New" w:hAnsi="Courier New"/>
           <w:color w:val="auto"/>
         </w:rPr>
         <w:t>#define GREEN_BUTTON 4</w:t>
@@ -13510,7 +13483,6 @@
       </w:pPr>
       <w:r>
         <w:rPr>
-          <w:rFonts w:ascii="Courier New" w:hAnsi="Courier New"/>
           <w:color w:val="auto"/>
         </w:rPr>
         <w:t>#define BLUE_BUTTON 2</w:t>
@@ -13526,22 +13498,20 @@
       </w:pPr>
       <w:r>
         <w:rPr>
-          <w:rFonts w:ascii="Courier New" w:hAnsi="Courier New"/>
-          <w:color w:val="auto"/>
-        </w:rPr>
-      </w:r>
-    </w:p>
-    <w:p>
-      <w:pPr>
-        <w:pStyle w:val="Code"/>
-        <w:rPr>
-          <w:rFonts w:ascii="Courier New" w:hAnsi="Courier New"/>
-          <w:color w:val="auto"/>
-        </w:rPr>
-      </w:pPr>
-      <w:r>
-        <w:rPr>
-          <w:rFonts w:ascii="Courier New" w:hAnsi="Courier New"/>
+          <w:color w:val="auto"/>
+        </w:rPr>
+      </w:r>
+    </w:p>
+    <w:p>
+      <w:pPr>
+        <w:pStyle w:val="Code"/>
+        <w:rPr>
+          <w:rFonts w:ascii="Courier New" w:hAnsi="Courier New"/>
+          <w:color w:val="auto"/>
+        </w:rPr>
+      </w:pPr>
+      <w:r>
+        <w:rPr>
           <w:color w:val="auto"/>
         </w:rPr>
         <w:t>void setup()</w:t>
@@ -13557,7 +13527,6 @@
       </w:pPr>
       <w:r>
         <w:rPr>
-          <w:rFonts w:ascii="Courier New" w:hAnsi="Courier New"/>
           <w:color w:val="auto"/>
         </w:rPr>
         <w:t>{</w:t>
@@ -13573,14 +13542,12 @@
       </w:pPr>
       <w:r>
         <w:rPr>
-          <w:rFonts w:ascii="Courier New" w:hAnsi="Courier New"/>
           <w:color w:val="auto"/>
         </w:rPr>
         <w:t xml:space="preserve">  </w:t>
       </w:r>
       <w:r>
         <w:rPr>
-          <w:rFonts w:ascii="Courier New" w:hAnsi="Courier New"/>
           <w:color w:val="auto"/>
         </w:rPr>
         <w:t>pinMode(RED, OUTPUT);</w:t>
@@ -13596,14 +13563,12 @@
       </w:pPr>
       <w:r>
         <w:rPr>
-          <w:rFonts w:ascii="Courier New" w:hAnsi="Courier New"/>
           <w:color w:val="auto"/>
         </w:rPr>
         <w:t xml:space="preserve">  </w:t>
       </w:r>
       <w:r>
         <w:rPr>
-          <w:rFonts w:ascii="Courier New" w:hAnsi="Courier New"/>
           <w:color w:val="auto"/>
         </w:rPr>
         <w:t>pinMode(GREEN, OUTPUT);</w:t>
@@ -13619,14 +13584,12 @@
       </w:pPr>
       <w:r>
         <w:rPr>
-          <w:rFonts w:ascii="Courier New" w:hAnsi="Courier New"/>
           <w:color w:val="auto"/>
         </w:rPr>
         <w:t xml:space="preserve">  </w:t>
       </w:r>
       <w:r>
         <w:rPr>
-          <w:rFonts w:ascii="Courier New" w:hAnsi="Courier New"/>
           <w:color w:val="auto"/>
         </w:rPr>
         <w:t>pinMode(BLUE, OUTPUT);</w:t>
@@ -13642,14 +13605,12 @@
       </w:pPr>
       <w:r>
         <w:rPr>
-          <w:rFonts w:ascii="Courier New" w:hAnsi="Courier New"/>
           <w:color w:val="auto"/>
         </w:rPr>
         <w:t xml:space="preserve">  </w:t>
       </w:r>
       <w:r>
         <w:rPr>
-          <w:rFonts w:ascii="Courier New" w:hAnsi="Courier New"/>
           <w:color w:val="auto"/>
         </w:rPr>
         <w:t>pinMode(RED_BUTTON, INPUT);</w:t>
@@ -13665,14 +13626,12 @@
       </w:pPr>
       <w:r>
         <w:rPr>
-          <w:rFonts w:ascii="Courier New" w:hAnsi="Courier New"/>
           <w:color w:val="auto"/>
         </w:rPr>
         <w:t xml:space="preserve">  </w:t>
       </w:r>
       <w:r>
         <w:rPr>
-          <w:rFonts w:ascii="Courier New" w:hAnsi="Courier New"/>
           <w:color w:val="auto"/>
         </w:rPr>
         <w:t>pinMode(GREEN_BUTTON, INPUT);</w:t>
@@ -13688,14 +13647,12 @@
       </w:pPr>
       <w:r>
         <w:rPr>
-          <w:rFonts w:ascii="Courier New" w:hAnsi="Courier New"/>
           <w:color w:val="auto"/>
         </w:rPr>
         <w:t xml:space="preserve">  </w:t>
       </w:r>
       <w:r>
         <w:rPr>
-          <w:rFonts w:ascii="Courier New" w:hAnsi="Courier New"/>
           <w:color w:val="auto"/>
         </w:rPr>
         <w:t>pinMode(BLUE_BUTTON, INPUT);</w:t>
@@ -13711,14 +13668,12 @@
       </w:pPr>
       <w:r>
         <w:rPr>
-          <w:rFonts w:ascii="Courier New" w:hAnsi="Courier New"/>
           <w:color w:val="auto"/>
         </w:rPr>
         <w:t xml:space="preserve">  </w:t>
       </w:r>
       <w:r>
         <w:rPr>
-          <w:rFonts w:ascii="Courier New" w:hAnsi="Courier New"/>
           <w:color w:val="auto"/>
         </w:rPr>
         <w:t>Serial.begin(9600);</w:t>
@@ -13734,14 +13689,12 @@
       </w:pPr>
       <w:r>
         <w:rPr>
-          <w:rFonts w:ascii="Courier New" w:hAnsi="Courier New"/>
           <w:color w:val="auto"/>
         </w:rPr>
         <w:t xml:space="preserve">  </w:t>
       </w:r>
       <w:r>
         <w:rPr>
-          <w:rFonts w:ascii="Courier New" w:hAnsi="Courier New"/>
           <w:color w:val="auto"/>
         </w:rPr>
         <w:t>Serial.println("Enter color (Red | Green | Blue).");</w:t>
@@ -13757,7 +13710,6 @@
       </w:pPr>
       <w:r>
         <w:rPr>
-          <w:rFonts w:ascii="Courier New" w:hAnsi="Courier New"/>
           <w:color w:val="auto"/>
         </w:rPr>
         <w:t>}</w:t>
@@ -13773,22 +13725,20 @@
       </w:pPr>
       <w:r>
         <w:rPr>
-          <w:rFonts w:ascii="Courier New" w:hAnsi="Courier New"/>
-          <w:color w:val="auto"/>
-        </w:rPr>
-      </w:r>
-    </w:p>
-    <w:p>
-      <w:pPr>
-        <w:pStyle w:val="Code"/>
-        <w:rPr>
-          <w:rFonts w:ascii="Courier New" w:hAnsi="Courier New"/>
-          <w:color w:val="auto"/>
-        </w:rPr>
-      </w:pPr>
-      <w:r>
-        <w:rPr>
-          <w:rFonts w:ascii="Courier New" w:hAnsi="Courier New"/>
+          <w:color w:val="auto"/>
+        </w:rPr>
+      </w:r>
+    </w:p>
+    <w:p>
+      <w:pPr>
+        <w:pStyle w:val="Code"/>
+        <w:rPr>
+          <w:rFonts w:ascii="Courier New" w:hAnsi="Courier New"/>
+          <w:color w:val="auto"/>
+        </w:rPr>
+      </w:pPr>
+      <w:r>
+        <w:rPr>
           <w:color w:val="auto"/>
         </w:rPr>
         <w:t>void writeRgb(int red, int green, int blue) {</w:t>
@@ -13804,14 +13754,12 @@
       </w:pPr>
       <w:r>
         <w:rPr>
-          <w:rFonts w:ascii="Courier New" w:hAnsi="Courier New"/>
           <w:color w:val="auto"/>
         </w:rPr>
         <w:t xml:space="preserve">  </w:t>
       </w:r>
       <w:r>
         <w:rPr>
-          <w:rFonts w:ascii="Courier New" w:hAnsi="Courier New"/>
           <w:color w:val="auto"/>
         </w:rPr>
         <w:t>digitalWrite(RED, red);</w:t>
@@ -13827,14 +13775,12 @@
       </w:pPr>
       <w:r>
         <w:rPr>
-          <w:rFonts w:ascii="Courier New" w:hAnsi="Courier New"/>
           <w:color w:val="auto"/>
         </w:rPr>
         <w:t xml:space="preserve">  </w:t>
       </w:r>
       <w:r>
         <w:rPr>
-          <w:rFonts w:ascii="Courier New" w:hAnsi="Courier New"/>
           <w:color w:val="auto"/>
         </w:rPr>
         <w:t>digitalWrite(GREEN, green);</w:t>
@@ -13850,14 +13796,12 @@
       </w:pPr>
       <w:r>
         <w:rPr>
-          <w:rFonts w:ascii="Courier New" w:hAnsi="Courier New"/>
           <w:color w:val="auto"/>
         </w:rPr>
         <w:t xml:space="preserve">  </w:t>
       </w:r>
       <w:r>
         <w:rPr>
-          <w:rFonts w:ascii="Courier New" w:hAnsi="Courier New"/>
           <w:color w:val="auto"/>
         </w:rPr>
         <w:t>digitalWrite(BLUE, blue);</w:t>
@@ -13873,7 +13817,6 @@
       </w:pPr>
       <w:r>
         <w:rPr>
-          <w:rFonts w:ascii="Courier New" w:hAnsi="Courier New"/>
           <w:color w:val="auto"/>
         </w:rPr>
         <w:t>}</w:t>
@@ -13889,22 +13832,20 @@
       </w:pPr>
       <w:r>
         <w:rPr>
-          <w:rFonts w:ascii="Courier New" w:hAnsi="Courier New"/>
-          <w:color w:val="auto"/>
-        </w:rPr>
-      </w:r>
-    </w:p>
-    <w:p>
-      <w:pPr>
-        <w:pStyle w:val="Code"/>
-        <w:rPr>
-          <w:rFonts w:ascii="Courier New" w:hAnsi="Courier New"/>
-          <w:color w:val="auto"/>
-        </w:rPr>
-      </w:pPr>
-      <w:r>
-        <w:rPr>
-          <w:rFonts w:ascii="Courier New" w:hAnsi="Courier New"/>
+          <w:color w:val="auto"/>
+        </w:rPr>
+      </w:r>
+    </w:p>
+    <w:p>
+      <w:pPr>
+        <w:pStyle w:val="Code"/>
+        <w:rPr>
+          <w:rFonts w:ascii="Courier New" w:hAnsi="Courier New"/>
+          <w:color w:val="auto"/>
+        </w:rPr>
+      </w:pPr>
+      <w:r>
+        <w:rPr>
           <w:color w:val="auto"/>
         </w:rPr>
         <w:t>bool getButton(int buttonPin) {</w:t>
@@ -13920,14 +13861,12 @@
       </w:pPr>
       <w:r>
         <w:rPr>
-          <w:rFonts w:ascii="Courier New" w:hAnsi="Courier New"/>
           <w:color w:val="auto"/>
         </w:rPr>
         <w:t xml:space="preserve">  </w:t>
       </w:r>
       <w:r>
         <w:rPr>
-          <w:rFonts w:ascii="Courier New" w:hAnsi="Courier New"/>
           <w:color w:val="auto"/>
         </w:rPr>
         <w:t>return (bool) digitalRead(buttonPin);</w:t>
@@ -13943,7 +13882,6 @@
       </w:pPr>
       <w:r>
         <w:rPr>
-          <w:rFonts w:ascii="Courier New" w:hAnsi="Courier New"/>
           <w:color w:val="auto"/>
         </w:rPr>
         <w:t>}</w:t>
@@ -13959,22 +13897,20 @@
       </w:pPr>
       <w:r>
         <w:rPr>
-          <w:rFonts w:ascii="Courier New" w:hAnsi="Courier New"/>
-          <w:color w:val="auto"/>
-        </w:rPr>
-      </w:r>
-    </w:p>
-    <w:p>
-      <w:pPr>
-        <w:pStyle w:val="Code"/>
-        <w:rPr>
-          <w:rFonts w:ascii="Courier New" w:hAnsi="Courier New"/>
-          <w:color w:val="auto"/>
-        </w:rPr>
-      </w:pPr>
-      <w:r>
-        <w:rPr>
-          <w:rFonts w:ascii="Courier New" w:hAnsi="Courier New"/>
+          <w:color w:val="auto"/>
+        </w:rPr>
+      </w:r>
+    </w:p>
+    <w:p>
+      <w:pPr>
+        <w:pStyle w:val="Code"/>
+        <w:rPr>
+          <w:rFonts w:ascii="Courier New" w:hAnsi="Courier New"/>
+          <w:color w:val="auto"/>
+        </w:rPr>
+      </w:pPr>
+      <w:r>
+        <w:rPr>
           <w:color w:val="auto"/>
         </w:rPr>
         <w:t>void loop()</w:t>
@@ -13990,7 +13926,6 @@
       </w:pPr>
       <w:r>
         <w:rPr>
-          <w:rFonts w:ascii="Courier New" w:hAnsi="Courier New"/>
           <w:color w:val="auto"/>
         </w:rPr>
         <w:t>{</w:t>
@@ -14006,14 +13941,12 @@
       </w:pPr>
       <w:r>
         <w:rPr>
-          <w:rFonts w:ascii="Courier New" w:hAnsi="Courier New"/>
           <w:color w:val="auto"/>
         </w:rPr>
         <w:t xml:space="preserve">  </w:t>
       </w:r>
       <w:r>
         <w:rPr>
-          <w:rFonts w:ascii="Courier New" w:hAnsi="Courier New"/>
           <w:color w:val="auto"/>
         </w:rPr>
         <w:t>String givenColor="";</w:t>
@@ -14029,14 +13962,12 @@
       </w:pPr>
       <w:r>
         <w:rPr>
-          <w:rFonts w:ascii="Courier New" w:hAnsi="Courier New"/>
           <w:color w:val="auto"/>
         </w:rPr>
         <w:t xml:space="preserve">  </w:t>
       </w:r>
       <w:r>
         <w:rPr>
-          <w:rFonts w:ascii="Courier New" w:hAnsi="Courier New"/>
           <w:color w:val="auto"/>
         </w:rPr>
         <w:t>if (Serial.available()) {</w:t>
@@ -14052,14 +13983,12 @@
       </w:pPr>
       <w:r>
         <w:rPr>
-          <w:rFonts w:ascii="Courier New" w:hAnsi="Courier New"/>
           <w:color w:val="auto"/>
         </w:rPr>
         <w:t xml:space="preserve">    </w:t>
       </w:r>
       <w:r>
         <w:rPr>
-          <w:rFonts w:ascii="Courier New" w:hAnsi="Courier New"/>
           <w:color w:val="auto"/>
         </w:rPr>
         <w:t>givenColor=Serial.readString();</w:t>
@@ -14075,14 +14004,12 @@
       </w:pPr>
       <w:r>
         <w:rPr>
-          <w:rFonts w:ascii="Courier New" w:hAnsi="Courier New"/>
           <w:color w:val="auto"/>
         </w:rPr>
         <w:t xml:space="preserve">    </w:t>
       </w:r>
       <w:r>
         <w:rPr>
-          <w:rFonts w:ascii="Courier New" w:hAnsi="Courier New"/>
           <w:color w:val="auto"/>
         </w:rPr>
         <w:t>givenColor.trim();</w:t>
@@ -14098,14 +14025,12 @@
       </w:pPr>
       <w:r>
         <w:rPr>
-          <w:rFonts w:ascii="Courier New" w:hAnsi="Courier New"/>
           <w:color w:val="auto"/>
         </w:rPr>
         <w:t xml:space="preserve">    </w:t>
       </w:r>
       <w:r>
         <w:rPr>
-          <w:rFonts w:ascii="Courier New" w:hAnsi="Courier New"/>
           <w:color w:val="auto"/>
         </w:rPr>
         <w:t>givenColor.toLowerCase();</w:t>
@@ -14121,14 +14046,12 @@
       </w:pPr>
       <w:r>
         <w:rPr>
-          <w:rFonts w:ascii="Courier New" w:hAnsi="Courier New"/>
           <w:color w:val="auto"/>
         </w:rPr>
         <w:t xml:space="preserve">  </w:t>
       </w:r>
       <w:r>
         <w:rPr>
-          <w:rFonts w:ascii="Courier New" w:hAnsi="Courier New"/>
           <w:color w:val="auto"/>
         </w:rPr>
         <w:t>}</w:t>
@@ -14144,29 +14067,26 @@
       </w:pPr>
       <w:r>
         <w:rPr>
-          <w:rFonts w:ascii="Courier New" w:hAnsi="Courier New"/>
-          <w:color w:val="auto"/>
-        </w:rPr>
-      </w:r>
-    </w:p>
-    <w:p>
-      <w:pPr>
-        <w:pStyle w:val="Code"/>
-        <w:rPr>
-          <w:rFonts w:ascii="Courier New" w:hAnsi="Courier New"/>
-          <w:color w:val="auto"/>
-        </w:rPr>
-      </w:pPr>
-      <w:r>
-        <w:rPr>
-          <w:rFonts w:ascii="Courier New" w:hAnsi="Courier New"/>
+          <w:color w:val="auto"/>
+        </w:rPr>
+      </w:r>
+    </w:p>
+    <w:p>
+      <w:pPr>
+        <w:pStyle w:val="Code"/>
+        <w:rPr>
+          <w:rFonts w:ascii="Courier New" w:hAnsi="Courier New"/>
+          <w:color w:val="auto"/>
+        </w:rPr>
+      </w:pPr>
+      <w:r>
+        <w:rPr>
           <w:color w:val="auto"/>
         </w:rPr>
         <w:t xml:space="preserve">  </w:t>
       </w:r>
       <w:r>
         <w:rPr>
-          <w:rFonts w:ascii="Courier New" w:hAnsi="Courier New"/>
           <w:color w:val="auto"/>
         </w:rPr>
         <w:t>bool redOn=getButton(RED_BUTTON);</w:t>
@@ -14182,14 +14102,12 @@
       </w:pPr>
       <w:r>
         <w:rPr>
-          <w:rFonts w:ascii="Courier New" w:hAnsi="Courier New"/>
           <w:color w:val="auto"/>
         </w:rPr>
         <w:t xml:space="preserve">  </w:t>
       </w:r>
       <w:r>
         <w:rPr>
-          <w:rFonts w:ascii="Courier New" w:hAnsi="Courier New"/>
           <w:color w:val="auto"/>
         </w:rPr>
         <w:t>bool greenOn=getButton(GREEN_BUTTON);</w:t>
@@ -14205,14 +14123,12 @@
       </w:pPr>
       <w:r>
         <w:rPr>
-          <w:rFonts w:ascii="Courier New" w:hAnsi="Courier New"/>
           <w:color w:val="auto"/>
         </w:rPr>
         <w:t xml:space="preserve">  </w:t>
       </w:r>
       <w:r>
         <w:rPr>
-          <w:rFonts w:ascii="Courier New" w:hAnsi="Courier New"/>
           <w:color w:val="auto"/>
         </w:rPr>
         <w:t>bool blueOn=getButton(BLUE_BUTTON);</w:t>
@@ -14228,14 +14144,12 @@
       </w:pPr>
       <w:r>
         <w:rPr>
-          <w:rFonts w:ascii="Courier New" w:hAnsi="Courier New"/>
           <w:color w:val="auto"/>
         </w:rPr>
         <w:t xml:space="preserve">  </w:t>
       </w:r>
       <w:r>
         <w:rPr>
-          <w:rFonts w:ascii="Courier New" w:hAnsi="Courier New"/>
           <w:color w:val="auto"/>
         </w:rPr>
         <w:t>if (redOn) givenColor="red";</w:t>
@@ -14251,14 +14165,12 @@
       </w:pPr>
       <w:r>
         <w:rPr>
-          <w:rFonts w:ascii="Courier New" w:hAnsi="Courier New"/>
           <w:color w:val="auto"/>
         </w:rPr>
         <w:t xml:space="preserve">  </w:t>
       </w:r>
       <w:r>
         <w:rPr>
-          <w:rFonts w:ascii="Courier New" w:hAnsi="Courier New"/>
           <w:color w:val="auto"/>
         </w:rPr>
         <w:t>else if (greenOn) givenColor="green";</w:t>
@@ -14274,14 +14186,12 @@
       </w:pPr>
       <w:r>
         <w:rPr>
-          <w:rFonts w:ascii="Courier New" w:hAnsi="Courier New"/>
           <w:color w:val="auto"/>
         </w:rPr>
         <w:t xml:space="preserve">  </w:t>
       </w:r>
       <w:r>
         <w:rPr>
-          <w:rFonts w:ascii="Courier New" w:hAnsi="Courier New"/>
           <w:color w:val="auto"/>
         </w:rPr>
         <w:t>else if (blueOn) givenColor="blue";</w:t>
@@ -14297,29 +14207,26 @@
       </w:pPr>
       <w:r>
         <w:rPr>
-          <w:rFonts w:ascii="Courier New" w:hAnsi="Courier New"/>
-          <w:color w:val="auto"/>
-        </w:rPr>
-      </w:r>
-    </w:p>
-    <w:p>
-      <w:pPr>
-        <w:pStyle w:val="Code"/>
-        <w:rPr>
-          <w:rFonts w:ascii="Courier New" w:hAnsi="Courier New"/>
-          <w:color w:val="auto"/>
-        </w:rPr>
-      </w:pPr>
-      <w:r>
-        <w:rPr>
-          <w:rFonts w:ascii="Courier New" w:hAnsi="Courier New"/>
+          <w:color w:val="auto"/>
+        </w:rPr>
+      </w:r>
+    </w:p>
+    <w:p>
+      <w:pPr>
+        <w:pStyle w:val="Code"/>
+        <w:rPr>
+          <w:rFonts w:ascii="Courier New" w:hAnsi="Courier New"/>
+          <w:color w:val="auto"/>
+        </w:rPr>
+      </w:pPr>
+      <w:r>
+        <w:rPr>
           <w:color w:val="auto"/>
         </w:rPr>
         <w:t xml:space="preserve">  </w:t>
       </w:r>
       <w:r>
         <w:rPr>
-          <w:rFonts w:ascii="Courier New" w:hAnsi="Courier New"/>
           <w:color w:val="auto"/>
         </w:rPr>
         <w:t>if (givenColor=="red") writeRgb(255,0,0);</w:t>
@@ -14335,14 +14242,12 @@
       </w:pPr>
       <w:r>
         <w:rPr>
-          <w:rFonts w:ascii="Courier New" w:hAnsi="Courier New"/>
           <w:color w:val="auto"/>
         </w:rPr>
         <w:t xml:space="preserve">  </w:t>
       </w:r>
       <w:r>
         <w:rPr>
-          <w:rFonts w:ascii="Courier New" w:hAnsi="Courier New"/>
           <w:color w:val="auto"/>
         </w:rPr>
         <w:t>else if (givenColor=="green") writeRgb(0,255,0);</w:t>
@@ -14358,14 +14263,12 @@
       </w:pPr>
       <w:r>
         <w:rPr>
-          <w:rFonts w:ascii="Courier New" w:hAnsi="Courier New"/>
           <w:color w:val="auto"/>
         </w:rPr>
         <w:t xml:space="preserve">  </w:t>
       </w:r>
       <w:r>
         <w:rPr>
-          <w:rFonts w:ascii="Courier New" w:hAnsi="Courier New"/>
           <w:color w:val="auto"/>
         </w:rPr>
         <w:t>else if (givenColor=="blue") writeRgb(0,0,255);</w:t>
@@ -14381,14 +14284,12 @@
       </w:pPr>
       <w:r>
         <w:rPr>
-          <w:rFonts w:ascii="Courier New" w:hAnsi="Courier New"/>
           <w:color w:val="auto"/>
         </w:rPr>
         <w:t xml:space="preserve">  </w:t>
       </w:r>
       <w:r>
         <w:rPr>
-          <w:rFonts w:ascii="Courier New" w:hAnsi="Courier New"/>
           <w:color w:val="auto"/>
         </w:rPr>
         <w:t>delay(100);</w:t>
@@ -14404,7 +14305,6 @@
       </w:pPr>
       <w:r>
         <w:rPr>
-          <w:rFonts w:ascii="Courier New" w:hAnsi="Courier New"/>
           <w:color w:val="auto"/>
         </w:rPr>
         <w:t>}</w:t>
@@ -14420,7 +14320,6 @@
       </w:pPr>
       <w:r>
         <w:rPr>
-          <w:rFonts w:ascii="Courier New" w:hAnsi="Courier New"/>
           <w:color w:val="auto"/>
         </w:rPr>
       </w:r>
@@ -14463,7 +14362,7 @@
       </w:pPr>
       <w:r>
         <w:drawing>
-          <wp:anchor behindDoc="0" distT="0" distB="0" distL="0" distR="0" simplePos="0" locked="0" layoutInCell="0" allowOverlap="1" relativeHeight="16">
+          <wp:anchor behindDoc="0" distT="0" distB="0" distL="0" distR="0" simplePos="0" locked="0" layoutInCell="0" allowOverlap="1" relativeHeight="14">
             <wp:simplePos x="0" y="0"/>
             <wp:positionH relativeFrom="column">
               <wp:align>center</wp:align>
@@ -14559,11 +14458,7 @@
       </w:pPr>
       <w:r>
         <w:rPr/>
-        <w:t xml:space="preserve">2 </w:t>
-      </w:r>
-      <w:r>
-        <w:rPr/>
-        <w:t>Кут сервоприводу</w:t>
+        <w:t>2 Кут сервоприводу</w:t>
       </w:r>
     </w:p>
     <w:p>
@@ -14593,92 +14488,115 @@
     <w:p>
       <w:pPr>
         <w:pStyle w:val="P1"/>
-        <w:rPr/>
-      </w:pPr>
-      <w:r>
-        <w:rPr/>
-      </w:r>
-    </w:p>
-    <w:p>
-      <w:pPr>
-        <w:pStyle w:val="P1"/>
-        <w:rPr/>
-      </w:pPr>
-      <w:r>
-        <w:rPr/>
-        <w:t xml:space="preserve">Реалізацію взято з: </w:t>
-      </w:r>
-      <w:r>
-        <w:fldChar w:fldCharType="begin"/>
-      </w:r>
-      <w:r>
-        <w:rPr>
-          <w:rStyle w:val="Hyperlink"/>
-        </w:rPr>
-        <w:instrText xml:space="preserve"> HYPERLINK "https://forum.processing.org/two/discussion/9563/input-an-integer-value.html" \l ":~:text=This%20shows%20a%20dialog%20asking%20for%20a%20number"</w:instrText>
-      </w:r>
-      <w:r>
-        <w:rPr>
-          <w:rStyle w:val="Hyperlink"/>
-        </w:rPr>
-        <w:fldChar w:fldCharType="separate"/>
-      </w:r>
-      <w:r>
-        <w:rPr>
-          <w:rStyle w:val="Hyperlink"/>
-        </w:rPr>
-        <w:t>Input an integer value - Processing 2.x and 3.x Forum</w:t>
-      </w:r>
-      <w:r>
-        <w:rPr>
-          <w:rStyle w:val="Hyperlink"/>
-        </w:rPr>
-        <w:fldChar w:fldCharType="end"/>
-      </w:r>
-      <w:r>
-        <w:rPr/>
-        <w:t>.</w:t>
-      </w:r>
-    </w:p>
-    <w:p>
-      <w:pPr>
-        <w:pStyle w:val="P1"/>
-        <w:rPr/>
-      </w:pPr>
-      <w:r>
-        <w:rPr/>
-      </w:r>
-    </w:p>
-    <w:p>
-      <w:pPr>
-        <w:pStyle w:val="Code"/>
-        <w:rPr>
-          <w:rFonts w:ascii="Courier New" w:hAnsi="Courier New"/>
-          <w:color w:val="auto"/>
-        </w:rPr>
-      </w:pPr>
-      <w:r>
-        <w:rPr>
-          <w:rFonts w:ascii="Courier New" w:hAnsi="Courier New"/>
-          <w:color w:val="auto"/>
-        </w:rPr>
-        <w:t>import javax.swing.JOptionPane;</w:t>
-      </w:r>
-    </w:p>
-    <w:p>
-      <w:pPr>
-        <w:pStyle w:val="Code"/>
-        <w:rPr>
-          <w:rFonts w:ascii="Courier New" w:hAnsi="Courier New"/>
-          <w:color w:val="auto"/>
-        </w:rPr>
-      </w:pPr>
-      <w:r>
-        <w:rPr>
-          <w:rFonts w:ascii="Courier New" w:hAnsi="Courier New"/>
-          <w:color w:val="auto"/>
-        </w:rPr>
-        <w:t>int angle = 0;</w:t>
+        <w:rPr>
+          <w:b w:val="false"/>
+          <w:bCs w:val="false"/>
+        </w:rPr>
+      </w:pPr>
+      <w:r>
+        <w:rPr>
+          <w:rFonts w:ascii="Courier New" w:hAnsi="Courier New"/>
+          <w:b w:val="false"/>
+          <w:bCs w:val="false"/>
+          <w:color w:val="auto"/>
+          <w:lang w:val="en-US"/>
+        </w:rPr>
+      </w:r>
+    </w:p>
+    <w:p>
+      <w:pPr>
+        <w:pStyle w:val="Code"/>
+        <w:rPr>
+          <w:rFonts w:ascii="Courier New" w:hAnsi="Courier New"/>
+          <w:color w:val="auto"/>
+        </w:rPr>
+      </w:pPr>
+      <w:r>
+        <w:rPr>
+          <w:rFonts w:ascii="Courier New" w:hAnsi="Courier New"/>
+          <w:color w:val="auto"/>
+        </w:rPr>
+        <w:t>int padding=10;</w:t>
+      </w:r>
+    </w:p>
+    <w:p>
+      <w:pPr>
+        <w:pStyle w:val="Code"/>
+        <w:rPr>
+          <w:rFonts w:ascii="Courier New" w:hAnsi="Courier New"/>
+          <w:color w:val="auto"/>
+        </w:rPr>
+      </w:pPr>
+      <w:r>
+        <w:rPr>
+          <w:rFonts w:ascii="Courier New" w:hAnsi="Courier New"/>
+          <w:color w:val="auto"/>
+        </w:rPr>
+        <w:t>boolean zeroOver=false;</w:t>
+      </w:r>
+    </w:p>
+    <w:p>
+      <w:pPr>
+        <w:pStyle w:val="Code"/>
+        <w:rPr>
+          <w:rFonts w:ascii="Courier New" w:hAnsi="Courier New"/>
+          <w:color w:val="auto"/>
+        </w:rPr>
+      </w:pPr>
+      <w:r>
+        <w:rPr>
+          <w:rFonts w:ascii="Courier New" w:hAnsi="Courier New"/>
+          <w:color w:val="auto"/>
+        </w:rPr>
+        <w:t>boolean fourtyOver=false;</w:t>
+      </w:r>
+    </w:p>
+    <w:p>
+      <w:pPr>
+        <w:pStyle w:val="Code"/>
+        <w:rPr>
+          <w:rFonts w:ascii="Courier New" w:hAnsi="Courier New"/>
+          <w:color w:val="auto"/>
+        </w:rPr>
+      </w:pPr>
+      <w:r>
+        <w:rPr>
+          <w:rFonts w:ascii="Courier New" w:hAnsi="Courier New"/>
+          <w:color w:val="auto"/>
+        </w:rPr>
+        <w:t>boolean ninetyOver=false;</w:t>
+      </w:r>
+    </w:p>
+    <w:p>
+      <w:pPr>
+        <w:pStyle w:val="Code"/>
+        <w:rPr>
+          <w:rFonts w:ascii="Courier New" w:hAnsi="Courier New"/>
+          <w:color w:val="auto"/>
+        </w:rPr>
+      </w:pPr>
+      <w:r>
+        <w:rPr>
+          <w:rFonts w:ascii="Courier New" w:hAnsi="Courier New"/>
+          <w:color w:val="auto"/>
+        </w:rPr>
+        <w:t>color highlightColor = color(245, 245, 245);</w:t>
+      </w:r>
+    </w:p>
+    <w:p>
+      <w:pPr>
+        <w:pStyle w:val="Code"/>
+        <w:rPr>
+          <w:rFonts w:ascii="Courier New" w:hAnsi="Courier New"/>
+          <w:color w:val="auto"/>
+        </w:rPr>
+      </w:pPr>
+      <w:r>
+        <w:rPr>
+          <w:rFonts w:ascii="Courier New" w:hAnsi="Courier New"/>
+          <w:color w:val="auto"/>
+        </w:rPr>
+        <w:t>int fontSize=50;</w:t>
       </w:r>
     </w:p>
     <w:p>
@@ -14734,7 +14652,7 @@
           <w:color w:val="auto"/>
           <w:sz w:val="21"/>
         </w:rPr>
-        <w:t>size(512, 512);</w:t>
+        <w:t>size(300*3, 100*3);</w:t>
       </w:r>
     </w:p>
     <w:p>
@@ -14806,6 +14724,31 @@
           <w:color w:val="auto"/>
           <w:sz w:val="21"/>
         </w:rPr>
+        <w:t>update(mouseX,mouseY);</w:t>
+      </w:r>
+    </w:p>
+    <w:p>
+      <w:pPr>
+        <w:pStyle w:val="Code"/>
+        <w:rPr>
+          <w:rFonts w:ascii="Courier New" w:hAnsi="Courier New"/>
+          <w:color w:val="auto"/>
+        </w:rPr>
+      </w:pPr>
+      <w:r>
+        <w:rPr>
+          <w:rFonts w:ascii="Courier New" w:hAnsi="Courier New"/>
+          <w:color w:val="auto"/>
+        </w:rPr>
+        <w:t xml:space="preserve">  </w:t>
+      </w:r>
+      <w:r>
+        <w:rPr>
+          <w:rFonts w:ascii="Courier New" w:hAnsi="Courier New"/>
+          <w:b w:val="false"/>
+          <w:color w:val="auto"/>
+          <w:sz w:val="21"/>
+        </w:rPr>
         <w:t>background(255);</w:t>
       </w:r>
     </w:p>
@@ -14831,22 +14774,7 @@
           <w:color w:val="auto"/>
           <w:sz w:val="21"/>
         </w:rPr>
-        <w:t>noStroke();</w:t>
-      </w:r>
-    </w:p>
-    <w:p>
-      <w:pPr>
-        <w:pStyle w:val="Code"/>
-        <w:rPr>
-          <w:rFonts w:ascii="Courier New" w:hAnsi="Courier New"/>
-          <w:color w:val="auto"/>
-        </w:rPr>
-      </w:pPr>
-      <w:r>
-        <w:rPr>
-          <w:rFonts w:ascii="Courier New" w:hAnsi="Courier New"/>
-          <w:color w:val="auto"/>
-        </w:rPr>
+        <w:t>stroke(50);</w:t>
       </w:r>
     </w:p>
     <w:p>
@@ -14871,7 +14799,7 @@
           <w:color w:val="auto"/>
           <w:sz w:val="21"/>
         </w:rPr>
-        <w:t>String enteredAngle = JOptionPane.showInputDialog(null, "Enter servo angle", "Enter", JOptionPane.PLAIN_MESSAGE);</w:t>
+        <w:t>textSize(fontSize);</w:t>
       </w:r>
     </w:p>
     <w:p>
@@ -14896,7 +14824,621 @@
           <w:color w:val="auto"/>
           <w:sz w:val="21"/>
         </w:rPr>
-        <w:t>try {</w:t>
+        <w:t>int size=width/3;</w:t>
+      </w:r>
+    </w:p>
+    <w:p>
+      <w:pPr>
+        <w:pStyle w:val="Code"/>
+        <w:rPr>
+          <w:rFonts w:ascii="Courier New" w:hAnsi="Courier New"/>
+          <w:color w:val="auto"/>
+        </w:rPr>
+      </w:pPr>
+      <w:r>
+        <w:rPr>
+          <w:rFonts w:ascii="Courier New" w:hAnsi="Courier New"/>
+          <w:color w:val="auto"/>
+        </w:rPr>
+      </w:r>
+    </w:p>
+    <w:p>
+      <w:pPr>
+        <w:pStyle w:val="Code"/>
+        <w:rPr>
+          <w:rFonts w:ascii="Courier New" w:hAnsi="Courier New"/>
+          <w:color w:val="auto"/>
+        </w:rPr>
+      </w:pPr>
+      <w:r>
+        <w:rPr>
+          <w:rFonts w:ascii="Courier New" w:hAnsi="Courier New"/>
+          <w:color w:val="auto"/>
+        </w:rPr>
+        <w:t xml:space="preserve">  </w:t>
+      </w:r>
+      <w:r>
+        <w:rPr>
+          <w:rFonts w:ascii="Courier New" w:hAnsi="Courier New"/>
+          <w:b w:val="false"/>
+          <w:color w:val="auto"/>
+          <w:sz w:val="21"/>
+        </w:rPr>
+        <w:t>if (zeroOver) fill(highlightColor);</w:t>
+      </w:r>
+    </w:p>
+    <w:p>
+      <w:pPr>
+        <w:pStyle w:val="Code"/>
+        <w:rPr>
+          <w:rFonts w:ascii="Courier New" w:hAnsi="Courier New"/>
+          <w:color w:val="auto"/>
+        </w:rPr>
+      </w:pPr>
+      <w:r>
+        <w:rPr>
+          <w:rFonts w:ascii="Courier New" w:hAnsi="Courier New"/>
+          <w:color w:val="auto"/>
+        </w:rPr>
+        <w:t xml:space="preserve">  </w:t>
+      </w:r>
+      <w:r>
+        <w:rPr>
+          <w:rFonts w:ascii="Courier New" w:hAnsi="Courier New"/>
+          <w:b w:val="false"/>
+          <w:color w:val="auto"/>
+          <w:sz w:val="21"/>
+        </w:rPr>
+        <w:t>else fill(255);</w:t>
+      </w:r>
+    </w:p>
+    <w:p>
+      <w:pPr>
+        <w:pStyle w:val="Code"/>
+        <w:rPr>
+          <w:rFonts w:ascii="Courier New" w:hAnsi="Courier New"/>
+          <w:color w:val="auto"/>
+        </w:rPr>
+      </w:pPr>
+      <w:r>
+        <w:rPr>
+          <w:rFonts w:ascii="Courier New" w:hAnsi="Courier New"/>
+          <w:color w:val="auto"/>
+        </w:rPr>
+        <w:t xml:space="preserve">  </w:t>
+      </w:r>
+      <w:r>
+        <w:rPr>
+          <w:rFonts w:ascii="Courier New" w:hAnsi="Courier New"/>
+          <w:b w:val="false"/>
+          <w:color w:val="auto"/>
+          <w:sz w:val="21"/>
+        </w:rPr>
+        <w:t>rect(padding, padding, width/3-padding*2, height-padding*2);</w:t>
+      </w:r>
+    </w:p>
+    <w:p>
+      <w:pPr>
+        <w:pStyle w:val="Code"/>
+        <w:rPr>
+          <w:rFonts w:ascii="Courier New" w:hAnsi="Courier New"/>
+          <w:color w:val="auto"/>
+        </w:rPr>
+      </w:pPr>
+      <w:r>
+        <w:rPr>
+          <w:rFonts w:ascii="Courier New" w:hAnsi="Courier New"/>
+          <w:color w:val="auto"/>
+        </w:rPr>
+        <w:t xml:space="preserve">  </w:t>
+      </w:r>
+      <w:r>
+        <w:rPr>
+          <w:rFonts w:ascii="Courier New" w:hAnsi="Courier New"/>
+          <w:b w:val="false"/>
+          <w:color w:val="auto"/>
+          <w:sz w:val="21"/>
+        </w:rPr>
+        <w:t>fill(0);</w:t>
+      </w:r>
+    </w:p>
+    <w:p>
+      <w:pPr>
+        <w:pStyle w:val="Code"/>
+        <w:rPr>
+          <w:rFonts w:ascii="Courier New" w:hAnsi="Courier New"/>
+          <w:color w:val="auto"/>
+        </w:rPr>
+      </w:pPr>
+      <w:r>
+        <w:rPr>
+          <w:rFonts w:ascii="Courier New" w:hAnsi="Courier New"/>
+          <w:color w:val="auto"/>
+        </w:rPr>
+        <w:t xml:space="preserve">  </w:t>
+      </w:r>
+      <w:r>
+        <w:rPr>
+          <w:rFonts w:ascii="Courier New" w:hAnsi="Courier New"/>
+          <w:b w:val="false"/>
+          <w:color w:val="auto"/>
+          <w:sz w:val="21"/>
+        </w:rPr>
+        <w:t>text("0", (padding+width/3)/2-(fontSize/2), (height)/2);</w:t>
+      </w:r>
+    </w:p>
+    <w:p>
+      <w:pPr>
+        <w:pStyle w:val="Code"/>
+        <w:rPr>
+          <w:rFonts w:ascii="Courier New" w:hAnsi="Courier New"/>
+          <w:color w:val="auto"/>
+        </w:rPr>
+      </w:pPr>
+      <w:r>
+        <w:rPr>
+          <w:rFonts w:ascii="Courier New" w:hAnsi="Courier New"/>
+          <w:color w:val="auto"/>
+        </w:rPr>
+      </w:r>
+    </w:p>
+    <w:p>
+      <w:pPr>
+        <w:pStyle w:val="Code"/>
+        <w:rPr>
+          <w:rFonts w:ascii="Courier New" w:hAnsi="Courier New"/>
+          <w:color w:val="auto"/>
+        </w:rPr>
+      </w:pPr>
+      <w:r>
+        <w:rPr>
+          <w:rFonts w:ascii="Courier New" w:hAnsi="Courier New"/>
+          <w:color w:val="auto"/>
+        </w:rPr>
+        <w:t xml:space="preserve">  </w:t>
+      </w:r>
+      <w:r>
+        <w:rPr>
+          <w:rFonts w:ascii="Courier New" w:hAnsi="Courier New"/>
+          <w:b w:val="false"/>
+          <w:color w:val="auto"/>
+          <w:sz w:val="21"/>
+        </w:rPr>
+        <w:t>if (fourtyOver) fill(highlightColor);</w:t>
+      </w:r>
+    </w:p>
+    <w:p>
+      <w:pPr>
+        <w:pStyle w:val="Code"/>
+        <w:rPr>
+          <w:rFonts w:ascii="Courier New" w:hAnsi="Courier New"/>
+          <w:color w:val="auto"/>
+        </w:rPr>
+      </w:pPr>
+      <w:r>
+        <w:rPr>
+          <w:rFonts w:ascii="Courier New" w:hAnsi="Courier New"/>
+          <w:color w:val="auto"/>
+        </w:rPr>
+        <w:t xml:space="preserve">  </w:t>
+      </w:r>
+      <w:r>
+        <w:rPr>
+          <w:rFonts w:ascii="Courier New" w:hAnsi="Courier New"/>
+          <w:b w:val="false"/>
+          <w:color w:val="auto"/>
+          <w:sz w:val="21"/>
+        </w:rPr>
+        <w:t>else fill(255);</w:t>
+      </w:r>
+    </w:p>
+    <w:p>
+      <w:pPr>
+        <w:pStyle w:val="Code"/>
+        <w:rPr>
+          <w:rFonts w:ascii="Courier New" w:hAnsi="Courier New"/>
+          <w:color w:val="auto"/>
+        </w:rPr>
+      </w:pPr>
+      <w:r>
+        <w:rPr>
+          <w:rFonts w:ascii="Courier New" w:hAnsi="Courier New"/>
+          <w:color w:val="auto"/>
+        </w:rPr>
+        <w:t xml:space="preserve">  </w:t>
+      </w:r>
+      <w:r>
+        <w:rPr>
+          <w:rFonts w:ascii="Courier New" w:hAnsi="Courier New"/>
+          <w:b w:val="false"/>
+          <w:color w:val="auto"/>
+          <w:sz w:val="21"/>
+        </w:rPr>
+        <w:t>rect(padding+size, padding, width/3-padding*2, height-padding*2);</w:t>
+      </w:r>
+    </w:p>
+    <w:p>
+      <w:pPr>
+        <w:pStyle w:val="Code"/>
+        <w:rPr>
+          <w:rFonts w:ascii="Courier New" w:hAnsi="Courier New"/>
+          <w:color w:val="auto"/>
+        </w:rPr>
+      </w:pPr>
+      <w:r>
+        <w:rPr>
+          <w:rFonts w:ascii="Courier New" w:hAnsi="Courier New"/>
+          <w:color w:val="auto"/>
+        </w:rPr>
+        <w:t xml:space="preserve">  </w:t>
+      </w:r>
+      <w:r>
+        <w:rPr>
+          <w:rFonts w:ascii="Courier New" w:hAnsi="Courier New"/>
+          <w:b w:val="false"/>
+          <w:color w:val="auto"/>
+          <w:sz w:val="21"/>
+        </w:rPr>
+        <w:t>fill(0);</w:t>
+      </w:r>
+    </w:p>
+    <w:p>
+      <w:pPr>
+        <w:pStyle w:val="Code"/>
+        <w:rPr>
+          <w:rFonts w:ascii="Courier New" w:hAnsi="Courier New"/>
+          <w:color w:val="auto"/>
+        </w:rPr>
+      </w:pPr>
+      <w:r>
+        <w:rPr>
+          <w:rFonts w:ascii="Courier New" w:hAnsi="Courier New"/>
+          <w:color w:val="auto"/>
+        </w:rPr>
+        <w:t xml:space="preserve">  </w:t>
+      </w:r>
+      <w:r>
+        <w:rPr>
+          <w:rFonts w:ascii="Courier New" w:hAnsi="Courier New"/>
+          <w:b w:val="false"/>
+          <w:color w:val="auto"/>
+          <w:sz w:val="21"/>
+        </w:rPr>
+        <w:t>text("45", size*2-size/2-fontSize/2, (height)/2);</w:t>
+      </w:r>
+    </w:p>
+    <w:p>
+      <w:pPr>
+        <w:pStyle w:val="Code"/>
+        <w:rPr>
+          <w:rFonts w:ascii="Courier New" w:hAnsi="Courier New"/>
+          <w:color w:val="auto"/>
+        </w:rPr>
+      </w:pPr>
+      <w:r>
+        <w:rPr>
+          <w:rFonts w:ascii="Courier New" w:hAnsi="Courier New"/>
+          <w:color w:val="auto"/>
+        </w:rPr>
+      </w:r>
+    </w:p>
+    <w:p>
+      <w:pPr>
+        <w:pStyle w:val="Code"/>
+        <w:rPr>
+          <w:rFonts w:ascii="Courier New" w:hAnsi="Courier New"/>
+          <w:color w:val="auto"/>
+        </w:rPr>
+      </w:pPr>
+      <w:r>
+        <w:rPr>
+          <w:rFonts w:ascii="Courier New" w:hAnsi="Courier New"/>
+          <w:color w:val="auto"/>
+        </w:rPr>
+        <w:t xml:space="preserve">  </w:t>
+      </w:r>
+      <w:r>
+        <w:rPr>
+          <w:rFonts w:ascii="Courier New" w:hAnsi="Courier New"/>
+          <w:b w:val="false"/>
+          <w:color w:val="auto"/>
+          <w:sz w:val="21"/>
+        </w:rPr>
+        <w:t>if (ninetyOver) fill(highlightColor);</w:t>
+      </w:r>
+    </w:p>
+    <w:p>
+      <w:pPr>
+        <w:pStyle w:val="Code"/>
+        <w:rPr>
+          <w:rFonts w:ascii="Courier New" w:hAnsi="Courier New"/>
+          <w:color w:val="auto"/>
+        </w:rPr>
+      </w:pPr>
+      <w:r>
+        <w:rPr>
+          <w:rFonts w:ascii="Courier New" w:hAnsi="Courier New"/>
+          <w:color w:val="auto"/>
+        </w:rPr>
+        <w:t xml:space="preserve">  </w:t>
+      </w:r>
+      <w:r>
+        <w:rPr>
+          <w:rFonts w:ascii="Courier New" w:hAnsi="Courier New"/>
+          <w:b w:val="false"/>
+          <w:color w:val="auto"/>
+          <w:sz w:val="21"/>
+        </w:rPr>
+        <w:t>else fill(255);</w:t>
+      </w:r>
+    </w:p>
+    <w:p>
+      <w:pPr>
+        <w:pStyle w:val="Code"/>
+        <w:rPr>
+          <w:rFonts w:ascii="Courier New" w:hAnsi="Courier New"/>
+          <w:color w:val="auto"/>
+        </w:rPr>
+      </w:pPr>
+      <w:r>
+        <w:rPr>
+          <w:rFonts w:ascii="Courier New" w:hAnsi="Courier New"/>
+          <w:color w:val="auto"/>
+        </w:rPr>
+        <w:t xml:space="preserve">  </w:t>
+      </w:r>
+      <w:r>
+        <w:rPr>
+          <w:rFonts w:ascii="Courier New" w:hAnsi="Courier New"/>
+          <w:b w:val="false"/>
+          <w:color w:val="auto"/>
+          <w:sz w:val="21"/>
+        </w:rPr>
+        <w:t>rect(padding+size*2, padding, width/3-padding*2, height-padding*2);</w:t>
+      </w:r>
+    </w:p>
+    <w:p>
+      <w:pPr>
+        <w:pStyle w:val="Code"/>
+        <w:rPr>
+          <w:rFonts w:ascii="Courier New" w:hAnsi="Courier New"/>
+          <w:color w:val="auto"/>
+        </w:rPr>
+      </w:pPr>
+      <w:r>
+        <w:rPr>
+          <w:rFonts w:ascii="Courier New" w:hAnsi="Courier New"/>
+          <w:color w:val="auto"/>
+        </w:rPr>
+        <w:t xml:space="preserve">  </w:t>
+      </w:r>
+      <w:r>
+        <w:rPr>
+          <w:rFonts w:ascii="Courier New" w:hAnsi="Courier New"/>
+          <w:b w:val="false"/>
+          <w:color w:val="auto"/>
+          <w:sz w:val="21"/>
+        </w:rPr>
+        <w:t>fill(0);</w:t>
+      </w:r>
+    </w:p>
+    <w:p>
+      <w:pPr>
+        <w:pStyle w:val="Code"/>
+        <w:rPr>
+          <w:rFonts w:ascii="Courier New" w:hAnsi="Courier New"/>
+          <w:color w:val="auto"/>
+        </w:rPr>
+      </w:pPr>
+      <w:r>
+        <w:rPr>
+          <w:rFonts w:ascii="Courier New" w:hAnsi="Courier New"/>
+          <w:color w:val="auto"/>
+        </w:rPr>
+        <w:t xml:space="preserve">  </w:t>
+      </w:r>
+      <w:r>
+        <w:rPr>
+          <w:rFonts w:ascii="Courier New" w:hAnsi="Courier New"/>
+          <w:b w:val="false"/>
+          <w:color w:val="auto"/>
+          <w:sz w:val="21"/>
+        </w:rPr>
+        <w:t>text("90", size*3-size/2-fontSize/2, (height)/2);</w:t>
+      </w:r>
+    </w:p>
+    <w:p>
+      <w:pPr>
+        <w:pStyle w:val="Code"/>
+        <w:rPr>
+          <w:rFonts w:ascii="Courier New" w:hAnsi="Courier New"/>
+          <w:color w:val="auto"/>
+        </w:rPr>
+      </w:pPr>
+      <w:r>
+        <w:rPr>
+          <w:rFonts w:ascii="Courier New" w:hAnsi="Courier New"/>
+          <w:color w:val="auto"/>
+        </w:rPr>
+        <w:t>}</w:t>
+      </w:r>
+    </w:p>
+    <w:p>
+      <w:pPr>
+        <w:pStyle w:val="Code"/>
+        <w:rPr>
+          <w:rFonts w:ascii="Courier New" w:hAnsi="Courier New"/>
+          <w:color w:val="auto"/>
+        </w:rPr>
+      </w:pPr>
+      <w:r>
+        <w:rPr>
+          <w:rFonts w:ascii="Courier New" w:hAnsi="Courier New"/>
+          <w:color w:val="auto"/>
+        </w:rPr>
+      </w:r>
+    </w:p>
+    <w:p>
+      <w:pPr>
+        <w:pStyle w:val="Code"/>
+        <w:rPr>
+          <w:rFonts w:ascii="Courier New" w:hAnsi="Courier New"/>
+          <w:color w:val="auto"/>
+        </w:rPr>
+      </w:pPr>
+      <w:r>
+        <w:rPr>
+          <w:rFonts w:ascii="Courier New" w:hAnsi="Courier New"/>
+          <w:color w:val="auto"/>
+        </w:rPr>
+        <w:t>void mousePressed() {</w:t>
+      </w:r>
+    </w:p>
+    <w:p>
+      <w:pPr>
+        <w:pStyle w:val="Code"/>
+        <w:rPr>
+          <w:rFonts w:ascii="Courier New" w:hAnsi="Courier New"/>
+          <w:color w:val="auto"/>
+        </w:rPr>
+      </w:pPr>
+      <w:r>
+        <w:rPr>
+          <w:rFonts w:ascii="Courier New" w:hAnsi="Courier New"/>
+          <w:color w:val="auto"/>
+        </w:rPr>
+        <w:t xml:space="preserve">  </w:t>
+      </w:r>
+      <w:r>
+        <w:rPr>
+          <w:rFonts w:ascii="Courier New" w:hAnsi="Courier New"/>
+          <w:b w:val="false"/>
+          <w:color w:val="auto"/>
+          <w:sz w:val="21"/>
+        </w:rPr>
+        <w:t>if (zeroOver) println("0");</w:t>
+      </w:r>
+    </w:p>
+    <w:p>
+      <w:pPr>
+        <w:pStyle w:val="Code"/>
+        <w:rPr>
+          <w:rFonts w:ascii="Courier New" w:hAnsi="Courier New"/>
+          <w:color w:val="auto"/>
+        </w:rPr>
+      </w:pPr>
+      <w:r>
+        <w:rPr>
+          <w:rFonts w:ascii="Courier New" w:hAnsi="Courier New"/>
+          <w:color w:val="auto"/>
+        </w:rPr>
+        <w:t xml:space="preserve">  </w:t>
+      </w:r>
+      <w:r>
+        <w:rPr>
+          <w:rFonts w:ascii="Courier New" w:hAnsi="Courier New"/>
+          <w:b w:val="false"/>
+          <w:color w:val="auto"/>
+          <w:sz w:val="21"/>
+        </w:rPr>
+        <w:t>if (fourtyOver) println("45");</w:t>
+      </w:r>
+    </w:p>
+    <w:p>
+      <w:pPr>
+        <w:pStyle w:val="Code"/>
+        <w:rPr>
+          <w:rFonts w:ascii="Courier New" w:hAnsi="Courier New"/>
+          <w:color w:val="auto"/>
+        </w:rPr>
+      </w:pPr>
+      <w:r>
+        <w:rPr>
+          <w:rFonts w:ascii="Courier New" w:hAnsi="Courier New"/>
+          <w:color w:val="auto"/>
+        </w:rPr>
+        <w:t xml:space="preserve">  </w:t>
+      </w:r>
+      <w:r>
+        <w:rPr>
+          <w:rFonts w:ascii="Courier New" w:hAnsi="Courier New"/>
+          <w:b w:val="false"/>
+          <w:color w:val="auto"/>
+          <w:sz w:val="21"/>
+        </w:rPr>
+        <w:t>if (ninetyOver) println("90");</w:t>
+      </w:r>
+    </w:p>
+    <w:p>
+      <w:pPr>
+        <w:pStyle w:val="Code"/>
+        <w:rPr>
+          <w:rFonts w:ascii="Courier New" w:hAnsi="Courier New"/>
+          <w:color w:val="auto"/>
+        </w:rPr>
+      </w:pPr>
+      <w:r>
+        <w:rPr>
+          <w:rFonts w:ascii="Courier New" w:hAnsi="Courier New"/>
+          <w:color w:val="auto"/>
+        </w:rPr>
+        <w:t>}</w:t>
+      </w:r>
+    </w:p>
+    <w:p>
+      <w:pPr>
+        <w:pStyle w:val="Code"/>
+        <w:rPr>
+          <w:rFonts w:ascii="Courier New" w:hAnsi="Courier New"/>
+          <w:color w:val="auto"/>
+        </w:rPr>
+      </w:pPr>
+      <w:r>
+        <w:rPr>
+          <w:rFonts w:ascii="Courier New" w:hAnsi="Courier New"/>
+          <w:color w:val="auto"/>
+        </w:rPr>
+      </w:r>
+    </w:p>
+    <w:p>
+      <w:pPr>
+        <w:pStyle w:val="Code"/>
+        <w:rPr>
+          <w:rFonts w:ascii="Courier New" w:hAnsi="Courier New"/>
+          <w:color w:val="auto"/>
+        </w:rPr>
+      </w:pPr>
+      <w:r>
+        <w:rPr>
+          <w:rFonts w:ascii="Courier New" w:hAnsi="Courier New"/>
+          <w:color w:val="auto"/>
+        </w:rPr>
+        <w:t>void update(int x,int y) {</w:t>
+      </w:r>
+    </w:p>
+    <w:p>
+      <w:pPr>
+        <w:pStyle w:val="Code"/>
+        <w:rPr>
+          <w:rFonts w:ascii="Courier New" w:hAnsi="Courier New"/>
+          <w:color w:val="auto"/>
+        </w:rPr>
+      </w:pPr>
+      <w:r>
+        <w:rPr>
+          <w:rFonts w:ascii="Courier New" w:hAnsi="Courier New"/>
+          <w:color w:val="auto"/>
+        </w:rPr>
+        <w:t xml:space="preserve">  </w:t>
+      </w:r>
+      <w:r>
+        <w:rPr>
+          <w:rFonts w:ascii="Courier New" w:hAnsi="Courier New"/>
+          <w:b w:val="false"/>
+          <w:color w:val="auto"/>
+          <w:sz w:val="21"/>
+        </w:rPr>
+        <w:t>if (overZero()) {</w:t>
       </w:r>
     </w:p>
     <w:p>
@@ -14921,7 +15463,57 @@
           <w:color w:val="auto"/>
           <w:sz w:val="21"/>
         </w:rPr>
-        <w:t>angle = Integer.parseInt(enteredAngle);</w:t>
+        <w:t>zeroOver=true;</w:t>
+      </w:r>
+    </w:p>
+    <w:p>
+      <w:pPr>
+        <w:pStyle w:val="Code"/>
+        <w:rPr>
+          <w:rFonts w:ascii="Courier New" w:hAnsi="Courier New"/>
+          <w:color w:val="auto"/>
+        </w:rPr>
+      </w:pPr>
+      <w:r>
+        <w:rPr>
+          <w:rFonts w:ascii="Courier New" w:hAnsi="Courier New"/>
+          <w:color w:val="auto"/>
+        </w:rPr>
+        <w:t xml:space="preserve">    </w:t>
+      </w:r>
+      <w:r>
+        <w:rPr>
+          <w:rFonts w:ascii="Courier New" w:hAnsi="Courier New"/>
+          <w:b w:val="false"/>
+          <w:color w:val="auto"/>
+          <w:sz w:val="21"/>
+        </w:rPr>
+        <w:t>fourtyOver=false;</w:t>
+      </w:r>
+    </w:p>
+    <w:p>
+      <w:pPr>
+        <w:pStyle w:val="Code"/>
+        <w:rPr>
+          <w:rFonts w:ascii="Courier New" w:hAnsi="Courier New"/>
+          <w:color w:val="auto"/>
+        </w:rPr>
+      </w:pPr>
+      <w:r>
+        <w:rPr>
+          <w:rFonts w:ascii="Courier New" w:hAnsi="Courier New"/>
+          <w:color w:val="auto"/>
+        </w:rPr>
+        <w:t xml:space="preserve">    </w:t>
+      </w:r>
+      <w:r>
+        <w:rPr>
+          <w:rFonts w:ascii="Courier New" w:hAnsi="Courier New"/>
+          <w:b w:val="false"/>
+          <w:color w:val="auto"/>
+          <w:sz w:val="21"/>
+        </w:rPr>
+        <w:t>ninetyOver=false;</w:t>
       </w:r>
     </w:p>
     <w:p>
@@ -14946,7 +15538,32 @@
           <w:color w:val="auto"/>
           <w:sz w:val="21"/>
         </w:rPr>
-        <w:t>} catch(NumberFormatException e) {</w:t>
+        <w:t>}</w:t>
+      </w:r>
+    </w:p>
+    <w:p>
+      <w:pPr>
+        <w:pStyle w:val="Code"/>
+        <w:rPr>
+          <w:rFonts w:ascii="Courier New" w:hAnsi="Courier New"/>
+          <w:color w:val="auto"/>
+        </w:rPr>
+      </w:pPr>
+      <w:r>
+        <w:rPr>
+          <w:rFonts w:ascii="Courier New" w:hAnsi="Courier New"/>
+          <w:color w:val="auto"/>
+        </w:rPr>
+        <w:t xml:space="preserve">  </w:t>
+      </w:r>
+      <w:r>
+        <w:rPr>
+          <w:rFonts w:ascii="Courier New" w:hAnsi="Courier New"/>
+          <w:b w:val="false"/>
+          <w:color w:val="auto"/>
+          <w:sz w:val="21"/>
+        </w:rPr>
+        <w:t>else if (overyFourty()) {</w:t>
       </w:r>
     </w:p>
     <w:p>
@@ -14971,7 +15588,57 @@
           <w:color w:val="auto"/>
           <w:sz w:val="21"/>
         </w:rPr>
-        <w:t>JOptionPane.getRootFrame().dispose();</w:t>
+        <w:t>zeroOver=false;</w:t>
+      </w:r>
+    </w:p>
+    <w:p>
+      <w:pPr>
+        <w:pStyle w:val="Code"/>
+        <w:rPr>
+          <w:rFonts w:ascii="Courier New" w:hAnsi="Courier New"/>
+          <w:color w:val="auto"/>
+        </w:rPr>
+      </w:pPr>
+      <w:r>
+        <w:rPr>
+          <w:rFonts w:ascii="Courier New" w:hAnsi="Courier New"/>
+          <w:color w:val="auto"/>
+        </w:rPr>
+        <w:t xml:space="preserve">    </w:t>
+      </w:r>
+      <w:r>
+        <w:rPr>
+          <w:rFonts w:ascii="Courier New" w:hAnsi="Courier New"/>
+          <w:b w:val="false"/>
+          <w:color w:val="auto"/>
+          <w:sz w:val="21"/>
+        </w:rPr>
+        <w:t>fourtyOver=true;</w:t>
+      </w:r>
+    </w:p>
+    <w:p>
+      <w:pPr>
+        <w:pStyle w:val="Code"/>
+        <w:rPr>
+          <w:rFonts w:ascii="Courier New" w:hAnsi="Courier New"/>
+          <w:color w:val="auto"/>
+        </w:rPr>
+      </w:pPr>
+      <w:r>
+        <w:rPr>
+          <w:rFonts w:ascii="Courier New" w:hAnsi="Courier New"/>
+          <w:color w:val="auto"/>
+        </w:rPr>
+        <w:t xml:space="preserve">    </w:t>
+      </w:r>
+      <w:r>
+        <w:rPr>
+          <w:rFonts w:ascii="Courier New" w:hAnsi="Courier New"/>
+          <w:b w:val="false"/>
+          <w:color w:val="auto"/>
+          <w:sz w:val="21"/>
+        </w:rPr>
+        <w:t>ninetyOver=false;</w:t>
       </w:r>
     </w:p>
     <w:p>
@@ -15012,21 +15679,6 @@
           <w:rFonts w:ascii="Courier New" w:hAnsi="Courier New"/>
           <w:color w:val="auto"/>
         </w:rPr>
-      </w:r>
-    </w:p>
-    <w:p>
-      <w:pPr>
-        <w:pStyle w:val="Code"/>
-        <w:rPr>
-          <w:rFonts w:ascii="Courier New" w:hAnsi="Courier New"/>
-          <w:color w:val="auto"/>
-        </w:rPr>
-      </w:pPr>
-      <w:r>
-        <w:rPr>
-          <w:rFonts w:ascii="Courier New" w:hAnsi="Courier New"/>
-          <w:color w:val="auto"/>
-        </w:rPr>
         <w:t xml:space="preserve">  </w:t>
       </w:r>
       <w:r>
@@ -15036,7 +15688,693 @@
           <w:color w:val="auto"/>
           <w:sz w:val="21"/>
         </w:rPr>
-        <w:t>println(angle);</w:t>
+        <w:t>else if (overNinety()) {</w:t>
+      </w:r>
+    </w:p>
+    <w:p>
+      <w:pPr>
+        <w:pStyle w:val="Code"/>
+        <w:rPr>
+          <w:rFonts w:ascii="Courier New" w:hAnsi="Courier New"/>
+          <w:color w:val="auto"/>
+        </w:rPr>
+      </w:pPr>
+      <w:r>
+        <w:rPr>
+          <w:rFonts w:ascii="Courier New" w:hAnsi="Courier New"/>
+          <w:color w:val="auto"/>
+        </w:rPr>
+        <w:t xml:space="preserve">    </w:t>
+      </w:r>
+      <w:r>
+        <w:rPr>
+          <w:rFonts w:ascii="Courier New" w:hAnsi="Courier New"/>
+          <w:b w:val="false"/>
+          <w:color w:val="auto"/>
+          <w:sz w:val="21"/>
+        </w:rPr>
+        <w:t>zeroOver=false;</w:t>
+      </w:r>
+    </w:p>
+    <w:p>
+      <w:pPr>
+        <w:pStyle w:val="Code"/>
+        <w:rPr>
+          <w:rFonts w:ascii="Courier New" w:hAnsi="Courier New"/>
+          <w:color w:val="auto"/>
+        </w:rPr>
+      </w:pPr>
+      <w:r>
+        <w:rPr>
+          <w:rFonts w:ascii="Courier New" w:hAnsi="Courier New"/>
+          <w:color w:val="auto"/>
+        </w:rPr>
+        <w:t xml:space="preserve">    </w:t>
+      </w:r>
+      <w:r>
+        <w:rPr>
+          <w:rFonts w:ascii="Courier New" w:hAnsi="Courier New"/>
+          <w:b w:val="false"/>
+          <w:color w:val="auto"/>
+          <w:sz w:val="21"/>
+        </w:rPr>
+        <w:t>fourtyOver=false;</w:t>
+      </w:r>
+    </w:p>
+    <w:p>
+      <w:pPr>
+        <w:pStyle w:val="Code"/>
+        <w:rPr>
+          <w:rFonts w:ascii="Courier New" w:hAnsi="Courier New"/>
+          <w:color w:val="auto"/>
+        </w:rPr>
+      </w:pPr>
+      <w:r>
+        <w:rPr>
+          <w:rFonts w:ascii="Courier New" w:hAnsi="Courier New"/>
+          <w:color w:val="auto"/>
+        </w:rPr>
+        <w:t xml:space="preserve">    </w:t>
+      </w:r>
+      <w:r>
+        <w:rPr>
+          <w:rFonts w:ascii="Courier New" w:hAnsi="Courier New"/>
+          <w:b w:val="false"/>
+          <w:color w:val="auto"/>
+          <w:sz w:val="21"/>
+        </w:rPr>
+        <w:t>ninetyOver=true;</w:t>
+      </w:r>
+    </w:p>
+    <w:p>
+      <w:pPr>
+        <w:pStyle w:val="Code"/>
+        <w:rPr>
+          <w:rFonts w:ascii="Courier New" w:hAnsi="Courier New"/>
+          <w:color w:val="auto"/>
+        </w:rPr>
+      </w:pPr>
+      <w:r>
+        <w:rPr>
+          <w:rFonts w:ascii="Courier New" w:hAnsi="Courier New"/>
+          <w:color w:val="auto"/>
+        </w:rPr>
+        <w:t xml:space="preserve">  </w:t>
+      </w:r>
+      <w:r>
+        <w:rPr>
+          <w:rFonts w:ascii="Courier New" w:hAnsi="Courier New"/>
+          <w:b w:val="false"/>
+          <w:color w:val="auto"/>
+          <w:sz w:val="21"/>
+        </w:rPr>
+        <w:t>}</w:t>
+      </w:r>
+    </w:p>
+    <w:p>
+      <w:pPr>
+        <w:pStyle w:val="Code"/>
+        <w:rPr>
+          <w:rFonts w:ascii="Courier New" w:hAnsi="Courier New"/>
+          <w:color w:val="auto"/>
+        </w:rPr>
+      </w:pPr>
+      <w:r>
+        <w:rPr>
+          <w:rFonts w:ascii="Courier New" w:hAnsi="Courier New"/>
+          <w:color w:val="auto"/>
+        </w:rPr>
+        <w:t xml:space="preserve">  </w:t>
+      </w:r>
+      <w:r>
+        <w:rPr>
+          <w:rFonts w:ascii="Courier New" w:hAnsi="Courier New"/>
+          <w:b w:val="false"/>
+          <w:color w:val="auto"/>
+          <w:sz w:val="21"/>
+        </w:rPr>
+        <w:t>else zeroOver=fourtyOver=ninetyOver=false;</w:t>
+      </w:r>
+    </w:p>
+    <w:p>
+      <w:pPr>
+        <w:pStyle w:val="Code"/>
+        <w:rPr>
+          <w:rFonts w:ascii="Courier New" w:hAnsi="Courier New"/>
+          <w:color w:val="auto"/>
+        </w:rPr>
+      </w:pPr>
+      <w:r>
+        <w:rPr>
+          <w:rFonts w:ascii="Courier New" w:hAnsi="Courier New"/>
+          <w:color w:val="auto"/>
+        </w:rPr>
+        <w:t>}</w:t>
+      </w:r>
+    </w:p>
+    <w:p>
+      <w:pPr>
+        <w:pStyle w:val="Code"/>
+        <w:rPr>
+          <w:rFonts w:ascii="Courier New" w:hAnsi="Courier New"/>
+          <w:color w:val="auto"/>
+        </w:rPr>
+      </w:pPr>
+      <w:r>
+        <w:rPr>
+          <w:rFonts w:ascii="Courier New" w:hAnsi="Courier New"/>
+          <w:color w:val="auto"/>
+        </w:rPr>
+      </w:r>
+    </w:p>
+    <w:p>
+      <w:pPr>
+        <w:pStyle w:val="Code"/>
+        <w:rPr>
+          <w:rFonts w:ascii="Courier New" w:hAnsi="Courier New"/>
+          <w:color w:val="auto"/>
+        </w:rPr>
+      </w:pPr>
+      <w:r>
+        <w:rPr>
+          <w:rFonts w:ascii="Courier New" w:hAnsi="Courier New"/>
+          <w:color w:val="auto"/>
+        </w:rPr>
+        <w:t xml:space="preserve">boolean overZero() { </w:t>
+      </w:r>
+    </w:p>
+    <w:p>
+      <w:pPr>
+        <w:pStyle w:val="Code"/>
+        <w:rPr>
+          <w:rFonts w:ascii="Courier New" w:hAnsi="Courier New"/>
+          <w:color w:val="auto"/>
+        </w:rPr>
+      </w:pPr>
+      <w:r>
+        <w:rPr>
+          <w:rFonts w:ascii="Courier New" w:hAnsi="Courier New"/>
+          <w:color w:val="auto"/>
+        </w:rPr>
+        <w:t xml:space="preserve">  </w:t>
+      </w:r>
+      <w:r>
+        <w:rPr>
+          <w:rFonts w:ascii="Courier New" w:hAnsi="Courier New"/>
+          <w:b w:val="false"/>
+          <w:color w:val="auto"/>
+          <w:sz w:val="21"/>
+        </w:rPr>
+        <w:t>int size=width/3;</w:t>
+      </w:r>
+    </w:p>
+    <w:p>
+      <w:pPr>
+        <w:pStyle w:val="Code"/>
+        <w:rPr>
+          <w:rFonts w:ascii="Courier New" w:hAnsi="Courier New"/>
+          <w:color w:val="auto"/>
+        </w:rPr>
+      </w:pPr>
+      <w:r>
+        <w:rPr>
+          <w:rFonts w:ascii="Courier New" w:hAnsi="Courier New"/>
+          <w:color w:val="auto"/>
+        </w:rPr>
+        <w:t xml:space="preserve">  </w:t>
+      </w:r>
+      <w:r>
+        <w:rPr>
+          <w:rFonts w:ascii="Courier New" w:hAnsi="Courier New"/>
+          <w:b w:val="false"/>
+          <w:color w:val="auto"/>
+          <w:sz w:val="21"/>
+        </w:rPr>
+        <w:t>if (mouseX&gt;=padding &amp;&amp; mouseX&lt;=size-padding &amp;&amp; mouseY&gt;=padding &amp;&amp; mouseY&lt;=size-padding) {</w:t>
+      </w:r>
+    </w:p>
+    <w:p>
+      <w:pPr>
+        <w:pStyle w:val="Code"/>
+        <w:rPr>
+          <w:rFonts w:ascii="Courier New" w:hAnsi="Courier New"/>
+          <w:color w:val="auto"/>
+        </w:rPr>
+      </w:pPr>
+      <w:r>
+        <w:rPr>
+          <w:rFonts w:ascii="Courier New" w:hAnsi="Courier New"/>
+          <w:color w:val="auto"/>
+        </w:rPr>
+        <w:t xml:space="preserve">    </w:t>
+      </w:r>
+      <w:r>
+        <w:rPr>
+          <w:rFonts w:ascii="Courier New" w:hAnsi="Courier New"/>
+          <w:b w:val="false"/>
+          <w:color w:val="auto"/>
+          <w:sz w:val="21"/>
+        </w:rPr>
+        <w:t>return true;</w:t>
+      </w:r>
+    </w:p>
+    <w:p>
+      <w:pPr>
+        <w:pStyle w:val="Code"/>
+        <w:rPr>
+          <w:rFonts w:ascii="Courier New" w:hAnsi="Courier New"/>
+          <w:color w:val="auto"/>
+        </w:rPr>
+      </w:pPr>
+      <w:r>
+        <w:rPr>
+          <w:rFonts w:ascii="Courier New" w:hAnsi="Courier New"/>
+          <w:color w:val="auto"/>
+        </w:rPr>
+        <w:t xml:space="preserve">  </w:t>
+      </w:r>
+      <w:r>
+        <w:rPr>
+          <w:rFonts w:ascii="Courier New" w:hAnsi="Courier New"/>
+          <w:b w:val="false"/>
+          <w:color w:val="auto"/>
+          <w:sz w:val="21"/>
+        </w:rPr>
+        <w:t>} else {</w:t>
+      </w:r>
+    </w:p>
+    <w:p>
+      <w:pPr>
+        <w:pStyle w:val="Code"/>
+        <w:rPr>
+          <w:rFonts w:ascii="Courier New" w:hAnsi="Courier New"/>
+          <w:color w:val="auto"/>
+        </w:rPr>
+      </w:pPr>
+      <w:r>
+        <w:rPr>
+          <w:rFonts w:ascii="Courier New" w:hAnsi="Courier New"/>
+          <w:color w:val="auto"/>
+        </w:rPr>
+        <w:t xml:space="preserve">    </w:t>
+      </w:r>
+      <w:r>
+        <w:rPr>
+          <w:rFonts w:ascii="Courier New" w:hAnsi="Courier New"/>
+          <w:b w:val="false"/>
+          <w:color w:val="auto"/>
+          <w:sz w:val="21"/>
+        </w:rPr>
+        <w:t>return false;</w:t>
+      </w:r>
+    </w:p>
+    <w:p>
+      <w:pPr>
+        <w:pStyle w:val="Code"/>
+        <w:rPr>
+          <w:rFonts w:ascii="Courier New" w:hAnsi="Courier New"/>
+          <w:color w:val="auto"/>
+        </w:rPr>
+      </w:pPr>
+      <w:r>
+        <w:rPr>
+          <w:rFonts w:ascii="Courier New" w:hAnsi="Courier New"/>
+          <w:color w:val="auto"/>
+        </w:rPr>
+        <w:t xml:space="preserve">  </w:t>
+      </w:r>
+      <w:r>
+        <w:rPr>
+          <w:rFonts w:ascii="Courier New" w:hAnsi="Courier New"/>
+          <w:b w:val="false"/>
+          <w:color w:val="auto"/>
+          <w:sz w:val="21"/>
+        </w:rPr>
+        <w:t>}</w:t>
+      </w:r>
+    </w:p>
+    <w:p>
+      <w:pPr>
+        <w:pStyle w:val="Code"/>
+        <w:rPr>
+          <w:rFonts w:ascii="Courier New" w:hAnsi="Courier New"/>
+          <w:color w:val="auto"/>
+        </w:rPr>
+      </w:pPr>
+      <w:r>
+        <w:rPr>
+          <w:rFonts w:ascii="Courier New" w:hAnsi="Courier New"/>
+          <w:color w:val="auto"/>
+        </w:rPr>
+        <w:t>}</w:t>
+      </w:r>
+    </w:p>
+    <w:p>
+      <w:pPr>
+        <w:pStyle w:val="Code"/>
+        <w:rPr>
+          <w:rFonts w:ascii="Courier New" w:hAnsi="Courier New"/>
+          <w:color w:val="auto"/>
+        </w:rPr>
+      </w:pPr>
+      <w:r>
+        <w:rPr>
+          <w:rFonts w:ascii="Courier New" w:hAnsi="Courier New"/>
+          <w:color w:val="auto"/>
+        </w:rPr>
+        <w:t xml:space="preserve">boolean overyFourty() { </w:t>
+      </w:r>
+    </w:p>
+    <w:p>
+      <w:pPr>
+        <w:pStyle w:val="Code"/>
+        <w:rPr>
+          <w:rFonts w:ascii="Courier New" w:hAnsi="Courier New"/>
+          <w:color w:val="auto"/>
+        </w:rPr>
+      </w:pPr>
+      <w:r>
+        <w:rPr>
+          <w:rFonts w:ascii="Courier New" w:hAnsi="Courier New"/>
+          <w:color w:val="auto"/>
+        </w:rPr>
+        <w:t xml:space="preserve">  </w:t>
+      </w:r>
+      <w:r>
+        <w:rPr>
+          <w:rFonts w:ascii="Courier New" w:hAnsi="Courier New"/>
+          <w:b w:val="false"/>
+          <w:color w:val="auto"/>
+          <w:sz w:val="21"/>
+        </w:rPr>
+        <w:t>int size=width/3;</w:t>
+      </w:r>
+    </w:p>
+    <w:p>
+      <w:pPr>
+        <w:pStyle w:val="Code"/>
+        <w:rPr>
+          <w:rFonts w:ascii="Courier New" w:hAnsi="Courier New"/>
+          <w:color w:val="auto"/>
+        </w:rPr>
+      </w:pPr>
+      <w:r>
+        <w:rPr>
+          <w:rFonts w:ascii="Courier New" w:hAnsi="Courier New"/>
+          <w:color w:val="auto"/>
+        </w:rPr>
+        <w:t xml:space="preserve">  </w:t>
+      </w:r>
+      <w:r>
+        <w:rPr>
+          <w:rFonts w:ascii="Courier New" w:hAnsi="Courier New"/>
+          <w:b w:val="false"/>
+          <w:color w:val="auto"/>
+          <w:sz w:val="21"/>
+        </w:rPr>
+        <w:t>if (mouseX&gt;=padding+size &amp;&amp; mouseX&lt;=size*2-padding &amp;&amp; mouseY&gt;=padding &amp;&amp; mouseY&lt;=size-padding) {</w:t>
+      </w:r>
+    </w:p>
+    <w:p>
+      <w:pPr>
+        <w:pStyle w:val="Code"/>
+        <w:rPr>
+          <w:rFonts w:ascii="Courier New" w:hAnsi="Courier New"/>
+          <w:color w:val="auto"/>
+        </w:rPr>
+      </w:pPr>
+      <w:r>
+        <w:rPr>
+          <w:rFonts w:ascii="Courier New" w:hAnsi="Courier New"/>
+          <w:color w:val="auto"/>
+        </w:rPr>
+        <w:t xml:space="preserve">    </w:t>
+      </w:r>
+      <w:r>
+        <w:rPr>
+          <w:rFonts w:ascii="Courier New" w:hAnsi="Courier New"/>
+          <w:b w:val="false"/>
+          <w:color w:val="auto"/>
+          <w:sz w:val="21"/>
+        </w:rPr>
+        <w:t>return true;</w:t>
+      </w:r>
+    </w:p>
+    <w:p>
+      <w:pPr>
+        <w:pStyle w:val="Code"/>
+        <w:rPr>
+          <w:rFonts w:ascii="Courier New" w:hAnsi="Courier New"/>
+          <w:color w:val="auto"/>
+        </w:rPr>
+      </w:pPr>
+      <w:r>
+        <w:rPr>
+          <w:rFonts w:ascii="Courier New" w:hAnsi="Courier New"/>
+          <w:color w:val="auto"/>
+        </w:rPr>
+        <w:t xml:space="preserve">  </w:t>
+      </w:r>
+      <w:r>
+        <w:rPr>
+          <w:rFonts w:ascii="Courier New" w:hAnsi="Courier New"/>
+          <w:b w:val="false"/>
+          <w:color w:val="auto"/>
+          <w:sz w:val="21"/>
+        </w:rPr>
+        <w:t>} else {</w:t>
+      </w:r>
+    </w:p>
+    <w:p>
+      <w:pPr>
+        <w:pStyle w:val="Code"/>
+        <w:rPr>
+          <w:rFonts w:ascii="Courier New" w:hAnsi="Courier New"/>
+          <w:color w:val="auto"/>
+        </w:rPr>
+      </w:pPr>
+      <w:r>
+        <w:rPr>
+          <w:rFonts w:ascii="Courier New" w:hAnsi="Courier New"/>
+          <w:color w:val="auto"/>
+        </w:rPr>
+        <w:t xml:space="preserve">    </w:t>
+      </w:r>
+      <w:r>
+        <w:rPr>
+          <w:rFonts w:ascii="Courier New" w:hAnsi="Courier New"/>
+          <w:b w:val="false"/>
+          <w:color w:val="auto"/>
+          <w:sz w:val="21"/>
+        </w:rPr>
+        <w:t>return false;</w:t>
+      </w:r>
+    </w:p>
+    <w:p>
+      <w:pPr>
+        <w:pStyle w:val="Code"/>
+        <w:rPr>
+          <w:rFonts w:ascii="Courier New" w:hAnsi="Courier New"/>
+          <w:color w:val="auto"/>
+        </w:rPr>
+      </w:pPr>
+      <w:r>
+        <w:rPr>
+          <w:rFonts w:ascii="Courier New" w:hAnsi="Courier New"/>
+          <w:color w:val="auto"/>
+        </w:rPr>
+        <w:t xml:space="preserve">  </w:t>
+      </w:r>
+      <w:r>
+        <w:rPr>
+          <w:rFonts w:ascii="Courier New" w:hAnsi="Courier New"/>
+          <w:b w:val="false"/>
+          <w:color w:val="auto"/>
+          <w:sz w:val="21"/>
+        </w:rPr>
+        <w:t>}</w:t>
+      </w:r>
+    </w:p>
+    <w:p>
+      <w:pPr>
+        <w:pStyle w:val="Code"/>
+        <w:rPr>
+          <w:rFonts w:ascii="Courier New" w:hAnsi="Courier New"/>
+          <w:color w:val="auto"/>
+        </w:rPr>
+      </w:pPr>
+      <w:r>
+        <w:rPr>
+          <w:rFonts w:ascii="Courier New" w:hAnsi="Courier New"/>
+          <w:color w:val="auto"/>
+        </w:rPr>
+        <w:t>}</w:t>
+      </w:r>
+    </w:p>
+    <w:p>
+      <w:pPr>
+        <w:pStyle w:val="Code"/>
+        <w:rPr>
+          <w:rFonts w:ascii="Courier New" w:hAnsi="Courier New"/>
+          <w:color w:val="auto"/>
+        </w:rPr>
+      </w:pPr>
+      <w:r>
+        <w:rPr>
+          <w:rFonts w:ascii="Courier New" w:hAnsi="Courier New"/>
+          <w:color w:val="auto"/>
+        </w:rPr>
+        <w:t xml:space="preserve">boolean overNinety() { </w:t>
+      </w:r>
+    </w:p>
+    <w:p>
+      <w:pPr>
+        <w:pStyle w:val="Code"/>
+        <w:rPr>
+          <w:rFonts w:ascii="Courier New" w:hAnsi="Courier New"/>
+          <w:color w:val="auto"/>
+        </w:rPr>
+      </w:pPr>
+      <w:r>
+        <w:rPr>
+          <w:rFonts w:ascii="Courier New" w:hAnsi="Courier New"/>
+          <w:color w:val="auto"/>
+        </w:rPr>
+        <w:t xml:space="preserve">  </w:t>
+      </w:r>
+      <w:r>
+        <w:rPr>
+          <w:rFonts w:ascii="Courier New" w:hAnsi="Courier New"/>
+          <w:b w:val="false"/>
+          <w:color w:val="auto"/>
+          <w:sz w:val="21"/>
+        </w:rPr>
+        <w:t>int size=width/3;</w:t>
+      </w:r>
+    </w:p>
+    <w:p>
+      <w:pPr>
+        <w:pStyle w:val="Code"/>
+        <w:rPr>
+          <w:rFonts w:ascii="Courier New" w:hAnsi="Courier New"/>
+          <w:color w:val="auto"/>
+        </w:rPr>
+      </w:pPr>
+      <w:r>
+        <w:rPr>
+          <w:rFonts w:ascii="Courier New" w:hAnsi="Courier New"/>
+          <w:color w:val="auto"/>
+        </w:rPr>
+        <w:t xml:space="preserve">  </w:t>
+      </w:r>
+      <w:r>
+        <w:rPr>
+          <w:rFonts w:ascii="Courier New" w:hAnsi="Courier New"/>
+          <w:b w:val="false"/>
+          <w:color w:val="auto"/>
+          <w:sz w:val="21"/>
+        </w:rPr>
+        <w:t>if (mouseX&gt;=padding+size*2 &amp;&amp; mouseX&lt;=size*3-padding &amp;&amp; mouseY&gt;=padding &amp;&amp; mouseY&lt;=size-padding) {</w:t>
+      </w:r>
+    </w:p>
+    <w:p>
+      <w:pPr>
+        <w:pStyle w:val="Code"/>
+        <w:rPr>
+          <w:rFonts w:ascii="Courier New" w:hAnsi="Courier New"/>
+          <w:color w:val="auto"/>
+        </w:rPr>
+      </w:pPr>
+      <w:r>
+        <w:rPr>
+          <w:rFonts w:ascii="Courier New" w:hAnsi="Courier New"/>
+          <w:color w:val="auto"/>
+        </w:rPr>
+        <w:t xml:space="preserve">    </w:t>
+      </w:r>
+      <w:r>
+        <w:rPr>
+          <w:rFonts w:ascii="Courier New" w:hAnsi="Courier New"/>
+          <w:b w:val="false"/>
+          <w:color w:val="auto"/>
+          <w:sz w:val="21"/>
+        </w:rPr>
+        <w:t>return true;</w:t>
+      </w:r>
+    </w:p>
+    <w:p>
+      <w:pPr>
+        <w:pStyle w:val="Code"/>
+        <w:rPr>
+          <w:rFonts w:ascii="Courier New" w:hAnsi="Courier New"/>
+          <w:color w:val="auto"/>
+        </w:rPr>
+      </w:pPr>
+      <w:r>
+        <w:rPr>
+          <w:rFonts w:ascii="Courier New" w:hAnsi="Courier New"/>
+          <w:color w:val="auto"/>
+        </w:rPr>
+        <w:t xml:space="preserve">  </w:t>
+      </w:r>
+      <w:r>
+        <w:rPr>
+          <w:rFonts w:ascii="Courier New" w:hAnsi="Courier New"/>
+          <w:b w:val="false"/>
+          <w:color w:val="auto"/>
+          <w:sz w:val="21"/>
+        </w:rPr>
+        <w:t>} else {</w:t>
+      </w:r>
+    </w:p>
+    <w:p>
+      <w:pPr>
+        <w:pStyle w:val="Code"/>
+        <w:rPr>
+          <w:rFonts w:ascii="Courier New" w:hAnsi="Courier New"/>
+          <w:color w:val="auto"/>
+        </w:rPr>
+      </w:pPr>
+      <w:r>
+        <w:rPr>
+          <w:rFonts w:ascii="Courier New" w:hAnsi="Courier New"/>
+          <w:color w:val="auto"/>
+        </w:rPr>
+        <w:t xml:space="preserve">    </w:t>
+      </w:r>
+      <w:r>
+        <w:rPr>
+          <w:rFonts w:ascii="Courier New" w:hAnsi="Courier New"/>
+          <w:b w:val="false"/>
+          <w:color w:val="auto"/>
+          <w:sz w:val="21"/>
+        </w:rPr>
+        <w:t>return false;</w:t>
+      </w:r>
+    </w:p>
+    <w:p>
+      <w:pPr>
+        <w:pStyle w:val="Code"/>
+        <w:rPr>
+          <w:rFonts w:ascii="Courier New" w:hAnsi="Courier New"/>
+          <w:color w:val="auto"/>
+        </w:rPr>
+      </w:pPr>
+      <w:r>
+        <w:rPr>
+          <w:rFonts w:ascii="Courier New" w:hAnsi="Courier New"/>
+          <w:color w:val="auto"/>
+        </w:rPr>
+        <w:t xml:space="preserve">  </w:t>
+      </w:r>
+      <w:r>
+        <w:rPr>
+          <w:rFonts w:ascii="Courier New" w:hAnsi="Courier New"/>
+          <w:b w:val="false"/>
+          <w:color w:val="auto"/>
+          <w:sz w:val="21"/>
+        </w:rPr>
+        <w:t>}</w:t>
       </w:r>
     </w:p>
     <w:p>
@@ -15162,6 +16500,69 @@
           <w:rFonts w:ascii="Courier New" w:hAnsi="Courier New"/>
           <w:color w:val="auto"/>
         </w:rPr>
+        <w:t>#define ZERO_BUTTON 7</w:t>
+      </w:r>
+    </w:p>
+    <w:p>
+      <w:pPr>
+        <w:pStyle w:val="Code"/>
+        <w:rPr>
+          <w:rFonts w:ascii="Courier New" w:hAnsi="Courier New"/>
+          <w:color w:val="auto"/>
+        </w:rPr>
+      </w:pPr>
+      <w:r>
+        <w:rPr>
+          <w:rFonts w:ascii="Courier New" w:hAnsi="Courier New"/>
+          <w:color w:val="auto"/>
+        </w:rPr>
+        <w:t>#define FOURTY_FIVE_BUTTON 6</w:t>
+      </w:r>
+    </w:p>
+    <w:p>
+      <w:pPr>
+        <w:pStyle w:val="Code"/>
+        <w:rPr>
+          <w:rFonts w:ascii="Courier New" w:hAnsi="Courier New"/>
+          <w:color w:val="auto"/>
+        </w:rPr>
+      </w:pPr>
+      <w:r>
+        <w:rPr>
+          <w:rFonts w:ascii="Courier New" w:hAnsi="Courier New"/>
+          <w:color w:val="auto"/>
+        </w:rPr>
+        <w:t>#define NINETY_BUTTON 5</w:t>
+      </w:r>
+    </w:p>
+    <w:p>
+      <w:pPr>
+        <w:pStyle w:val="Code"/>
+        <w:rPr>
+          <w:rFonts w:ascii="Courier New" w:hAnsi="Courier New"/>
+          <w:color w:val="auto"/>
+        </w:rPr>
+      </w:pPr>
+      <w:r>
+        <w:rPr>
+          <w:rFonts w:ascii="Courier New" w:hAnsi="Courier New"/>
+          <w:color w:val="auto"/>
+        </w:rPr>
+      </w:r>
+    </w:p>
+    <w:p>
+      <w:pPr>
+        <w:pStyle w:val="Code"/>
+        <w:rPr>
+          <w:rFonts w:ascii="Courier New" w:hAnsi="Courier New"/>
+          <w:color w:val="auto"/>
+        </w:rPr>
+      </w:pPr>
+      <w:r>
+        <w:rPr>
+          <w:rFonts w:ascii="Courier New" w:hAnsi="Courier New"/>
+          <w:color w:val="auto"/>
+        </w:rPr>
         <w:t>const int servoPin = 12;</w:t>
       </w:r>
     </w:p>
@@ -15275,6 +16676,81 @@
           <w:rFonts w:ascii="Courier New" w:hAnsi="Courier New"/>
           <w:color w:val="auto"/>
         </w:rPr>
+        <w:t xml:space="preserve">  </w:t>
+      </w:r>
+      <w:r>
+        <w:rPr>
+          <w:rFonts w:ascii="Courier New" w:hAnsi="Courier New"/>
+          <w:b w:val="false"/>
+          <w:color w:val="auto"/>
+          <w:sz w:val="21"/>
+        </w:rPr>
+        <w:t>pinMode(ZERO_BUTTON, INPUT);</w:t>
+      </w:r>
+    </w:p>
+    <w:p>
+      <w:pPr>
+        <w:pStyle w:val="Code"/>
+        <w:rPr>
+          <w:rFonts w:ascii="Courier New" w:hAnsi="Courier New"/>
+          <w:color w:val="auto"/>
+        </w:rPr>
+      </w:pPr>
+      <w:r>
+        <w:rPr>
+          <w:rFonts w:ascii="Courier New" w:hAnsi="Courier New"/>
+          <w:color w:val="auto"/>
+        </w:rPr>
+        <w:t xml:space="preserve">  </w:t>
+      </w:r>
+      <w:r>
+        <w:rPr>
+          <w:rFonts w:ascii="Courier New" w:hAnsi="Courier New"/>
+          <w:b w:val="false"/>
+          <w:color w:val="auto"/>
+          <w:sz w:val="21"/>
+        </w:rPr>
+        <w:t>pinMode(FOURTY_FIVE_BUTTON, INPUT);</w:t>
+      </w:r>
+    </w:p>
+    <w:p>
+      <w:pPr>
+        <w:pStyle w:val="Code"/>
+        <w:rPr>
+          <w:rFonts w:ascii="Courier New" w:hAnsi="Courier New"/>
+          <w:color w:val="auto"/>
+        </w:rPr>
+      </w:pPr>
+      <w:r>
+        <w:rPr>
+          <w:rFonts w:ascii="Courier New" w:hAnsi="Courier New"/>
+          <w:color w:val="auto"/>
+        </w:rPr>
+        <w:t xml:space="preserve">  </w:t>
+      </w:r>
+      <w:r>
+        <w:rPr>
+          <w:rFonts w:ascii="Courier New" w:hAnsi="Courier New"/>
+          <w:b w:val="false"/>
+          <w:color w:val="auto"/>
+          <w:sz w:val="21"/>
+        </w:rPr>
+        <w:t>pinMode(NINETY_BUTTON, INPUT);</w:t>
+      </w:r>
+    </w:p>
+    <w:p>
+      <w:pPr>
+        <w:pStyle w:val="Code"/>
+        <w:rPr>
+          <w:rFonts w:ascii="Courier New" w:hAnsi="Courier New"/>
+          <w:color w:val="auto"/>
+        </w:rPr>
+      </w:pPr>
+      <w:r>
+        <w:rPr>
+          <w:rFonts w:ascii="Courier New" w:hAnsi="Courier New"/>
+          <w:color w:val="auto"/>
+        </w:rPr>
         <w:t>}</w:t>
       </w:r>
     </w:p>
@@ -15347,7 +16823,7 @@
           <w:color w:val="auto"/>
           <w:sz w:val="21"/>
         </w:rPr>
-        <w:t>Serial.print("Enter angle. ");</w:t>
+        <w:t>bool zeroClicked=(bool) digitalRead(ZERO_BUTTON);</w:t>
       </w:r>
     </w:p>
     <w:p>
@@ -15372,7 +16848,7 @@
           <w:color w:val="auto"/>
           <w:sz w:val="21"/>
         </w:rPr>
-        <w:t>while (Serial.available()==0) {}</w:t>
+        <w:t>bool fourtyFiveClicked=(bool) digitalRead(FOURTY_FIVE_BUTTON);</w:t>
       </w:r>
     </w:p>
     <w:p>
@@ -15397,7 +16873,7 @@
           <w:color w:val="auto"/>
           <w:sz w:val="21"/>
         </w:rPr>
-        <w:t>long angle=Serial.parseInt(SKIP_ALL);</w:t>
+        <w:t>bool ninetyClicked=(bool) digitalRead(NINETY_BUTTON);</w:t>
       </w:r>
     </w:p>
     <w:p>
@@ -15415,6 +16891,22 @@
         </w:rPr>
         <w:t xml:space="preserve">  </w:t>
       </w:r>
+    </w:p>
+    <w:p>
+      <w:pPr>
+        <w:pStyle w:val="Code"/>
+        <w:rPr>
+          <w:rFonts w:ascii="Courier New" w:hAnsi="Courier New"/>
+          <w:color w:val="auto"/>
+        </w:rPr>
+      </w:pPr>
+      <w:r>
+        <w:rPr>
+          <w:rFonts w:ascii="Courier New" w:hAnsi="Courier New"/>
+          <w:color w:val="auto"/>
+        </w:rPr>
+        <w:t xml:space="preserve">  </w:t>
+      </w:r>
       <w:r>
         <w:rPr>
           <w:rFonts w:ascii="Courier New" w:hAnsi="Courier New"/>
@@ -15422,7 +16914,57 @@
           <w:color w:val="auto"/>
           <w:sz w:val="21"/>
         </w:rPr>
-        <w:t>Serial.println(angle);</w:t>
+        <w:t>if (zeroClicked) {</w:t>
+      </w:r>
+    </w:p>
+    <w:p>
+      <w:pPr>
+        <w:pStyle w:val="Code"/>
+        <w:rPr>
+          <w:rFonts w:ascii="Courier New" w:hAnsi="Courier New"/>
+          <w:color w:val="auto"/>
+        </w:rPr>
+      </w:pPr>
+      <w:r>
+        <w:rPr>
+          <w:rFonts w:ascii="Courier New" w:hAnsi="Courier New"/>
+          <w:color w:val="auto"/>
+        </w:rPr>
+        <w:t xml:space="preserve">    </w:t>
+      </w:r>
+      <w:r>
+        <w:rPr>
+          <w:rFonts w:ascii="Courier New" w:hAnsi="Courier New"/>
+          <w:b w:val="false"/>
+          <w:color w:val="auto"/>
+          <w:sz w:val="21"/>
+        </w:rPr>
+        <w:t>servo.write(0);</w:t>
+      </w:r>
+    </w:p>
+    <w:p>
+      <w:pPr>
+        <w:pStyle w:val="Code"/>
+        <w:rPr>
+          <w:rFonts w:ascii="Courier New" w:hAnsi="Courier New"/>
+          <w:color w:val="auto"/>
+        </w:rPr>
+      </w:pPr>
+      <w:r>
+        <w:rPr>
+          <w:rFonts w:ascii="Courier New" w:hAnsi="Courier New"/>
+          <w:color w:val="auto"/>
+        </w:rPr>
+        <w:t xml:space="preserve">    </w:t>
+      </w:r>
+      <w:r>
+        <w:rPr>
+          <w:rFonts w:ascii="Courier New" w:hAnsi="Courier New"/>
+          <w:b w:val="false"/>
+          <w:color w:val="auto"/>
+          <w:sz w:val="21"/>
+        </w:rPr>
+        <w:t>Serial.println("0");</w:t>
       </w:r>
     </w:p>
     <w:p>
@@ -15447,7 +16989,7 @@
           <w:color w:val="auto"/>
           <w:sz w:val="21"/>
         </w:rPr>
-        <w:t>servo.write(angle);</w:t>
+        <w:t>}</w:t>
       </w:r>
     </w:p>
     <w:p>
@@ -15472,6 +17014,206 @@
           <w:color w:val="auto"/>
           <w:sz w:val="21"/>
         </w:rPr>
+        <w:t>if (fourtyFiveClicked) {</w:t>
+      </w:r>
+    </w:p>
+    <w:p>
+      <w:pPr>
+        <w:pStyle w:val="Code"/>
+        <w:rPr>
+          <w:rFonts w:ascii="Courier New" w:hAnsi="Courier New"/>
+          <w:color w:val="auto"/>
+        </w:rPr>
+      </w:pPr>
+      <w:r>
+        <w:rPr>
+          <w:rFonts w:ascii="Courier New" w:hAnsi="Courier New"/>
+          <w:color w:val="auto"/>
+        </w:rPr>
+        <w:t xml:space="preserve">    </w:t>
+      </w:r>
+      <w:r>
+        <w:rPr>
+          <w:rFonts w:ascii="Courier New" w:hAnsi="Courier New"/>
+          <w:b w:val="false"/>
+          <w:color w:val="auto"/>
+          <w:sz w:val="21"/>
+        </w:rPr>
+        <w:t>servo.write(45);</w:t>
+      </w:r>
+    </w:p>
+    <w:p>
+      <w:pPr>
+        <w:pStyle w:val="Code"/>
+        <w:rPr>
+          <w:rFonts w:ascii="Courier New" w:hAnsi="Courier New"/>
+          <w:color w:val="auto"/>
+        </w:rPr>
+      </w:pPr>
+      <w:r>
+        <w:rPr>
+          <w:rFonts w:ascii="Courier New" w:hAnsi="Courier New"/>
+          <w:color w:val="auto"/>
+        </w:rPr>
+        <w:t xml:space="preserve">    </w:t>
+      </w:r>
+      <w:r>
+        <w:rPr>
+          <w:rFonts w:ascii="Courier New" w:hAnsi="Courier New"/>
+          <w:b w:val="false"/>
+          <w:color w:val="auto"/>
+          <w:sz w:val="21"/>
+        </w:rPr>
+        <w:t>Serial.println("45");</w:t>
+      </w:r>
+    </w:p>
+    <w:p>
+      <w:pPr>
+        <w:pStyle w:val="Code"/>
+        <w:rPr>
+          <w:rFonts w:ascii="Courier New" w:hAnsi="Courier New"/>
+          <w:color w:val="auto"/>
+        </w:rPr>
+      </w:pPr>
+      <w:r>
+        <w:rPr>
+          <w:rFonts w:ascii="Courier New" w:hAnsi="Courier New"/>
+          <w:color w:val="auto"/>
+        </w:rPr>
+        <w:t xml:space="preserve">  </w:t>
+      </w:r>
+      <w:r>
+        <w:rPr>
+          <w:rFonts w:ascii="Courier New" w:hAnsi="Courier New"/>
+          <w:b w:val="false"/>
+          <w:color w:val="auto"/>
+          <w:sz w:val="21"/>
+        </w:rPr>
+        <w:t>}</w:t>
+      </w:r>
+    </w:p>
+    <w:p>
+      <w:pPr>
+        <w:pStyle w:val="Code"/>
+        <w:rPr>
+          <w:rFonts w:ascii="Courier New" w:hAnsi="Courier New"/>
+          <w:color w:val="auto"/>
+        </w:rPr>
+      </w:pPr>
+      <w:r>
+        <w:rPr>
+          <w:rFonts w:ascii="Courier New" w:hAnsi="Courier New"/>
+          <w:color w:val="auto"/>
+        </w:rPr>
+        <w:t xml:space="preserve">  </w:t>
+      </w:r>
+      <w:r>
+        <w:rPr>
+          <w:rFonts w:ascii="Courier New" w:hAnsi="Courier New"/>
+          <w:b w:val="false"/>
+          <w:color w:val="auto"/>
+          <w:sz w:val="21"/>
+        </w:rPr>
+        <w:t>if (ninetyClicked) {</w:t>
+      </w:r>
+    </w:p>
+    <w:p>
+      <w:pPr>
+        <w:pStyle w:val="Code"/>
+        <w:rPr>
+          <w:rFonts w:ascii="Courier New" w:hAnsi="Courier New"/>
+          <w:color w:val="auto"/>
+        </w:rPr>
+      </w:pPr>
+      <w:r>
+        <w:rPr>
+          <w:rFonts w:ascii="Courier New" w:hAnsi="Courier New"/>
+          <w:color w:val="auto"/>
+        </w:rPr>
+        <w:t xml:space="preserve">    </w:t>
+      </w:r>
+      <w:r>
+        <w:rPr>
+          <w:rFonts w:ascii="Courier New" w:hAnsi="Courier New"/>
+          <w:b w:val="false"/>
+          <w:color w:val="auto"/>
+          <w:sz w:val="21"/>
+        </w:rPr>
+        <w:t>servo.write(90);</w:t>
+      </w:r>
+    </w:p>
+    <w:p>
+      <w:pPr>
+        <w:pStyle w:val="Code"/>
+        <w:rPr>
+          <w:rFonts w:ascii="Courier New" w:hAnsi="Courier New"/>
+          <w:color w:val="auto"/>
+        </w:rPr>
+      </w:pPr>
+      <w:r>
+        <w:rPr>
+          <w:rFonts w:ascii="Courier New" w:hAnsi="Courier New"/>
+          <w:color w:val="auto"/>
+        </w:rPr>
+        <w:t xml:space="preserve">    </w:t>
+      </w:r>
+      <w:r>
+        <w:rPr>
+          <w:rFonts w:ascii="Courier New" w:hAnsi="Courier New"/>
+          <w:b w:val="false"/>
+          <w:color w:val="auto"/>
+          <w:sz w:val="21"/>
+        </w:rPr>
+        <w:t>Serial.println("90");</w:t>
+      </w:r>
+    </w:p>
+    <w:p>
+      <w:pPr>
+        <w:pStyle w:val="Code"/>
+        <w:rPr>
+          <w:rFonts w:ascii="Courier New" w:hAnsi="Courier New"/>
+          <w:color w:val="auto"/>
+        </w:rPr>
+      </w:pPr>
+      <w:r>
+        <w:rPr>
+          <w:rFonts w:ascii="Courier New" w:hAnsi="Courier New"/>
+          <w:color w:val="auto"/>
+        </w:rPr>
+        <w:t xml:space="preserve">  </w:t>
+      </w:r>
+      <w:r>
+        <w:rPr>
+          <w:rFonts w:ascii="Courier New" w:hAnsi="Courier New"/>
+          <w:b w:val="false"/>
+          <w:color w:val="auto"/>
+          <w:sz w:val="21"/>
+        </w:rPr>
+        <w:t>}</w:t>
+      </w:r>
+    </w:p>
+    <w:p>
+      <w:pPr>
+        <w:pStyle w:val="Code"/>
+        <w:rPr>
+          <w:rFonts w:ascii="Courier New" w:hAnsi="Courier New"/>
+          <w:color w:val="auto"/>
+        </w:rPr>
+      </w:pPr>
+      <w:r>
+        <w:rPr>
+          <w:rFonts w:ascii="Courier New" w:hAnsi="Courier New"/>
+          <w:color w:val="auto"/>
+        </w:rPr>
+        <w:t xml:space="preserve">  </w:t>
+      </w:r>
+      <w:r>
+        <w:rPr>
+          <w:rFonts w:ascii="Courier New" w:hAnsi="Courier New"/>
+          <w:b w:val="false"/>
+          <w:color w:val="auto"/>
+          <w:sz w:val="21"/>
+        </w:rPr>
         <w:t>delay(100);</w:t>
       </w:r>
     </w:p>
@@ -15501,7 +17243,6 @@
       </w:pPr>
       <w:r>
         <w:rPr>
-          <w:rFonts w:ascii="Courier New" w:hAnsi="Courier New"/>
           <w:color w:val="auto"/>
         </w:rPr>
       </w:r>
@@ -15552,7 +17293,7 @@
             <wp:positionV relativeFrom="paragraph">
               <wp:posOffset>635</wp:posOffset>
             </wp:positionV>
-            <wp:extent cx="7441565" cy="4563110"/>
+            <wp:extent cx="7331710" cy="4789805"/>
             <wp:effectExtent l="0" t="0" r="0" b="0"/>
             <wp:wrapSquare wrapText="largest"/>
             <wp:docPr id="14" name="Зображення13" descr=""/>
@@ -15577,7 +17318,7 @@
                   <pic:spPr bwMode="auto">
                     <a:xfrm>
                       <a:off x="0" y="0"/>
-                      <a:ext cx="7441565" cy="4563110"/>
+                      <a:ext cx="7331710" cy="4789805"/>
                     </a:xfrm>
                     <a:prstGeom prst="rect">
                       <a:avLst/>
@@ -15617,7 +17358,7 @@
         <w:rPr>
           <w:rStyle w:val="Hyperlink"/>
         </w:rPr>
-        <w:t>https://youtu.be/HtUReFO5UAI</w:t>
+        <w:t>https://youtu.be/R-hZPysj-bE</w:t>
       </w:r>
       <w:r>
         <w:rPr/>
@@ -15659,15 +17400,7 @@
       </w:pPr>
       <w:r>
         <w:rPr/>
-        <w:t xml:space="preserve">По виконанню, </w:t>
-      </w:r>
-      <w:r>
-        <w:rPr/>
-        <w:t>благодаттю Господа нашого Ісуса Христа,</w:t>
-      </w:r>
-      <w:r>
-        <w:rPr/>
-        <w:t xml:space="preserve"> роботу було навчено </w:t>
+        <w:t xml:space="preserve">По виконанню, благодаттю Господа нашого Ісуса Христа, роботу було навчено </w:t>
       </w:r>
       <w:r>
         <w:rPr>
@@ -16944,7 +18677,7 @@
   </w:style>
   <w:style w:type="paragraph" w:styleId="IndexHeading">
     <w:name w:val="index heading"/>
-    <w:basedOn w:val="Style12"/>
+    <w:basedOn w:val="user"/>
     <w:pPr/>
     <w:rPr/>
   </w:style>

--- a/32IV Inzhenerija vbudovanyh/K5/KNT-122_Onyshchenko_Variant-19_K5.docx
+++ b/32IV Inzhenerija vbudovanyh/K5/KNT-122_Onyshchenko_Variant-19_K5.docx
@@ -14495,25 +14495,21 @@
       </w:pPr>
       <w:r>
         <w:rPr>
-          <w:rFonts w:ascii="Courier New" w:hAnsi="Courier New"/>
           <w:b w:val="false"/>
           <w:bCs w:val="false"/>
-          <w:color w:val="auto"/>
-          <w:lang w:val="en-US"/>
-        </w:rPr>
-      </w:r>
-    </w:p>
-    <w:p>
-      <w:pPr>
-        <w:pStyle w:val="Code"/>
-        <w:rPr>
-          <w:rFonts w:ascii="Courier New" w:hAnsi="Courier New"/>
-          <w:color w:val="auto"/>
-        </w:rPr>
-      </w:pPr>
-      <w:r>
-        <w:rPr>
-          <w:rFonts w:ascii="Courier New" w:hAnsi="Courier New"/>
+        </w:rPr>
+      </w:r>
+    </w:p>
+    <w:p>
+      <w:pPr>
+        <w:pStyle w:val="Code"/>
+        <w:rPr>
+          <w:rFonts w:ascii="Courier New" w:hAnsi="Courier New"/>
+          <w:color w:val="auto"/>
+        </w:rPr>
+      </w:pPr>
+      <w:r>
+        <w:rPr>
           <w:color w:val="auto"/>
         </w:rPr>
         <w:t>int padding=10;</w:t>
@@ -14529,7 +14525,6 @@
       </w:pPr>
       <w:r>
         <w:rPr>
-          <w:rFonts w:ascii="Courier New" w:hAnsi="Courier New"/>
           <w:color w:val="auto"/>
         </w:rPr>
         <w:t>boolean zeroOver=false;</w:t>
@@ -14545,7 +14540,6 @@
       </w:pPr>
       <w:r>
         <w:rPr>
-          <w:rFonts w:ascii="Courier New" w:hAnsi="Courier New"/>
           <w:color w:val="auto"/>
         </w:rPr>
         <w:t>boolean fourtyOver=false;</w:t>
@@ -14561,7 +14555,6 @@
       </w:pPr>
       <w:r>
         <w:rPr>
-          <w:rFonts w:ascii="Courier New" w:hAnsi="Courier New"/>
           <w:color w:val="auto"/>
         </w:rPr>
         <w:t>boolean ninetyOver=false;</w:t>
@@ -14577,7 +14570,6 @@
       </w:pPr>
       <w:r>
         <w:rPr>
-          <w:rFonts w:ascii="Courier New" w:hAnsi="Courier New"/>
           <w:color w:val="auto"/>
         </w:rPr>
         <w:t>color highlightColor = color(245, 245, 245);</w:t>
@@ -14593,7 +14585,6 @@
       </w:pPr>
       <w:r>
         <w:rPr>
-          <w:rFonts w:ascii="Courier New" w:hAnsi="Courier New"/>
           <w:color w:val="auto"/>
         </w:rPr>
         <w:t>int fontSize=50;</w:t>
@@ -14609,22 +14600,20 @@
       </w:pPr>
       <w:r>
         <w:rPr>
-          <w:rFonts w:ascii="Courier New" w:hAnsi="Courier New"/>
-          <w:color w:val="auto"/>
-        </w:rPr>
-      </w:r>
-    </w:p>
-    <w:p>
-      <w:pPr>
-        <w:pStyle w:val="Code"/>
-        <w:rPr>
-          <w:rFonts w:ascii="Courier New" w:hAnsi="Courier New"/>
-          <w:color w:val="auto"/>
-        </w:rPr>
-      </w:pPr>
-      <w:r>
-        <w:rPr>
-          <w:rFonts w:ascii="Courier New" w:hAnsi="Courier New"/>
+          <w:color w:val="auto"/>
+        </w:rPr>
+      </w:r>
+    </w:p>
+    <w:p>
+      <w:pPr>
+        <w:pStyle w:val="Code"/>
+        <w:rPr>
+          <w:rFonts w:ascii="Courier New" w:hAnsi="Courier New"/>
+          <w:color w:val="auto"/>
+        </w:rPr>
+      </w:pPr>
+      <w:r>
+        <w:rPr>
           <w:color w:val="auto"/>
         </w:rPr>
         <w:t>void setup() {</w:t>
@@ -14640,14 +14629,12 @@
       </w:pPr>
       <w:r>
         <w:rPr>
-          <w:rFonts w:ascii="Courier New" w:hAnsi="Courier New"/>
           <w:color w:val="auto"/>
         </w:rPr>
         <w:t xml:space="preserve">  </w:t>
       </w:r>
       <w:r>
         <w:rPr>
-          <w:rFonts w:ascii="Courier New" w:hAnsi="Courier New"/>
           <w:b w:val="false"/>
           <w:color w:val="auto"/>
           <w:sz w:val="21"/>
@@ -14665,7 +14652,6 @@
       </w:pPr>
       <w:r>
         <w:rPr>
-          <w:rFonts w:ascii="Courier New" w:hAnsi="Courier New"/>
           <w:color w:val="auto"/>
         </w:rPr>
         <w:t>}</w:t>
@@ -14681,22 +14667,20 @@
       </w:pPr>
       <w:r>
         <w:rPr>
-          <w:rFonts w:ascii="Courier New" w:hAnsi="Courier New"/>
-          <w:color w:val="auto"/>
-        </w:rPr>
-      </w:r>
-    </w:p>
-    <w:p>
-      <w:pPr>
-        <w:pStyle w:val="Code"/>
-        <w:rPr>
-          <w:rFonts w:ascii="Courier New" w:hAnsi="Courier New"/>
-          <w:color w:val="auto"/>
-        </w:rPr>
-      </w:pPr>
-      <w:r>
-        <w:rPr>
-          <w:rFonts w:ascii="Courier New" w:hAnsi="Courier New"/>
+          <w:color w:val="auto"/>
+        </w:rPr>
+      </w:r>
+    </w:p>
+    <w:p>
+      <w:pPr>
+        <w:pStyle w:val="Code"/>
+        <w:rPr>
+          <w:rFonts w:ascii="Courier New" w:hAnsi="Courier New"/>
+          <w:color w:val="auto"/>
+        </w:rPr>
+      </w:pPr>
+      <w:r>
+        <w:rPr>
           <w:color w:val="auto"/>
         </w:rPr>
         <w:t>void draw() {</w:t>
@@ -14712,14 +14696,12 @@
       </w:pPr>
       <w:r>
         <w:rPr>
-          <w:rFonts w:ascii="Courier New" w:hAnsi="Courier New"/>
           <w:color w:val="auto"/>
         </w:rPr>
         <w:t xml:space="preserve">  </w:t>
       </w:r>
       <w:r>
         <w:rPr>
-          <w:rFonts w:ascii="Courier New" w:hAnsi="Courier New"/>
           <w:b w:val="false"/>
           <w:color w:val="auto"/>
           <w:sz w:val="21"/>
@@ -14737,14 +14719,12 @@
       </w:pPr>
       <w:r>
         <w:rPr>
-          <w:rFonts w:ascii="Courier New" w:hAnsi="Courier New"/>
           <w:color w:val="auto"/>
         </w:rPr>
         <w:t xml:space="preserve">  </w:t>
       </w:r>
       <w:r>
         <w:rPr>
-          <w:rFonts w:ascii="Courier New" w:hAnsi="Courier New"/>
           <w:b w:val="false"/>
           <w:color w:val="auto"/>
           <w:sz w:val="21"/>
@@ -14762,14 +14742,12 @@
       </w:pPr>
       <w:r>
         <w:rPr>
-          <w:rFonts w:ascii="Courier New" w:hAnsi="Courier New"/>
           <w:color w:val="auto"/>
         </w:rPr>
         <w:t xml:space="preserve">  </w:t>
       </w:r>
       <w:r>
         <w:rPr>
-          <w:rFonts w:ascii="Courier New" w:hAnsi="Courier New"/>
           <w:b w:val="false"/>
           <w:color w:val="auto"/>
           <w:sz w:val="21"/>
@@ -14787,14 +14765,12 @@
       </w:pPr>
       <w:r>
         <w:rPr>
-          <w:rFonts w:ascii="Courier New" w:hAnsi="Courier New"/>
           <w:color w:val="auto"/>
         </w:rPr>
         <w:t xml:space="preserve">  </w:t>
       </w:r>
       <w:r>
         <w:rPr>
-          <w:rFonts w:ascii="Courier New" w:hAnsi="Courier New"/>
           <w:b w:val="false"/>
           <w:color w:val="auto"/>
           <w:sz w:val="21"/>
@@ -14812,14 +14788,12 @@
       </w:pPr>
       <w:r>
         <w:rPr>
-          <w:rFonts w:ascii="Courier New" w:hAnsi="Courier New"/>
           <w:color w:val="auto"/>
         </w:rPr>
         <w:t xml:space="preserve">  </w:t>
       </w:r>
       <w:r>
         <w:rPr>
-          <w:rFonts w:ascii="Courier New" w:hAnsi="Courier New"/>
           <w:b w:val="false"/>
           <w:color w:val="auto"/>
           <w:sz w:val="21"/>
@@ -14837,29 +14811,26 @@
       </w:pPr>
       <w:r>
         <w:rPr>
-          <w:rFonts w:ascii="Courier New" w:hAnsi="Courier New"/>
-          <w:color w:val="auto"/>
-        </w:rPr>
-      </w:r>
-    </w:p>
-    <w:p>
-      <w:pPr>
-        <w:pStyle w:val="Code"/>
-        <w:rPr>
-          <w:rFonts w:ascii="Courier New" w:hAnsi="Courier New"/>
-          <w:color w:val="auto"/>
-        </w:rPr>
-      </w:pPr>
-      <w:r>
-        <w:rPr>
-          <w:rFonts w:ascii="Courier New" w:hAnsi="Courier New"/>
+          <w:color w:val="auto"/>
+        </w:rPr>
+      </w:r>
+    </w:p>
+    <w:p>
+      <w:pPr>
+        <w:pStyle w:val="Code"/>
+        <w:rPr>
+          <w:rFonts w:ascii="Courier New" w:hAnsi="Courier New"/>
+          <w:color w:val="auto"/>
+        </w:rPr>
+      </w:pPr>
+      <w:r>
+        <w:rPr>
           <w:color w:val="auto"/>
         </w:rPr>
         <w:t xml:space="preserve">  </w:t>
       </w:r>
       <w:r>
         <w:rPr>
-          <w:rFonts w:ascii="Courier New" w:hAnsi="Courier New"/>
           <w:b w:val="false"/>
           <w:color w:val="auto"/>
           <w:sz w:val="21"/>
@@ -14877,14 +14848,12 @@
       </w:pPr>
       <w:r>
         <w:rPr>
-          <w:rFonts w:ascii="Courier New" w:hAnsi="Courier New"/>
           <w:color w:val="auto"/>
         </w:rPr>
         <w:t xml:space="preserve">  </w:t>
       </w:r>
       <w:r>
         <w:rPr>
-          <w:rFonts w:ascii="Courier New" w:hAnsi="Courier New"/>
           <w:b w:val="false"/>
           <w:color w:val="auto"/>
           <w:sz w:val="21"/>
@@ -14902,14 +14871,12 @@
       </w:pPr>
       <w:r>
         <w:rPr>
-          <w:rFonts w:ascii="Courier New" w:hAnsi="Courier New"/>
           <w:color w:val="auto"/>
         </w:rPr>
         <w:t xml:space="preserve">  </w:t>
       </w:r>
       <w:r>
         <w:rPr>
-          <w:rFonts w:ascii="Courier New" w:hAnsi="Courier New"/>
           <w:b w:val="false"/>
           <w:color w:val="auto"/>
           <w:sz w:val="21"/>
@@ -14927,14 +14894,12 @@
       </w:pPr>
       <w:r>
         <w:rPr>
-          <w:rFonts w:ascii="Courier New" w:hAnsi="Courier New"/>
           <w:color w:val="auto"/>
         </w:rPr>
         <w:t xml:space="preserve">  </w:t>
       </w:r>
       <w:r>
         <w:rPr>
-          <w:rFonts w:ascii="Courier New" w:hAnsi="Courier New"/>
           <w:b w:val="false"/>
           <w:color w:val="auto"/>
           <w:sz w:val="21"/>
@@ -14952,14 +14917,12 @@
       </w:pPr>
       <w:r>
         <w:rPr>
-          <w:rFonts w:ascii="Courier New" w:hAnsi="Courier New"/>
           <w:color w:val="auto"/>
         </w:rPr>
         <w:t xml:space="preserve">  </w:t>
       </w:r>
       <w:r>
         <w:rPr>
-          <w:rFonts w:ascii="Courier New" w:hAnsi="Courier New"/>
           <w:b w:val="false"/>
           <w:color w:val="auto"/>
           <w:sz w:val="21"/>
@@ -14977,29 +14940,26 @@
       </w:pPr>
       <w:r>
         <w:rPr>
-          <w:rFonts w:ascii="Courier New" w:hAnsi="Courier New"/>
-          <w:color w:val="auto"/>
-        </w:rPr>
-      </w:r>
-    </w:p>
-    <w:p>
-      <w:pPr>
-        <w:pStyle w:val="Code"/>
-        <w:rPr>
-          <w:rFonts w:ascii="Courier New" w:hAnsi="Courier New"/>
-          <w:color w:val="auto"/>
-        </w:rPr>
-      </w:pPr>
-      <w:r>
-        <w:rPr>
-          <w:rFonts w:ascii="Courier New" w:hAnsi="Courier New"/>
+          <w:color w:val="auto"/>
+        </w:rPr>
+      </w:r>
+    </w:p>
+    <w:p>
+      <w:pPr>
+        <w:pStyle w:val="Code"/>
+        <w:rPr>
+          <w:rFonts w:ascii="Courier New" w:hAnsi="Courier New"/>
+          <w:color w:val="auto"/>
+        </w:rPr>
+      </w:pPr>
+      <w:r>
+        <w:rPr>
           <w:color w:val="auto"/>
         </w:rPr>
         <w:t xml:space="preserve">  </w:t>
       </w:r>
       <w:r>
         <w:rPr>
-          <w:rFonts w:ascii="Courier New" w:hAnsi="Courier New"/>
           <w:b w:val="false"/>
           <w:color w:val="auto"/>
           <w:sz w:val="21"/>
@@ -15017,14 +14977,12 @@
       </w:pPr>
       <w:r>
         <w:rPr>
-          <w:rFonts w:ascii="Courier New" w:hAnsi="Courier New"/>
           <w:color w:val="auto"/>
         </w:rPr>
         <w:t xml:space="preserve">  </w:t>
       </w:r>
       <w:r>
         <w:rPr>
-          <w:rFonts w:ascii="Courier New" w:hAnsi="Courier New"/>
           <w:b w:val="false"/>
           <w:color w:val="auto"/>
           <w:sz w:val="21"/>
@@ -15042,14 +15000,12 @@
       </w:pPr>
       <w:r>
         <w:rPr>
-          <w:rFonts w:ascii="Courier New" w:hAnsi="Courier New"/>
           <w:color w:val="auto"/>
         </w:rPr>
         <w:t xml:space="preserve">  </w:t>
       </w:r>
       <w:r>
         <w:rPr>
-          <w:rFonts w:ascii="Courier New" w:hAnsi="Courier New"/>
           <w:b w:val="false"/>
           <w:color w:val="auto"/>
           <w:sz w:val="21"/>
@@ -15067,14 +15023,12 @@
       </w:pPr>
       <w:r>
         <w:rPr>
-          <w:rFonts w:ascii="Courier New" w:hAnsi="Courier New"/>
           <w:color w:val="auto"/>
         </w:rPr>
         <w:t xml:space="preserve">  </w:t>
       </w:r>
       <w:r>
         <w:rPr>
-          <w:rFonts w:ascii="Courier New" w:hAnsi="Courier New"/>
           <w:b w:val="false"/>
           <w:color w:val="auto"/>
           <w:sz w:val="21"/>
@@ -15092,14 +15046,12 @@
       </w:pPr>
       <w:r>
         <w:rPr>
-          <w:rFonts w:ascii="Courier New" w:hAnsi="Courier New"/>
           <w:color w:val="auto"/>
         </w:rPr>
         <w:t xml:space="preserve">  </w:t>
       </w:r>
       <w:r>
         <w:rPr>
-          <w:rFonts w:ascii="Courier New" w:hAnsi="Courier New"/>
           <w:b w:val="false"/>
           <w:color w:val="auto"/>
           <w:sz w:val="21"/>
@@ -15117,29 +15069,26 @@
       </w:pPr>
       <w:r>
         <w:rPr>
-          <w:rFonts w:ascii="Courier New" w:hAnsi="Courier New"/>
-          <w:color w:val="auto"/>
-        </w:rPr>
-      </w:r>
-    </w:p>
-    <w:p>
-      <w:pPr>
-        <w:pStyle w:val="Code"/>
-        <w:rPr>
-          <w:rFonts w:ascii="Courier New" w:hAnsi="Courier New"/>
-          <w:color w:val="auto"/>
-        </w:rPr>
-      </w:pPr>
-      <w:r>
-        <w:rPr>
-          <w:rFonts w:ascii="Courier New" w:hAnsi="Courier New"/>
+          <w:color w:val="auto"/>
+        </w:rPr>
+      </w:r>
+    </w:p>
+    <w:p>
+      <w:pPr>
+        <w:pStyle w:val="Code"/>
+        <w:rPr>
+          <w:rFonts w:ascii="Courier New" w:hAnsi="Courier New"/>
+          <w:color w:val="auto"/>
+        </w:rPr>
+      </w:pPr>
+      <w:r>
+        <w:rPr>
           <w:color w:val="auto"/>
         </w:rPr>
         <w:t xml:space="preserve">  </w:t>
       </w:r>
       <w:r>
         <w:rPr>
-          <w:rFonts w:ascii="Courier New" w:hAnsi="Courier New"/>
           <w:b w:val="false"/>
           <w:color w:val="auto"/>
           <w:sz w:val="21"/>
@@ -15157,14 +15106,12 @@
       </w:pPr>
       <w:r>
         <w:rPr>
-          <w:rFonts w:ascii="Courier New" w:hAnsi="Courier New"/>
           <w:color w:val="auto"/>
         </w:rPr>
         <w:t xml:space="preserve">  </w:t>
       </w:r>
       <w:r>
         <w:rPr>
-          <w:rFonts w:ascii="Courier New" w:hAnsi="Courier New"/>
           <w:b w:val="false"/>
           <w:color w:val="auto"/>
           <w:sz w:val="21"/>
@@ -15182,14 +15129,12 @@
       </w:pPr>
       <w:r>
         <w:rPr>
-          <w:rFonts w:ascii="Courier New" w:hAnsi="Courier New"/>
           <w:color w:val="auto"/>
         </w:rPr>
         <w:t xml:space="preserve">  </w:t>
       </w:r>
       <w:r>
         <w:rPr>
-          <w:rFonts w:ascii="Courier New" w:hAnsi="Courier New"/>
           <w:b w:val="false"/>
           <w:color w:val="auto"/>
           <w:sz w:val="21"/>
@@ -15207,14 +15152,12 @@
       </w:pPr>
       <w:r>
         <w:rPr>
-          <w:rFonts w:ascii="Courier New" w:hAnsi="Courier New"/>
           <w:color w:val="auto"/>
         </w:rPr>
         <w:t xml:space="preserve">  </w:t>
       </w:r>
       <w:r>
         <w:rPr>
-          <w:rFonts w:ascii="Courier New" w:hAnsi="Courier New"/>
           <w:b w:val="false"/>
           <w:color w:val="auto"/>
           <w:sz w:val="21"/>
@@ -15232,14 +15175,12 @@
       </w:pPr>
       <w:r>
         <w:rPr>
-          <w:rFonts w:ascii="Courier New" w:hAnsi="Courier New"/>
           <w:color w:val="auto"/>
         </w:rPr>
         <w:t xml:space="preserve">  </w:t>
       </w:r>
       <w:r>
         <w:rPr>
-          <w:rFonts w:ascii="Courier New" w:hAnsi="Courier New"/>
           <w:b w:val="false"/>
           <w:color w:val="auto"/>
           <w:sz w:val="21"/>
@@ -15257,7 +15198,6 @@
       </w:pPr>
       <w:r>
         <w:rPr>
-          <w:rFonts w:ascii="Courier New" w:hAnsi="Courier New"/>
           <w:color w:val="auto"/>
         </w:rPr>
         <w:t>}</w:t>
@@ -15273,22 +15213,20 @@
       </w:pPr>
       <w:r>
         <w:rPr>
-          <w:rFonts w:ascii="Courier New" w:hAnsi="Courier New"/>
-          <w:color w:val="auto"/>
-        </w:rPr>
-      </w:r>
-    </w:p>
-    <w:p>
-      <w:pPr>
-        <w:pStyle w:val="Code"/>
-        <w:rPr>
-          <w:rFonts w:ascii="Courier New" w:hAnsi="Courier New"/>
-          <w:color w:val="auto"/>
-        </w:rPr>
-      </w:pPr>
-      <w:r>
-        <w:rPr>
-          <w:rFonts w:ascii="Courier New" w:hAnsi="Courier New"/>
+          <w:color w:val="auto"/>
+        </w:rPr>
+      </w:r>
+    </w:p>
+    <w:p>
+      <w:pPr>
+        <w:pStyle w:val="Code"/>
+        <w:rPr>
+          <w:rFonts w:ascii="Courier New" w:hAnsi="Courier New"/>
+          <w:color w:val="auto"/>
+        </w:rPr>
+      </w:pPr>
+      <w:r>
+        <w:rPr>
           <w:color w:val="auto"/>
         </w:rPr>
         <w:t>void mousePressed() {</w:t>
@@ -15304,14 +15242,12 @@
       </w:pPr>
       <w:r>
         <w:rPr>
-          <w:rFonts w:ascii="Courier New" w:hAnsi="Courier New"/>
           <w:color w:val="auto"/>
         </w:rPr>
         <w:t xml:space="preserve">  </w:t>
       </w:r>
       <w:r>
         <w:rPr>
-          <w:rFonts w:ascii="Courier New" w:hAnsi="Courier New"/>
           <w:b w:val="false"/>
           <w:color w:val="auto"/>
           <w:sz w:val="21"/>
@@ -15329,14 +15265,12 @@
       </w:pPr>
       <w:r>
         <w:rPr>
-          <w:rFonts w:ascii="Courier New" w:hAnsi="Courier New"/>
           <w:color w:val="auto"/>
         </w:rPr>
         <w:t xml:space="preserve">  </w:t>
       </w:r>
       <w:r>
         <w:rPr>
-          <w:rFonts w:ascii="Courier New" w:hAnsi="Courier New"/>
           <w:b w:val="false"/>
           <w:color w:val="auto"/>
           <w:sz w:val="21"/>
@@ -15354,14 +15288,12 @@
       </w:pPr>
       <w:r>
         <w:rPr>
-          <w:rFonts w:ascii="Courier New" w:hAnsi="Courier New"/>
           <w:color w:val="auto"/>
         </w:rPr>
         <w:t xml:space="preserve">  </w:t>
       </w:r>
       <w:r>
         <w:rPr>
-          <w:rFonts w:ascii="Courier New" w:hAnsi="Courier New"/>
           <w:b w:val="false"/>
           <w:color w:val="auto"/>
           <w:sz w:val="21"/>
@@ -15379,7 +15311,6 @@
       </w:pPr>
       <w:r>
         <w:rPr>
-          <w:rFonts w:ascii="Courier New" w:hAnsi="Courier New"/>
           <w:color w:val="auto"/>
         </w:rPr>
         <w:t>}</w:t>
@@ -15395,22 +15326,20 @@
       </w:pPr>
       <w:r>
         <w:rPr>
-          <w:rFonts w:ascii="Courier New" w:hAnsi="Courier New"/>
-          <w:color w:val="auto"/>
-        </w:rPr>
-      </w:r>
-    </w:p>
-    <w:p>
-      <w:pPr>
-        <w:pStyle w:val="Code"/>
-        <w:rPr>
-          <w:rFonts w:ascii="Courier New" w:hAnsi="Courier New"/>
-          <w:color w:val="auto"/>
-        </w:rPr>
-      </w:pPr>
-      <w:r>
-        <w:rPr>
-          <w:rFonts w:ascii="Courier New" w:hAnsi="Courier New"/>
+          <w:color w:val="auto"/>
+        </w:rPr>
+      </w:r>
+    </w:p>
+    <w:p>
+      <w:pPr>
+        <w:pStyle w:val="Code"/>
+        <w:rPr>
+          <w:rFonts w:ascii="Courier New" w:hAnsi="Courier New"/>
+          <w:color w:val="auto"/>
+        </w:rPr>
+      </w:pPr>
+      <w:r>
+        <w:rPr>
           <w:color w:val="auto"/>
         </w:rPr>
         <w:t>void update(int x,int y) {</w:t>
@@ -15426,14 +15355,12 @@
       </w:pPr>
       <w:r>
         <w:rPr>
-          <w:rFonts w:ascii="Courier New" w:hAnsi="Courier New"/>
           <w:color w:val="auto"/>
         </w:rPr>
         <w:t xml:space="preserve">  </w:t>
       </w:r>
       <w:r>
         <w:rPr>
-          <w:rFonts w:ascii="Courier New" w:hAnsi="Courier New"/>
           <w:b w:val="false"/>
           <w:color w:val="auto"/>
           <w:sz w:val="21"/>
@@ -15451,14 +15378,12 @@
       </w:pPr>
       <w:r>
         <w:rPr>
-          <w:rFonts w:ascii="Courier New" w:hAnsi="Courier New"/>
           <w:color w:val="auto"/>
         </w:rPr>
         <w:t xml:space="preserve">    </w:t>
       </w:r>
       <w:r>
         <w:rPr>
-          <w:rFonts w:ascii="Courier New" w:hAnsi="Courier New"/>
           <w:b w:val="false"/>
           <w:color w:val="auto"/>
           <w:sz w:val="21"/>
@@ -15476,14 +15401,12 @@
       </w:pPr>
       <w:r>
         <w:rPr>
-          <w:rFonts w:ascii="Courier New" w:hAnsi="Courier New"/>
           <w:color w:val="auto"/>
         </w:rPr>
         <w:t xml:space="preserve">    </w:t>
       </w:r>
       <w:r>
         <w:rPr>
-          <w:rFonts w:ascii="Courier New" w:hAnsi="Courier New"/>
           <w:b w:val="false"/>
           <w:color w:val="auto"/>
           <w:sz w:val="21"/>
@@ -15501,14 +15424,12 @@
       </w:pPr>
       <w:r>
         <w:rPr>
-          <w:rFonts w:ascii="Courier New" w:hAnsi="Courier New"/>
           <w:color w:val="auto"/>
         </w:rPr>
         <w:t xml:space="preserve">    </w:t>
       </w:r>
       <w:r>
         <w:rPr>
-          <w:rFonts w:ascii="Courier New" w:hAnsi="Courier New"/>
           <w:b w:val="false"/>
           <w:color w:val="auto"/>
           <w:sz w:val="21"/>
@@ -15526,14 +15447,12 @@
       </w:pPr>
       <w:r>
         <w:rPr>
-          <w:rFonts w:ascii="Courier New" w:hAnsi="Courier New"/>
           <w:color w:val="auto"/>
         </w:rPr>
         <w:t xml:space="preserve">  </w:t>
       </w:r>
       <w:r>
         <w:rPr>
-          <w:rFonts w:ascii="Courier New" w:hAnsi="Courier New"/>
           <w:b w:val="false"/>
           <w:color w:val="auto"/>
           <w:sz w:val="21"/>
@@ -15551,14 +15470,12 @@
       </w:pPr>
       <w:r>
         <w:rPr>
-          <w:rFonts w:ascii="Courier New" w:hAnsi="Courier New"/>
           <w:color w:val="auto"/>
         </w:rPr>
         <w:t xml:space="preserve">  </w:t>
       </w:r>
       <w:r>
         <w:rPr>
-          <w:rFonts w:ascii="Courier New" w:hAnsi="Courier New"/>
           <w:b w:val="false"/>
           <w:color w:val="auto"/>
           <w:sz w:val="21"/>
@@ -15576,14 +15493,12 @@
       </w:pPr>
       <w:r>
         <w:rPr>
-          <w:rFonts w:ascii="Courier New" w:hAnsi="Courier New"/>
           <w:color w:val="auto"/>
         </w:rPr>
         <w:t xml:space="preserve">    </w:t>
       </w:r>
       <w:r>
         <w:rPr>
-          <w:rFonts w:ascii="Courier New" w:hAnsi="Courier New"/>
           <w:b w:val="false"/>
           <w:color w:val="auto"/>
           <w:sz w:val="21"/>
@@ -15601,14 +15516,12 @@
       </w:pPr>
       <w:r>
         <w:rPr>
-          <w:rFonts w:ascii="Courier New" w:hAnsi="Courier New"/>
           <w:color w:val="auto"/>
         </w:rPr>
         <w:t xml:space="preserve">    </w:t>
       </w:r>
       <w:r>
         <w:rPr>
-          <w:rFonts w:ascii="Courier New" w:hAnsi="Courier New"/>
           <w:b w:val="false"/>
           <w:color w:val="auto"/>
           <w:sz w:val="21"/>
@@ -15626,14 +15539,12 @@
       </w:pPr>
       <w:r>
         <w:rPr>
-          <w:rFonts w:ascii="Courier New" w:hAnsi="Courier New"/>
           <w:color w:val="auto"/>
         </w:rPr>
         <w:t xml:space="preserve">    </w:t>
       </w:r>
       <w:r>
         <w:rPr>
-          <w:rFonts w:ascii="Courier New" w:hAnsi="Courier New"/>
           <w:b w:val="false"/>
           <w:color w:val="auto"/>
           <w:sz w:val="21"/>
@@ -15651,14 +15562,12 @@
       </w:pPr>
       <w:r>
         <w:rPr>
-          <w:rFonts w:ascii="Courier New" w:hAnsi="Courier New"/>
           <w:color w:val="auto"/>
         </w:rPr>
         <w:t xml:space="preserve">  </w:t>
       </w:r>
       <w:r>
         <w:rPr>
-          <w:rFonts w:ascii="Courier New" w:hAnsi="Courier New"/>
           <w:b w:val="false"/>
           <w:color w:val="auto"/>
           <w:sz w:val="21"/>
@@ -15676,14 +15585,12 @@
       </w:pPr>
       <w:r>
         <w:rPr>
-          <w:rFonts w:ascii="Courier New" w:hAnsi="Courier New"/>
           <w:color w:val="auto"/>
         </w:rPr>
         <w:t xml:space="preserve">  </w:t>
       </w:r>
       <w:r>
         <w:rPr>
-          <w:rFonts w:ascii="Courier New" w:hAnsi="Courier New"/>
           <w:b w:val="false"/>
           <w:color w:val="auto"/>
           <w:sz w:val="21"/>
@@ -15701,14 +15608,12 @@
       </w:pPr>
       <w:r>
         <w:rPr>
-          <w:rFonts w:ascii="Courier New" w:hAnsi="Courier New"/>
           <w:color w:val="auto"/>
         </w:rPr>
         <w:t xml:space="preserve">    </w:t>
       </w:r>
       <w:r>
         <w:rPr>
-          <w:rFonts w:ascii="Courier New" w:hAnsi="Courier New"/>
           <w:b w:val="false"/>
           <w:color w:val="auto"/>
           <w:sz w:val="21"/>
@@ -15726,14 +15631,12 @@
       </w:pPr>
       <w:r>
         <w:rPr>
-          <w:rFonts w:ascii="Courier New" w:hAnsi="Courier New"/>
           <w:color w:val="auto"/>
         </w:rPr>
         <w:t xml:space="preserve">    </w:t>
       </w:r>
       <w:r>
         <w:rPr>
-          <w:rFonts w:ascii="Courier New" w:hAnsi="Courier New"/>
           <w:b w:val="false"/>
           <w:color w:val="auto"/>
           <w:sz w:val="21"/>
@@ -15751,14 +15654,12 @@
       </w:pPr>
       <w:r>
         <w:rPr>
-          <w:rFonts w:ascii="Courier New" w:hAnsi="Courier New"/>
           <w:color w:val="auto"/>
         </w:rPr>
         <w:t xml:space="preserve">    </w:t>
       </w:r>
       <w:r>
         <w:rPr>
-          <w:rFonts w:ascii="Courier New" w:hAnsi="Courier New"/>
           <w:b w:val="false"/>
           <w:color w:val="auto"/>
           <w:sz w:val="21"/>
@@ -15776,14 +15677,12 @@
       </w:pPr>
       <w:r>
         <w:rPr>
-          <w:rFonts w:ascii="Courier New" w:hAnsi="Courier New"/>
           <w:color w:val="auto"/>
         </w:rPr>
         <w:t xml:space="preserve">  </w:t>
       </w:r>
       <w:r>
         <w:rPr>
-          <w:rFonts w:ascii="Courier New" w:hAnsi="Courier New"/>
           <w:b w:val="false"/>
           <w:color w:val="auto"/>
           <w:sz w:val="21"/>
@@ -15801,14 +15700,12 @@
       </w:pPr>
       <w:r>
         <w:rPr>
-          <w:rFonts w:ascii="Courier New" w:hAnsi="Courier New"/>
           <w:color w:val="auto"/>
         </w:rPr>
         <w:t xml:space="preserve">  </w:t>
       </w:r>
       <w:r>
         <w:rPr>
-          <w:rFonts w:ascii="Courier New" w:hAnsi="Courier New"/>
           <w:b w:val="false"/>
           <w:color w:val="auto"/>
           <w:sz w:val="21"/>
@@ -15826,7 +15723,6 @@
       </w:pPr>
       <w:r>
         <w:rPr>
-          <w:rFonts w:ascii="Courier New" w:hAnsi="Courier New"/>
           <w:color w:val="auto"/>
         </w:rPr>
         <w:t>}</w:t>
@@ -15842,22 +15738,20 @@
       </w:pPr>
       <w:r>
         <w:rPr>
-          <w:rFonts w:ascii="Courier New" w:hAnsi="Courier New"/>
-          <w:color w:val="auto"/>
-        </w:rPr>
-      </w:r>
-    </w:p>
-    <w:p>
-      <w:pPr>
-        <w:pStyle w:val="Code"/>
-        <w:rPr>
-          <w:rFonts w:ascii="Courier New" w:hAnsi="Courier New"/>
-          <w:color w:val="auto"/>
-        </w:rPr>
-      </w:pPr>
-      <w:r>
-        <w:rPr>
-          <w:rFonts w:ascii="Courier New" w:hAnsi="Courier New"/>
+          <w:color w:val="auto"/>
+        </w:rPr>
+      </w:r>
+    </w:p>
+    <w:p>
+      <w:pPr>
+        <w:pStyle w:val="Code"/>
+        <w:rPr>
+          <w:rFonts w:ascii="Courier New" w:hAnsi="Courier New"/>
+          <w:color w:val="auto"/>
+        </w:rPr>
+      </w:pPr>
+      <w:r>
+        <w:rPr>
           <w:color w:val="auto"/>
         </w:rPr>
         <w:t xml:space="preserve">boolean overZero() { </w:t>
@@ -15873,14 +15767,12 @@
       </w:pPr>
       <w:r>
         <w:rPr>
-          <w:rFonts w:ascii="Courier New" w:hAnsi="Courier New"/>
           <w:color w:val="auto"/>
         </w:rPr>
         <w:t xml:space="preserve">  </w:t>
       </w:r>
       <w:r>
         <w:rPr>
-          <w:rFonts w:ascii="Courier New" w:hAnsi="Courier New"/>
           <w:b w:val="false"/>
           <w:color w:val="auto"/>
           <w:sz w:val="21"/>
@@ -15898,14 +15790,12 @@
       </w:pPr>
       <w:r>
         <w:rPr>
-          <w:rFonts w:ascii="Courier New" w:hAnsi="Courier New"/>
           <w:color w:val="auto"/>
         </w:rPr>
         <w:t xml:space="preserve">  </w:t>
       </w:r>
       <w:r>
         <w:rPr>
-          <w:rFonts w:ascii="Courier New" w:hAnsi="Courier New"/>
           <w:b w:val="false"/>
           <w:color w:val="auto"/>
           <w:sz w:val="21"/>
@@ -15923,14 +15813,12 @@
       </w:pPr>
       <w:r>
         <w:rPr>
-          <w:rFonts w:ascii="Courier New" w:hAnsi="Courier New"/>
           <w:color w:val="auto"/>
         </w:rPr>
         <w:t xml:space="preserve">    </w:t>
       </w:r>
       <w:r>
         <w:rPr>
-          <w:rFonts w:ascii="Courier New" w:hAnsi="Courier New"/>
           <w:b w:val="false"/>
           <w:color w:val="auto"/>
           <w:sz w:val="21"/>
@@ -15948,14 +15836,12 @@
       </w:pPr>
       <w:r>
         <w:rPr>
-          <w:rFonts w:ascii="Courier New" w:hAnsi="Courier New"/>
           <w:color w:val="auto"/>
         </w:rPr>
         <w:t xml:space="preserve">  </w:t>
       </w:r>
       <w:r>
         <w:rPr>
-          <w:rFonts w:ascii="Courier New" w:hAnsi="Courier New"/>
           <w:b w:val="false"/>
           <w:color w:val="auto"/>
           <w:sz w:val="21"/>
@@ -15973,14 +15859,12 @@
       </w:pPr>
       <w:r>
         <w:rPr>
-          <w:rFonts w:ascii="Courier New" w:hAnsi="Courier New"/>
           <w:color w:val="auto"/>
         </w:rPr>
         <w:t xml:space="preserve">    </w:t>
       </w:r>
       <w:r>
         <w:rPr>
-          <w:rFonts w:ascii="Courier New" w:hAnsi="Courier New"/>
           <w:b w:val="false"/>
           <w:color w:val="auto"/>
           <w:sz w:val="21"/>
@@ -15998,14 +15882,12 @@
       </w:pPr>
       <w:r>
         <w:rPr>
-          <w:rFonts w:ascii="Courier New" w:hAnsi="Courier New"/>
           <w:color w:val="auto"/>
         </w:rPr>
         <w:t xml:space="preserve">  </w:t>
       </w:r>
       <w:r>
         <w:rPr>
-          <w:rFonts w:ascii="Courier New" w:hAnsi="Courier New"/>
           <w:b w:val="false"/>
           <w:color w:val="auto"/>
           <w:sz w:val="21"/>
@@ -16023,7 +15905,6 @@
       </w:pPr>
       <w:r>
         <w:rPr>
-          <w:rFonts w:ascii="Courier New" w:hAnsi="Courier New"/>
           <w:color w:val="auto"/>
         </w:rPr>
         <w:t>}</w:t>
@@ -16039,7 +15920,6 @@
       </w:pPr>
       <w:r>
         <w:rPr>
-          <w:rFonts w:ascii="Courier New" w:hAnsi="Courier New"/>
           <w:color w:val="auto"/>
         </w:rPr>
         <w:t xml:space="preserve">boolean overyFourty() { </w:t>
@@ -16055,14 +15935,12 @@
       </w:pPr>
       <w:r>
         <w:rPr>
-          <w:rFonts w:ascii="Courier New" w:hAnsi="Courier New"/>
           <w:color w:val="auto"/>
         </w:rPr>
         <w:t xml:space="preserve">  </w:t>
       </w:r>
       <w:r>
         <w:rPr>
-          <w:rFonts w:ascii="Courier New" w:hAnsi="Courier New"/>
           <w:b w:val="false"/>
           <w:color w:val="auto"/>
           <w:sz w:val="21"/>
@@ -16080,14 +15958,12 @@
       </w:pPr>
       <w:r>
         <w:rPr>
-          <w:rFonts w:ascii="Courier New" w:hAnsi="Courier New"/>
           <w:color w:val="auto"/>
         </w:rPr>
         <w:t xml:space="preserve">  </w:t>
       </w:r>
       <w:r>
         <w:rPr>
-          <w:rFonts w:ascii="Courier New" w:hAnsi="Courier New"/>
           <w:b w:val="false"/>
           <w:color w:val="auto"/>
           <w:sz w:val="21"/>
@@ -16105,14 +15981,12 @@
       </w:pPr>
       <w:r>
         <w:rPr>
-          <w:rFonts w:ascii="Courier New" w:hAnsi="Courier New"/>
           <w:color w:val="auto"/>
         </w:rPr>
         <w:t xml:space="preserve">    </w:t>
       </w:r>
       <w:r>
         <w:rPr>
-          <w:rFonts w:ascii="Courier New" w:hAnsi="Courier New"/>
           <w:b w:val="false"/>
           <w:color w:val="auto"/>
           <w:sz w:val="21"/>
@@ -16130,14 +16004,12 @@
       </w:pPr>
       <w:r>
         <w:rPr>
-          <w:rFonts w:ascii="Courier New" w:hAnsi="Courier New"/>
           <w:color w:val="auto"/>
         </w:rPr>
         <w:t xml:space="preserve">  </w:t>
       </w:r>
       <w:r>
         <w:rPr>
-          <w:rFonts w:ascii="Courier New" w:hAnsi="Courier New"/>
           <w:b w:val="false"/>
           <w:color w:val="auto"/>
           <w:sz w:val="21"/>
@@ -16155,14 +16027,12 @@
       </w:pPr>
       <w:r>
         <w:rPr>
-          <w:rFonts w:ascii="Courier New" w:hAnsi="Courier New"/>
           <w:color w:val="auto"/>
         </w:rPr>
         <w:t xml:space="preserve">    </w:t>
       </w:r>
       <w:r>
         <w:rPr>
-          <w:rFonts w:ascii="Courier New" w:hAnsi="Courier New"/>
           <w:b w:val="false"/>
           <w:color w:val="auto"/>
           <w:sz w:val="21"/>
@@ -16180,14 +16050,12 @@
       </w:pPr>
       <w:r>
         <w:rPr>
-          <w:rFonts w:ascii="Courier New" w:hAnsi="Courier New"/>
           <w:color w:val="auto"/>
         </w:rPr>
         <w:t xml:space="preserve">  </w:t>
       </w:r>
       <w:r>
         <w:rPr>
-          <w:rFonts w:ascii="Courier New" w:hAnsi="Courier New"/>
           <w:b w:val="false"/>
           <w:color w:val="auto"/>
           <w:sz w:val="21"/>
@@ -16205,7 +16073,6 @@
       </w:pPr>
       <w:r>
         <w:rPr>
-          <w:rFonts w:ascii="Courier New" w:hAnsi="Courier New"/>
           <w:color w:val="auto"/>
         </w:rPr>
         <w:t>}</w:t>
@@ -16221,7 +16088,6 @@
       </w:pPr>
       <w:r>
         <w:rPr>
-          <w:rFonts w:ascii="Courier New" w:hAnsi="Courier New"/>
           <w:color w:val="auto"/>
         </w:rPr>
         <w:t xml:space="preserve">boolean overNinety() { </w:t>
@@ -16237,14 +16103,12 @@
       </w:pPr>
       <w:r>
         <w:rPr>
-          <w:rFonts w:ascii="Courier New" w:hAnsi="Courier New"/>
           <w:color w:val="auto"/>
         </w:rPr>
         <w:t xml:space="preserve">  </w:t>
       </w:r>
       <w:r>
         <w:rPr>
-          <w:rFonts w:ascii="Courier New" w:hAnsi="Courier New"/>
           <w:b w:val="false"/>
           <w:color w:val="auto"/>
           <w:sz w:val="21"/>
@@ -16262,14 +16126,12 @@
       </w:pPr>
       <w:r>
         <w:rPr>
-          <w:rFonts w:ascii="Courier New" w:hAnsi="Courier New"/>
           <w:color w:val="auto"/>
         </w:rPr>
         <w:t xml:space="preserve">  </w:t>
       </w:r>
       <w:r>
         <w:rPr>
-          <w:rFonts w:ascii="Courier New" w:hAnsi="Courier New"/>
           <w:b w:val="false"/>
           <w:color w:val="auto"/>
           <w:sz w:val="21"/>
@@ -16287,14 +16149,12 @@
       </w:pPr>
       <w:r>
         <w:rPr>
-          <w:rFonts w:ascii="Courier New" w:hAnsi="Courier New"/>
           <w:color w:val="auto"/>
         </w:rPr>
         <w:t xml:space="preserve">    </w:t>
       </w:r>
       <w:r>
         <w:rPr>
-          <w:rFonts w:ascii="Courier New" w:hAnsi="Courier New"/>
           <w:b w:val="false"/>
           <w:color w:val="auto"/>
           <w:sz w:val="21"/>
@@ -16312,14 +16172,12 @@
       </w:pPr>
       <w:r>
         <w:rPr>
-          <w:rFonts w:ascii="Courier New" w:hAnsi="Courier New"/>
           <w:color w:val="auto"/>
         </w:rPr>
         <w:t xml:space="preserve">  </w:t>
       </w:r>
       <w:r>
         <w:rPr>
-          <w:rFonts w:ascii="Courier New" w:hAnsi="Courier New"/>
           <w:b w:val="false"/>
           <w:color w:val="auto"/>
           <w:sz w:val="21"/>
@@ -16337,14 +16195,12 @@
       </w:pPr>
       <w:r>
         <w:rPr>
-          <w:rFonts w:ascii="Courier New" w:hAnsi="Courier New"/>
           <w:color w:val="auto"/>
         </w:rPr>
         <w:t xml:space="preserve">    </w:t>
       </w:r>
       <w:r>
         <w:rPr>
-          <w:rFonts w:ascii="Courier New" w:hAnsi="Courier New"/>
           <w:b w:val="false"/>
           <w:color w:val="auto"/>
           <w:sz w:val="21"/>
@@ -16362,14 +16218,12 @@
       </w:pPr>
       <w:r>
         <w:rPr>
-          <w:rFonts w:ascii="Courier New" w:hAnsi="Courier New"/>
           <w:color w:val="auto"/>
         </w:rPr>
         <w:t xml:space="preserve">  </w:t>
       </w:r>
       <w:r>
         <w:rPr>
-          <w:rFonts w:ascii="Courier New" w:hAnsi="Courier New"/>
           <w:b w:val="false"/>
           <w:color w:val="auto"/>
           <w:sz w:val="21"/>
@@ -16387,7 +16241,6 @@
       </w:pPr>
       <w:r>
         <w:rPr>
-          <w:rFonts w:ascii="Courier New" w:hAnsi="Courier New"/>
           <w:color w:val="auto"/>
         </w:rPr>
         <w:t>}</w:t>
@@ -16450,7 +16303,6 @@
       </w:pPr>
       <w:r>
         <w:rPr>
-          <w:rFonts w:ascii="Courier New" w:hAnsi="Courier New"/>
           <w:color w:val="auto"/>
         </w:rPr>
         <w:t>#include &lt;Servo.h&gt;</w:t>
@@ -16466,7 +16318,6 @@
       </w:pPr>
       <w:r>
         <w:rPr>
-          <w:rFonts w:ascii="Courier New" w:hAnsi="Courier New"/>
           <w:color w:val="auto"/>
         </w:rPr>
         <w:t>Servo servo;</w:t>
@@ -16482,22 +16333,20 @@
       </w:pPr>
       <w:r>
         <w:rPr>
-          <w:rFonts w:ascii="Courier New" w:hAnsi="Courier New"/>
-          <w:color w:val="auto"/>
-        </w:rPr>
-      </w:r>
-    </w:p>
-    <w:p>
-      <w:pPr>
-        <w:pStyle w:val="Code"/>
-        <w:rPr>
-          <w:rFonts w:ascii="Courier New" w:hAnsi="Courier New"/>
-          <w:color w:val="auto"/>
-        </w:rPr>
-      </w:pPr>
-      <w:r>
-        <w:rPr>
-          <w:rFonts w:ascii="Courier New" w:hAnsi="Courier New"/>
+          <w:color w:val="auto"/>
+        </w:rPr>
+      </w:r>
+    </w:p>
+    <w:p>
+      <w:pPr>
+        <w:pStyle w:val="Code"/>
+        <w:rPr>
+          <w:rFonts w:ascii="Courier New" w:hAnsi="Courier New"/>
+          <w:color w:val="auto"/>
+        </w:rPr>
+      </w:pPr>
+      <w:r>
+        <w:rPr>
           <w:color w:val="auto"/>
         </w:rPr>
         <w:t>#define ZERO_BUTTON 7</w:t>
@@ -16513,7 +16362,6 @@
       </w:pPr>
       <w:r>
         <w:rPr>
-          <w:rFonts w:ascii="Courier New" w:hAnsi="Courier New"/>
           <w:color w:val="auto"/>
         </w:rPr>
         <w:t>#define FOURTY_FIVE_BUTTON 6</w:t>
@@ -16529,7 +16377,6 @@
       </w:pPr>
       <w:r>
         <w:rPr>
-          <w:rFonts w:ascii="Courier New" w:hAnsi="Courier New"/>
           <w:color w:val="auto"/>
         </w:rPr>
         <w:t>#define NINETY_BUTTON 5</w:t>
@@ -16545,22 +16392,20 @@
       </w:pPr>
       <w:r>
         <w:rPr>
-          <w:rFonts w:ascii="Courier New" w:hAnsi="Courier New"/>
-          <w:color w:val="auto"/>
-        </w:rPr>
-      </w:r>
-    </w:p>
-    <w:p>
-      <w:pPr>
-        <w:pStyle w:val="Code"/>
-        <w:rPr>
-          <w:rFonts w:ascii="Courier New" w:hAnsi="Courier New"/>
-          <w:color w:val="auto"/>
-        </w:rPr>
-      </w:pPr>
-      <w:r>
-        <w:rPr>
-          <w:rFonts w:ascii="Courier New" w:hAnsi="Courier New"/>
+          <w:color w:val="auto"/>
+        </w:rPr>
+      </w:r>
+    </w:p>
+    <w:p>
+      <w:pPr>
+        <w:pStyle w:val="Code"/>
+        <w:rPr>
+          <w:rFonts w:ascii="Courier New" w:hAnsi="Courier New"/>
+          <w:color w:val="auto"/>
+        </w:rPr>
+      </w:pPr>
+      <w:r>
+        <w:rPr>
           <w:color w:val="auto"/>
         </w:rPr>
         <w:t>const int servoPin = 12;</w:t>
@@ -16576,22 +16421,20 @@
       </w:pPr>
       <w:r>
         <w:rPr>
-          <w:rFonts w:ascii="Courier New" w:hAnsi="Courier New"/>
-          <w:color w:val="auto"/>
-        </w:rPr>
-      </w:r>
-    </w:p>
-    <w:p>
-      <w:pPr>
-        <w:pStyle w:val="Code"/>
-        <w:rPr>
-          <w:rFonts w:ascii="Courier New" w:hAnsi="Courier New"/>
-          <w:color w:val="auto"/>
-        </w:rPr>
-      </w:pPr>
-      <w:r>
-        <w:rPr>
-          <w:rFonts w:ascii="Courier New" w:hAnsi="Courier New"/>
+          <w:color w:val="auto"/>
+        </w:rPr>
+      </w:r>
+    </w:p>
+    <w:p>
+      <w:pPr>
+        <w:pStyle w:val="Code"/>
+        <w:rPr>
+          <w:rFonts w:ascii="Courier New" w:hAnsi="Courier New"/>
+          <w:color w:val="auto"/>
+        </w:rPr>
+      </w:pPr>
+      <w:r>
+        <w:rPr>
           <w:color w:val="auto"/>
         </w:rPr>
         <w:t>void setup()</w:t>
@@ -16607,7 +16450,6 @@
       </w:pPr>
       <w:r>
         <w:rPr>
-          <w:rFonts w:ascii="Courier New" w:hAnsi="Courier New"/>
           <w:color w:val="auto"/>
         </w:rPr>
         <w:t>{</w:t>
@@ -16623,14 +16465,12 @@
       </w:pPr>
       <w:r>
         <w:rPr>
-          <w:rFonts w:ascii="Courier New" w:hAnsi="Courier New"/>
           <w:color w:val="auto"/>
         </w:rPr>
         <w:t xml:space="preserve">  </w:t>
       </w:r>
       <w:r>
         <w:rPr>
-          <w:rFonts w:ascii="Courier New" w:hAnsi="Courier New"/>
           <w:b w:val="false"/>
           <w:color w:val="auto"/>
           <w:sz w:val="21"/>
@@ -16648,14 +16488,12 @@
       </w:pPr>
       <w:r>
         <w:rPr>
-          <w:rFonts w:ascii="Courier New" w:hAnsi="Courier New"/>
           <w:color w:val="auto"/>
         </w:rPr>
         <w:t xml:space="preserve">  </w:t>
       </w:r>
       <w:r>
         <w:rPr>
-          <w:rFonts w:ascii="Courier New" w:hAnsi="Courier New"/>
           <w:b w:val="false"/>
           <w:color w:val="auto"/>
           <w:sz w:val="21"/>
@@ -16673,14 +16511,12 @@
       </w:pPr>
       <w:r>
         <w:rPr>
-          <w:rFonts w:ascii="Courier New" w:hAnsi="Courier New"/>
           <w:color w:val="auto"/>
         </w:rPr>
         <w:t xml:space="preserve">  </w:t>
       </w:r>
       <w:r>
         <w:rPr>
-          <w:rFonts w:ascii="Courier New" w:hAnsi="Courier New"/>
           <w:b w:val="false"/>
           <w:color w:val="auto"/>
           <w:sz w:val="21"/>
@@ -16698,14 +16534,12 @@
       </w:pPr>
       <w:r>
         <w:rPr>
-          <w:rFonts w:ascii="Courier New" w:hAnsi="Courier New"/>
           <w:color w:val="auto"/>
         </w:rPr>
         <w:t xml:space="preserve">  </w:t>
       </w:r>
       <w:r>
         <w:rPr>
-          <w:rFonts w:ascii="Courier New" w:hAnsi="Courier New"/>
           <w:b w:val="false"/>
           <w:color w:val="auto"/>
           <w:sz w:val="21"/>
@@ -16723,14 +16557,12 @@
       </w:pPr>
       <w:r>
         <w:rPr>
-          <w:rFonts w:ascii="Courier New" w:hAnsi="Courier New"/>
           <w:color w:val="auto"/>
         </w:rPr>
         <w:t xml:space="preserve">  </w:t>
       </w:r>
       <w:r>
         <w:rPr>
-          <w:rFonts w:ascii="Courier New" w:hAnsi="Courier New"/>
           <w:b w:val="false"/>
           <w:color w:val="auto"/>
           <w:sz w:val="21"/>
@@ -16748,7 +16580,6 @@
       </w:pPr>
       <w:r>
         <w:rPr>
-          <w:rFonts w:ascii="Courier New" w:hAnsi="Courier New"/>
           <w:color w:val="auto"/>
         </w:rPr>
         <w:t>}</w:t>
@@ -16764,22 +16595,20 @@
       </w:pPr>
       <w:r>
         <w:rPr>
-          <w:rFonts w:ascii="Courier New" w:hAnsi="Courier New"/>
-          <w:color w:val="auto"/>
-        </w:rPr>
-      </w:r>
-    </w:p>
-    <w:p>
-      <w:pPr>
-        <w:pStyle w:val="Code"/>
-        <w:rPr>
-          <w:rFonts w:ascii="Courier New" w:hAnsi="Courier New"/>
-          <w:color w:val="auto"/>
-        </w:rPr>
-      </w:pPr>
-      <w:r>
-        <w:rPr>
-          <w:rFonts w:ascii="Courier New" w:hAnsi="Courier New"/>
+          <w:color w:val="auto"/>
+        </w:rPr>
+      </w:r>
+    </w:p>
+    <w:p>
+      <w:pPr>
+        <w:pStyle w:val="Code"/>
+        <w:rPr>
+          <w:rFonts w:ascii="Courier New" w:hAnsi="Courier New"/>
+          <w:color w:val="auto"/>
+        </w:rPr>
+      </w:pPr>
+      <w:r>
+        <w:rPr>
           <w:color w:val="auto"/>
         </w:rPr>
         <w:t>void loop()</w:t>
@@ -16795,7 +16624,6 @@
       </w:pPr>
       <w:r>
         <w:rPr>
-          <w:rFonts w:ascii="Courier New" w:hAnsi="Courier New"/>
           <w:color w:val="auto"/>
         </w:rPr>
         <w:t>{</w:t>
@@ -16811,14 +16639,12 @@
       </w:pPr>
       <w:r>
         <w:rPr>
-          <w:rFonts w:ascii="Courier New" w:hAnsi="Courier New"/>
           <w:color w:val="auto"/>
         </w:rPr>
         <w:t xml:space="preserve">  </w:t>
       </w:r>
       <w:r>
         <w:rPr>
-          <w:rFonts w:ascii="Courier New" w:hAnsi="Courier New"/>
           <w:b w:val="false"/>
           <w:color w:val="auto"/>
           <w:sz w:val="21"/>
@@ -16836,14 +16662,12 @@
       </w:pPr>
       <w:r>
         <w:rPr>
-          <w:rFonts w:ascii="Courier New" w:hAnsi="Courier New"/>
           <w:color w:val="auto"/>
         </w:rPr>
         <w:t xml:space="preserve">  </w:t>
       </w:r>
       <w:r>
         <w:rPr>
-          <w:rFonts w:ascii="Courier New" w:hAnsi="Courier New"/>
           <w:b w:val="false"/>
           <w:color w:val="auto"/>
           <w:sz w:val="21"/>
@@ -16861,14 +16685,12 @@
       </w:pPr>
       <w:r>
         <w:rPr>
-          <w:rFonts w:ascii="Courier New" w:hAnsi="Courier New"/>
           <w:color w:val="auto"/>
         </w:rPr>
         <w:t xml:space="preserve">  </w:t>
       </w:r>
       <w:r>
         <w:rPr>
-          <w:rFonts w:ascii="Courier New" w:hAnsi="Courier New"/>
           <w:b w:val="false"/>
           <w:color w:val="auto"/>
           <w:sz w:val="21"/>
@@ -16886,7 +16708,6 @@
       </w:pPr>
       <w:r>
         <w:rPr>
-          <w:rFonts w:ascii="Courier New" w:hAnsi="Courier New"/>
           <w:color w:val="auto"/>
         </w:rPr>
         <w:t xml:space="preserve">  </w:t>
@@ -16902,14 +16723,12 @@
       </w:pPr>
       <w:r>
         <w:rPr>
-          <w:rFonts w:ascii="Courier New" w:hAnsi="Courier New"/>
           <w:color w:val="auto"/>
         </w:rPr>
         <w:t xml:space="preserve">  </w:t>
       </w:r>
       <w:r>
         <w:rPr>
-          <w:rFonts w:ascii="Courier New" w:hAnsi="Courier New"/>
           <w:b w:val="false"/>
           <w:color w:val="auto"/>
           <w:sz w:val="21"/>
@@ -16927,14 +16746,12 @@
       </w:pPr>
       <w:r>
         <w:rPr>
-          <w:rFonts w:ascii="Courier New" w:hAnsi="Courier New"/>
           <w:color w:val="auto"/>
         </w:rPr>
         <w:t xml:space="preserve">    </w:t>
       </w:r>
       <w:r>
         <w:rPr>
-          <w:rFonts w:ascii="Courier New" w:hAnsi="Courier New"/>
           <w:b w:val="false"/>
           <w:color w:val="auto"/>
           <w:sz w:val="21"/>
@@ -16952,14 +16769,12 @@
       </w:pPr>
       <w:r>
         <w:rPr>
-          <w:rFonts w:ascii="Courier New" w:hAnsi="Courier New"/>
           <w:color w:val="auto"/>
         </w:rPr>
         <w:t xml:space="preserve">    </w:t>
       </w:r>
       <w:r>
         <w:rPr>
-          <w:rFonts w:ascii="Courier New" w:hAnsi="Courier New"/>
           <w:b w:val="false"/>
           <w:color w:val="auto"/>
           <w:sz w:val="21"/>
@@ -16977,14 +16792,12 @@
       </w:pPr>
       <w:r>
         <w:rPr>
-          <w:rFonts w:ascii="Courier New" w:hAnsi="Courier New"/>
           <w:color w:val="auto"/>
         </w:rPr>
         <w:t xml:space="preserve">  </w:t>
       </w:r>
       <w:r>
         <w:rPr>
-          <w:rFonts w:ascii="Courier New" w:hAnsi="Courier New"/>
           <w:b w:val="false"/>
           <w:color w:val="auto"/>
           <w:sz w:val="21"/>
@@ -17002,14 +16815,12 @@
       </w:pPr>
       <w:r>
         <w:rPr>
-          <w:rFonts w:ascii="Courier New" w:hAnsi="Courier New"/>
           <w:color w:val="auto"/>
         </w:rPr>
         <w:t xml:space="preserve">  </w:t>
       </w:r>
       <w:r>
         <w:rPr>
-          <w:rFonts w:ascii="Courier New" w:hAnsi="Courier New"/>
           <w:b w:val="false"/>
           <w:color w:val="auto"/>
           <w:sz w:val="21"/>
@@ -17027,14 +16838,12 @@
       </w:pPr>
       <w:r>
         <w:rPr>
-          <w:rFonts w:ascii="Courier New" w:hAnsi="Courier New"/>
           <w:color w:val="auto"/>
         </w:rPr>
         <w:t xml:space="preserve">    </w:t>
       </w:r>
       <w:r>
         <w:rPr>
-          <w:rFonts w:ascii="Courier New" w:hAnsi="Courier New"/>
           <w:b w:val="false"/>
           <w:color w:val="auto"/>
           <w:sz w:val="21"/>
@@ -17052,14 +16861,12 @@
       </w:pPr>
       <w:r>
         <w:rPr>
-          <w:rFonts w:ascii="Courier New" w:hAnsi="Courier New"/>
           <w:color w:val="auto"/>
         </w:rPr>
         <w:t xml:space="preserve">    </w:t>
       </w:r>
       <w:r>
         <w:rPr>
-          <w:rFonts w:ascii="Courier New" w:hAnsi="Courier New"/>
           <w:b w:val="false"/>
           <w:color w:val="auto"/>
           <w:sz w:val="21"/>
@@ -17077,14 +16884,12 @@
       </w:pPr>
       <w:r>
         <w:rPr>
-          <w:rFonts w:ascii="Courier New" w:hAnsi="Courier New"/>
           <w:color w:val="auto"/>
         </w:rPr>
         <w:t xml:space="preserve">  </w:t>
       </w:r>
       <w:r>
         <w:rPr>
-          <w:rFonts w:ascii="Courier New" w:hAnsi="Courier New"/>
           <w:b w:val="false"/>
           <w:color w:val="auto"/>
           <w:sz w:val="21"/>
@@ -17102,14 +16907,12 @@
       </w:pPr>
       <w:r>
         <w:rPr>
-          <w:rFonts w:ascii="Courier New" w:hAnsi="Courier New"/>
           <w:color w:val="auto"/>
         </w:rPr>
         <w:t xml:space="preserve">  </w:t>
       </w:r>
       <w:r>
         <w:rPr>
-          <w:rFonts w:ascii="Courier New" w:hAnsi="Courier New"/>
           <w:b w:val="false"/>
           <w:color w:val="auto"/>
           <w:sz w:val="21"/>
@@ -17127,14 +16930,12 @@
       </w:pPr>
       <w:r>
         <w:rPr>
-          <w:rFonts w:ascii="Courier New" w:hAnsi="Courier New"/>
           <w:color w:val="auto"/>
         </w:rPr>
         <w:t xml:space="preserve">    </w:t>
       </w:r>
       <w:r>
         <w:rPr>
-          <w:rFonts w:ascii="Courier New" w:hAnsi="Courier New"/>
           <w:b w:val="false"/>
           <w:color w:val="auto"/>
           <w:sz w:val="21"/>
@@ -17152,14 +16953,12 @@
       </w:pPr>
       <w:r>
         <w:rPr>
-          <w:rFonts w:ascii="Courier New" w:hAnsi="Courier New"/>
           <w:color w:val="auto"/>
         </w:rPr>
         <w:t xml:space="preserve">    </w:t>
       </w:r>
       <w:r>
         <w:rPr>
-          <w:rFonts w:ascii="Courier New" w:hAnsi="Courier New"/>
           <w:b w:val="false"/>
           <w:color w:val="auto"/>
           <w:sz w:val="21"/>
@@ -17177,14 +16976,12 @@
       </w:pPr>
       <w:r>
         <w:rPr>
-          <w:rFonts w:ascii="Courier New" w:hAnsi="Courier New"/>
           <w:color w:val="auto"/>
         </w:rPr>
         <w:t xml:space="preserve">  </w:t>
       </w:r>
       <w:r>
         <w:rPr>
-          <w:rFonts w:ascii="Courier New" w:hAnsi="Courier New"/>
           <w:b w:val="false"/>
           <w:color w:val="auto"/>
           <w:sz w:val="21"/>
@@ -17202,14 +16999,12 @@
       </w:pPr>
       <w:r>
         <w:rPr>
-          <w:rFonts w:ascii="Courier New" w:hAnsi="Courier New"/>
           <w:color w:val="auto"/>
         </w:rPr>
         <w:t xml:space="preserve">  </w:t>
       </w:r>
       <w:r>
         <w:rPr>
-          <w:rFonts w:ascii="Courier New" w:hAnsi="Courier New"/>
           <w:b w:val="false"/>
           <w:color w:val="auto"/>
           <w:sz w:val="21"/>
@@ -17227,7 +17022,6 @@
       </w:pPr>
       <w:r>
         <w:rPr>
-          <w:rFonts w:ascii="Courier New" w:hAnsi="Courier New"/>
           <w:color w:val="auto"/>
         </w:rPr>
         <w:t>}</w:t>
@@ -17285,7 +17079,7 @@
       </w:pPr>
       <w:r>
         <w:drawing>
-          <wp:anchor behindDoc="0" distT="0" distB="0" distL="0" distR="0" simplePos="0" locked="0" layoutInCell="0" allowOverlap="1" relativeHeight="17">
+          <wp:anchor behindDoc="0" distT="0" distB="0" distL="0" distR="0" simplePos="0" locked="0" layoutInCell="0" allowOverlap="1" relativeHeight="15">
             <wp:simplePos x="0" y="0"/>
             <wp:positionH relativeFrom="column">
               <wp:align>center</wp:align>
@@ -18677,7 +18471,7 @@
   </w:style>
   <w:style w:type="paragraph" w:styleId="IndexHeading">
     <w:name w:val="index heading"/>
-    <w:basedOn w:val="user"/>
+    <w:basedOn w:val="Style12"/>
     <w:pPr/>
     <w:rPr/>
   </w:style>
